--- a/系統文件/第6章/6-2.docx
+++ b/系統文件/第6章/6-2.docx
@@ -50,7 +50,7 @@
             <w:pPr>
               <w:jc w:val="both"/>
               <w:rPr>
-                <w:rFonts w:ascii="標楷體" w:eastAsia="標楷體" w:hAnsi="標楷體" w:hint="eastAsia"/>
+                <w:rFonts w:ascii="標楷體" w:eastAsia="標楷體" w:hAnsi="標楷體"/>
                 <w:szCs w:val="24"/>
               </w:rPr>
             </w:pPr>
@@ -182,13 +182,14 @@
         <w:tc>
           <w:tcPr>
             <w:tcW w:w="1271" w:type="dxa"/>
-            <w:vAlign w:val="center"/>
-          </w:tcPr>
-          <w:p>
-            <w:pPr>
-              <w:jc w:val="both"/>
-              <w:rPr>
-                <w:rFonts w:ascii="標楷體" w:eastAsia="標楷體" w:hAnsi="標楷體" w:hint="eastAsia"/>
+            <w:vMerge w:val="restart"/>
+            <w:vAlign w:val="center"/>
+          </w:tcPr>
+          <w:p>
+            <w:pPr>
+              <w:jc w:val="both"/>
+              <w:rPr>
+                <w:rFonts w:ascii="標楷體" w:eastAsia="標楷體" w:hAnsi="標楷體"/>
                 <w:szCs w:val="24"/>
               </w:rPr>
             </w:pPr>
@@ -251,23 +252,17 @@
         <w:tc>
           <w:tcPr>
             <w:tcW w:w="1271" w:type="dxa"/>
-            <w:vAlign w:val="center"/>
-          </w:tcPr>
-          <w:p>
-            <w:pPr>
-              <w:jc w:val="both"/>
-              <w:rPr>
-                <w:rFonts w:ascii="標楷體" w:eastAsia="標楷體" w:hAnsi="標楷體"/>
-                <w:szCs w:val="24"/>
-              </w:rPr>
-            </w:pPr>
-            <w:r>
-              <w:rPr>
-                <w:rFonts w:ascii="標楷體" w:eastAsia="標楷體" w:hAnsi="標楷體" w:hint="eastAsia"/>
-                <w:szCs w:val="24"/>
-              </w:rPr>
-              <w:t>輸出值</w:t>
-            </w:r>
+            <w:vMerge/>
+            <w:vAlign w:val="center"/>
+          </w:tcPr>
+          <w:p>
+            <w:pPr>
+              <w:jc w:val="both"/>
+              <w:rPr>
+                <w:rFonts w:ascii="標楷體" w:eastAsia="標楷體" w:hAnsi="標楷體" w:hint="eastAsia"/>
+                <w:szCs w:val="24"/>
+              </w:rPr>
+            </w:pPr>
           </w:p>
         </w:tc>
         <w:tc>
@@ -279,16 +274,18 @@
             <w:pPr>
               <w:jc w:val="both"/>
               <w:rPr>
-                <w:rFonts w:ascii="標楷體" w:eastAsia="標楷體" w:hAnsi="標楷體"/>
-                <w:szCs w:val="24"/>
-              </w:rPr>
-            </w:pPr>
-            <w:r>
-              <w:rPr>
-                <w:rFonts w:ascii="標楷體" w:eastAsia="標楷體" w:hAnsi="標楷體" w:cs="新細明體"/>
-                <w:szCs w:val="24"/>
-              </w:rPr>
-              <w:t>使用者</w:t>
+                <w:rFonts w:ascii="標楷體" w:eastAsia="標楷體" w:hAnsi="標楷體" w:cs="新細明體"/>
+                <w:szCs w:val="24"/>
+                <w:highlight w:val="green"/>
+              </w:rPr>
+            </w:pPr>
+            <w:r>
+              <w:rPr>
+                <w:rFonts w:ascii="標楷體" w:eastAsia="標楷體" w:hAnsi="標楷體" w:cs="新細明體" w:hint="eastAsia"/>
+                <w:szCs w:val="24"/>
+                <w:highlight w:val="green"/>
+              </w:rPr>
+              <w:t>資料庫</w:t>
             </w:r>
           </w:p>
         </w:tc>
@@ -302,6 +299,88 @@
             <w:pPr>
               <w:jc w:val="both"/>
               <w:rPr>
+                <w:rFonts w:ascii="標楷體" w:eastAsia="標楷體" w:hAnsi="標楷體" w:cs="新細明體"/>
+                <w:szCs w:val="24"/>
+                <w:highlight w:val="green"/>
+              </w:rPr>
+            </w:pPr>
+            <w:proofErr w:type="gramStart"/>
+            <w:r>
+              <w:rPr>
+                <w:rFonts w:ascii="標楷體" w:eastAsia="標楷體" w:hAnsi="標楷體" w:cs="新細明體" w:hint="eastAsia"/>
+                <w:szCs w:val="24"/>
+                <w:highlight w:val="green"/>
+              </w:rPr>
+              <w:t>會員帳密紀錄</w:t>
+            </w:r>
+            <w:proofErr w:type="gramEnd"/>
+            <w:r>
+              <w:rPr>
+                <w:rFonts w:ascii="標楷體" w:eastAsia="標楷體" w:hAnsi="標楷體" w:cs="新細明體" w:hint="eastAsia"/>
+                <w:szCs w:val="24"/>
+                <w:highlight w:val="green"/>
+              </w:rPr>
+              <w:t xml:space="preserve"> (用於比對)</w:t>
+            </w:r>
+          </w:p>
+        </w:tc>
+      </w:tr>
+      <w:tr>
+        <w:tc>
+          <w:tcPr>
+            <w:tcW w:w="1271" w:type="dxa"/>
+            <w:vMerge w:val="restart"/>
+            <w:vAlign w:val="center"/>
+          </w:tcPr>
+          <w:p>
+            <w:pPr>
+              <w:jc w:val="both"/>
+              <w:rPr>
+                <w:rFonts w:ascii="標楷體" w:eastAsia="標楷體" w:hAnsi="標楷體"/>
+                <w:szCs w:val="24"/>
+              </w:rPr>
+            </w:pPr>
+            <w:r>
+              <w:rPr>
+                <w:rFonts w:ascii="標楷體" w:eastAsia="標楷體" w:hAnsi="標楷體" w:hint="eastAsia"/>
+                <w:szCs w:val="24"/>
+              </w:rPr>
+              <w:t>輸出值</w:t>
+            </w:r>
+          </w:p>
+        </w:tc>
+        <w:tc>
+          <w:tcPr>
+            <w:tcW w:w="992" w:type="dxa"/>
+            <w:vAlign w:val="center"/>
+          </w:tcPr>
+          <w:p>
+            <w:pPr>
+              <w:jc w:val="both"/>
+              <w:rPr>
+                <w:rFonts w:ascii="標楷體" w:eastAsia="標楷體" w:hAnsi="標楷體"/>
+                <w:szCs w:val="24"/>
+              </w:rPr>
+            </w:pPr>
+            <w:r>
+              <w:rPr>
+                <w:rFonts w:ascii="標楷體" w:eastAsia="標楷體" w:hAnsi="標楷體" w:cs="新細明體"/>
+                <w:szCs w:val="24"/>
+              </w:rPr>
+              <w:t>使用者</w:t>
+            </w:r>
+          </w:p>
+        </w:tc>
+        <w:tc>
+          <w:tcPr>
+            <w:tcW w:w="6033" w:type="dxa"/>
+            <w:gridSpan w:val="3"/>
+            <w:vAlign w:val="center"/>
+          </w:tcPr>
+          <w:p>
+            <w:pPr>
+              <w:jc w:val="both"/>
+              <w:rPr>
                 <w:rFonts w:ascii="標楷體" w:eastAsia="標楷體" w:hAnsi="標楷體"/>
                 <w:szCs w:val="24"/>
               </w:rPr>
@@ -312,6 +391,73 @@
                 <w:szCs w:val="24"/>
               </w:rPr>
               <w:t>註冊成功/失敗訊息、登入結果、個人檔案與成就徽章、密碼更新/帳號刪除結果、設定儲存結果、日語等級結果</w:t>
+            </w:r>
+          </w:p>
+        </w:tc>
+      </w:tr>
+      <w:tr>
+        <w:tc>
+          <w:tcPr>
+            <w:tcW w:w="1271" w:type="dxa"/>
+            <w:vMerge/>
+            <w:vAlign w:val="center"/>
+          </w:tcPr>
+          <w:p>
+            <w:pPr>
+              <w:jc w:val="both"/>
+              <w:rPr>
+                <w:rFonts w:ascii="標楷體" w:eastAsia="標楷體" w:hAnsi="標楷體" w:hint="eastAsia"/>
+                <w:szCs w:val="24"/>
+              </w:rPr>
+            </w:pPr>
+          </w:p>
+        </w:tc>
+        <w:tc>
+          <w:tcPr>
+            <w:tcW w:w="992" w:type="dxa"/>
+            <w:vAlign w:val="center"/>
+          </w:tcPr>
+          <w:p>
+            <w:pPr>
+              <w:jc w:val="both"/>
+              <w:rPr>
+                <w:rFonts w:ascii="標楷體" w:eastAsia="標楷體" w:hAnsi="標楷體" w:cs="新細明體"/>
+                <w:szCs w:val="24"/>
+                <w:highlight w:val="green"/>
+              </w:rPr>
+            </w:pPr>
+            <w:r>
+              <w:rPr>
+                <w:rFonts w:ascii="標楷體" w:eastAsia="標楷體" w:hAnsi="標楷體" w:cs="新細明體" w:hint="eastAsia"/>
+                <w:szCs w:val="24"/>
+                <w:highlight w:val="green"/>
+              </w:rPr>
+              <w:t>資料庫</w:t>
+            </w:r>
+          </w:p>
+        </w:tc>
+        <w:tc>
+          <w:tcPr>
+            <w:tcW w:w="6033" w:type="dxa"/>
+            <w:gridSpan w:val="3"/>
+            <w:vAlign w:val="center"/>
+          </w:tcPr>
+          <w:p>
+            <w:pPr>
+              <w:jc w:val="both"/>
+              <w:rPr>
+                <w:rFonts w:ascii="標楷體" w:eastAsia="標楷體" w:hAnsi="標楷體" w:cs="新細明體"/>
+                <w:szCs w:val="24"/>
+                <w:highlight w:val="green"/>
+              </w:rPr>
+            </w:pPr>
+            <w:r>
+              <w:rPr>
+                <w:rFonts w:ascii="標楷體" w:eastAsia="標楷體" w:hAnsi="標楷體" w:cs="新細明體" w:hint="eastAsia"/>
+                <w:szCs w:val="24"/>
+                <w:highlight w:val="green"/>
+              </w:rPr>
+              <w:t>更新後之最後登入時間</w:t>
             </w:r>
           </w:p>
         </w:tc>
@@ -330,13 +476,7 @@
         <w:pStyle w:val="a3"/>
       </w:pPr>
       <w:r>
-        <w:t>表 6-2-</w:t>
-      </w:r>
-      <w:r>
-        <w:t>2</w:t>
-      </w:r>
-      <w:r>
-        <w:t xml:space="preserve"> 說明</w:t>
+        <w:t>表 6-2-2 說明</w:t>
       </w:r>
       <w:r>
         <w:rPr>
@@ -371,7 +511,7 @@
             <w:pPr>
               <w:jc w:val="both"/>
               <w:rPr>
-                <w:rFonts w:ascii="標楷體" w:eastAsia="標楷體" w:hAnsi="標楷體" w:hint="eastAsia"/>
+                <w:rFonts w:ascii="標楷體" w:eastAsia="標楷體" w:hAnsi="標楷體"/>
                 <w:szCs w:val="24"/>
               </w:rPr>
             </w:pPr>
@@ -403,14 +543,7 @@
                 <w:rFonts w:ascii="標楷體" w:eastAsia="標楷體" w:hAnsi="標楷體" w:hint="eastAsia"/>
                 <w:szCs w:val="24"/>
               </w:rPr>
-              <w:t>1</w:t>
-            </w:r>
-            <w:r>
-              <w:rPr>
-                <w:rFonts w:ascii="標楷體" w:eastAsia="標楷體" w:hAnsi="標楷體" w:hint="eastAsia"/>
-                <w:szCs w:val="24"/>
-              </w:rPr>
-              <w:t>.</w:t>
+              <w:t>1.</w:t>
             </w:r>
             <w:r>
               <w:rPr>
@@ -523,7 +656,7 @@
             <w:pPr>
               <w:jc w:val="both"/>
               <w:rPr>
-                <w:rFonts w:ascii="標楷體" w:eastAsia="標楷體" w:hAnsi="標楷體" w:hint="eastAsia"/>
+                <w:rFonts w:ascii="標楷體" w:eastAsia="標楷體" w:hAnsi="標楷體"/>
                 <w:szCs w:val="24"/>
               </w:rPr>
             </w:pPr>
@@ -665,13 +798,7 @@
         <w:pStyle w:val="a3"/>
       </w:pPr>
       <w:r>
-        <w:t>表 6-2-</w:t>
-      </w:r>
-      <w:r>
-        <w:t>3</w:t>
-      </w:r>
-      <w:r>
-        <w:t xml:space="preserve"> 說明</w:t>
+        <w:t>表 6-2-3 說明</w:t>
       </w:r>
       <w:r>
         <w:rPr>
@@ -706,7 +833,7 @@
             <w:pPr>
               <w:jc w:val="both"/>
               <w:rPr>
-                <w:rFonts w:ascii="標楷體" w:eastAsia="標楷體" w:hAnsi="標楷體" w:hint="eastAsia"/>
+                <w:rFonts w:ascii="標楷體" w:eastAsia="標楷體" w:hAnsi="標楷體"/>
                 <w:szCs w:val="24"/>
               </w:rPr>
             </w:pPr>
@@ -851,7 +978,7 @@
             <w:pPr>
               <w:jc w:val="both"/>
               <w:rPr>
-                <w:rFonts w:ascii="標楷體" w:eastAsia="標楷體" w:hAnsi="標楷體" w:hint="eastAsia"/>
+                <w:rFonts w:ascii="標楷體" w:eastAsia="標楷體" w:hAnsi="標楷體"/>
                 <w:szCs w:val="24"/>
               </w:rPr>
             </w:pPr>
@@ -983,7 +1110,7 @@
     <w:p>
       <w:pPr>
         <w:rPr>
-          <w:rFonts w:ascii="標楷體" w:eastAsia="標楷體" w:hAnsi="標楷體" w:hint="eastAsia"/>
+          <w:rFonts w:ascii="標楷體" w:eastAsia="標楷體" w:hAnsi="標楷體"/>
           <w:szCs w:val="24"/>
         </w:rPr>
       </w:pPr>
@@ -1006,6 +1133,530 @@
           <w:rFonts w:hint="eastAsia"/>
         </w:rPr>
         <w:t>Google 第三方登入</w:t>
+      </w:r>
+    </w:p>
+    <w:tbl>
+      <w:tblPr>
+        <w:tblStyle w:val="ab"/>
+        <w:tblW w:w="0" w:type="auto"/>
+        <w:tblLook w:val="04A0" w:firstRow="1" w:lastRow="0" w:firstColumn="1" w:lastColumn="0" w:noHBand="0" w:noVBand="1"/>
+      </w:tblPr>
+      <w:tblGrid>
+        <w:gridCol w:w="1262"/>
+        <w:gridCol w:w="1056"/>
+        <w:gridCol w:w="1863"/>
+        <w:gridCol w:w="1365"/>
+        <w:gridCol w:w="2750"/>
+      </w:tblGrid>
+      <w:tr>
+        <w:trPr>
+          <w:trHeight w:val="454"/>
+        </w:trPr>
+        <w:tc>
+          <w:tcPr>
+            <w:tcW w:w="1262" w:type="dxa"/>
+            <w:vAlign w:val="center"/>
+          </w:tcPr>
+          <w:p>
+            <w:pPr>
+              <w:jc w:val="both"/>
+              <w:rPr>
+                <w:rFonts w:ascii="標楷體" w:eastAsia="標楷體" w:hAnsi="標楷體"/>
+                <w:szCs w:val="24"/>
+              </w:rPr>
+            </w:pPr>
+            <w:r>
+              <w:rPr>
+                <w:rFonts w:ascii="標楷體" w:eastAsia="標楷體" w:hAnsi="標楷體" w:hint="eastAsia"/>
+                <w:szCs w:val="24"/>
+              </w:rPr>
+              <w:t>編號</w:t>
+            </w:r>
+          </w:p>
+        </w:tc>
+        <w:tc>
+          <w:tcPr>
+            <w:tcW w:w="2919" w:type="dxa"/>
+            <w:gridSpan w:val="2"/>
+            <w:vAlign w:val="center"/>
+          </w:tcPr>
+          <w:p>
+            <w:pPr>
+              <w:jc w:val="both"/>
+              <w:rPr>
+                <w:rFonts w:ascii="標楷體" w:eastAsia="標楷體" w:hAnsi="標楷體"/>
+                <w:szCs w:val="24"/>
+              </w:rPr>
+            </w:pPr>
+            <w:r>
+              <w:rPr>
+                <w:rFonts w:ascii="標楷體" w:eastAsia="標楷體" w:hAnsi="標楷體" w:hint="eastAsia"/>
+                <w:szCs w:val="24"/>
+              </w:rPr>
+              <w:t>1.</w:t>
+            </w:r>
+            <w:r>
+              <w:rPr>
+                <w:rFonts w:ascii="標楷體" w:eastAsia="標楷體" w:hAnsi="標楷體" w:hint="eastAsia"/>
+                <w:szCs w:val="24"/>
+              </w:rPr>
+              <w:t>3</w:t>
+            </w:r>
+          </w:p>
+        </w:tc>
+        <w:tc>
+          <w:tcPr>
+            <w:tcW w:w="1365" w:type="dxa"/>
+            <w:vAlign w:val="center"/>
+          </w:tcPr>
+          <w:p>
+            <w:pPr>
+              <w:jc w:val="both"/>
+              <w:rPr>
+                <w:rFonts w:ascii="標楷體" w:eastAsia="標楷體" w:hAnsi="標楷體"/>
+                <w:szCs w:val="24"/>
+              </w:rPr>
+            </w:pPr>
+            <w:r>
+              <w:rPr>
+                <w:rFonts w:ascii="標楷體" w:eastAsia="標楷體" w:hAnsi="標楷體" w:hint="eastAsia"/>
+                <w:szCs w:val="24"/>
+              </w:rPr>
+              <w:t>功能名稱</w:t>
+            </w:r>
+          </w:p>
+        </w:tc>
+        <w:tc>
+          <w:tcPr>
+            <w:tcW w:w="2750" w:type="dxa"/>
+            <w:vAlign w:val="center"/>
+          </w:tcPr>
+          <w:p>
+            <w:pPr>
+              <w:jc w:val="both"/>
+              <w:rPr>
+                <w:rFonts w:ascii="標楷體" w:eastAsia="標楷體" w:hAnsi="標楷體"/>
+                <w:szCs w:val="24"/>
+              </w:rPr>
+            </w:pPr>
+            <w:r>
+              <w:rPr>
+                <w:rFonts w:ascii="標楷體" w:eastAsia="標楷體" w:hAnsi="標楷體" w:cs="新細明體"/>
+                <w:szCs w:val="24"/>
+              </w:rPr>
+              <w:t>Google 第三方登入</w:t>
+            </w:r>
+          </w:p>
+        </w:tc>
+      </w:tr>
+      <w:tr>
+        <w:tc>
+          <w:tcPr>
+            <w:tcW w:w="1262" w:type="dxa"/>
+            <w:vAlign w:val="center"/>
+          </w:tcPr>
+          <w:p>
+            <w:pPr>
+              <w:jc w:val="both"/>
+              <w:rPr>
+                <w:rFonts w:ascii="標楷體" w:eastAsia="標楷體" w:hAnsi="標楷體"/>
+                <w:szCs w:val="24"/>
+              </w:rPr>
+            </w:pPr>
+            <w:r>
+              <w:rPr>
+                <w:rFonts w:ascii="標楷體" w:eastAsia="標楷體" w:hAnsi="標楷體" w:hint="eastAsia"/>
+                <w:szCs w:val="24"/>
+              </w:rPr>
+              <w:t>操作說明</w:t>
+            </w:r>
+          </w:p>
+        </w:tc>
+        <w:tc>
+          <w:tcPr>
+            <w:tcW w:w="7034" w:type="dxa"/>
+            <w:gridSpan w:val="4"/>
+            <w:vAlign w:val="center"/>
+          </w:tcPr>
+          <w:p>
+            <w:pPr>
+              <w:jc w:val="both"/>
+              <w:rPr>
+                <w:rFonts w:ascii="標楷體" w:eastAsia="標楷體" w:hAnsi="標楷體" w:cs="新細明體" w:hint="eastAsia"/>
+                <w:szCs w:val="24"/>
+                <w:highlight w:val="green"/>
+              </w:rPr>
+            </w:pPr>
+            <w:r>
+              <w:rPr>
+                <w:rFonts w:ascii="標楷體" w:eastAsia="標楷體" w:hAnsi="標楷體" w:cs="新細明體" w:hint="eastAsia"/>
+                <w:szCs w:val="24"/>
+                <w:highlight w:val="green"/>
+              </w:rPr>
+              <w:t>接收 Google OAuth API 回傳之第三方授權憑證與基本資料 (Email、UID)。</w:t>
+            </w:r>
+          </w:p>
+          <w:p>
+            <w:pPr>
+              <w:jc w:val="both"/>
+              <w:rPr>
+                <w:rFonts w:ascii="標楷體" w:eastAsia="標楷體" w:hAnsi="標楷體" w:cs="新細明體" w:hint="eastAsia"/>
+                <w:szCs w:val="24"/>
+                <w:highlight w:val="green"/>
+              </w:rPr>
+            </w:pPr>
+            <w:r>
+              <w:rPr>
+                <w:rFonts w:ascii="標楷體" w:eastAsia="標楷體" w:hAnsi="標楷體" w:cs="新細明體" w:hint="eastAsia"/>
+                <w:szCs w:val="24"/>
+                <w:highlight w:val="green"/>
+              </w:rPr>
+              <w:t>查詢「會員資料庫」確認該 Google UID 是否已經綁定過帳號。</w:t>
+            </w:r>
+          </w:p>
+          <w:p>
+            <w:pPr>
+              <w:jc w:val="both"/>
+              <w:rPr>
+                <w:rFonts w:ascii="標楷體" w:eastAsia="標楷體" w:hAnsi="標楷體" w:cs="新細明體" w:hint="eastAsia"/>
+                <w:szCs w:val="24"/>
+                <w:highlight w:val="green"/>
+              </w:rPr>
+            </w:pPr>
+            <w:r>
+              <w:rPr>
+                <w:rFonts w:ascii="標楷體" w:eastAsia="標楷體" w:hAnsi="標楷體" w:cs="新細明體" w:hint="eastAsia"/>
+                <w:szCs w:val="24"/>
+                <w:highlight w:val="green"/>
+              </w:rPr>
+              <w:lastRenderedPageBreak/>
+              <w:t>若未綁定 (首次登入)，則自動建立新會員檔案寫入「會員資料庫」，並回傳「註冊暨登入成功」訊息。</w:t>
+            </w:r>
+          </w:p>
+          <w:p>
+            <w:pPr>
+              <w:jc w:val="both"/>
+              <w:rPr>
+                <w:rFonts w:ascii="標楷體" w:eastAsia="標楷體" w:hAnsi="標楷體"/>
+                <w:szCs w:val="24"/>
+                <w:highlight w:val="green"/>
+              </w:rPr>
+            </w:pPr>
+            <w:r>
+              <w:rPr>
+                <w:rFonts w:ascii="標楷體" w:eastAsia="標楷體" w:hAnsi="標楷體" w:cs="新細明體" w:hint="eastAsia"/>
+                <w:szCs w:val="24"/>
+                <w:highlight w:val="green"/>
+              </w:rPr>
+              <w:t>若已綁定 (非首次)，則更新「會員資料庫」中的『最後登入時間』，並回傳「登入成功」訊息與系統授權 Token。</w:t>
+            </w:r>
+          </w:p>
+        </w:tc>
+      </w:tr>
+      <w:tr>
+        <w:tc>
+          <w:tcPr>
+            <w:tcW w:w="1262" w:type="dxa"/>
+            <w:vMerge w:val="restart"/>
+            <w:vAlign w:val="center"/>
+          </w:tcPr>
+          <w:p>
+            <w:pPr>
+              <w:jc w:val="both"/>
+              <w:rPr>
+                <w:rFonts w:ascii="標楷體" w:eastAsia="標楷體" w:hAnsi="標楷體"/>
+                <w:szCs w:val="24"/>
+              </w:rPr>
+            </w:pPr>
+            <w:r>
+              <w:rPr>
+                <w:rFonts w:ascii="標楷體" w:eastAsia="標楷體" w:hAnsi="標楷體" w:hint="eastAsia"/>
+                <w:szCs w:val="24"/>
+              </w:rPr>
+              <w:lastRenderedPageBreak/>
+              <w:t>輸入值</w:t>
+            </w:r>
+          </w:p>
+        </w:tc>
+        <w:tc>
+          <w:tcPr>
+            <w:tcW w:w="1056" w:type="dxa"/>
+            <w:vAlign w:val="center"/>
+          </w:tcPr>
+          <w:p>
+            <w:pPr>
+              <w:jc w:val="both"/>
+              <w:rPr>
+                <w:rFonts w:ascii="標楷體" w:eastAsia="標楷體" w:hAnsi="標楷體"/>
+                <w:szCs w:val="24"/>
+              </w:rPr>
+            </w:pPr>
+            <w:r>
+              <w:rPr>
+                <w:rFonts w:ascii="標楷體" w:eastAsia="標楷體" w:hAnsi="標楷體" w:cs="新細明體"/>
+                <w:szCs w:val="24"/>
+              </w:rPr>
+              <w:t>使用者</w:t>
+            </w:r>
+          </w:p>
+        </w:tc>
+        <w:tc>
+          <w:tcPr>
+            <w:tcW w:w="5978" w:type="dxa"/>
+            <w:gridSpan w:val="3"/>
+            <w:vAlign w:val="center"/>
+          </w:tcPr>
+          <w:p>
+            <w:pPr>
+              <w:jc w:val="both"/>
+              <w:rPr>
+                <w:rFonts w:ascii="標楷體" w:eastAsia="標楷體" w:hAnsi="標楷體"/>
+                <w:szCs w:val="24"/>
+              </w:rPr>
+            </w:pPr>
+            <w:r>
+              <w:rPr>
+                <w:rFonts w:ascii="標楷體" w:eastAsia="標楷體" w:hAnsi="標楷體" w:cs="新細明體"/>
+                <w:szCs w:val="24"/>
+              </w:rPr>
+              <w:t>Google 帳號授權請求</w:t>
+            </w:r>
+          </w:p>
+        </w:tc>
+      </w:tr>
+      <w:tr>
+        <w:tc>
+          <w:tcPr>
+            <w:tcW w:w="1262" w:type="dxa"/>
+            <w:vMerge/>
+            <w:vAlign w:val="center"/>
+          </w:tcPr>
+          <w:p>
+            <w:pPr>
+              <w:jc w:val="both"/>
+              <w:rPr>
+                <w:rFonts w:ascii="標楷體" w:eastAsia="標楷體" w:hAnsi="標楷體" w:hint="eastAsia"/>
+                <w:szCs w:val="24"/>
+              </w:rPr>
+            </w:pPr>
+          </w:p>
+        </w:tc>
+        <w:tc>
+          <w:tcPr>
+            <w:tcW w:w="1056" w:type="dxa"/>
+            <w:vAlign w:val="center"/>
+          </w:tcPr>
+          <w:p>
+            <w:pPr>
+              <w:jc w:val="both"/>
+              <w:rPr>
+                <w:rFonts w:ascii="標楷體" w:eastAsia="標楷體" w:hAnsi="標楷體" w:cs="新細明體"/>
+                <w:szCs w:val="24"/>
+                <w:highlight w:val="green"/>
+              </w:rPr>
+            </w:pPr>
+            <w:r>
+              <w:rPr>
+                <w:rFonts w:ascii="標楷體" w:eastAsia="標楷體" w:hAnsi="標楷體" w:cs="新細明體" w:hint="eastAsia"/>
+                <w:szCs w:val="24"/>
+                <w:highlight w:val="green"/>
+              </w:rPr>
+              <w:t>外部系統 (Google API)</w:t>
+            </w:r>
+          </w:p>
+        </w:tc>
+        <w:tc>
+          <w:tcPr>
+            <w:tcW w:w="5978" w:type="dxa"/>
+            <w:gridSpan w:val="3"/>
+            <w:vAlign w:val="center"/>
+          </w:tcPr>
+          <w:p>
+            <w:pPr>
+              <w:jc w:val="both"/>
+              <w:rPr>
+                <w:rFonts w:ascii="標楷體" w:eastAsia="標楷體" w:hAnsi="標楷體" w:cs="新細明體"/>
+                <w:szCs w:val="24"/>
+                <w:highlight w:val="green"/>
+              </w:rPr>
+            </w:pPr>
+            <w:r>
+              <w:rPr>
+                <w:rFonts w:ascii="標楷體" w:eastAsia="標楷體" w:hAnsi="標楷體" w:cs="新細明體" w:hint="eastAsia"/>
+                <w:szCs w:val="24"/>
+                <w:highlight w:val="green"/>
+              </w:rPr>
+              <w:t>授權憑證與基本資料</w:t>
+            </w:r>
+          </w:p>
+        </w:tc>
+      </w:tr>
+      <w:tr>
+        <w:tc>
+          <w:tcPr>
+            <w:tcW w:w="1262" w:type="dxa"/>
+            <w:vMerge/>
+            <w:vAlign w:val="center"/>
+          </w:tcPr>
+          <w:p>
+            <w:pPr>
+              <w:jc w:val="both"/>
+              <w:rPr>
+                <w:rFonts w:ascii="標楷體" w:eastAsia="標楷體" w:hAnsi="標楷體" w:hint="eastAsia"/>
+                <w:szCs w:val="24"/>
+              </w:rPr>
+            </w:pPr>
+          </w:p>
+        </w:tc>
+        <w:tc>
+          <w:tcPr>
+            <w:tcW w:w="1056" w:type="dxa"/>
+            <w:vAlign w:val="center"/>
+          </w:tcPr>
+          <w:p>
+            <w:pPr>
+              <w:jc w:val="both"/>
+              <w:rPr>
+                <w:rFonts w:ascii="標楷體" w:eastAsia="標楷體" w:hAnsi="標楷體" w:cs="新細明體" w:hint="eastAsia"/>
+                <w:szCs w:val="24"/>
+                <w:highlight w:val="green"/>
+              </w:rPr>
+            </w:pPr>
+            <w:r>
+              <w:rPr>
+                <w:rFonts w:ascii="標楷體" w:eastAsia="標楷體" w:hAnsi="標楷體" w:cs="新細明體" w:hint="eastAsia"/>
+                <w:szCs w:val="24"/>
+                <w:highlight w:val="green"/>
+              </w:rPr>
+              <w:t>資料庫</w:t>
+            </w:r>
+          </w:p>
+        </w:tc>
+        <w:tc>
+          <w:tcPr>
+            <w:tcW w:w="5978" w:type="dxa"/>
+            <w:gridSpan w:val="3"/>
+            <w:vAlign w:val="center"/>
+          </w:tcPr>
+          <w:p>
+            <w:pPr>
+              <w:jc w:val="both"/>
+              <w:rPr>
+                <w:rFonts w:ascii="標楷體" w:eastAsia="標楷體" w:hAnsi="標楷體" w:cs="新細明體" w:hint="eastAsia"/>
+                <w:szCs w:val="24"/>
+                <w:highlight w:val="green"/>
+              </w:rPr>
+            </w:pPr>
+            <w:r>
+              <w:rPr>
+                <w:rFonts w:ascii="標楷體" w:eastAsia="標楷體" w:hAnsi="標楷體" w:cs="新細明體" w:hint="eastAsia"/>
+                <w:szCs w:val="24"/>
+                <w:highlight w:val="green"/>
+              </w:rPr>
+              <w:t>既有綁定紀錄 (用於比對)</w:t>
+            </w:r>
+          </w:p>
+        </w:tc>
+      </w:tr>
+      <w:tr>
+        <w:tc>
+          <w:tcPr>
+            <w:tcW w:w="1262" w:type="dxa"/>
+            <w:vAlign w:val="center"/>
+          </w:tcPr>
+          <w:p>
+            <w:pPr>
+              <w:jc w:val="both"/>
+              <w:rPr>
+                <w:rFonts w:ascii="標楷體" w:eastAsia="標楷體" w:hAnsi="標楷體"/>
+                <w:szCs w:val="24"/>
+              </w:rPr>
+            </w:pPr>
+            <w:r>
+              <w:rPr>
+                <w:rFonts w:ascii="標楷體" w:eastAsia="標楷體" w:hAnsi="標楷體" w:hint="eastAsia"/>
+                <w:szCs w:val="24"/>
+              </w:rPr>
+              <w:t>輸出值</w:t>
+            </w:r>
+          </w:p>
+        </w:tc>
+        <w:tc>
+          <w:tcPr>
+            <w:tcW w:w="1056" w:type="dxa"/>
+            <w:vAlign w:val="center"/>
+          </w:tcPr>
+          <w:p>
+            <w:pPr>
+              <w:jc w:val="both"/>
+              <w:rPr>
+                <w:rFonts w:ascii="標楷體" w:eastAsia="標楷體" w:hAnsi="標楷體"/>
+                <w:szCs w:val="24"/>
+              </w:rPr>
+            </w:pPr>
+            <w:r>
+              <w:rPr>
+                <w:rFonts w:ascii="標楷體" w:eastAsia="標楷體" w:hAnsi="標楷體" w:cs="新細明體"/>
+                <w:szCs w:val="24"/>
+              </w:rPr>
+              <w:t>使用者</w:t>
+            </w:r>
+          </w:p>
+        </w:tc>
+        <w:tc>
+          <w:tcPr>
+            <w:tcW w:w="5978" w:type="dxa"/>
+            <w:gridSpan w:val="3"/>
+            <w:vAlign w:val="center"/>
+          </w:tcPr>
+          <w:p>
+            <w:pPr>
+              <w:jc w:val="both"/>
+              <w:rPr>
+                <w:rFonts w:ascii="標楷體" w:eastAsia="標楷體" w:hAnsi="標楷體"/>
+                <w:szCs w:val="24"/>
+              </w:rPr>
+            </w:pPr>
+            <w:r>
+              <w:rPr>
+                <w:rFonts w:ascii="標楷體" w:eastAsia="標楷體" w:hAnsi="標楷體" w:cs="新細明體"/>
+                <w:szCs w:val="24"/>
+              </w:rPr>
+              <w:t>登入結果、個人基本資料</w:t>
+            </w:r>
+          </w:p>
+        </w:tc>
+      </w:tr>
+    </w:tbl>
+    <w:p>
+      <w:pPr>
+        <w:rPr>
+          <w:rFonts w:ascii="標楷體" w:eastAsia="標楷體" w:hAnsi="標楷體"/>
+          <w:szCs w:val="24"/>
+        </w:rPr>
+      </w:pPr>
+    </w:p>
+    <w:p>
+      <w:pPr>
+        <w:pStyle w:val="a3"/>
+      </w:pPr>
+      <w:r>
+        <w:t>表 6-2-</w:t>
+      </w:r>
+      <w:r>
+        <w:rPr>
+          <w:rFonts w:hint="eastAsia"/>
+        </w:rPr>
+        <w:t>5</w:t>
+      </w:r>
+      <w:r>
+        <w:t xml:space="preserve"> 說明</w:t>
+      </w:r>
+      <w:r>
+        <w:rPr>
+          <w:rFonts w:hint="eastAsia"/>
+        </w:rPr>
+        <w:t>個人資料管理</w:t>
       </w:r>
     </w:p>
     <w:tbl>
@@ -1034,7 +1685,7 @@
             <w:pPr>
               <w:jc w:val="both"/>
               <w:rPr>
-                <w:rFonts w:ascii="標楷體" w:eastAsia="標楷體" w:hAnsi="標楷體" w:hint="eastAsia"/>
+                <w:rFonts w:ascii="標楷體" w:eastAsia="標楷體" w:hAnsi="標楷體"/>
                 <w:szCs w:val="24"/>
               </w:rPr>
             </w:pPr>
@@ -1070,10 +1721,10 @@
             </w:r>
             <w:r>
               <w:rPr>
-                <w:rFonts w:ascii="標楷體" w:eastAsia="標楷體" w:hAnsi="標楷體" w:hint="eastAsia"/>
-                <w:szCs w:val="24"/>
-              </w:rPr>
-              <w:t>3</w:t>
+                <w:rFonts w:ascii="標楷體" w:eastAsia="標楷體" w:hAnsi="標楷體"/>
+                <w:szCs w:val="24"/>
+              </w:rPr>
+              <w:t>4</w:t>
             </w:r>
           </w:p>
         </w:tc>
@@ -1117,7 +1768,7 @@
                 <w:rFonts w:ascii="標楷體" w:eastAsia="標楷體" w:hAnsi="標楷體" w:cs="新細明體"/>
                 <w:szCs w:val="24"/>
               </w:rPr>
-              <w:t>Google 第三方登入</w:t>
+              <w:t>個人資料管理</w:t>
             </w:r>
           </w:p>
         </w:tc>
@@ -1164,22 +1815,22 @@
                 <w:rFonts w:ascii="標楷體" w:eastAsia="標楷體" w:hAnsi="標楷體" w:cs="新細明體"/>
                 <w:szCs w:val="24"/>
               </w:rPr>
-              <w:t>使用者透過 Google 帳號進行第三方登入，系統取得授權 Token 並寫入或讀取使用者資料。</w:t>
-            </w:r>
-          </w:p>
-        </w:tc>
-      </w:tr>
-      <w:tr>
-        <w:tc>
-          <w:tcPr>
-            <w:tcW w:w="1271" w:type="dxa"/>
-            <w:vAlign w:val="center"/>
-          </w:tcPr>
-          <w:p>
-            <w:pPr>
-              <w:jc w:val="both"/>
-              <w:rPr>
-                <w:rFonts w:ascii="標楷體" w:eastAsia="標楷體" w:hAnsi="標楷體" w:hint="eastAsia"/>
+              <w:t>使用者讀取並更新個人資料，包含暱稱與大頭貼。</w:t>
+            </w:r>
+          </w:p>
+        </w:tc>
+      </w:tr>
+      <w:tr>
+        <w:tc>
+          <w:tcPr>
+            <w:tcW w:w="1271" w:type="dxa"/>
+            <w:vAlign w:val="center"/>
+          </w:tcPr>
+          <w:p>
+            <w:pPr>
+              <w:jc w:val="both"/>
+              <w:rPr>
+                <w:rFonts w:ascii="標楷體" w:eastAsia="標楷體" w:hAnsi="標楷體"/>
                 <w:szCs w:val="24"/>
               </w:rPr>
             </w:pPr>
@@ -1233,7 +1884,7 @@
                 <w:rFonts w:ascii="標楷體" w:eastAsia="標楷體" w:hAnsi="標楷體" w:cs="新細明體"/>
                 <w:szCs w:val="24"/>
               </w:rPr>
-              <w:t>Google 帳號授權請求</w:t>
+              <w:t>更新個人資料（暱稱/大頭貼）</w:t>
             </w:r>
           </w:p>
         </w:tc>
@@ -1302,7 +1953,7 @@
                 <w:rFonts w:ascii="標楷體" w:eastAsia="標楷體" w:hAnsi="標楷體" w:cs="新細明體"/>
                 <w:szCs w:val="24"/>
               </w:rPr>
-              <w:t>登入結果、個人基本資料</w:t>
+              <w:t>更新成功訊息、最新個人資料</w:t>
             </w:r>
           </w:p>
         </w:tc>
@@ -1321,23 +1972,19 @@
         <w:pStyle w:val="a3"/>
       </w:pPr>
       <w:r>
-        <w:lastRenderedPageBreak/>
         <w:t>表 6-2-</w:t>
+      </w:r>
+      <w:r>
+        <w:t>6</w:t>
+      </w:r>
+      <w:r>
+        <w:t xml:space="preserve"> 說明</w:t>
       </w:r>
       <w:r>
         <w:rPr>
           <w:rFonts w:hint="eastAsia"/>
         </w:rPr>
-        <w:t>5</w:t>
-      </w:r>
-      <w:r>
-        <w:t xml:space="preserve"> 說明</w:t>
-      </w:r>
-      <w:r>
-        <w:rPr>
-          <w:rFonts w:hint="eastAsia"/>
-        </w:rPr>
-        <w:t>個人資料管理</w:t>
+        <w:t>帳號安全管理</w:t>
       </w:r>
     </w:p>
     <w:tbl>
@@ -1366,7 +2013,7 @@
             <w:pPr>
               <w:jc w:val="both"/>
               <w:rPr>
-                <w:rFonts w:ascii="標楷體" w:eastAsia="標楷體" w:hAnsi="標楷體" w:hint="eastAsia"/>
+                <w:rFonts w:ascii="標楷體" w:eastAsia="標楷體" w:hAnsi="標楷體"/>
                 <w:szCs w:val="24"/>
               </w:rPr>
             </w:pPr>
@@ -1405,7 +2052,7 @@
                 <w:rFonts w:ascii="標楷體" w:eastAsia="標楷體" w:hAnsi="標楷體"/>
                 <w:szCs w:val="24"/>
               </w:rPr>
-              <w:t>4</w:t>
+              <w:t>5</w:t>
             </w:r>
           </w:p>
         </w:tc>
@@ -1449,7 +2096,7 @@
                 <w:rFonts w:ascii="標楷體" w:eastAsia="標楷體" w:hAnsi="標楷體" w:cs="新細明體"/>
                 <w:szCs w:val="24"/>
               </w:rPr>
-              <w:t>個人資料管理</w:t>
+              <w:t>帳號安全管理</w:t>
             </w:r>
           </w:p>
         </w:tc>
@@ -1496,22 +2143,22 @@
                 <w:rFonts w:ascii="標楷體" w:eastAsia="標楷體" w:hAnsi="標楷體" w:cs="新細明體"/>
                 <w:szCs w:val="24"/>
               </w:rPr>
-              <w:t>使用者讀取並更新個人資料，包含暱稱與大頭貼。</w:t>
-            </w:r>
-          </w:p>
-        </w:tc>
-      </w:tr>
-      <w:tr>
-        <w:tc>
-          <w:tcPr>
-            <w:tcW w:w="1271" w:type="dxa"/>
-            <w:vAlign w:val="center"/>
-          </w:tcPr>
-          <w:p>
-            <w:pPr>
-              <w:jc w:val="both"/>
-              <w:rPr>
-                <w:rFonts w:ascii="標楷體" w:eastAsia="標楷體" w:hAnsi="標楷體" w:hint="eastAsia"/>
+              <w:t>使用者修改密碼或刪除帳號，系統驗證舊密碼後執行對應操作。</w:t>
+            </w:r>
+          </w:p>
+        </w:tc>
+      </w:tr>
+      <w:tr>
+        <w:tc>
+          <w:tcPr>
+            <w:tcW w:w="1271" w:type="dxa"/>
+            <w:vAlign w:val="center"/>
+          </w:tcPr>
+          <w:p>
+            <w:pPr>
+              <w:jc w:val="both"/>
+              <w:rPr>
+                <w:rFonts w:ascii="標楷體" w:eastAsia="標楷體" w:hAnsi="標楷體"/>
                 <w:szCs w:val="24"/>
               </w:rPr>
             </w:pPr>
@@ -1565,7 +2212,7 @@
                 <w:rFonts w:ascii="標楷體" w:eastAsia="標楷體" w:hAnsi="標楷體" w:cs="新細明體"/>
                 <w:szCs w:val="24"/>
               </w:rPr>
-              <w:t>更新個人資料（暱稱/大頭貼）</w:t>
+              <w:t>舊密碼/新密碼、刪除帳號請求</w:t>
             </w:r>
           </w:p>
         </w:tc>
@@ -1634,7 +2281,7 @@
                 <w:rFonts w:ascii="標楷體" w:eastAsia="標楷體" w:hAnsi="標楷體" w:cs="新細明體"/>
                 <w:szCs w:val="24"/>
               </w:rPr>
-              <w:t>更新成功訊息、最新個人資料</w:t>
+              <w:t>密碼更新/帳號刪除結果</w:t>
             </w:r>
           </w:p>
         </w:tc>
@@ -1656,7 +2303,7 @@
         <w:t>表 6-2-</w:t>
       </w:r>
       <w:r>
-        <w:t>6</w:t>
+        <w:t>7</w:t>
       </w:r>
       <w:r>
         <w:t xml:space="preserve"> 說明</w:t>
@@ -1665,7 +2312,7 @@
         <w:rPr>
           <w:rFonts w:hint="eastAsia"/>
         </w:rPr>
-        <w:t>帳號安全管理</w:t>
+        <w:t>系統設定管理</w:t>
       </w:r>
     </w:p>
     <w:tbl>
@@ -1694,7 +2341,7 @@
             <w:pPr>
               <w:jc w:val="both"/>
               <w:rPr>
-                <w:rFonts w:ascii="標楷體" w:eastAsia="標楷體" w:hAnsi="標楷體" w:hint="eastAsia"/>
+                <w:rFonts w:ascii="標楷體" w:eastAsia="標楷體" w:hAnsi="標楷體"/>
                 <w:szCs w:val="24"/>
               </w:rPr>
             </w:pPr>
@@ -1733,7 +2380,7 @@
                 <w:rFonts w:ascii="標楷體" w:eastAsia="標楷體" w:hAnsi="標楷體"/>
                 <w:szCs w:val="24"/>
               </w:rPr>
-              <w:t>5</w:t>
+              <w:t>6</w:t>
             </w:r>
           </w:p>
         </w:tc>
@@ -1777,7 +2424,7 @@
                 <w:rFonts w:ascii="標楷體" w:eastAsia="標楷體" w:hAnsi="標楷體" w:cs="新細明體"/>
                 <w:szCs w:val="24"/>
               </w:rPr>
-              <w:t>帳號安全管理</w:t>
+              <w:t>系統設定管理</w:t>
             </w:r>
           </w:p>
         </w:tc>
@@ -1824,22 +2471,22 @@
                 <w:rFonts w:ascii="標楷體" w:eastAsia="標楷體" w:hAnsi="標楷體" w:cs="新細明體"/>
                 <w:szCs w:val="24"/>
               </w:rPr>
-              <w:t>使用者修改密碼或刪除帳號，系統驗證舊密碼後執行對應操作。</w:t>
-            </w:r>
-          </w:p>
-        </w:tc>
-      </w:tr>
-      <w:tr>
-        <w:tc>
-          <w:tcPr>
-            <w:tcW w:w="1271" w:type="dxa"/>
-            <w:vAlign w:val="center"/>
-          </w:tcPr>
-          <w:p>
-            <w:pPr>
-              <w:jc w:val="both"/>
-              <w:rPr>
-                <w:rFonts w:ascii="標楷體" w:eastAsia="標楷體" w:hAnsi="標楷體" w:hint="eastAsia"/>
+              <w:t>使用者設定字體大小與通知偏好，系統讀取現有設定並儲存更新值。</w:t>
+            </w:r>
+          </w:p>
+        </w:tc>
+      </w:tr>
+      <w:tr>
+        <w:tc>
+          <w:tcPr>
+            <w:tcW w:w="1271" w:type="dxa"/>
+            <w:vAlign w:val="center"/>
+          </w:tcPr>
+          <w:p>
+            <w:pPr>
+              <w:jc w:val="both"/>
+              <w:rPr>
+                <w:rFonts w:ascii="標楷體" w:eastAsia="標楷體" w:hAnsi="標楷體"/>
                 <w:szCs w:val="24"/>
               </w:rPr>
             </w:pPr>
@@ -1893,7 +2540,7 @@
                 <w:rFonts w:ascii="標楷體" w:eastAsia="標楷體" w:hAnsi="標楷體" w:cs="新細明體"/>
                 <w:szCs w:val="24"/>
               </w:rPr>
-              <w:t>舊密碼/新密碼、刪除帳號請求</w:t>
+              <w:t>字體大小設定、通知偏好設定</w:t>
             </w:r>
           </w:p>
         </w:tc>
@@ -1962,7 +2609,7 @@
                 <w:rFonts w:ascii="標楷體" w:eastAsia="標楷體" w:hAnsi="標楷體" w:cs="新細明體"/>
                 <w:szCs w:val="24"/>
               </w:rPr>
-              <w:t>密碼更新/帳號刪除結果</w:t>
+              <w:t>設定儲存結果</w:t>
             </w:r>
           </w:p>
         </w:tc>
@@ -1971,7 +2618,7 @@
     <w:p>
       <w:pPr>
         <w:rPr>
-          <w:rFonts w:ascii="標楷體" w:eastAsia="標楷體" w:hAnsi="標楷體" w:hint="eastAsia"/>
+          <w:rFonts w:ascii="標楷體" w:eastAsia="標楷體" w:hAnsi="標楷體"/>
           <w:szCs w:val="24"/>
         </w:rPr>
       </w:pPr>
@@ -2022,7 +2669,7 @@
             <w:pPr>
               <w:jc w:val="both"/>
               <w:rPr>
-                <w:rFonts w:ascii="標楷體" w:eastAsia="標楷體" w:hAnsi="標楷體" w:hint="eastAsia"/>
+                <w:rFonts w:ascii="標楷體" w:eastAsia="標楷體" w:hAnsi="標楷體"/>
                 <w:szCs w:val="24"/>
               </w:rPr>
             </w:pPr>
@@ -2129,6 +2776,7 @@
                 <w:rFonts w:ascii="標楷體" w:eastAsia="標楷體" w:hAnsi="標楷體" w:hint="eastAsia"/>
                 <w:szCs w:val="24"/>
               </w:rPr>
+              <w:lastRenderedPageBreak/>
               <w:t>操作說明</w:t>
             </w:r>
           </w:p>
@@ -2167,7 +2815,7 @@
             <w:pPr>
               <w:jc w:val="both"/>
               <w:rPr>
-                <w:rFonts w:ascii="標楷體" w:eastAsia="標楷體" w:hAnsi="標楷體" w:hint="eastAsia"/>
+                <w:rFonts w:ascii="標楷體" w:eastAsia="標楷體" w:hAnsi="標楷體"/>
                 <w:szCs w:val="24"/>
               </w:rPr>
             </w:pPr>
@@ -2312,7 +2960,7 @@
         <w:t>表 6-2-</w:t>
       </w:r>
       <w:r>
-        <w:t>7</w:t>
+        <w:t>8</w:t>
       </w:r>
       <w:r>
         <w:t xml:space="preserve"> 說明</w:t>
@@ -2321,7 +2969,7 @@
         <w:rPr>
           <w:rFonts w:hint="eastAsia"/>
         </w:rPr>
-        <w:t>系統設定管理</w:t>
+        <w:t>日語程度測驗</w:t>
       </w:r>
     </w:p>
     <w:tbl>
@@ -2350,7 +2998,7 @@
             <w:pPr>
               <w:jc w:val="both"/>
               <w:rPr>
-                <w:rFonts w:ascii="標楷體" w:eastAsia="標楷體" w:hAnsi="標楷體" w:hint="eastAsia"/>
+                <w:rFonts w:ascii="標楷體" w:eastAsia="標楷體" w:hAnsi="標楷體"/>
                 <w:szCs w:val="24"/>
               </w:rPr>
             </w:pPr>
@@ -2389,7 +3037,7 @@
                 <w:rFonts w:ascii="標楷體" w:eastAsia="標楷體" w:hAnsi="標楷體"/>
                 <w:szCs w:val="24"/>
               </w:rPr>
-              <w:t>6</w:t>
+              <w:t>7</w:t>
             </w:r>
           </w:p>
         </w:tc>
@@ -2433,7 +3081,7 @@
                 <w:rFonts w:ascii="標楷體" w:eastAsia="標楷體" w:hAnsi="標楷體" w:cs="新細明體"/>
                 <w:szCs w:val="24"/>
               </w:rPr>
-              <w:t>系統設定管理</w:t>
+              <w:t>日語程度測驗</w:t>
             </w:r>
           </w:p>
         </w:tc>
@@ -2480,22 +3128,22 @@
                 <w:rFonts w:ascii="標楷體" w:eastAsia="標楷體" w:hAnsi="標楷體" w:cs="新細明體"/>
                 <w:szCs w:val="24"/>
               </w:rPr>
-              <w:t>使用者設定字體大小與通知偏好，系統讀取現有設定並儲存更新值。</w:t>
-            </w:r>
-          </w:p>
-        </w:tc>
-      </w:tr>
-      <w:tr>
-        <w:tc>
-          <w:tcPr>
-            <w:tcW w:w="1271" w:type="dxa"/>
-            <w:vAlign w:val="center"/>
-          </w:tcPr>
-          <w:p>
-            <w:pPr>
-              <w:jc w:val="both"/>
-              <w:rPr>
-                <w:rFonts w:ascii="標楷體" w:eastAsia="標楷體" w:hAnsi="標楷體" w:hint="eastAsia"/>
+              <w:t>使用者進行日語程度測驗，系統讀取題目並將結果寫入使用者日語等級欄位。</w:t>
+            </w:r>
+          </w:p>
+        </w:tc>
+      </w:tr>
+      <w:tr>
+        <w:tc>
+          <w:tcPr>
+            <w:tcW w:w="1271" w:type="dxa"/>
+            <w:vAlign w:val="center"/>
+          </w:tcPr>
+          <w:p>
+            <w:pPr>
+              <w:jc w:val="both"/>
+              <w:rPr>
+                <w:rFonts w:ascii="標楷體" w:eastAsia="標楷體" w:hAnsi="標楷體"/>
                 <w:szCs w:val="24"/>
               </w:rPr>
             </w:pPr>
@@ -2549,7 +3197,7 @@
                 <w:rFonts w:ascii="標楷體" w:eastAsia="標楷體" w:hAnsi="標楷體" w:cs="新細明體"/>
                 <w:szCs w:val="24"/>
               </w:rPr>
-              <w:t>字體大小設定、通知偏好設定</w:t>
+              <w:t>測驗作答</w:t>
             </w:r>
           </w:p>
         </w:tc>
@@ -2618,7 +3266,7 @@
                 <w:rFonts w:ascii="標楷體" w:eastAsia="標楷體" w:hAnsi="標楷體" w:cs="新細明體"/>
                 <w:szCs w:val="24"/>
               </w:rPr>
-              <w:t>設定儲存結果</w:t>
+              <w:t>日語等級結果</w:t>
             </w:r>
           </w:p>
         </w:tc>
@@ -2640,7 +3288,7 @@
         <w:t>表 6-2-</w:t>
       </w:r>
       <w:r>
-        <w:t>8</w:t>
+        <w:t>9</w:t>
       </w:r>
       <w:r>
         <w:t xml:space="preserve"> 說明</w:t>
@@ -2649,7 +3297,7 @@
         <w:rPr>
           <w:rFonts w:hint="eastAsia"/>
         </w:rPr>
-        <w:t>日語程度測驗</w:t>
+        <w:t>成就與個人檔案顯示</w:t>
       </w:r>
     </w:p>
     <w:tbl>
@@ -2678,7 +3326,7 @@
             <w:pPr>
               <w:jc w:val="both"/>
               <w:rPr>
-                <w:rFonts w:ascii="標楷體" w:eastAsia="標楷體" w:hAnsi="標楷體" w:hint="eastAsia"/>
+                <w:rFonts w:ascii="標楷體" w:eastAsia="標楷體" w:hAnsi="標楷體"/>
                 <w:szCs w:val="24"/>
               </w:rPr>
             </w:pPr>
@@ -2717,7 +3365,7 @@
                 <w:rFonts w:ascii="標楷體" w:eastAsia="標楷體" w:hAnsi="標楷體"/>
                 <w:szCs w:val="24"/>
               </w:rPr>
-              <w:t>7</w:t>
+              <w:t>8</w:t>
             </w:r>
           </w:p>
         </w:tc>
@@ -2761,7 +3409,7 @@
                 <w:rFonts w:ascii="標楷體" w:eastAsia="標楷體" w:hAnsi="標楷體" w:cs="新細明體"/>
                 <w:szCs w:val="24"/>
               </w:rPr>
-              <w:t>日語程度測驗</w:t>
+              <w:t>成就與個人檔案顯示</w:t>
             </w:r>
           </w:p>
         </w:tc>
@@ -2823,7 +3471,7 @@
             <w:pPr>
               <w:jc w:val="both"/>
               <w:rPr>
-                <w:rFonts w:ascii="標楷體" w:eastAsia="標楷體" w:hAnsi="標楷體" w:hint="eastAsia"/>
+                <w:rFonts w:ascii="標楷體" w:eastAsia="標楷體" w:hAnsi="標楷體"/>
                 <w:szCs w:val="24"/>
               </w:rPr>
             </w:pPr>
@@ -2877,31 +3525,30 @@
                 <w:rFonts w:ascii="標楷體" w:eastAsia="標楷體" w:hAnsi="標楷體" w:cs="新細明體"/>
                 <w:szCs w:val="24"/>
               </w:rPr>
-              <w:t>測驗作答</w:t>
-            </w:r>
-          </w:p>
-        </w:tc>
-      </w:tr>
-      <w:tr>
-        <w:tc>
-          <w:tcPr>
-            <w:tcW w:w="1271" w:type="dxa"/>
-            <w:vAlign w:val="center"/>
-          </w:tcPr>
-          <w:p>
-            <w:pPr>
-              <w:jc w:val="both"/>
-              <w:rPr>
-                <w:rFonts w:ascii="標楷體" w:eastAsia="標楷體" w:hAnsi="標楷體"/>
-                <w:szCs w:val="24"/>
-              </w:rPr>
-            </w:pPr>
-            <w:r>
-              <w:rPr>
-                <w:rFonts w:ascii="標楷體" w:eastAsia="標楷體" w:hAnsi="標楷體" w:hint="eastAsia"/>
-                <w:szCs w:val="24"/>
-              </w:rPr>
-              <w:lastRenderedPageBreak/>
+              <w:t>查看個人檔案請求</w:t>
+            </w:r>
+          </w:p>
+        </w:tc>
+      </w:tr>
+      <w:tr>
+        <w:tc>
+          <w:tcPr>
+            <w:tcW w:w="1271" w:type="dxa"/>
+            <w:vAlign w:val="center"/>
+          </w:tcPr>
+          <w:p>
+            <w:pPr>
+              <w:jc w:val="both"/>
+              <w:rPr>
+                <w:rFonts w:ascii="標楷體" w:eastAsia="標楷體" w:hAnsi="標楷體"/>
+                <w:szCs w:val="24"/>
+              </w:rPr>
+            </w:pPr>
+            <w:r>
+              <w:rPr>
+                <w:rFonts w:ascii="標楷體" w:eastAsia="標楷體" w:hAnsi="標楷體" w:hint="eastAsia"/>
+                <w:szCs w:val="24"/>
+              </w:rPr>
               <w:t>輸出值</w:t>
             </w:r>
           </w:p>
@@ -2947,7 +3594,7 @@
                 <w:rFonts w:ascii="標楷體" w:eastAsia="標楷體" w:hAnsi="標楷體" w:cs="新細明體"/>
                 <w:szCs w:val="24"/>
               </w:rPr>
-              <w:t>日語等級結果</w:t>
+              <w:t>個人檔案、成就徽章清單</w:t>
             </w:r>
           </w:p>
         </w:tc>
@@ -2969,16 +3616,22 @@
         <w:t>表 6-2-</w:t>
       </w:r>
       <w:r>
-        <w:t>9</w:t>
-      </w:r>
-      <w:r>
-        <w:t xml:space="preserve"> 說明</w:t>
-      </w:r>
-      <w:r>
         <w:rPr>
           <w:rFonts w:hint="eastAsia"/>
         </w:rPr>
-        <w:t>成就與個人檔案顯示</w:t>
+        <w:t>1</w:t>
+      </w:r>
+      <w:r>
+        <w:t>0</w:t>
+      </w:r>
+      <w:r>
+        <w:t xml:space="preserve"> 說明</w:t>
+      </w:r>
+      <w:r>
+        <w:rPr>
+          <w:rFonts w:hint="eastAsia"/>
+        </w:rPr>
+        <w:t>拍照學習處理</w:t>
       </w:r>
     </w:p>
     <w:tbl>
@@ -3007,7 +3660,7 @@
             <w:pPr>
               <w:jc w:val="both"/>
               <w:rPr>
-                <w:rFonts w:ascii="標楷體" w:eastAsia="標楷體" w:hAnsi="標楷體" w:hint="eastAsia"/>
+                <w:rFonts w:ascii="標楷體" w:eastAsia="標楷體" w:hAnsi="標楷體"/>
                 <w:szCs w:val="24"/>
               </w:rPr>
             </w:pPr>
@@ -3036,17 +3689,10 @@
             </w:pPr>
             <w:r>
               <w:rPr>
-                <w:rFonts w:ascii="標楷體" w:eastAsia="標楷體" w:hAnsi="標楷體" w:hint="eastAsia"/>
-                <w:szCs w:val="24"/>
-              </w:rPr>
-              <w:t>1.</w:t>
-            </w:r>
-            <w:r>
-              <w:rPr>
-                <w:rFonts w:ascii="標楷體" w:eastAsia="標楷體" w:hAnsi="標楷體"/>
-                <w:szCs w:val="24"/>
-              </w:rPr>
-              <w:t>8</w:t>
+                <w:rFonts w:ascii="標楷體" w:eastAsia="標楷體" w:hAnsi="標楷體"/>
+                <w:szCs w:val="24"/>
+              </w:rPr>
+              <w:t>2</w:t>
             </w:r>
           </w:p>
         </w:tc>
@@ -3090,7 +3736,7 @@
                 <w:rFonts w:ascii="標楷體" w:eastAsia="標楷體" w:hAnsi="標楷體" w:cs="新細明體"/>
                 <w:szCs w:val="24"/>
               </w:rPr>
-              <w:t>成就與個人檔案顯示</w:t>
+              <w:t>拍照學習處理</w:t>
             </w:r>
           </w:p>
         </w:tc>
@@ -3137,22 +3783,22 @@
                 <w:rFonts w:ascii="標楷體" w:eastAsia="標楷體" w:hAnsi="標楷體" w:cs="新細明體"/>
                 <w:szCs w:val="24"/>
               </w:rPr>
-              <w:t>使用者進行日語程度測驗，系統讀取題目並將結果寫入使用者日語等級欄位。</w:t>
-            </w:r>
-          </w:p>
-        </w:tc>
-      </w:tr>
-      <w:tr>
-        <w:tc>
-          <w:tcPr>
-            <w:tcW w:w="1271" w:type="dxa"/>
-            <w:vAlign w:val="center"/>
-          </w:tcPr>
-          <w:p>
-            <w:pPr>
-              <w:jc w:val="both"/>
-              <w:rPr>
-                <w:rFonts w:ascii="標楷體" w:eastAsia="標楷體" w:hAnsi="標楷體" w:hint="eastAsia"/>
+              <w:t>使用者拍照或上傳照片，系統透過 Gemini API 辨識圖片中的日文單字，並提供單字詳細資訊、收藏及歷史紀錄查詢。</w:t>
+            </w:r>
+          </w:p>
+        </w:tc>
+      </w:tr>
+      <w:tr>
+        <w:tc>
+          <w:tcPr>
+            <w:tcW w:w="1271" w:type="dxa"/>
+            <w:vAlign w:val="center"/>
+          </w:tcPr>
+          <w:p>
+            <w:pPr>
+              <w:jc w:val="both"/>
+              <w:rPr>
+                <w:rFonts w:ascii="標楷體" w:eastAsia="標楷體" w:hAnsi="標楷體"/>
                 <w:szCs w:val="24"/>
               </w:rPr>
             </w:pPr>
@@ -3206,7 +3852,7 @@
                 <w:rFonts w:ascii="標楷體" w:eastAsia="標楷體" w:hAnsi="標楷體" w:cs="新細明體"/>
                 <w:szCs w:val="24"/>
               </w:rPr>
-              <w:t>查看個人檔案請求</w:t>
+              <w:t>拍照/選擇照片上傳、照片名稱（可跳過）、收藏單字操作、查看歷史照片請求</w:t>
             </w:r>
           </w:p>
         </w:tc>
@@ -3275,7 +3921,7 @@
                 <w:rFonts w:ascii="標楷體" w:eastAsia="標楷體" w:hAnsi="標楷體" w:cs="新細明體"/>
                 <w:szCs w:val="24"/>
               </w:rPr>
-              <w:t>個人檔案、成就徽章清單</w:t>
+              <w:t>辨識出的單字清單、單字詳細資訊（漢字/假名/中文/例句）、收藏成功/已收藏提示、歷史照片清單與單字列表</w:t>
             </w:r>
           </w:p>
         </w:tc>
@@ -3303,7 +3949,7 @@
         <w:t>1</w:t>
       </w:r>
       <w:r>
-        <w:t>0</w:t>
+        <w:t>1</w:t>
       </w:r>
       <w:r>
         <w:t xml:space="preserve"> 說明</w:t>
@@ -3312,7 +3958,7 @@
         <w:rPr>
           <w:rFonts w:hint="eastAsia"/>
         </w:rPr>
-        <w:t>拍照學習處理</w:t>
+        <w:t>拍照/上傳照片</w:t>
       </w:r>
     </w:p>
     <w:tbl>
@@ -3341,7 +3987,7 @@
             <w:pPr>
               <w:jc w:val="both"/>
               <w:rPr>
-                <w:rFonts w:ascii="標楷體" w:eastAsia="標楷體" w:hAnsi="標楷體" w:hint="eastAsia"/>
+                <w:rFonts w:ascii="標楷體" w:eastAsia="標楷體" w:hAnsi="標楷體"/>
                 <w:szCs w:val="24"/>
               </w:rPr>
             </w:pPr>
@@ -3373,7 +4019,7 @@
                 <w:rFonts w:ascii="標楷體" w:eastAsia="標楷體" w:hAnsi="標楷體"/>
                 <w:szCs w:val="24"/>
               </w:rPr>
-              <w:t>2</w:t>
+              <w:t>2.1</w:t>
             </w:r>
           </w:p>
         </w:tc>
@@ -3417,7 +4063,7 @@
                 <w:rFonts w:ascii="標楷體" w:eastAsia="標楷體" w:hAnsi="標楷體" w:cs="新細明體"/>
                 <w:szCs w:val="24"/>
               </w:rPr>
-              <w:t>拍照學習處理</w:t>
+              <w:t>拍照/上傳照片</w:t>
             </w:r>
           </w:p>
         </w:tc>
@@ -3464,22 +4110,22 @@
                 <w:rFonts w:ascii="標楷體" w:eastAsia="標楷體" w:hAnsi="標楷體" w:cs="新細明體"/>
                 <w:szCs w:val="24"/>
               </w:rPr>
-              <w:t>使用者拍照或上傳照片，系統透過 Gemini API 辨識圖片中的日文單字，並提供單字詳細資訊、收藏及歷史紀錄查詢。</w:t>
-            </w:r>
-          </w:p>
-        </w:tc>
-      </w:tr>
-      <w:tr>
-        <w:tc>
-          <w:tcPr>
-            <w:tcW w:w="1271" w:type="dxa"/>
-            <w:vAlign w:val="center"/>
-          </w:tcPr>
-          <w:p>
-            <w:pPr>
-              <w:jc w:val="both"/>
-              <w:rPr>
-                <w:rFonts w:ascii="標楷體" w:eastAsia="標楷體" w:hAnsi="標楷體" w:hint="eastAsia"/>
+              <w:t>使用者拍照或選擇照片上傳，系統取得照片檔案後傳入命名步驟。</w:t>
+            </w:r>
+          </w:p>
+        </w:tc>
+      </w:tr>
+      <w:tr>
+        <w:tc>
+          <w:tcPr>
+            <w:tcW w:w="1271" w:type="dxa"/>
+            <w:vAlign w:val="center"/>
+          </w:tcPr>
+          <w:p>
+            <w:pPr>
+              <w:jc w:val="both"/>
+              <w:rPr>
+                <w:rFonts w:ascii="標楷體" w:eastAsia="標楷體" w:hAnsi="標楷體"/>
                 <w:szCs w:val="24"/>
               </w:rPr>
             </w:pPr>
@@ -3533,7 +4179,7 @@
                 <w:rFonts w:ascii="標楷體" w:eastAsia="標楷體" w:hAnsi="標楷體" w:cs="新細明體"/>
                 <w:szCs w:val="24"/>
               </w:rPr>
-              <w:t>拍照/選擇照片上傳、照片名稱（可跳過）、收藏單字操作、查看歷史照片請求</w:t>
+              <w:t>拍照或選擇照片上傳</w:t>
             </w:r>
           </w:p>
         </w:tc>
@@ -3563,46 +4209,24 @@
         </w:tc>
         <w:tc>
           <w:tcPr>
-            <w:tcW w:w="992" w:type="dxa"/>
-            <w:vAlign w:val="center"/>
-          </w:tcPr>
-          <w:p>
-            <w:pPr>
-              <w:jc w:val="both"/>
-              <w:rPr>
-                <w:rFonts w:ascii="標楷體" w:eastAsia="標楷體" w:hAnsi="標楷體"/>
-                <w:szCs w:val="24"/>
-              </w:rPr>
-            </w:pPr>
-            <w:r>
-              <w:rPr>
-                <w:rFonts w:ascii="標楷體" w:eastAsia="標楷體" w:hAnsi="標楷體" w:cs="新細明體"/>
-                <w:szCs w:val="24"/>
-              </w:rPr>
-              <w:t>使用者</w:t>
-            </w:r>
-          </w:p>
-        </w:tc>
-        <w:tc>
-          <w:tcPr>
-            <w:tcW w:w="6033" w:type="dxa"/>
-            <w:gridSpan w:val="3"/>
-            <w:vAlign w:val="center"/>
-          </w:tcPr>
-          <w:p>
-            <w:pPr>
-              <w:jc w:val="both"/>
-              <w:rPr>
-                <w:rFonts w:ascii="標楷體" w:eastAsia="標楷體" w:hAnsi="標楷體"/>
-                <w:szCs w:val="24"/>
-              </w:rPr>
-            </w:pPr>
-            <w:r>
-              <w:rPr>
-                <w:rFonts w:ascii="標楷體" w:eastAsia="標楷體" w:hAnsi="標楷體" w:cs="新細明體"/>
-                <w:szCs w:val="24"/>
-              </w:rPr>
-              <w:t>辨識出的單字清單、單字詳細資訊（漢字/假名/中文/例句）、收藏成功/已收藏提示、歷史照片清單與單字列表</w:t>
+            <w:tcW w:w="7025" w:type="dxa"/>
+            <w:gridSpan w:val="4"/>
+            <w:vAlign w:val="center"/>
+          </w:tcPr>
+          <w:p>
+            <w:pPr>
+              <w:jc w:val="both"/>
+              <w:rPr>
+                <w:rFonts w:ascii="標楷體" w:eastAsia="標楷體" w:hAnsi="標楷體"/>
+                <w:szCs w:val="24"/>
+              </w:rPr>
+            </w:pPr>
+            <w:r>
+              <w:rPr>
+                <w:rFonts w:ascii="標楷體" w:eastAsia="標楷體" w:hAnsi="標楷體" w:cs="新細明體"/>
+                <w:szCs w:val="24"/>
+              </w:rPr>
+              <w:t>照片檔案（傳入2.2）</w:t>
             </w:r>
           </w:p>
         </w:tc>
@@ -3611,7 +4235,7 @@
     <w:p>
       <w:pPr>
         <w:rPr>
-          <w:rFonts w:ascii="標楷體" w:eastAsia="標楷體" w:hAnsi="標楷體" w:hint="eastAsia"/>
+          <w:rFonts w:ascii="標楷體" w:eastAsia="標楷體" w:hAnsi="標楷體"/>
           <w:szCs w:val="24"/>
         </w:rPr>
       </w:pPr>
@@ -3630,7 +4254,7 @@
         <w:t>1</w:t>
       </w:r>
       <w:r>
-        <w:t>1</w:t>
+        <w:t>2</w:t>
       </w:r>
       <w:r>
         <w:t xml:space="preserve"> 說明</w:t>
@@ -3639,7 +4263,7 @@
         <w:rPr>
           <w:rFonts w:hint="eastAsia"/>
         </w:rPr>
-        <w:t>拍照/上傳照片</w:t>
+        <w:t>照片命名（可跳過）</w:t>
       </w:r>
     </w:p>
     <w:tbl>
@@ -3668,7 +4292,7 @@
             <w:pPr>
               <w:jc w:val="both"/>
               <w:rPr>
-                <w:rFonts w:ascii="標楷體" w:eastAsia="標楷體" w:hAnsi="標楷體" w:hint="eastAsia"/>
+                <w:rFonts w:ascii="標楷體" w:eastAsia="標楷體" w:hAnsi="標楷體"/>
                 <w:szCs w:val="24"/>
               </w:rPr>
             </w:pPr>
@@ -3700,14 +4324,7 @@
                 <w:rFonts w:ascii="標楷體" w:eastAsia="標楷體" w:hAnsi="標楷體"/>
                 <w:szCs w:val="24"/>
               </w:rPr>
-              <w:t>2</w:t>
-            </w:r>
-            <w:r>
-              <w:rPr>
-                <w:rFonts w:ascii="標楷體" w:eastAsia="標楷體" w:hAnsi="標楷體"/>
-                <w:szCs w:val="24"/>
-              </w:rPr>
-              <w:t>.1</w:t>
+              <w:t>2.2</w:t>
             </w:r>
           </w:p>
         </w:tc>
@@ -3751,7 +4368,7 @@
                 <w:rFonts w:ascii="標楷體" w:eastAsia="標楷體" w:hAnsi="標楷體" w:cs="新細明體"/>
                 <w:szCs w:val="24"/>
               </w:rPr>
-              <w:t>拍照/上傳照片</w:t>
+              <w:t>照片命名（可跳過）</w:t>
             </w:r>
           </w:p>
         </w:tc>
@@ -3798,22 +4415,22 @@
                 <w:rFonts w:ascii="標楷體" w:eastAsia="標楷體" w:hAnsi="標楷體" w:cs="新細明體"/>
                 <w:szCs w:val="24"/>
               </w:rPr>
-              <w:t>使用者拍照或選擇照片上傳，系統取得照片檔案後傳入命名步驟。</w:t>
-            </w:r>
-          </w:p>
-        </w:tc>
-      </w:tr>
-      <w:tr>
-        <w:tc>
-          <w:tcPr>
-            <w:tcW w:w="1271" w:type="dxa"/>
-            <w:vAlign w:val="center"/>
-          </w:tcPr>
-          <w:p>
-            <w:pPr>
-              <w:jc w:val="both"/>
-              <w:rPr>
-                <w:rFonts w:ascii="標楷體" w:eastAsia="標楷體" w:hAnsi="標楷體" w:hint="eastAsia"/>
+              <w:t>使用者可選擇輸入照片名稱或跳過，系統確認後進入辨識流程。</w:t>
+            </w:r>
+          </w:p>
+        </w:tc>
+      </w:tr>
+      <w:tr>
+        <w:tc>
+          <w:tcPr>
+            <w:tcW w:w="1271" w:type="dxa"/>
+            <w:vAlign w:val="center"/>
+          </w:tcPr>
+          <w:p>
+            <w:pPr>
+              <w:jc w:val="both"/>
+              <w:rPr>
+                <w:rFonts w:ascii="標楷體" w:eastAsia="標楷體" w:hAnsi="標楷體"/>
                 <w:szCs w:val="24"/>
               </w:rPr>
             </w:pPr>
@@ -3867,7 +4484,7 @@
                 <w:rFonts w:ascii="標楷體" w:eastAsia="標楷體" w:hAnsi="標楷體" w:cs="新細明體"/>
                 <w:szCs w:val="24"/>
               </w:rPr>
-              <w:t>拍照或選擇照片上傳</w:t>
+              <w:t>照片名稱（可跳過）</w:t>
             </w:r>
           </w:p>
         </w:tc>
@@ -3897,24 +4514,46 @@
         </w:tc>
         <w:tc>
           <w:tcPr>
-            <w:tcW w:w="7025" w:type="dxa"/>
-            <w:gridSpan w:val="4"/>
-            <w:vAlign w:val="center"/>
-          </w:tcPr>
-          <w:p>
-            <w:pPr>
-              <w:jc w:val="both"/>
-              <w:rPr>
-                <w:rFonts w:ascii="標楷體" w:eastAsia="標楷體" w:hAnsi="標楷體"/>
-                <w:szCs w:val="24"/>
-              </w:rPr>
-            </w:pPr>
-            <w:r>
-              <w:rPr>
-                <w:rFonts w:ascii="標楷體" w:eastAsia="標楷體" w:hAnsi="標楷體" w:cs="新細明體"/>
-                <w:szCs w:val="24"/>
-              </w:rPr>
-              <w:t>照片檔案（傳入2.2）</w:t>
+            <w:tcW w:w="992" w:type="dxa"/>
+            <w:vAlign w:val="center"/>
+          </w:tcPr>
+          <w:p>
+            <w:pPr>
+              <w:jc w:val="both"/>
+              <w:rPr>
+                <w:rFonts w:ascii="標楷體" w:eastAsia="標楷體" w:hAnsi="標楷體"/>
+                <w:szCs w:val="24"/>
+              </w:rPr>
+            </w:pPr>
+            <w:r>
+              <w:rPr>
+                <w:rFonts w:ascii="標楷體" w:eastAsia="標楷體" w:hAnsi="標楷體" w:cs="新細明體"/>
+                <w:szCs w:val="24"/>
+              </w:rPr>
+              <w:t>使用者</w:t>
+            </w:r>
+          </w:p>
+        </w:tc>
+        <w:tc>
+          <w:tcPr>
+            <w:tcW w:w="6033" w:type="dxa"/>
+            <w:gridSpan w:val="3"/>
+            <w:vAlign w:val="center"/>
+          </w:tcPr>
+          <w:p>
+            <w:pPr>
+              <w:jc w:val="both"/>
+              <w:rPr>
+                <w:rFonts w:ascii="標楷體" w:eastAsia="標楷體" w:hAnsi="標楷體"/>
+                <w:szCs w:val="24"/>
+              </w:rPr>
+            </w:pPr>
+            <w:r>
+              <w:rPr>
+                <w:rFonts w:ascii="標楷體" w:eastAsia="標楷體" w:hAnsi="標楷體" w:cs="新細明體"/>
+                <w:szCs w:val="24"/>
+              </w:rPr>
+              <w:t>命名確認/跳過提示</w:t>
             </w:r>
           </w:p>
         </w:tc>
@@ -3939,10 +4578,7 @@
         <w:rPr>
           <w:rFonts w:hint="eastAsia"/>
         </w:rPr>
-        <w:t>1</w:t>
-      </w:r>
-      <w:r>
-        <w:t>2</w:t>
+        <w:t>13</w:t>
       </w:r>
       <w:r>
         <w:t xml:space="preserve"> 說明</w:t>
@@ -3951,7 +4587,334 @@
         <w:rPr>
           <w:rFonts w:hint="eastAsia"/>
         </w:rPr>
-        <w:t>照片命名（可跳過）</w:t>
+        <w:t>Gemini 影像辨識</w:t>
+      </w:r>
+    </w:p>
+    <w:tbl>
+      <w:tblPr>
+        <w:tblStyle w:val="ab"/>
+        <w:tblW w:w="0" w:type="auto"/>
+        <w:tblLook w:val="04A0" w:firstRow="1" w:lastRow="0" w:firstColumn="1" w:lastColumn="0" w:noHBand="0" w:noVBand="1"/>
+      </w:tblPr>
+      <w:tblGrid>
+        <w:gridCol w:w="1271"/>
+        <w:gridCol w:w="1418"/>
+        <w:gridCol w:w="1459"/>
+        <w:gridCol w:w="1376"/>
+        <w:gridCol w:w="2772"/>
+      </w:tblGrid>
+      <w:tr>
+        <w:trPr>
+          <w:trHeight w:val="454"/>
+        </w:trPr>
+        <w:tc>
+          <w:tcPr>
+            <w:tcW w:w="1271" w:type="dxa"/>
+            <w:vAlign w:val="center"/>
+          </w:tcPr>
+          <w:p>
+            <w:pPr>
+              <w:jc w:val="both"/>
+              <w:rPr>
+                <w:rFonts w:ascii="標楷體" w:eastAsia="標楷體" w:hAnsi="標楷體"/>
+                <w:szCs w:val="24"/>
+              </w:rPr>
+            </w:pPr>
+            <w:r>
+              <w:rPr>
+                <w:rFonts w:ascii="標楷體" w:eastAsia="標楷體" w:hAnsi="標楷體" w:hint="eastAsia"/>
+                <w:szCs w:val="24"/>
+              </w:rPr>
+              <w:t>編號</w:t>
+            </w:r>
+          </w:p>
+        </w:tc>
+        <w:tc>
+          <w:tcPr>
+            <w:tcW w:w="2877" w:type="dxa"/>
+            <w:gridSpan w:val="2"/>
+            <w:vAlign w:val="center"/>
+          </w:tcPr>
+          <w:p>
+            <w:pPr>
+              <w:jc w:val="both"/>
+              <w:rPr>
+                <w:rFonts w:ascii="標楷體" w:eastAsia="標楷體" w:hAnsi="標楷體"/>
+                <w:szCs w:val="24"/>
+              </w:rPr>
+            </w:pPr>
+            <w:r>
+              <w:rPr>
+                <w:rFonts w:ascii="標楷體" w:eastAsia="標楷體" w:hAnsi="標楷體"/>
+                <w:szCs w:val="24"/>
+              </w:rPr>
+              <w:t>2.3</w:t>
+            </w:r>
+          </w:p>
+        </w:tc>
+        <w:tc>
+          <w:tcPr>
+            <w:tcW w:w="1376" w:type="dxa"/>
+            <w:vAlign w:val="center"/>
+          </w:tcPr>
+          <w:p>
+            <w:pPr>
+              <w:jc w:val="both"/>
+              <w:rPr>
+                <w:rFonts w:ascii="標楷體" w:eastAsia="標楷體" w:hAnsi="標楷體"/>
+                <w:szCs w:val="24"/>
+              </w:rPr>
+            </w:pPr>
+            <w:r>
+              <w:rPr>
+                <w:rFonts w:ascii="標楷體" w:eastAsia="標楷體" w:hAnsi="標楷體" w:hint="eastAsia"/>
+                <w:szCs w:val="24"/>
+              </w:rPr>
+              <w:t>功能名稱</w:t>
+            </w:r>
+          </w:p>
+        </w:tc>
+        <w:tc>
+          <w:tcPr>
+            <w:tcW w:w="2772" w:type="dxa"/>
+            <w:vAlign w:val="center"/>
+          </w:tcPr>
+          <w:p>
+            <w:pPr>
+              <w:jc w:val="both"/>
+              <w:rPr>
+                <w:rFonts w:ascii="標楷體" w:eastAsia="標楷體" w:hAnsi="標楷體"/>
+                <w:szCs w:val="24"/>
+              </w:rPr>
+            </w:pPr>
+            <w:r>
+              <w:rPr>
+                <w:rFonts w:ascii="標楷體" w:eastAsia="標楷體" w:hAnsi="標楷體" w:cs="新細明體"/>
+                <w:szCs w:val="24"/>
+              </w:rPr>
+              <w:t>Gemini 影像辨識</w:t>
+            </w:r>
+          </w:p>
+        </w:tc>
+      </w:tr>
+      <w:tr>
+        <w:tc>
+          <w:tcPr>
+            <w:tcW w:w="1271" w:type="dxa"/>
+            <w:vAlign w:val="center"/>
+          </w:tcPr>
+          <w:p>
+            <w:pPr>
+              <w:jc w:val="both"/>
+              <w:rPr>
+                <w:rFonts w:ascii="標楷體" w:eastAsia="標楷體" w:hAnsi="標楷體"/>
+                <w:szCs w:val="24"/>
+              </w:rPr>
+            </w:pPr>
+            <w:r>
+              <w:rPr>
+                <w:rFonts w:ascii="標楷體" w:eastAsia="標楷體" w:hAnsi="標楷體" w:hint="eastAsia"/>
+                <w:szCs w:val="24"/>
+              </w:rPr>
+              <w:t>操作說明</w:t>
+            </w:r>
+          </w:p>
+        </w:tc>
+        <w:tc>
+          <w:tcPr>
+            <w:tcW w:w="7025" w:type="dxa"/>
+            <w:gridSpan w:val="4"/>
+            <w:vAlign w:val="center"/>
+          </w:tcPr>
+          <w:p>
+            <w:pPr>
+              <w:jc w:val="both"/>
+              <w:rPr>
+                <w:rFonts w:ascii="標楷體" w:eastAsia="標楷體" w:hAnsi="標楷體"/>
+                <w:szCs w:val="24"/>
+              </w:rPr>
+            </w:pPr>
+            <w:r>
+              <w:rPr>
+                <w:rFonts w:ascii="標楷體" w:eastAsia="標楷體" w:hAnsi="標楷體" w:cs="新細明體"/>
+                <w:szCs w:val="24"/>
+              </w:rPr>
+              <w:t>系統將圖片檔案送至 Gemini API 進行影像辨識，取得日文單字清單與辨識結果。</w:t>
+            </w:r>
+          </w:p>
+        </w:tc>
+      </w:tr>
+      <w:tr>
+        <w:tc>
+          <w:tcPr>
+            <w:tcW w:w="1271" w:type="dxa"/>
+            <w:vAlign w:val="center"/>
+          </w:tcPr>
+          <w:p>
+            <w:pPr>
+              <w:jc w:val="both"/>
+              <w:rPr>
+                <w:rFonts w:ascii="標楷體" w:eastAsia="標楷體" w:hAnsi="標楷體"/>
+                <w:szCs w:val="24"/>
+              </w:rPr>
+            </w:pPr>
+            <w:r>
+              <w:rPr>
+                <w:rFonts w:ascii="標楷體" w:eastAsia="標楷體" w:hAnsi="標楷體" w:hint="eastAsia"/>
+                <w:szCs w:val="24"/>
+              </w:rPr>
+              <w:t>輸入值</w:t>
+            </w:r>
+          </w:p>
+        </w:tc>
+        <w:tc>
+          <w:tcPr>
+            <w:tcW w:w="1418" w:type="dxa"/>
+            <w:vAlign w:val="center"/>
+          </w:tcPr>
+          <w:p>
+            <w:pPr>
+              <w:jc w:val="both"/>
+              <w:rPr>
+                <w:rFonts w:ascii="標楷體" w:eastAsia="標楷體" w:hAnsi="標楷體"/>
+                <w:szCs w:val="24"/>
+              </w:rPr>
+            </w:pPr>
+            <w:r>
+              <w:rPr>
+                <w:rFonts w:ascii="標楷體" w:eastAsia="標楷體" w:hAnsi="標楷體" w:cs="新細明體"/>
+                <w:szCs w:val="24"/>
+              </w:rPr>
+              <w:t>Gemini API</w:t>
+            </w:r>
+          </w:p>
+        </w:tc>
+        <w:tc>
+          <w:tcPr>
+            <w:tcW w:w="5607" w:type="dxa"/>
+            <w:gridSpan w:val="3"/>
+            <w:vAlign w:val="center"/>
+          </w:tcPr>
+          <w:p>
+            <w:pPr>
+              <w:jc w:val="both"/>
+              <w:rPr>
+                <w:rFonts w:ascii="標楷體" w:eastAsia="標楷體" w:hAnsi="標楷體"/>
+                <w:szCs w:val="24"/>
+              </w:rPr>
+            </w:pPr>
+            <w:r>
+              <w:rPr>
+                <w:rFonts w:ascii="標楷體" w:eastAsia="標楷體" w:hAnsi="標楷體" w:cs="新細明體"/>
+                <w:szCs w:val="24"/>
+              </w:rPr>
+              <w:t>圖片辨識結果、單字清單</w:t>
+            </w:r>
+          </w:p>
+        </w:tc>
+      </w:tr>
+      <w:tr>
+        <w:tc>
+          <w:tcPr>
+            <w:tcW w:w="1271" w:type="dxa"/>
+            <w:vAlign w:val="center"/>
+          </w:tcPr>
+          <w:p>
+            <w:pPr>
+              <w:jc w:val="both"/>
+              <w:rPr>
+                <w:rFonts w:ascii="標楷體" w:eastAsia="標楷體" w:hAnsi="標楷體"/>
+                <w:szCs w:val="24"/>
+              </w:rPr>
+            </w:pPr>
+            <w:r>
+              <w:rPr>
+                <w:rFonts w:ascii="標楷體" w:eastAsia="標楷體" w:hAnsi="標楷體" w:hint="eastAsia"/>
+                <w:szCs w:val="24"/>
+              </w:rPr>
+              <w:t>輸出值</w:t>
+            </w:r>
+          </w:p>
+        </w:tc>
+        <w:tc>
+          <w:tcPr>
+            <w:tcW w:w="1418" w:type="dxa"/>
+            <w:vAlign w:val="center"/>
+          </w:tcPr>
+          <w:p>
+            <w:pPr>
+              <w:jc w:val="both"/>
+              <w:rPr>
+                <w:rFonts w:ascii="標楷體" w:eastAsia="標楷體" w:hAnsi="標楷體"/>
+                <w:szCs w:val="24"/>
+              </w:rPr>
+            </w:pPr>
+            <w:r>
+              <w:rPr>
+                <w:rFonts w:ascii="標楷體" w:eastAsia="標楷體" w:hAnsi="標楷體" w:cs="新細明體"/>
+                <w:szCs w:val="24"/>
+              </w:rPr>
+              <w:t>Gemini API</w:t>
+            </w:r>
+          </w:p>
+        </w:tc>
+        <w:tc>
+          <w:tcPr>
+            <w:tcW w:w="5607" w:type="dxa"/>
+            <w:gridSpan w:val="3"/>
+            <w:vAlign w:val="center"/>
+          </w:tcPr>
+          <w:p>
+            <w:pPr>
+              <w:jc w:val="both"/>
+              <w:rPr>
+                <w:rFonts w:ascii="標楷體" w:eastAsia="標楷體" w:hAnsi="標楷體"/>
+                <w:szCs w:val="24"/>
+              </w:rPr>
+            </w:pPr>
+            <w:r>
+              <w:rPr>
+                <w:rFonts w:ascii="標楷體" w:eastAsia="標楷體" w:hAnsi="標楷體" w:cs="新細明體"/>
+                <w:szCs w:val="24"/>
+              </w:rPr>
+              <w:t>圖片檔案</w:t>
+            </w:r>
+          </w:p>
+        </w:tc>
+      </w:tr>
+    </w:tbl>
+    <w:p>
+      <w:pPr>
+        <w:rPr>
+          <w:rFonts w:ascii="標楷體" w:eastAsia="標楷體" w:hAnsi="標楷體"/>
+          <w:szCs w:val="24"/>
+        </w:rPr>
+      </w:pPr>
+    </w:p>
+    <w:p>
+      <w:pPr>
+        <w:pStyle w:val="a3"/>
+      </w:pPr>
+      <w:r>
+        <w:t>表 6-2-</w:t>
+      </w:r>
+      <w:r>
+        <w:rPr>
+          <w:rFonts w:hint="eastAsia"/>
+        </w:rPr>
+        <w:t>1</w:t>
+      </w:r>
+      <w:r>
+        <w:t>4</w:t>
+      </w:r>
+      <w:r>
+        <w:t xml:space="preserve"> 說明</w:t>
+      </w:r>
+      <w:r>
+        <w:rPr>
+          <w:rFonts w:hint="eastAsia"/>
+        </w:rPr>
+        <w:t>顯示單字詳細資訊</w:t>
       </w:r>
     </w:p>
     <w:tbl>
@@ -3980,7 +4943,7 @@
             <w:pPr>
               <w:jc w:val="both"/>
               <w:rPr>
-                <w:rFonts w:ascii="標楷體" w:eastAsia="標楷體" w:hAnsi="標楷體" w:hint="eastAsia"/>
+                <w:rFonts w:ascii="標楷體" w:eastAsia="標楷體" w:hAnsi="標楷體"/>
                 <w:szCs w:val="24"/>
               </w:rPr>
             </w:pPr>
@@ -4012,14 +4975,7 @@
                 <w:rFonts w:ascii="標楷體" w:eastAsia="標楷體" w:hAnsi="標楷體"/>
                 <w:szCs w:val="24"/>
               </w:rPr>
-              <w:t>2.</w:t>
-            </w:r>
-            <w:r>
-              <w:rPr>
-                <w:rFonts w:ascii="標楷體" w:eastAsia="標楷體" w:hAnsi="標楷體"/>
-                <w:szCs w:val="24"/>
-              </w:rPr>
-              <w:t>2</w:t>
+              <w:t>2.4</w:t>
             </w:r>
           </w:p>
         </w:tc>
@@ -4063,7 +5019,7 @@
                 <w:rFonts w:ascii="標楷體" w:eastAsia="標楷體" w:hAnsi="標楷體" w:cs="新細明體"/>
                 <w:szCs w:val="24"/>
               </w:rPr>
-              <w:t>照片命名（可跳過）</w:t>
+              <w:t>顯示單字詳細資訊</w:t>
             </w:r>
           </w:p>
         </w:tc>
@@ -4110,22 +5066,22 @@
                 <w:rFonts w:ascii="標楷體" w:eastAsia="標楷體" w:hAnsi="標楷體" w:cs="新細明體"/>
                 <w:szCs w:val="24"/>
               </w:rPr>
-              <w:t>使用者可選擇輸入照片名稱或跳過，系統確認後進入辨識流程。</w:t>
-            </w:r>
-          </w:p>
-        </w:tc>
-      </w:tr>
-      <w:tr>
-        <w:tc>
-          <w:tcPr>
-            <w:tcW w:w="1271" w:type="dxa"/>
-            <w:vAlign w:val="center"/>
-          </w:tcPr>
-          <w:p>
-            <w:pPr>
-              <w:jc w:val="both"/>
-              <w:rPr>
-                <w:rFonts w:ascii="標楷體" w:eastAsia="標楷體" w:hAnsi="標楷體" w:hint="eastAsia"/>
+              <w:t>系統從單字字典讀取單字資料，回傳漢字、假名、中文解釋及分級例句給使用者。</w:t>
+            </w:r>
+          </w:p>
+        </w:tc>
+      </w:tr>
+      <w:tr>
+        <w:tc>
+          <w:tcPr>
+            <w:tcW w:w="1271" w:type="dxa"/>
+            <w:vAlign w:val="center"/>
+          </w:tcPr>
+          <w:p>
+            <w:pPr>
+              <w:jc w:val="both"/>
+              <w:rPr>
+                <w:rFonts w:ascii="標楷體" w:eastAsia="標楷體" w:hAnsi="標楷體"/>
                 <w:szCs w:val="24"/>
               </w:rPr>
             </w:pPr>
@@ -4179,7 +5135,7 @@
                 <w:rFonts w:ascii="標楷體" w:eastAsia="標楷體" w:hAnsi="標楷體" w:cs="新細明體"/>
                 <w:szCs w:val="24"/>
               </w:rPr>
-              <w:t>照片名稱（可跳過）</w:t>
+              <w:t>單字詳細資訊請求</w:t>
             </w:r>
           </w:p>
         </w:tc>
@@ -4248,7 +5204,7 @@
                 <w:rFonts w:ascii="標楷體" w:eastAsia="標楷體" w:hAnsi="標楷體" w:cs="新細明體"/>
                 <w:szCs w:val="24"/>
               </w:rPr>
-              <w:t>命名確認/跳過提示</w:t>
+              <w:t>單字詳細資訊清單（漢字/假名/中文/例句）</w:t>
             </w:r>
           </w:p>
         </w:tc>
@@ -4276,354 +5232,16 @@
         <w:t>1</w:t>
       </w:r>
       <w:r>
+        <w:t>5</w:t>
+      </w:r>
+      <w:r>
+        <w:t xml:space="preserve"> 說明</w:t>
+      </w:r>
+      <w:r>
         <w:rPr>
           <w:rFonts w:hint="eastAsia"/>
         </w:rPr>
-        <w:t>3</w:t>
-      </w:r>
-      <w:r>
-        <w:t xml:space="preserve"> 說明</w:t>
-      </w:r>
-      <w:r>
-        <w:rPr>
-          <w:rFonts w:hint="eastAsia"/>
-        </w:rPr>
-        <w:t>Gemini 影像辨識</w:t>
-      </w:r>
-    </w:p>
-    <w:tbl>
-      <w:tblPr>
-        <w:tblStyle w:val="ab"/>
-        <w:tblW w:w="0" w:type="auto"/>
-        <w:tblLook w:val="04A0" w:firstRow="1" w:lastRow="0" w:firstColumn="1" w:lastColumn="0" w:noHBand="0" w:noVBand="1"/>
-      </w:tblPr>
-      <w:tblGrid>
-        <w:gridCol w:w="1271"/>
-        <w:gridCol w:w="1418"/>
-        <w:gridCol w:w="1459"/>
-        <w:gridCol w:w="1376"/>
-        <w:gridCol w:w="2772"/>
-      </w:tblGrid>
-      <w:tr>
-        <w:trPr>
-          <w:trHeight w:val="454"/>
-        </w:trPr>
-        <w:tc>
-          <w:tcPr>
-            <w:tcW w:w="1271" w:type="dxa"/>
-            <w:vAlign w:val="center"/>
-          </w:tcPr>
-          <w:p>
-            <w:pPr>
-              <w:jc w:val="both"/>
-              <w:rPr>
-                <w:rFonts w:ascii="標楷體" w:eastAsia="標楷體" w:hAnsi="標楷體" w:hint="eastAsia"/>
-                <w:szCs w:val="24"/>
-              </w:rPr>
-            </w:pPr>
-            <w:r>
-              <w:rPr>
-                <w:rFonts w:ascii="標楷體" w:eastAsia="標楷體" w:hAnsi="標楷體" w:hint="eastAsia"/>
-                <w:szCs w:val="24"/>
-              </w:rPr>
-              <w:lastRenderedPageBreak/>
-              <w:t>編號</w:t>
-            </w:r>
-          </w:p>
-        </w:tc>
-        <w:tc>
-          <w:tcPr>
-            <w:tcW w:w="2877" w:type="dxa"/>
-            <w:gridSpan w:val="2"/>
-            <w:vAlign w:val="center"/>
-          </w:tcPr>
-          <w:p>
-            <w:pPr>
-              <w:jc w:val="both"/>
-              <w:rPr>
-                <w:rFonts w:ascii="標楷體" w:eastAsia="標楷體" w:hAnsi="標楷體"/>
-                <w:szCs w:val="24"/>
-              </w:rPr>
-            </w:pPr>
-            <w:r>
-              <w:rPr>
-                <w:rFonts w:ascii="標楷體" w:eastAsia="標楷體" w:hAnsi="標楷體"/>
-                <w:szCs w:val="24"/>
-              </w:rPr>
-              <w:t>2.</w:t>
-            </w:r>
-            <w:r>
-              <w:rPr>
-                <w:rFonts w:ascii="標楷體" w:eastAsia="標楷體" w:hAnsi="標楷體"/>
-                <w:szCs w:val="24"/>
-              </w:rPr>
-              <w:t>3</w:t>
-            </w:r>
-          </w:p>
-        </w:tc>
-        <w:tc>
-          <w:tcPr>
-            <w:tcW w:w="1376" w:type="dxa"/>
-            <w:vAlign w:val="center"/>
-          </w:tcPr>
-          <w:p>
-            <w:pPr>
-              <w:jc w:val="both"/>
-              <w:rPr>
-                <w:rFonts w:ascii="標楷體" w:eastAsia="標楷體" w:hAnsi="標楷體"/>
-                <w:szCs w:val="24"/>
-              </w:rPr>
-            </w:pPr>
-            <w:r>
-              <w:rPr>
-                <w:rFonts w:ascii="標楷體" w:eastAsia="標楷體" w:hAnsi="標楷體" w:hint="eastAsia"/>
-                <w:szCs w:val="24"/>
-              </w:rPr>
-              <w:t>功能名稱</w:t>
-            </w:r>
-          </w:p>
-        </w:tc>
-        <w:tc>
-          <w:tcPr>
-            <w:tcW w:w="2772" w:type="dxa"/>
-            <w:vAlign w:val="center"/>
-          </w:tcPr>
-          <w:p>
-            <w:pPr>
-              <w:jc w:val="both"/>
-              <w:rPr>
-                <w:rFonts w:ascii="標楷體" w:eastAsia="標楷體" w:hAnsi="標楷體"/>
-                <w:szCs w:val="24"/>
-              </w:rPr>
-            </w:pPr>
-            <w:r>
-              <w:rPr>
-                <w:rFonts w:ascii="標楷體" w:eastAsia="標楷體" w:hAnsi="標楷體" w:cs="新細明體"/>
-                <w:szCs w:val="24"/>
-              </w:rPr>
-              <w:t>Gemini 影像辨識</w:t>
-            </w:r>
-          </w:p>
-        </w:tc>
-      </w:tr>
-      <w:tr>
-        <w:tc>
-          <w:tcPr>
-            <w:tcW w:w="1271" w:type="dxa"/>
-            <w:vAlign w:val="center"/>
-          </w:tcPr>
-          <w:p>
-            <w:pPr>
-              <w:jc w:val="both"/>
-              <w:rPr>
-                <w:rFonts w:ascii="標楷體" w:eastAsia="標楷體" w:hAnsi="標楷體"/>
-                <w:szCs w:val="24"/>
-              </w:rPr>
-            </w:pPr>
-            <w:r>
-              <w:rPr>
-                <w:rFonts w:ascii="標楷體" w:eastAsia="標楷體" w:hAnsi="標楷體" w:hint="eastAsia"/>
-                <w:szCs w:val="24"/>
-              </w:rPr>
-              <w:t>操作說明</w:t>
-            </w:r>
-          </w:p>
-        </w:tc>
-        <w:tc>
-          <w:tcPr>
-            <w:tcW w:w="7025" w:type="dxa"/>
-            <w:gridSpan w:val="4"/>
-            <w:vAlign w:val="center"/>
-          </w:tcPr>
-          <w:p>
-            <w:pPr>
-              <w:jc w:val="both"/>
-              <w:rPr>
-                <w:rFonts w:ascii="標楷體" w:eastAsia="標楷體" w:hAnsi="標楷體"/>
-                <w:szCs w:val="24"/>
-              </w:rPr>
-            </w:pPr>
-            <w:r>
-              <w:rPr>
-                <w:rFonts w:ascii="標楷體" w:eastAsia="標楷體" w:hAnsi="標楷體" w:cs="新細明體"/>
-                <w:szCs w:val="24"/>
-              </w:rPr>
-              <w:t>系統將圖片檔案送至 Gemini API 進行影像辨識，取得日文單字清單與辨識結果。</w:t>
-            </w:r>
-          </w:p>
-        </w:tc>
-      </w:tr>
-      <w:tr>
-        <w:tc>
-          <w:tcPr>
-            <w:tcW w:w="1271" w:type="dxa"/>
-            <w:vAlign w:val="center"/>
-          </w:tcPr>
-          <w:p>
-            <w:pPr>
-              <w:jc w:val="both"/>
-              <w:rPr>
-                <w:rFonts w:ascii="標楷體" w:eastAsia="標楷體" w:hAnsi="標楷體" w:hint="eastAsia"/>
-                <w:szCs w:val="24"/>
-              </w:rPr>
-            </w:pPr>
-            <w:r>
-              <w:rPr>
-                <w:rFonts w:ascii="標楷體" w:eastAsia="標楷體" w:hAnsi="標楷體" w:hint="eastAsia"/>
-                <w:szCs w:val="24"/>
-              </w:rPr>
-              <w:t>輸入值</w:t>
-            </w:r>
-          </w:p>
-        </w:tc>
-        <w:tc>
-          <w:tcPr>
-            <w:tcW w:w="1418" w:type="dxa"/>
-            <w:vAlign w:val="center"/>
-          </w:tcPr>
-          <w:p>
-            <w:pPr>
-              <w:jc w:val="both"/>
-              <w:rPr>
-                <w:rFonts w:ascii="標楷體" w:eastAsia="標楷體" w:hAnsi="標楷體"/>
-                <w:szCs w:val="24"/>
-              </w:rPr>
-            </w:pPr>
-            <w:r>
-              <w:rPr>
-                <w:rFonts w:ascii="標楷體" w:eastAsia="標楷體" w:hAnsi="標楷體" w:cs="新細明體"/>
-                <w:szCs w:val="24"/>
-              </w:rPr>
-              <w:t>Gemini API</w:t>
-            </w:r>
-          </w:p>
-        </w:tc>
-        <w:tc>
-          <w:tcPr>
-            <w:tcW w:w="5607" w:type="dxa"/>
-            <w:gridSpan w:val="3"/>
-            <w:vAlign w:val="center"/>
-          </w:tcPr>
-          <w:p>
-            <w:pPr>
-              <w:jc w:val="both"/>
-              <w:rPr>
-                <w:rFonts w:ascii="標楷體" w:eastAsia="標楷體" w:hAnsi="標楷體"/>
-                <w:szCs w:val="24"/>
-              </w:rPr>
-            </w:pPr>
-            <w:r>
-              <w:rPr>
-                <w:rFonts w:ascii="標楷體" w:eastAsia="標楷體" w:hAnsi="標楷體" w:cs="新細明體"/>
-                <w:szCs w:val="24"/>
-              </w:rPr>
-              <w:t>圖片辨識結果、單字清單</w:t>
-            </w:r>
-          </w:p>
-        </w:tc>
-      </w:tr>
-      <w:tr>
-        <w:tc>
-          <w:tcPr>
-            <w:tcW w:w="1271" w:type="dxa"/>
-            <w:vAlign w:val="center"/>
-          </w:tcPr>
-          <w:p>
-            <w:pPr>
-              <w:jc w:val="both"/>
-              <w:rPr>
-                <w:rFonts w:ascii="標楷體" w:eastAsia="標楷體" w:hAnsi="標楷體"/>
-                <w:szCs w:val="24"/>
-              </w:rPr>
-            </w:pPr>
-            <w:r>
-              <w:rPr>
-                <w:rFonts w:ascii="標楷體" w:eastAsia="標楷體" w:hAnsi="標楷體" w:hint="eastAsia"/>
-                <w:szCs w:val="24"/>
-              </w:rPr>
-              <w:t>輸出值</w:t>
-            </w:r>
-          </w:p>
-        </w:tc>
-        <w:tc>
-          <w:tcPr>
-            <w:tcW w:w="1418" w:type="dxa"/>
-            <w:vAlign w:val="center"/>
-          </w:tcPr>
-          <w:p>
-            <w:pPr>
-              <w:jc w:val="both"/>
-              <w:rPr>
-                <w:rFonts w:ascii="標楷體" w:eastAsia="標楷體" w:hAnsi="標楷體"/>
-                <w:szCs w:val="24"/>
-              </w:rPr>
-            </w:pPr>
-            <w:r>
-              <w:rPr>
-                <w:rFonts w:ascii="標楷體" w:eastAsia="標楷體" w:hAnsi="標楷體" w:cs="新細明體"/>
-                <w:szCs w:val="24"/>
-              </w:rPr>
-              <w:t>Gemini API</w:t>
-            </w:r>
-          </w:p>
-        </w:tc>
-        <w:tc>
-          <w:tcPr>
-            <w:tcW w:w="5607" w:type="dxa"/>
-            <w:gridSpan w:val="3"/>
-            <w:vAlign w:val="center"/>
-          </w:tcPr>
-          <w:p>
-            <w:pPr>
-              <w:jc w:val="both"/>
-              <w:rPr>
-                <w:rFonts w:ascii="標楷體" w:eastAsia="標楷體" w:hAnsi="標楷體"/>
-                <w:szCs w:val="24"/>
-              </w:rPr>
-            </w:pPr>
-            <w:r>
-              <w:rPr>
-                <w:rFonts w:ascii="標楷體" w:eastAsia="標楷體" w:hAnsi="標楷體" w:cs="新細明體"/>
-                <w:szCs w:val="24"/>
-              </w:rPr>
-              <w:t>圖片檔案</w:t>
-            </w:r>
-          </w:p>
-        </w:tc>
-      </w:tr>
-    </w:tbl>
-    <w:p>
-      <w:pPr>
-        <w:rPr>
-          <w:rFonts w:ascii="標楷體" w:eastAsia="標楷體" w:hAnsi="標楷體"/>
-          <w:szCs w:val="24"/>
-        </w:rPr>
-      </w:pPr>
-    </w:p>
-    <w:p>
-      <w:pPr>
-        <w:pStyle w:val="a3"/>
-      </w:pPr>
-      <w:r>
-        <w:t>表 6-2-</w:t>
-      </w:r>
-      <w:r>
-        <w:rPr>
-          <w:rFonts w:hint="eastAsia"/>
-        </w:rPr>
-        <w:t>1</w:t>
-      </w:r>
-      <w:r>
-        <w:t>4</w:t>
-      </w:r>
-      <w:r>
-        <w:t xml:space="preserve"> 說明</w:t>
-      </w:r>
-      <w:r>
-        <w:rPr>
-          <w:rFonts w:hint="eastAsia"/>
-        </w:rPr>
-        <w:t>顯示單字詳細資訊</w:t>
+        <w:t>單字收藏</w:t>
       </w:r>
     </w:p>
     <w:tbl>
@@ -4652,7 +5270,7 @@
             <w:pPr>
               <w:jc w:val="both"/>
               <w:rPr>
-                <w:rFonts w:ascii="標楷體" w:eastAsia="標楷體" w:hAnsi="標楷體" w:hint="eastAsia"/>
+                <w:rFonts w:ascii="標楷體" w:eastAsia="標楷體" w:hAnsi="標楷體"/>
                 <w:szCs w:val="24"/>
               </w:rPr>
             </w:pPr>
@@ -4684,14 +5302,7 @@
                 <w:rFonts w:ascii="標楷體" w:eastAsia="標楷體" w:hAnsi="標楷體"/>
                 <w:szCs w:val="24"/>
               </w:rPr>
-              <w:t>2.</w:t>
-            </w:r>
-            <w:r>
-              <w:rPr>
-                <w:rFonts w:ascii="標楷體" w:eastAsia="標楷體" w:hAnsi="標楷體"/>
-                <w:szCs w:val="24"/>
-              </w:rPr>
-              <w:t>4</w:t>
+              <w:t>2.5</w:t>
             </w:r>
           </w:p>
         </w:tc>
@@ -4735,7 +5346,7 @@
                 <w:rFonts w:ascii="標楷體" w:eastAsia="標楷體" w:hAnsi="標楷體" w:cs="新細明體"/>
                 <w:szCs w:val="24"/>
               </w:rPr>
-              <w:t>顯示單字詳細資訊</w:t>
+              <w:t>單字收藏</w:t>
             </w:r>
           </w:p>
         </w:tc>
@@ -4782,22 +5393,22 @@
                 <w:rFonts w:ascii="標楷體" w:eastAsia="標楷體" w:hAnsi="標楷體" w:cs="新細明體"/>
                 <w:szCs w:val="24"/>
               </w:rPr>
-              <w:t>系統從單字字典讀取單字資料，回傳漢字、假名、中文解釋及分級例句給使用者。</w:t>
-            </w:r>
-          </w:p>
-        </w:tc>
-      </w:tr>
-      <w:tr>
-        <w:tc>
-          <w:tcPr>
-            <w:tcW w:w="1271" w:type="dxa"/>
-            <w:vAlign w:val="center"/>
-          </w:tcPr>
-          <w:p>
-            <w:pPr>
-              <w:jc w:val="both"/>
-              <w:rPr>
-                <w:rFonts w:ascii="標楷體" w:eastAsia="標楷體" w:hAnsi="標楷體" w:hint="eastAsia"/>
+              <w:t>使用者點擊收藏單字，系統確認是否已收藏後寫入使用者單字收藏資料表。</w:t>
+            </w:r>
+          </w:p>
+        </w:tc>
+      </w:tr>
+      <w:tr>
+        <w:tc>
+          <w:tcPr>
+            <w:tcW w:w="1271" w:type="dxa"/>
+            <w:vAlign w:val="center"/>
+          </w:tcPr>
+          <w:p>
+            <w:pPr>
+              <w:jc w:val="both"/>
+              <w:rPr>
+                <w:rFonts w:ascii="標楷體" w:eastAsia="標楷體" w:hAnsi="標楷體"/>
                 <w:szCs w:val="24"/>
               </w:rPr>
             </w:pPr>
@@ -4851,7 +5462,7 @@
                 <w:rFonts w:ascii="標楷體" w:eastAsia="標楷體" w:hAnsi="標楷體" w:cs="新細明體"/>
                 <w:szCs w:val="24"/>
               </w:rPr>
-              <w:t>單字詳細資訊請求</w:t>
+              <w:t>點擊收藏單字</w:t>
             </w:r>
           </w:p>
         </w:tc>
@@ -4920,7 +5531,7 @@
                 <w:rFonts w:ascii="標楷體" w:eastAsia="標楷體" w:hAnsi="標楷體" w:cs="新細明體"/>
                 <w:szCs w:val="24"/>
               </w:rPr>
-              <w:t>單字詳細資訊清單（漢字/假名/中文/例句）</w:t>
+              <w:t>收藏成功/已收藏提示</w:t>
             </w:r>
           </w:p>
         </w:tc>
@@ -4948,7 +5559,7 @@
         <w:t>1</w:t>
       </w:r>
       <w:r>
-        <w:t>5</w:t>
+        <w:t>6</w:t>
       </w:r>
       <w:r>
         <w:t xml:space="preserve"> 說明</w:t>
@@ -4957,7 +5568,7 @@
         <w:rPr>
           <w:rFonts w:hint="eastAsia"/>
         </w:rPr>
-        <w:t>單字收藏</w:t>
+        <w:t>照片紀錄儲存</w:t>
       </w:r>
     </w:p>
     <w:tbl>
@@ -4986,7 +5597,7 @@
             <w:pPr>
               <w:jc w:val="both"/>
               <w:rPr>
-                <w:rFonts w:ascii="標楷體" w:eastAsia="標楷體" w:hAnsi="標楷體" w:hint="eastAsia"/>
+                <w:rFonts w:ascii="標楷體" w:eastAsia="標楷體" w:hAnsi="標楷體"/>
                 <w:szCs w:val="24"/>
               </w:rPr>
             </w:pPr>
@@ -5018,14 +5629,7 @@
                 <w:rFonts w:ascii="標楷體" w:eastAsia="標楷體" w:hAnsi="標楷體"/>
                 <w:szCs w:val="24"/>
               </w:rPr>
-              <w:t>2.</w:t>
-            </w:r>
-            <w:r>
-              <w:rPr>
-                <w:rFonts w:ascii="標楷體" w:eastAsia="標楷體" w:hAnsi="標楷體"/>
-                <w:szCs w:val="24"/>
-              </w:rPr>
-              <w:t>5</w:t>
+              <w:t>2.6</w:t>
             </w:r>
           </w:p>
         </w:tc>
@@ -5069,7 +5673,7 @@
                 <w:rFonts w:ascii="標楷體" w:eastAsia="標楷體" w:hAnsi="標楷體" w:cs="新細明體"/>
                 <w:szCs w:val="24"/>
               </w:rPr>
-              <w:t>單字收藏</w:t>
+              <w:t>照片紀錄儲存</w:t>
             </w:r>
           </w:p>
         </w:tc>
@@ -5116,30 +5720,39 @@
                 <w:rFonts w:ascii="標楷體" w:eastAsia="標楷體" w:hAnsi="標楷體" w:cs="新細明體"/>
                 <w:szCs w:val="24"/>
               </w:rPr>
-              <w:t>使用者點擊收藏單字，系統確認是否已收藏後寫入使用者單字收藏資料表。</w:t>
-            </w:r>
-          </w:p>
-        </w:tc>
-      </w:tr>
-      <w:tr>
-        <w:tc>
-          <w:tcPr>
-            <w:tcW w:w="1271" w:type="dxa"/>
-            <w:vAlign w:val="center"/>
-          </w:tcPr>
-          <w:p>
-            <w:pPr>
-              <w:jc w:val="both"/>
-              <w:rPr>
-                <w:rFonts w:ascii="標楷體" w:eastAsia="標楷體" w:hAnsi="標楷體" w:hint="eastAsia"/>
-                <w:szCs w:val="24"/>
-              </w:rPr>
-            </w:pPr>
-            <w:r>
-              <w:rPr>
-                <w:rFonts w:ascii="標楷體" w:eastAsia="標楷體" w:hAnsi="標楷體" w:hint="eastAsia"/>
-                <w:szCs w:val="24"/>
-              </w:rPr>
+              <w:t>辨識完成後系統寫入照片事件紀錄（URL/名稱/時間）及照片辨識</w:t>
+            </w:r>
+            <w:r>
+              <w:rPr>
+                <w:rFonts w:ascii="標楷體" w:eastAsia="標楷體" w:hAnsi="標楷體" w:cs="新細明體"/>
+                <w:szCs w:val="24"/>
+              </w:rPr>
+              <w:lastRenderedPageBreak/>
+              <w:t>單字對應資料。</w:t>
+            </w:r>
+          </w:p>
+        </w:tc>
+      </w:tr>
+      <w:tr>
+        <w:tc>
+          <w:tcPr>
+            <w:tcW w:w="1271" w:type="dxa"/>
+            <w:vAlign w:val="center"/>
+          </w:tcPr>
+          <w:p>
+            <w:pPr>
+              <w:jc w:val="both"/>
+              <w:rPr>
+                <w:rFonts w:ascii="標楷體" w:eastAsia="標楷體" w:hAnsi="標楷體"/>
+                <w:szCs w:val="24"/>
+              </w:rPr>
+            </w:pPr>
+            <w:r>
+              <w:rPr>
+                <w:rFonts w:ascii="標楷體" w:eastAsia="標楷體" w:hAnsi="標楷體" w:hint="eastAsia"/>
+                <w:szCs w:val="24"/>
+              </w:rPr>
+              <w:lastRenderedPageBreak/>
               <w:t>輸入值</w:t>
             </w:r>
           </w:p>
@@ -5185,7 +5798,7 @@
                 <w:rFonts w:ascii="標楷體" w:eastAsia="標楷體" w:hAnsi="標楷體" w:cs="新細明體"/>
                 <w:szCs w:val="24"/>
               </w:rPr>
-              <w:t>點擊收藏單字</w:t>
+              <w:t>照片URL、照片名稱、辨識結果</w:t>
             </w:r>
           </w:p>
         </w:tc>
@@ -5254,7 +5867,7 @@
                 <w:rFonts w:ascii="標楷體" w:eastAsia="標楷體" w:hAnsi="標楷體" w:cs="新細明體"/>
                 <w:szCs w:val="24"/>
               </w:rPr>
-              <w:t>收藏成功/已收藏提示</w:t>
+              <w:t>寫入完成確認</w:t>
             </w:r>
           </w:p>
         </w:tc>
@@ -5282,7 +5895,7 @@
         <w:t>1</w:t>
       </w:r>
       <w:r>
-        <w:t>6</w:t>
+        <w:t>7</w:t>
       </w:r>
       <w:r>
         <w:t xml:space="preserve"> 說明</w:t>
@@ -5291,7 +5904,7 @@
         <w:rPr>
           <w:rFonts w:hint="eastAsia"/>
         </w:rPr>
-        <w:t>照片紀錄儲存</w:t>
+        <w:t>單字探險紀錄管理</w:t>
       </w:r>
     </w:p>
     <w:tbl>
@@ -5320,7 +5933,7 @@
             <w:pPr>
               <w:jc w:val="both"/>
               <w:rPr>
-                <w:rFonts w:ascii="標楷體" w:eastAsia="標楷體" w:hAnsi="標楷體" w:hint="eastAsia"/>
+                <w:rFonts w:ascii="標楷體" w:eastAsia="標楷體" w:hAnsi="標楷體"/>
                 <w:szCs w:val="24"/>
               </w:rPr>
             </w:pPr>
@@ -5352,14 +5965,7 @@
                 <w:rFonts w:ascii="標楷體" w:eastAsia="標楷體" w:hAnsi="標楷體"/>
                 <w:szCs w:val="24"/>
               </w:rPr>
-              <w:t>2.</w:t>
-            </w:r>
-            <w:r>
-              <w:rPr>
-                <w:rFonts w:ascii="標楷體" w:eastAsia="標楷體" w:hAnsi="標楷體"/>
-                <w:szCs w:val="24"/>
-              </w:rPr>
-              <w:t>6</w:t>
+              <w:t>2.7</w:t>
             </w:r>
           </w:p>
         </w:tc>
@@ -5403,7 +6009,7 @@
                 <w:rFonts w:ascii="標楷體" w:eastAsia="標楷體" w:hAnsi="標楷體" w:cs="新細明體"/>
                 <w:szCs w:val="24"/>
               </w:rPr>
-              <w:t>照片紀錄儲存</w:t>
+              <w:t>單字探險紀錄管理</w:t>
             </w:r>
           </w:p>
         </w:tc>
@@ -5450,22 +6056,22 @@
                 <w:rFonts w:ascii="標楷體" w:eastAsia="標楷體" w:hAnsi="標楷體" w:cs="新細明體"/>
                 <w:szCs w:val="24"/>
               </w:rPr>
-              <w:t>辨識完成後系統寫入照片事件紀錄（URL/名稱/時間）及照片辨識單字對應資料。</w:t>
-            </w:r>
-          </w:p>
-        </w:tc>
-      </w:tr>
-      <w:tr>
-        <w:tc>
-          <w:tcPr>
-            <w:tcW w:w="1271" w:type="dxa"/>
-            <w:vAlign w:val="center"/>
-          </w:tcPr>
-          <w:p>
-            <w:pPr>
-              <w:jc w:val="both"/>
-              <w:rPr>
-                <w:rFonts w:ascii="標楷體" w:eastAsia="標楷體" w:hAnsi="標楷體" w:hint="eastAsia"/>
+              <w:t>使用者查看歷史照片紀錄，系統讀取照片紀錄清單及該照片辨識的單字。</w:t>
+            </w:r>
+          </w:p>
+        </w:tc>
+      </w:tr>
+      <w:tr>
+        <w:tc>
+          <w:tcPr>
+            <w:tcW w:w="1271" w:type="dxa"/>
+            <w:vAlign w:val="center"/>
+          </w:tcPr>
+          <w:p>
+            <w:pPr>
+              <w:jc w:val="both"/>
+              <w:rPr>
+                <w:rFonts w:ascii="標楷體" w:eastAsia="標楷體" w:hAnsi="標楷體"/>
                 <w:szCs w:val="24"/>
               </w:rPr>
             </w:pPr>
@@ -5519,7 +6125,7 @@
                 <w:rFonts w:ascii="標楷體" w:eastAsia="標楷體" w:hAnsi="標楷體" w:cs="新細明體"/>
                 <w:szCs w:val="24"/>
               </w:rPr>
-              <w:t>照片URL、照片名稱、辨識結果</w:t>
+              <w:t>查看歷史照片紀錄請求</w:t>
             </w:r>
           </w:p>
         </w:tc>
@@ -5588,7 +6194,7 @@
                 <w:rFonts w:ascii="標楷體" w:eastAsia="標楷體" w:hAnsi="標楷體" w:cs="新細明體"/>
                 <w:szCs w:val="24"/>
               </w:rPr>
-              <w:t>寫入完成確認</w:t>
+              <w:t>歷史照片清單、單字列表</w:t>
             </w:r>
           </w:p>
         </w:tc>
@@ -5625,7 +6231,7 @@
         <w:rPr>
           <w:rFonts w:hint="eastAsia"/>
         </w:rPr>
-        <w:t>單字探險紀錄管理</w:t>
+        <w:t>AI 對話練習</w:t>
       </w:r>
     </w:p>
     <w:tbl>
@@ -5654,7 +6260,7 @@
             <w:pPr>
               <w:jc w:val="both"/>
               <w:rPr>
-                <w:rFonts w:ascii="標楷體" w:eastAsia="標楷體" w:hAnsi="標楷體" w:hint="eastAsia"/>
+                <w:rFonts w:ascii="標楷體" w:eastAsia="標楷體" w:hAnsi="標楷體"/>
                 <w:szCs w:val="24"/>
               </w:rPr>
             </w:pPr>
@@ -5683,17 +6289,10 @@
             </w:pPr>
             <w:r>
               <w:rPr>
-                <w:rFonts w:ascii="標楷體" w:eastAsia="標楷體" w:hAnsi="標楷體"/>
-                <w:szCs w:val="24"/>
-              </w:rPr>
-              <w:t>2.</w:t>
-            </w:r>
-            <w:r>
-              <w:rPr>
-                <w:rFonts w:ascii="標楷體" w:eastAsia="標楷體" w:hAnsi="標楷體"/>
-                <w:szCs w:val="24"/>
-              </w:rPr>
-              <w:t>7</w:t>
+                <w:rFonts w:ascii="標楷體" w:eastAsia="標楷體" w:hAnsi="標楷體" w:hint="eastAsia"/>
+                <w:szCs w:val="24"/>
+              </w:rPr>
+              <w:t>3</w:t>
             </w:r>
           </w:p>
         </w:tc>
@@ -5737,7 +6336,7 @@
                 <w:rFonts w:ascii="標楷體" w:eastAsia="標楷體" w:hAnsi="標楷體" w:cs="新細明體"/>
                 <w:szCs w:val="24"/>
               </w:rPr>
-              <w:t>單字探險紀錄管理</w:t>
+              <w:t>AI 對話練習</w:t>
             </w:r>
           </w:p>
         </w:tc>
@@ -5784,334 +6383,6 @@
                 <w:rFonts w:ascii="標楷體" w:eastAsia="標楷體" w:hAnsi="標楷體" w:cs="新細明體"/>
                 <w:szCs w:val="24"/>
               </w:rPr>
-              <w:t>使用者查看歷史照片紀錄，系統讀取照片紀錄清單及該照片辨識的單字。</w:t>
-            </w:r>
-          </w:p>
-        </w:tc>
-      </w:tr>
-      <w:tr>
-        <w:tc>
-          <w:tcPr>
-            <w:tcW w:w="1271" w:type="dxa"/>
-            <w:vAlign w:val="center"/>
-          </w:tcPr>
-          <w:p>
-            <w:pPr>
-              <w:jc w:val="both"/>
-              <w:rPr>
-                <w:rFonts w:ascii="標楷體" w:eastAsia="標楷體" w:hAnsi="標楷體" w:hint="eastAsia"/>
-                <w:szCs w:val="24"/>
-              </w:rPr>
-            </w:pPr>
-            <w:r>
-              <w:rPr>
-                <w:rFonts w:ascii="標楷體" w:eastAsia="標楷體" w:hAnsi="標楷體" w:hint="eastAsia"/>
-                <w:szCs w:val="24"/>
-              </w:rPr>
-              <w:t>輸入值</w:t>
-            </w:r>
-          </w:p>
-        </w:tc>
-        <w:tc>
-          <w:tcPr>
-            <w:tcW w:w="992" w:type="dxa"/>
-            <w:vAlign w:val="center"/>
-          </w:tcPr>
-          <w:p>
-            <w:pPr>
-              <w:jc w:val="both"/>
-              <w:rPr>
-                <w:rFonts w:ascii="標楷體" w:eastAsia="標楷體" w:hAnsi="標楷體"/>
-                <w:szCs w:val="24"/>
-              </w:rPr>
-            </w:pPr>
-            <w:r>
-              <w:rPr>
-                <w:rFonts w:ascii="標楷體" w:eastAsia="標楷體" w:hAnsi="標楷體" w:cs="新細明體"/>
-                <w:szCs w:val="24"/>
-              </w:rPr>
-              <w:t>使用者</w:t>
-            </w:r>
-          </w:p>
-        </w:tc>
-        <w:tc>
-          <w:tcPr>
-            <w:tcW w:w="6033" w:type="dxa"/>
-            <w:gridSpan w:val="3"/>
-            <w:vAlign w:val="center"/>
-          </w:tcPr>
-          <w:p>
-            <w:pPr>
-              <w:jc w:val="both"/>
-              <w:rPr>
-                <w:rFonts w:ascii="標楷體" w:eastAsia="標楷體" w:hAnsi="標楷體"/>
-                <w:szCs w:val="24"/>
-              </w:rPr>
-            </w:pPr>
-            <w:r>
-              <w:rPr>
-                <w:rFonts w:ascii="標楷體" w:eastAsia="標楷體" w:hAnsi="標楷體" w:cs="新細明體"/>
-                <w:szCs w:val="24"/>
-              </w:rPr>
-              <w:t>查看歷史照片紀錄請求</w:t>
-            </w:r>
-          </w:p>
-        </w:tc>
-      </w:tr>
-      <w:tr>
-        <w:tc>
-          <w:tcPr>
-            <w:tcW w:w="1271" w:type="dxa"/>
-            <w:vAlign w:val="center"/>
-          </w:tcPr>
-          <w:p>
-            <w:pPr>
-              <w:jc w:val="both"/>
-              <w:rPr>
-                <w:rFonts w:ascii="標楷體" w:eastAsia="標楷體" w:hAnsi="標楷體"/>
-                <w:szCs w:val="24"/>
-              </w:rPr>
-            </w:pPr>
-            <w:r>
-              <w:rPr>
-                <w:rFonts w:ascii="標楷體" w:eastAsia="標楷體" w:hAnsi="標楷體" w:hint="eastAsia"/>
-                <w:szCs w:val="24"/>
-              </w:rPr>
-              <w:lastRenderedPageBreak/>
-              <w:t>輸出值</w:t>
-            </w:r>
-          </w:p>
-        </w:tc>
-        <w:tc>
-          <w:tcPr>
-            <w:tcW w:w="992" w:type="dxa"/>
-            <w:vAlign w:val="center"/>
-          </w:tcPr>
-          <w:p>
-            <w:pPr>
-              <w:jc w:val="both"/>
-              <w:rPr>
-                <w:rFonts w:ascii="標楷體" w:eastAsia="標楷體" w:hAnsi="標楷體"/>
-                <w:szCs w:val="24"/>
-              </w:rPr>
-            </w:pPr>
-            <w:r>
-              <w:rPr>
-                <w:rFonts w:ascii="標楷體" w:eastAsia="標楷體" w:hAnsi="標楷體" w:cs="新細明體"/>
-                <w:szCs w:val="24"/>
-              </w:rPr>
-              <w:t>使用者</w:t>
-            </w:r>
-          </w:p>
-        </w:tc>
-        <w:tc>
-          <w:tcPr>
-            <w:tcW w:w="6033" w:type="dxa"/>
-            <w:gridSpan w:val="3"/>
-            <w:vAlign w:val="center"/>
-          </w:tcPr>
-          <w:p>
-            <w:pPr>
-              <w:jc w:val="both"/>
-              <w:rPr>
-                <w:rFonts w:ascii="標楷體" w:eastAsia="標楷體" w:hAnsi="標楷體"/>
-                <w:szCs w:val="24"/>
-              </w:rPr>
-            </w:pPr>
-            <w:r>
-              <w:rPr>
-                <w:rFonts w:ascii="標楷體" w:eastAsia="標楷體" w:hAnsi="標楷體" w:cs="新細明體"/>
-                <w:szCs w:val="24"/>
-              </w:rPr>
-              <w:t>歷史照片清單、單字列表</w:t>
-            </w:r>
-          </w:p>
-        </w:tc>
-      </w:tr>
-    </w:tbl>
-    <w:p>
-      <w:pPr>
-        <w:rPr>
-          <w:rFonts w:ascii="標楷體" w:eastAsia="標楷體" w:hAnsi="標楷體"/>
-          <w:szCs w:val="24"/>
-        </w:rPr>
-      </w:pPr>
-    </w:p>
-    <w:p>
-      <w:pPr>
-        <w:pStyle w:val="a3"/>
-      </w:pPr>
-      <w:r>
-        <w:t>表 6-2-</w:t>
-      </w:r>
-      <w:r>
-        <w:rPr>
-          <w:rFonts w:hint="eastAsia"/>
-        </w:rPr>
-        <w:t>1</w:t>
-      </w:r>
-      <w:r>
-        <w:t>7</w:t>
-      </w:r>
-      <w:r>
-        <w:t xml:space="preserve"> 說明</w:t>
-      </w:r>
-      <w:r>
-        <w:rPr>
-          <w:rFonts w:hint="eastAsia"/>
-        </w:rPr>
-        <w:t>AI 對話練習</w:t>
-      </w:r>
-    </w:p>
-    <w:tbl>
-      <w:tblPr>
-        <w:tblStyle w:val="ab"/>
-        <w:tblW w:w="0" w:type="auto"/>
-        <w:tblLook w:val="04A0" w:firstRow="1" w:lastRow="0" w:firstColumn="1" w:lastColumn="0" w:noHBand="0" w:noVBand="1"/>
-      </w:tblPr>
-      <w:tblGrid>
-        <w:gridCol w:w="1271"/>
-        <w:gridCol w:w="992"/>
-        <w:gridCol w:w="1885"/>
-        <w:gridCol w:w="1376"/>
-        <w:gridCol w:w="2772"/>
-      </w:tblGrid>
-      <w:tr>
-        <w:trPr>
-          <w:trHeight w:val="454"/>
-        </w:trPr>
-        <w:tc>
-          <w:tcPr>
-            <w:tcW w:w="1271" w:type="dxa"/>
-            <w:vAlign w:val="center"/>
-          </w:tcPr>
-          <w:p>
-            <w:pPr>
-              <w:jc w:val="both"/>
-              <w:rPr>
-                <w:rFonts w:ascii="標楷體" w:eastAsia="標楷體" w:hAnsi="標楷體" w:hint="eastAsia"/>
-                <w:szCs w:val="24"/>
-              </w:rPr>
-            </w:pPr>
-            <w:r>
-              <w:rPr>
-                <w:rFonts w:ascii="標楷體" w:eastAsia="標楷體" w:hAnsi="標楷體" w:hint="eastAsia"/>
-                <w:szCs w:val="24"/>
-              </w:rPr>
-              <w:t>編號</w:t>
-            </w:r>
-          </w:p>
-        </w:tc>
-        <w:tc>
-          <w:tcPr>
-            <w:tcW w:w="2877" w:type="dxa"/>
-            <w:gridSpan w:val="2"/>
-            <w:vAlign w:val="center"/>
-          </w:tcPr>
-          <w:p>
-            <w:pPr>
-              <w:jc w:val="both"/>
-              <w:rPr>
-                <w:rFonts w:ascii="標楷體" w:eastAsia="標楷體" w:hAnsi="標楷體"/>
-                <w:szCs w:val="24"/>
-              </w:rPr>
-            </w:pPr>
-            <w:r>
-              <w:rPr>
-                <w:rFonts w:ascii="標楷體" w:eastAsia="標楷體" w:hAnsi="標楷體" w:hint="eastAsia"/>
-                <w:szCs w:val="24"/>
-              </w:rPr>
-              <w:t>3</w:t>
-            </w:r>
-          </w:p>
-        </w:tc>
-        <w:tc>
-          <w:tcPr>
-            <w:tcW w:w="1376" w:type="dxa"/>
-            <w:vAlign w:val="center"/>
-          </w:tcPr>
-          <w:p>
-            <w:pPr>
-              <w:jc w:val="both"/>
-              <w:rPr>
-                <w:rFonts w:ascii="標楷體" w:eastAsia="標楷體" w:hAnsi="標楷體"/>
-                <w:szCs w:val="24"/>
-              </w:rPr>
-            </w:pPr>
-            <w:r>
-              <w:rPr>
-                <w:rFonts w:ascii="標楷體" w:eastAsia="標楷體" w:hAnsi="標楷體" w:hint="eastAsia"/>
-                <w:szCs w:val="24"/>
-              </w:rPr>
-              <w:t>功能名稱</w:t>
-            </w:r>
-          </w:p>
-        </w:tc>
-        <w:tc>
-          <w:tcPr>
-            <w:tcW w:w="2772" w:type="dxa"/>
-            <w:vAlign w:val="center"/>
-          </w:tcPr>
-          <w:p>
-            <w:pPr>
-              <w:jc w:val="both"/>
-              <w:rPr>
-                <w:rFonts w:ascii="標楷體" w:eastAsia="標楷體" w:hAnsi="標楷體"/>
-                <w:szCs w:val="24"/>
-              </w:rPr>
-            </w:pPr>
-            <w:r>
-              <w:rPr>
-                <w:rFonts w:ascii="標楷體" w:eastAsia="標楷體" w:hAnsi="標楷體" w:cs="新細明體"/>
-                <w:szCs w:val="24"/>
-              </w:rPr>
-              <w:t>AI 對話練習</w:t>
-            </w:r>
-          </w:p>
-        </w:tc>
-      </w:tr>
-      <w:tr>
-        <w:tc>
-          <w:tcPr>
-            <w:tcW w:w="1271" w:type="dxa"/>
-            <w:vAlign w:val="center"/>
-          </w:tcPr>
-          <w:p>
-            <w:pPr>
-              <w:jc w:val="both"/>
-              <w:rPr>
-                <w:rFonts w:ascii="標楷體" w:eastAsia="標楷體" w:hAnsi="標楷體"/>
-                <w:szCs w:val="24"/>
-              </w:rPr>
-            </w:pPr>
-            <w:r>
-              <w:rPr>
-                <w:rFonts w:ascii="標楷體" w:eastAsia="標楷體" w:hAnsi="標楷體" w:hint="eastAsia"/>
-                <w:szCs w:val="24"/>
-              </w:rPr>
-              <w:t>操作說明</w:t>
-            </w:r>
-          </w:p>
-        </w:tc>
-        <w:tc>
-          <w:tcPr>
-            <w:tcW w:w="7025" w:type="dxa"/>
-            <w:gridSpan w:val="4"/>
-            <w:vAlign w:val="center"/>
-          </w:tcPr>
-          <w:p>
-            <w:pPr>
-              <w:jc w:val="both"/>
-              <w:rPr>
-                <w:rFonts w:ascii="標楷體" w:eastAsia="標楷體" w:hAnsi="標楷體"/>
-                <w:szCs w:val="24"/>
-              </w:rPr>
-            </w:pPr>
-            <w:r>
-              <w:rPr>
-                <w:rFonts w:ascii="標楷體" w:eastAsia="標楷體" w:hAnsi="標楷體" w:cs="新細明體"/>
-                <w:szCs w:val="24"/>
-              </w:rPr>
               <w:t>使用者選擇場景後與 AI 家教進行日文對話練習，系統生成對話 Prompt 並呼叫 Gemini API，回傳 AI 回覆及文法糾正。</w:t>
             </w:r>
           </w:p>
@@ -6127,7 +6398,7 @@
             <w:pPr>
               <w:jc w:val="both"/>
               <w:rPr>
-                <w:rFonts w:ascii="標楷體" w:eastAsia="標楷體" w:hAnsi="標楷體" w:hint="eastAsia"/>
+                <w:rFonts w:ascii="標楷體" w:eastAsia="標楷體" w:hAnsi="標楷體"/>
                 <w:szCs w:val="24"/>
               </w:rPr>
             </w:pPr>
@@ -6316,7 +6587,7 @@
             <w:pPr>
               <w:jc w:val="both"/>
               <w:rPr>
-                <w:rFonts w:ascii="標楷體" w:eastAsia="標楷體" w:hAnsi="標楷體" w:hint="eastAsia"/>
+                <w:rFonts w:ascii="標楷體" w:eastAsia="標楷體" w:hAnsi="標楷體"/>
                 <w:szCs w:val="24"/>
               </w:rPr>
             </w:pPr>
@@ -6461,7 +6732,7 @@
             <w:pPr>
               <w:jc w:val="both"/>
               <w:rPr>
-                <w:rFonts w:ascii="標楷體" w:eastAsia="標楷體" w:hAnsi="標楷體" w:hint="eastAsia"/>
+                <w:rFonts w:ascii="標楷體" w:eastAsia="標楷體" w:hAnsi="標楷體"/>
                 <w:szCs w:val="24"/>
               </w:rPr>
             </w:pPr>
@@ -6650,7 +6921,7 @@
             <w:pPr>
               <w:jc w:val="both"/>
               <w:rPr>
-                <w:rFonts w:ascii="標楷體" w:eastAsia="標楷體" w:hAnsi="標楷體" w:hint="eastAsia"/>
+                <w:rFonts w:ascii="標楷體" w:eastAsia="標楷體" w:hAnsi="標楷體"/>
                 <w:szCs w:val="24"/>
               </w:rPr>
             </w:pPr>
@@ -6689,14 +6960,7 @@
                 <w:rFonts w:ascii="標楷體" w:eastAsia="標楷體" w:hAnsi="標楷體"/>
                 <w:szCs w:val="24"/>
               </w:rPr>
-              <w:t>.</w:t>
-            </w:r>
-            <w:r>
-              <w:rPr>
-                <w:rFonts w:ascii="標楷體" w:eastAsia="標楷體" w:hAnsi="標楷體"/>
-                <w:szCs w:val="24"/>
-              </w:rPr>
-              <w:t>2</w:t>
+              <w:t>.2</w:t>
             </w:r>
           </w:p>
         </w:tc>
@@ -6802,7 +7066,7 @@
             <w:pPr>
               <w:jc w:val="both"/>
               <w:rPr>
-                <w:rFonts w:ascii="標楷體" w:eastAsia="標楷體" w:hAnsi="標楷體" w:hint="eastAsia"/>
+                <w:rFonts w:ascii="標楷體" w:eastAsia="標楷體" w:hAnsi="標楷體"/>
                 <w:szCs w:val="24"/>
               </w:rPr>
             </w:pPr>
@@ -6944,6 +7208,7 @@
         <w:pStyle w:val="a3"/>
       </w:pPr>
       <w:r>
+        <w:lastRenderedPageBreak/>
         <w:t>表 6-2-</w:t>
       </w:r>
       <w:r>
@@ -6985,7 +7250,7 @@
             <w:pPr>
               <w:jc w:val="both"/>
               <w:rPr>
-                <w:rFonts w:ascii="標楷體" w:eastAsia="標楷體" w:hAnsi="標楷體" w:hint="eastAsia"/>
+                <w:rFonts w:ascii="標楷體" w:eastAsia="標楷體" w:hAnsi="標楷體"/>
                 <w:szCs w:val="24"/>
               </w:rPr>
             </w:pPr>
@@ -7024,14 +7289,7 @@
                 <w:rFonts w:ascii="標楷體" w:eastAsia="標楷體" w:hAnsi="標楷體"/>
                 <w:szCs w:val="24"/>
               </w:rPr>
-              <w:t>.</w:t>
-            </w:r>
-            <w:r>
-              <w:rPr>
-                <w:rFonts w:ascii="標楷體" w:eastAsia="標楷體" w:hAnsi="標楷體"/>
-                <w:szCs w:val="24"/>
-              </w:rPr>
-              <w:t>3</w:t>
+              <w:t>.3</w:t>
             </w:r>
           </w:p>
         </w:tc>
@@ -7137,7 +7395,7 @@
             <w:pPr>
               <w:jc w:val="both"/>
               <w:rPr>
-                <w:rFonts w:ascii="標楷體" w:eastAsia="標楷體" w:hAnsi="標楷體" w:hint="eastAsia"/>
+                <w:rFonts w:ascii="標楷體" w:eastAsia="標楷體" w:hAnsi="標楷體"/>
                 <w:szCs w:val="24"/>
               </w:rPr>
             </w:pPr>
@@ -7326,16 +7584,15 @@
             <w:pPr>
               <w:jc w:val="both"/>
               <w:rPr>
-                <w:rFonts w:ascii="標楷體" w:eastAsia="標楷體" w:hAnsi="標楷體" w:hint="eastAsia"/>
-                <w:szCs w:val="24"/>
-              </w:rPr>
-            </w:pPr>
-            <w:r>
-              <w:rPr>
-                <w:rFonts w:ascii="標楷體" w:eastAsia="標楷體" w:hAnsi="標楷體" w:hint="eastAsia"/>
-                <w:szCs w:val="24"/>
-              </w:rPr>
-              <w:lastRenderedPageBreak/>
+                <w:rFonts w:ascii="標楷體" w:eastAsia="標楷體" w:hAnsi="標楷體"/>
+                <w:szCs w:val="24"/>
+              </w:rPr>
+            </w:pPr>
+            <w:r>
+              <w:rPr>
+                <w:rFonts w:ascii="標楷體" w:eastAsia="標楷體" w:hAnsi="標楷體" w:hint="eastAsia"/>
+                <w:szCs w:val="24"/>
+              </w:rPr>
               <w:t>編號</w:t>
             </w:r>
           </w:p>
@@ -7479,7 +7736,7 @@
             <w:pPr>
               <w:jc w:val="both"/>
               <w:rPr>
-                <w:rFonts w:ascii="標楷體" w:eastAsia="標楷體" w:hAnsi="標楷體" w:hint="eastAsia"/>
+                <w:rFonts w:ascii="標楷體" w:eastAsia="標楷體" w:hAnsi="標楷體"/>
                 <w:szCs w:val="24"/>
               </w:rPr>
             </w:pPr>
@@ -7662,7 +7919,7 @@
             <w:pPr>
               <w:jc w:val="both"/>
               <w:rPr>
-                <w:rFonts w:ascii="標楷體" w:eastAsia="標楷體" w:hAnsi="標楷體" w:hint="eastAsia"/>
+                <w:rFonts w:ascii="標楷體" w:eastAsia="標楷體" w:hAnsi="標楷體"/>
                 <w:szCs w:val="24"/>
               </w:rPr>
             </w:pPr>
@@ -7701,14 +7958,7 @@
                 <w:rFonts w:ascii="標楷體" w:eastAsia="標楷體" w:hAnsi="標楷體"/>
                 <w:szCs w:val="24"/>
               </w:rPr>
-              <w:t>.</w:t>
-            </w:r>
-            <w:r>
-              <w:rPr>
-                <w:rFonts w:ascii="標楷體" w:eastAsia="標楷體" w:hAnsi="標楷體"/>
-                <w:szCs w:val="24"/>
-              </w:rPr>
-              <w:t>5</w:t>
+              <w:t>.5</w:t>
             </w:r>
           </w:p>
         </w:tc>
@@ -7814,7 +8064,7 @@
             <w:pPr>
               <w:jc w:val="both"/>
               <w:rPr>
-                <w:rFonts w:ascii="標楷體" w:eastAsia="標楷體" w:hAnsi="標楷體" w:hint="eastAsia"/>
+                <w:rFonts w:ascii="標楷體" w:eastAsia="標楷體" w:hAnsi="標楷體"/>
                 <w:szCs w:val="24"/>
               </w:rPr>
             </w:pPr>
@@ -7959,10 +8209,7 @@
         <w:t>表 6-2-</w:t>
       </w:r>
       <w:r>
-        <w:t>2</w:t>
-      </w:r>
-      <w:r>
-        <w:t>3</w:t>
+        <w:t>23</w:t>
       </w:r>
       <w:r>
         <w:t xml:space="preserve"> 說明</w:t>
@@ -8000,7 +8247,7 @@
             <w:pPr>
               <w:jc w:val="both"/>
               <w:rPr>
-                <w:rFonts w:ascii="標楷體" w:eastAsia="標楷體" w:hAnsi="標楷體" w:hint="eastAsia"/>
+                <w:rFonts w:ascii="標楷體" w:eastAsia="標楷體" w:hAnsi="標楷體"/>
                 <w:szCs w:val="24"/>
               </w:rPr>
             </w:pPr>
@@ -8138,7 +8385,7 @@
             <w:pPr>
               <w:jc w:val="both"/>
               <w:rPr>
-                <w:rFonts w:ascii="標楷體" w:eastAsia="標楷體" w:hAnsi="標楷體" w:hint="eastAsia"/>
+                <w:rFonts w:ascii="標楷體" w:eastAsia="標楷體" w:hAnsi="標楷體"/>
                 <w:szCs w:val="24"/>
               </w:rPr>
             </w:pPr>
@@ -8283,10 +8530,7 @@
         <w:t>表 6-2-</w:t>
       </w:r>
       <w:r>
-        <w:t>2</w:t>
-      </w:r>
-      <w:r>
-        <w:t>4</w:t>
+        <w:t>24</w:t>
       </w:r>
       <w:r>
         <w:t xml:space="preserve"> 說明</w:t>
@@ -8324,15 +8568,16 @@
             <w:pPr>
               <w:jc w:val="both"/>
               <w:rPr>
-                <w:rFonts w:ascii="標楷體" w:eastAsia="標楷體" w:hAnsi="標楷體" w:hint="eastAsia"/>
-                <w:szCs w:val="24"/>
-              </w:rPr>
-            </w:pPr>
-            <w:r>
-              <w:rPr>
-                <w:rFonts w:ascii="標楷體" w:eastAsia="標楷體" w:hAnsi="標楷體" w:hint="eastAsia"/>
-                <w:szCs w:val="24"/>
-              </w:rPr>
+                <w:rFonts w:ascii="標楷體" w:eastAsia="標楷體" w:hAnsi="標楷體"/>
+                <w:szCs w:val="24"/>
+              </w:rPr>
+            </w:pPr>
+            <w:r>
+              <w:rPr>
+                <w:rFonts w:ascii="標楷體" w:eastAsia="標楷體" w:hAnsi="標楷體" w:hint="eastAsia"/>
+                <w:szCs w:val="24"/>
+              </w:rPr>
+              <w:lastRenderedPageBreak/>
               <w:t>編號</w:t>
             </w:r>
           </w:p>
@@ -8462,7 +8707,7 @@
             <w:pPr>
               <w:jc w:val="both"/>
               <w:rPr>
-                <w:rFonts w:ascii="標楷體" w:eastAsia="標楷體" w:hAnsi="標楷體" w:hint="eastAsia"/>
+                <w:rFonts w:ascii="標楷體" w:eastAsia="標楷體" w:hAnsi="標楷體"/>
                 <w:szCs w:val="24"/>
               </w:rPr>
             </w:pPr>
@@ -8649,16 +8894,15 @@
             <w:pPr>
               <w:jc w:val="both"/>
               <w:rPr>
-                <w:rFonts w:ascii="標楷體" w:eastAsia="標楷體" w:hAnsi="標楷體" w:hint="eastAsia"/>
-                <w:szCs w:val="24"/>
-              </w:rPr>
-            </w:pPr>
-            <w:r>
-              <w:rPr>
-                <w:rFonts w:ascii="標楷體" w:eastAsia="標楷體" w:hAnsi="標楷體" w:hint="eastAsia"/>
-                <w:szCs w:val="24"/>
-              </w:rPr>
-              <w:lastRenderedPageBreak/>
+                <w:rFonts w:ascii="標楷體" w:eastAsia="標楷體" w:hAnsi="標楷體"/>
+                <w:szCs w:val="24"/>
+              </w:rPr>
+            </w:pPr>
+            <w:r>
+              <w:rPr>
+                <w:rFonts w:ascii="標楷體" w:eastAsia="標楷體" w:hAnsi="標楷體" w:hint="eastAsia"/>
+                <w:szCs w:val="24"/>
+              </w:rPr>
               <w:t>編號</w:t>
             </w:r>
           </w:p>
@@ -8795,7 +9039,7 @@
             <w:pPr>
               <w:jc w:val="both"/>
               <w:rPr>
-                <w:rFonts w:ascii="標楷體" w:eastAsia="標楷體" w:hAnsi="標楷體" w:hint="eastAsia"/>
+                <w:rFonts w:ascii="標楷體" w:eastAsia="標楷體" w:hAnsi="標楷體"/>
                 <w:szCs w:val="24"/>
               </w:rPr>
             </w:pPr>
@@ -8940,10 +9184,7 @@
         <w:t>表 6-2-</w:t>
       </w:r>
       <w:r>
-        <w:t>2</w:t>
-      </w:r>
-      <w:r>
-        <w:t>6</w:t>
+        <w:t>26</w:t>
       </w:r>
       <w:r>
         <w:t xml:space="preserve"> 說明</w:t>
@@ -8981,7 +9222,7 @@
             <w:pPr>
               <w:jc w:val="both"/>
               <w:rPr>
-                <w:rFonts w:ascii="標楷體" w:eastAsia="標楷體" w:hAnsi="標楷體" w:hint="eastAsia"/>
+                <w:rFonts w:ascii="標楷體" w:eastAsia="標楷體" w:hAnsi="標楷體"/>
                 <w:szCs w:val="24"/>
               </w:rPr>
             </w:pPr>
@@ -9126,7 +9367,7 @@
             <w:pPr>
               <w:jc w:val="both"/>
               <w:rPr>
-                <w:rFonts w:ascii="標楷體" w:eastAsia="標楷體" w:hAnsi="標楷體" w:hint="eastAsia"/>
+                <w:rFonts w:ascii="標楷體" w:eastAsia="標楷體" w:hAnsi="標楷體"/>
                 <w:szCs w:val="24"/>
               </w:rPr>
             </w:pPr>
@@ -9271,10 +9512,7 @@
         <w:t>表 6-2-</w:t>
       </w:r>
       <w:r>
-        <w:t>2</w:t>
-      </w:r>
-      <w:r>
-        <w:t>7</w:t>
+        <w:t>27</w:t>
       </w:r>
       <w:r>
         <w:t xml:space="preserve"> 說明</w:t>
@@ -9312,7 +9550,7 @@
             <w:pPr>
               <w:jc w:val="both"/>
               <w:rPr>
-                <w:rFonts w:ascii="標楷體" w:eastAsia="標楷體" w:hAnsi="標楷體" w:hint="eastAsia"/>
+                <w:rFonts w:ascii="標楷體" w:eastAsia="標楷體" w:hAnsi="標楷體"/>
                 <w:szCs w:val="24"/>
               </w:rPr>
             </w:pPr>
@@ -9351,14 +9589,7 @@
                 <w:rFonts w:ascii="標楷體" w:eastAsia="標楷體" w:hAnsi="標楷體"/>
                 <w:szCs w:val="24"/>
               </w:rPr>
-              <w:t>.</w:t>
-            </w:r>
-            <w:r>
-              <w:rPr>
-                <w:rFonts w:ascii="標楷體" w:eastAsia="標楷體" w:hAnsi="標楷體"/>
-                <w:szCs w:val="24"/>
-              </w:rPr>
-              <w:t>4</w:t>
+              <w:t>.4</w:t>
             </w:r>
           </w:p>
         </w:tc>
@@ -9464,7 +9695,7 @@
             <w:pPr>
               <w:jc w:val="both"/>
               <w:rPr>
-                <w:rFonts w:ascii="標楷體" w:eastAsia="標楷體" w:hAnsi="標楷體" w:hint="eastAsia"/>
+                <w:rFonts w:ascii="標楷體" w:eastAsia="標楷體" w:hAnsi="標楷體"/>
                 <w:szCs w:val="24"/>
               </w:rPr>
             </w:pPr>
@@ -9609,10 +9840,7 @@
         <w:t>表 6-2-</w:t>
       </w:r>
       <w:r>
-        <w:t>2</w:t>
-      </w:r>
-      <w:r>
-        <w:t>8</w:t>
+        <w:t>28</w:t>
       </w:r>
       <w:r>
         <w:t xml:space="preserve"> 說明</w:t>
@@ -9650,7 +9878,7 @@
             <w:pPr>
               <w:jc w:val="both"/>
               <w:rPr>
-                <w:rFonts w:ascii="標楷體" w:eastAsia="標楷體" w:hAnsi="標楷體" w:hint="eastAsia"/>
+                <w:rFonts w:ascii="標楷體" w:eastAsia="標楷體" w:hAnsi="標楷體"/>
                 <w:szCs w:val="24"/>
               </w:rPr>
             </w:pPr>
@@ -9802,7 +10030,7 @@
             <w:pPr>
               <w:jc w:val="both"/>
               <w:rPr>
-                <w:rFonts w:ascii="標楷體" w:eastAsia="標楷體" w:hAnsi="標楷體" w:hint="eastAsia"/>
+                <w:rFonts w:ascii="標楷體" w:eastAsia="標楷體" w:hAnsi="標楷體"/>
                 <w:szCs w:val="24"/>
               </w:rPr>
             </w:pPr>
@@ -9991,7 +10219,7 @@
             <w:pPr>
               <w:jc w:val="both"/>
               <w:rPr>
-                <w:rFonts w:ascii="標楷體" w:eastAsia="標楷體" w:hAnsi="標楷體" w:hint="eastAsia"/>
+                <w:rFonts w:ascii="標楷體" w:eastAsia="標楷體" w:hAnsi="標楷體"/>
                 <w:szCs w:val="24"/>
               </w:rPr>
             </w:pPr>
@@ -10030,14 +10258,7 @@
                 <w:rFonts w:ascii="標楷體" w:eastAsia="標楷體" w:hAnsi="標楷體"/>
                 <w:szCs w:val="24"/>
               </w:rPr>
-              <w:t>.</w:t>
-            </w:r>
-            <w:r>
-              <w:rPr>
-                <w:rFonts w:ascii="標楷體" w:eastAsia="標楷體" w:hAnsi="標楷體"/>
-                <w:szCs w:val="24"/>
-              </w:rPr>
-              <w:t>6</w:t>
+              <w:t>.6</w:t>
             </w:r>
           </w:p>
         </w:tc>
@@ -10143,7 +10364,7 @@
             <w:pPr>
               <w:jc w:val="both"/>
               <w:rPr>
-                <w:rFonts w:ascii="標楷體" w:eastAsia="標楷體" w:hAnsi="標楷體" w:hint="eastAsia"/>
+                <w:rFonts w:ascii="標楷體" w:eastAsia="標楷體" w:hAnsi="標楷體"/>
                 <w:szCs w:val="24"/>
               </w:rPr>
             </w:pPr>
@@ -10286,7 +10507,6 @@
         <w:pStyle w:val="a3"/>
       </w:pPr>
       <w:r>
-        <w:lastRenderedPageBreak/>
         <w:t>表 6-2-</w:t>
       </w:r>
       <w:r>
@@ -10328,7 +10548,7 @@
             <w:pPr>
               <w:jc w:val="both"/>
               <w:rPr>
-                <w:rFonts w:ascii="標楷體" w:eastAsia="標楷體" w:hAnsi="標楷體" w:hint="eastAsia"/>
+                <w:rFonts w:ascii="標楷體" w:eastAsia="標楷體" w:hAnsi="標楷體"/>
                 <w:szCs w:val="24"/>
               </w:rPr>
             </w:pPr>
@@ -10367,14 +10587,7 @@
                 <w:rFonts w:ascii="標楷體" w:eastAsia="標楷體" w:hAnsi="標楷體"/>
                 <w:szCs w:val="24"/>
               </w:rPr>
-              <w:t>.</w:t>
-            </w:r>
-            <w:r>
-              <w:rPr>
-                <w:rFonts w:ascii="標楷體" w:eastAsia="標楷體" w:hAnsi="標楷體"/>
-                <w:szCs w:val="24"/>
-              </w:rPr>
-              <w:t>7</w:t>
+              <w:t>.7</w:t>
             </w:r>
           </w:p>
         </w:tc>
@@ -10480,7 +10693,7 @@
             <w:pPr>
               <w:jc w:val="both"/>
               <w:rPr>
-                <w:rFonts w:ascii="標楷體" w:eastAsia="標楷體" w:hAnsi="標楷體" w:hint="eastAsia"/>
+                <w:rFonts w:ascii="標楷體" w:eastAsia="標楷體" w:hAnsi="標楷體"/>
                 <w:szCs w:val="24"/>
               </w:rPr>
             </w:pPr>
@@ -10663,7 +10876,7 @@
             <w:pPr>
               <w:jc w:val="both"/>
               <w:rPr>
-                <w:rFonts w:ascii="標楷體" w:eastAsia="標楷體" w:hAnsi="標楷體" w:hint="eastAsia"/>
+                <w:rFonts w:ascii="標楷體" w:eastAsia="標楷體" w:hAnsi="標楷體"/>
                 <w:szCs w:val="24"/>
               </w:rPr>
             </w:pPr>
@@ -10702,14 +10915,7 @@
                 <w:rFonts w:ascii="標楷體" w:eastAsia="標楷體" w:hAnsi="標楷體"/>
                 <w:szCs w:val="24"/>
               </w:rPr>
-              <w:t>.</w:t>
-            </w:r>
-            <w:r>
-              <w:rPr>
-                <w:rFonts w:ascii="標楷體" w:eastAsia="標楷體" w:hAnsi="標楷體"/>
-                <w:szCs w:val="24"/>
-              </w:rPr>
-              <w:t>8</w:t>
+              <w:t>.8</w:t>
             </w:r>
           </w:p>
         </w:tc>
@@ -10815,7 +11021,7 @@
             <w:pPr>
               <w:jc w:val="both"/>
               <w:rPr>
-                <w:rFonts w:ascii="標楷體" w:eastAsia="標楷體" w:hAnsi="標楷體" w:hint="eastAsia"/>
+                <w:rFonts w:ascii="標楷體" w:eastAsia="標楷體" w:hAnsi="標楷體"/>
                 <w:szCs w:val="24"/>
               </w:rPr>
             </w:pPr>
@@ -11004,7 +11210,7 @@
             <w:pPr>
               <w:jc w:val="both"/>
               <w:rPr>
-                <w:rFonts w:ascii="標楷體" w:eastAsia="標楷體" w:hAnsi="標楷體" w:hint="eastAsia"/>
+                <w:rFonts w:ascii="標楷體" w:eastAsia="標楷體" w:hAnsi="標楷體"/>
                 <w:szCs w:val="24"/>
               </w:rPr>
             </w:pPr>
@@ -11043,14 +11249,7 @@
                 <w:rFonts w:ascii="標楷體" w:eastAsia="標楷體" w:hAnsi="標楷體"/>
                 <w:szCs w:val="24"/>
               </w:rPr>
-              <w:t>.</w:t>
-            </w:r>
-            <w:r>
-              <w:rPr>
-                <w:rFonts w:ascii="標楷體" w:eastAsia="標楷體" w:hAnsi="標楷體"/>
-                <w:szCs w:val="24"/>
-              </w:rPr>
-              <w:t>9</w:t>
+              <w:t>.9</w:t>
             </w:r>
           </w:p>
         </w:tc>
@@ -11156,7 +11355,7 @@
             <w:pPr>
               <w:jc w:val="both"/>
               <w:rPr>
-                <w:rFonts w:ascii="標楷體" w:eastAsia="標楷體" w:hAnsi="標楷體" w:hint="eastAsia"/>
+                <w:rFonts w:ascii="標楷體" w:eastAsia="標楷體" w:hAnsi="標楷體"/>
                 <w:szCs w:val="24"/>
               </w:rPr>
             </w:pPr>
@@ -11301,10 +11500,7 @@
         <w:t>表 6-2-</w:t>
       </w:r>
       <w:r>
-        <w:t>3</w:t>
-      </w:r>
-      <w:r>
-        <w:t>3</w:t>
+        <w:t>33</w:t>
       </w:r>
       <w:r>
         <w:t xml:space="preserve"> 說明</w:t>
@@ -11342,7 +11538,7 @@
             <w:pPr>
               <w:jc w:val="both"/>
               <w:rPr>
-                <w:rFonts w:ascii="標楷體" w:eastAsia="標楷體" w:hAnsi="標楷體" w:hint="eastAsia"/>
+                <w:rFonts w:ascii="標楷體" w:eastAsia="標楷體" w:hAnsi="標楷體"/>
                 <w:szCs w:val="24"/>
               </w:rPr>
             </w:pPr>
@@ -11381,14 +11577,7 @@
                 <w:rFonts w:ascii="標楷體" w:eastAsia="標楷體" w:hAnsi="標楷體"/>
                 <w:szCs w:val="24"/>
               </w:rPr>
-              <w:t>.</w:t>
-            </w:r>
-            <w:r>
-              <w:rPr>
-                <w:rFonts w:ascii="標楷體" w:eastAsia="標楷體" w:hAnsi="標楷體"/>
-                <w:szCs w:val="24"/>
-              </w:rPr>
-              <w:t>10</w:t>
+              <w:t>.10</w:t>
             </w:r>
           </w:p>
         </w:tc>
@@ -11510,15 +11699,16 @@
             <w:pPr>
               <w:jc w:val="both"/>
               <w:rPr>
-                <w:rFonts w:ascii="標楷體" w:eastAsia="標楷體" w:hAnsi="標楷體" w:hint="eastAsia"/>
-                <w:szCs w:val="24"/>
-              </w:rPr>
-            </w:pPr>
-            <w:r>
-              <w:rPr>
-                <w:rFonts w:ascii="標楷體" w:eastAsia="標楷體" w:hAnsi="標楷體" w:hint="eastAsia"/>
-                <w:szCs w:val="24"/>
-              </w:rPr>
+                <w:rFonts w:ascii="標楷體" w:eastAsia="標楷體" w:hAnsi="標楷體"/>
+                <w:szCs w:val="24"/>
+              </w:rPr>
+            </w:pPr>
+            <w:r>
+              <w:rPr>
+                <w:rFonts w:ascii="標楷體" w:eastAsia="標楷體" w:hAnsi="標楷體" w:hint="eastAsia"/>
+                <w:szCs w:val="24"/>
+              </w:rPr>
+              <w:lastRenderedPageBreak/>
               <w:t>輸入值</w:t>
             </w:r>
           </w:p>
@@ -11633,10 +11823,7 @@
         <w:t>表 6-2-</w:t>
       </w:r>
       <w:r>
-        <w:t>3</w:t>
-      </w:r>
-      <w:r>
-        <w:t>4</w:t>
+        <w:t>34</w:t>
       </w:r>
       <w:r>
         <w:t xml:space="preserve"> 說明</w:t>
@@ -11674,7 +11861,7 @@
             <w:pPr>
               <w:jc w:val="both"/>
               <w:rPr>
-                <w:rFonts w:ascii="標楷體" w:eastAsia="標楷體" w:hAnsi="標楷體" w:hint="eastAsia"/>
+                <w:rFonts w:ascii="標楷體" w:eastAsia="標楷體" w:hAnsi="標楷體"/>
                 <w:szCs w:val="24"/>
               </w:rPr>
             </w:pPr>
@@ -11812,16 +11999,15 @@
             <w:pPr>
               <w:jc w:val="both"/>
               <w:rPr>
-                <w:rFonts w:ascii="標楷體" w:eastAsia="標楷體" w:hAnsi="標楷體" w:hint="eastAsia"/>
-                <w:szCs w:val="24"/>
-              </w:rPr>
-            </w:pPr>
-            <w:r>
-              <w:rPr>
-                <w:rFonts w:ascii="標楷體" w:eastAsia="標楷體" w:hAnsi="標楷體" w:hint="eastAsia"/>
-                <w:szCs w:val="24"/>
-              </w:rPr>
-              <w:lastRenderedPageBreak/>
+                <w:rFonts w:ascii="標楷體" w:eastAsia="標楷體" w:hAnsi="標楷體"/>
+                <w:szCs w:val="24"/>
+              </w:rPr>
+            </w:pPr>
+            <w:r>
+              <w:rPr>
+                <w:rFonts w:ascii="標楷體" w:eastAsia="標楷體" w:hAnsi="標楷體" w:hint="eastAsia"/>
+                <w:szCs w:val="24"/>
+              </w:rPr>
               <w:t>輸入值</w:t>
             </w:r>
           </w:p>
@@ -11974,10 +12160,7 @@
         <w:t>表 6-2-</w:t>
       </w:r>
       <w:r>
-        <w:t>3</w:t>
-      </w:r>
-      <w:r>
-        <w:t>5</w:t>
+        <w:t>35</w:t>
       </w:r>
       <w:r>
         <w:t xml:space="preserve"> 說明</w:t>
@@ -12015,7 +12198,7 @@
             <w:pPr>
               <w:jc w:val="both"/>
               <w:rPr>
-                <w:rFonts w:ascii="標楷體" w:eastAsia="標楷體" w:hAnsi="標楷體" w:hint="eastAsia"/>
+                <w:rFonts w:ascii="標楷體" w:eastAsia="標楷體" w:hAnsi="標楷體"/>
                 <w:szCs w:val="24"/>
               </w:rPr>
             </w:pPr>
@@ -12160,7 +12343,7 @@
             <w:pPr>
               <w:jc w:val="both"/>
               <w:rPr>
-                <w:rFonts w:ascii="標楷體" w:eastAsia="標楷體" w:hAnsi="標楷體" w:hint="eastAsia"/>
+                <w:rFonts w:ascii="標楷體" w:eastAsia="標楷體" w:hAnsi="標楷體"/>
                 <w:szCs w:val="24"/>
               </w:rPr>
             </w:pPr>
@@ -12305,10 +12488,7 @@
         <w:t>表 6-2-</w:t>
       </w:r>
       <w:r>
-        <w:t>3</w:t>
-      </w:r>
-      <w:r>
-        <w:t>6</w:t>
+        <w:t>36</w:t>
       </w:r>
       <w:r>
         <w:t xml:space="preserve"> 說明</w:t>
@@ -12346,7 +12526,7 @@
             <w:pPr>
               <w:jc w:val="both"/>
               <w:rPr>
-                <w:rFonts w:ascii="標楷體" w:eastAsia="標楷體" w:hAnsi="標楷體" w:hint="eastAsia"/>
+                <w:rFonts w:ascii="標楷體" w:eastAsia="標楷體" w:hAnsi="標楷體"/>
                 <w:szCs w:val="24"/>
               </w:rPr>
             </w:pPr>
@@ -12491,7 +12671,7 @@
             <w:pPr>
               <w:jc w:val="both"/>
               <w:rPr>
-                <w:rFonts w:ascii="標楷體" w:eastAsia="標楷體" w:hAnsi="標楷體" w:hint="eastAsia"/>
+                <w:rFonts w:ascii="標楷體" w:eastAsia="標楷體" w:hAnsi="標楷體"/>
                 <w:szCs w:val="24"/>
               </w:rPr>
             </w:pPr>
@@ -12636,10 +12816,7 @@
         <w:t>表 6-2-</w:t>
       </w:r>
       <w:r>
-        <w:t>3</w:t>
-      </w:r>
-      <w:r>
-        <w:t>7</w:t>
+        <w:t>37</w:t>
       </w:r>
       <w:r>
         <w:t xml:space="preserve"> 說明</w:t>
@@ -12677,7 +12854,7 @@
             <w:pPr>
               <w:jc w:val="both"/>
               <w:rPr>
-                <w:rFonts w:ascii="標楷體" w:eastAsia="標楷體" w:hAnsi="標楷體" w:hint="eastAsia"/>
+                <w:rFonts w:ascii="標楷體" w:eastAsia="標楷體" w:hAnsi="標楷體"/>
                 <w:szCs w:val="24"/>
               </w:rPr>
             </w:pPr>
@@ -12716,14 +12893,7 @@
                 <w:rFonts w:ascii="標楷體" w:eastAsia="標楷體" w:hAnsi="標楷體"/>
                 <w:szCs w:val="24"/>
               </w:rPr>
-              <w:t>.</w:t>
-            </w:r>
-            <w:r>
-              <w:rPr>
-                <w:rFonts w:ascii="標楷體" w:eastAsia="標楷體" w:hAnsi="標楷體"/>
-                <w:szCs w:val="24"/>
-              </w:rPr>
-              <w:t>3</w:t>
+              <w:t>.3</w:t>
             </w:r>
           </w:p>
         </w:tc>
@@ -12814,30 +12984,39 @@
                 <w:rFonts w:ascii="標楷體" w:eastAsia="標楷體" w:hAnsi="標楷體" w:cs="新細明體"/>
                 <w:szCs w:val="24"/>
               </w:rPr>
-              <w:t>系統處理使用者的購點付款（Demo模式），付款成功後確認並觸發點數加值。</w:t>
-            </w:r>
-          </w:p>
-        </w:tc>
-      </w:tr>
-      <w:tr>
-        <w:tc>
-          <w:tcPr>
-            <w:tcW w:w="1271" w:type="dxa"/>
-            <w:vAlign w:val="center"/>
-          </w:tcPr>
-          <w:p>
-            <w:pPr>
-              <w:jc w:val="both"/>
-              <w:rPr>
-                <w:rFonts w:ascii="標楷體" w:eastAsia="標楷體" w:hAnsi="標楷體" w:hint="eastAsia"/>
-                <w:szCs w:val="24"/>
-              </w:rPr>
-            </w:pPr>
-            <w:r>
-              <w:rPr>
-                <w:rFonts w:ascii="標楷體" w:eastAsia="標楷體" w:hAnsi="標楷體" w:hint="eastAsia"/>
-                <w:szCs w:val="24"/>
-              </w:rPr>
+              <w:t>系統處理使用者的購點付款（Demo模式），付款成功後確認並觸發</w:t>
+            </w:r>
+            <w:r>
+              <w:rPr>
+                <w:rFonts w:ascii="標楷體" w:eastAsia="標楷體" w:hAnsi="標楷體" w:cs="新細明體"/>
+                <w:szCs w:val="24"/>
+              </w:rPr>
+              <w:lastRenderedPageBreak/>
+              <w:t>點數加值。</w:t>
+            </w:r>
+          </w:p>
+        </w:tc>
+      </w:tr>
+      <w:tr>
+        <w:tc>
+          <w:tcPr>
+            <w:tcW w:w="1271" w:type="dxa"/>
+            <w:vAlign w:val="center"/>
+          </w:tcPr>
+          <w:p>
+            <w:pPr>
+              <w:jc w:val="both"/>
+              <w:rPr>
+                <w:rFonts w:ascii="標楷體" w:eastAsia="標楷體" w:hAnsi="標楷體"/>
+                <w:szCs w:val="24"/>
+              </w:rPr>
+            </w:pPr>
+            <w:r>
+              <w:rPr>
+                <w:rFonts w:ascii="標楷體" w:eastAsia="標楷體" w:hAnsi="標楷體" w:hint="eastAsia"/>
+                <w:szCs w:val="24"/>
+              </w:rPr>
+              <w:lastRenderedPageBreak/>
               <w:t>輸入值</w:t>
             </w:r>
           </w:p>
@@ -13015,7 +13194,7 @@
             <w:pPr>
               <w:jc w:val="both"/>
               <w:rPr>
-                <w:rFonts w:ascii="標楷體" w:eastAsia="標楷體" w:hAnsi="標楷體" w:hint="eastAsia"/>
+                <w:rFonts w:ascii="標楷體" w:eastAsia="標楷體" w:hAnsi="標楷體"/>
                 <w:szCs w:val="24"/>
               </w:rPr>
             </w:pPr>
@@ -13054,14 +13233,7 @@
                 <w:rFonts w:ascii="標楷體" w:eastAsia="標楷體" w:hAnsi="標楷體"/>
                 <w:szCs w:val="24"/>
               </w:rPr>
-              <w:t>.</w:t>
-            </w:r>
-            <w:r>
-              <w:rPr>
-                <w:rFonts w:ascii="標楷體" w:eastAsia="標楷體" w:hAnsi="標楷體"/>
-                <w:szCs w:val="24"/>
-              </w:rPr>
-              <w:t>4</w:t>
+              <w:t>.4</w:t>
             </w:r>
           </w:p>
         </w:tc>
@@ -13167,16 +13339,15 @@
             <w:pPr>
               <w:jc w:val="both"/>
               <w:rPr>
-                <w:rFonts w:ascii="標楷體" w:eastAsia="標楷體" w:hAnsi="標楷體" w:hint="eastAsia"/>
-                <w:szCs w:val="24"/>
-              </w:rPr>
-            </w:pPr>
-            <w:r>
-              <w:rPr>
-                <w:rFonts w:ascii="標楷體" w:eastAsia="標楷體" w:hAnsi="標楷體" w:hint="eastAsia"/>
-                <w:szCs w:val="24"/>
-              </w:rPr>
-              <w:lastRenderedPageBreak/>
+                <w:rFonts w:ascii="標楷體" w:eastAsia="標楷體" w:hAnsi="標楷體"/>
+                <w:szCs w:val="24"/>
+              </w:rPr>
+            </w:pPr>
+            <w:r>
+              <w:rPr>
+                <w:rFonts w:ascii="標楷體" w:eastAsia="標楷體" w:hAnsi="標楷體" w:hint="eastAsia"/>
+                <w:szCs w:val="24"/>
+              </w:rPr>
               <w:t>輸入值</w:t>
             </w:r>
           </w:p>
@@ -13354,7 +13525,7 @@
             <w:pPr>
               <w:jc w:val="both"/>
               <w:rPr>
-                <w:rFonts w:ascii="標楷體" w:eastAsia="標楷體" w:hAnsi="標楷體" w:hint="eastAsia"/>
+                <w:rFonts w:ascii="標楷體" w:eastAsia="標楷體" w:hAnsi="標楷體"/>
                 <w:szCs w:val="24"/>
               </w:rPr>
             </w:pPr>
@@ -13393,14 +13564,7 @@
                 <w:rFonts w:ascii="標楷體" w:eastAsia="標楷體" w:hAnsi="標楷體"/>
                 <w:szCs w:val="24"/>
               </w:rPr>
-              <w:t>.</w:t>
-            </w:r>
-            <w:r>
-              <w:rPr>
-                <w:rFonts w:ascii="標楷體" w:eastAsia="標楷體" w:hAnsi="標楷體"/>
-                <w:szCs w:val="24"/>
-              </w:rPr>
-              <w:t>5</w:t>
+              <w:t>.5</w:t>
             </w:r>
           </w:p>
         </w:tc>
@@ -13506,7 +13670,7 @@
             <w:pPr>
               <w:jc w:val="both"/>
               <w:rPr>
-                <w:rFonts w:ascii="標楷體" w:eastAsia="標楷體" w:hAnsi="標楷體" w:hint="eastAsia"/>
+                <w:rFonts w:ascii="標楷體" w:eastAsia="標楷體" w:hAnsi="標楷體"/>
                 <w:szCs w:val="24"/>
               </w:rPr>
             </w:pPr>
@@ -13689,7 +13853,7 @@
             <w:pPr>
               <w:jc w:val="both"/>
               <w:rPr>
-                <w:rFonts w:ascii="標楷體" w:eastAsia="標楷體" w:hAnsi="標楷體" w:hint="eastAsia"/>
+                <w:rFonts w:ascii="標楷體" w:eastAsia="標楷體" w:hAnsi="標楷體"/>
                 <w:szCs w:val="24"/>
               </w:rPr>
             </w:pPr>
@@ -13728,14 +13892,7 @@
                 <w:rFonts w:ascii="標楷體" w:eastAsia="標楷體" w:hAnsi="標楷體"/>
                 <w:szCs w:val="24"/>
               </w:rPr>
-              <w:t>.</w:t>
-            </w:r>
-            <w:r>
-              <w:rPr>
-                <w:rFonts w:ascii="標楷體" w:eastAsia="標楷體" w:hAnsi="標楷體"/>
-                <w:szCs w:val="24"/>
-              </w:rPr>
-              <w:t>6</w:t>
+              <w:t>.6</w:t>
             </w:r>
           </w:p>
         </w:tc>
@@ -13841,7 +13998,7 @@
             <w:pPr>
               <w:jc w:val="both"/>
               <w:rPr>
-                <w:rFonts w:ascii="標楷體" w:eastAsia="標楷體" w:hAnsi="標楷體" w:hint="eastAsia"/>
+                <w:rFonts w:ascii="標楷體" w:eastAsia="標楷體" w:hAnsi="標楷體"/>
                 <w:szCs w:val="24"/>
               </w:rPr>
             </w:pPr>
@@ -14024,7 +14181,7 @@
             <w:pPr>
               <w:jc w:val="both"/>
               <w:rPr>
-                <w:rFonts w:ascii="標楷體" w:eastAsia="標楷體" w:hAnsi="標楷體" w:hint="eastAsia"/>
+                <w:rFonts w:ascii="標楷體" w:eastAsia="標楷體" w:hAnsi="標楷體"/>
                 <w:szCs w:val="24"/>
               </w:rPr>
             </w:pPr>
@@ -14063,14 +14220,7 @@
                 <w:rFonts w:ascii="標楷體" w:eastAsia="標楷體" w:hAnsi="標楷體"/>
                 <w:szCs w:val="24"/>
               </w:rPr>
-              <w:t>.</w:t>
-            </w:r>
-            <w:r>
-              <w:rPr>
-                <w:rFonts w:ascii="標楷體" w:eastAsia="標楷體" w:hAnsi="標楷體"/>
-                <w:szCs w:val="24"/>
-              </w:rPr>
-              <w:t>7</w:t>
+              <w:t>.7</w:t>
             </w:r>
           </w:p>
         </w:tc>
@@ -14176,7 +14326,7 @@
             <w:pPr>
               <w:jc w:val="both"/>
               <w:rPr>
-                <w:rFonts w:ascii="標楷體" w:eastAsia="標楷體" w:hAnsi="標楷體" w:hint="eastAsia"/>
+                <w:rFonts w:ascii="標楷體" w:eastAsia="標楷體" w:hAnsi="標楷體"/>
                 <w:szCs w:val="24"/>
               </w:rPr>
             </w:pPr>
@@ -14318,6 +14468,7 @@
         <w:pStyle w:val="a3"/>
       </w:pPr>
       <w:r>
+        <w:lastRenderedPageBreak/>
         <w:t>表 6-2-</w:t>
       </w:r>
       <w:r>
@@ -14359,7 +14510,7 @@
             <w:pPr>
               <w:jc w:val="both"/>
               <w:rPr>
-                <w:rFonts w:ascii="標楷體" w:eastAsia="標楷體" w:hAnsi="標楷體" w:hint="eastAsia"/>
+                <w:rFonts w:ascii="標楷體" w:eastAsia="標楷體" w:hAnsi="標楷體"/>
                 <w:szCs w:val="24"/>
               </w:rPr>
             </w:pPr>
@@ -14511,7 +14662,7 @@
             <w:pPr>
               <w:jc w:val="both"/>
               <w:rPr>
-                <w:rFonts w:ascii="標楷體" w:eastAsia="標楷體" w:hAnsi="標楷體" w:hint="eastAsia"/>
+                <w:rFonts w:ascii="標楷體" w:eastAsia="標楷體" w:hAnsi="標楷體"/>
                 <w:szCs w:val="24"/>
               </w:rPr>
             </w:pPr>
@@ -14656,10 +14807,7 @@
         <w:t>表 6-2-</w:t>
       </w:r>
       <w:r>
-        <w:t>4</w:t>
-      </w:r>
-      <w:r>
-        <w:t>3</w:t>
+        <w:t>43</w:t>
       </w:r>
       <w:r>
         <w:t xml:space="preserve"> 說明</w:t>
@@ -14697,16 +14845,15 @@
             <w:pPr>
               <w:jc w:val="both"/>
               <w:rPr>
-                <w:rFonts w:ascii="標楷體" w:eastAsia="標楷體" w:hAnsi="標楷體" w:hint="eastAsia"/>
-                <w:szCs w:val="24"/>
-              </w:rPr>
-            </w:pPr>
-            <w:r>
-              <w:rPr>
-                <w:rFonts w:ascii="標楷體" w:eastAsia="標楷體" w:hAnsi="標楷體" w:hint="eastAsia"/>
-                <w:szCs w:val="24"/>
-              </w:rPr>
-              <w:lastRenderedPageBreak/>
+                <w:rFonts w:ascii="標楷體" w:eastAsia="標楷體" w:hAnsi="標楷體"/>
+                <w:szCs w:val="24"/>
+              </w:rPr>
+            </w:pPr>
+            <w:r>
+              <w:rPr>
+                <w:rFonts w:ascii="標楷體" w:eastAsia="標楷體" w:hAnsi="標楷體" w:hint="eastAsia"/>
+                <w:szCs w:val="24"/>
+              </w:rPr>
               <w:t>編號</w:t>
             </w:r>
           </w:p>
@@ -14737,14 +14884,7 @@
                 <w:rFonts w:ascii="標楷體" w:eastAsia="標楷體" w:hAnsi="標楷體"/>
                 <w:szCs w:val="24"/>
               </w:rPr>
-              <w:t>.</w:t>
-            </w:r>
-            <w:r>
-              <w:rPr>
-                <w:rFonts w:ascii="標楷體" w:eastAsia="標楷體" w:hAnsi="標楷體"/>
-                <w:szCs w:val="24"/>
-              </w:rPr>
-              <w:t>9</w:t>
+              <w:t>.9</w:t>
             </w:r>
           </w:p>
         </w:tc>
@@ -14866,7 +15006,7 @@
             <w:pPr>
               <w:jc w:val="both"/>
               <w:rPr>
-                <w:rFonts w:ascii="標楷體" w:eastAsia="標楷體" w:hAnsi="標楷體" w:hint="eastAsia"/>
+                <w:rFonts w:ascii="標楷體" w:eastAsia="標楷體" w:hAnsi="標楷體"/>
                 <w:szCs w:val="24"/>
               </w:rPr>
             </w:pPr>
@@ -15020,10 +15160,7 @@
         <w:t>表 6-2-</w:t>
       </w:r>
       <w:r>
-        <w:t>4</w:t>
-      </w:r>
-      <w:r>
-        <w:t>4</w:t>
+        <w:t>44</w:t>
       </w:r>
       <w:r>
         <w:t xml:space="preserve"> 說明</w:t>
@@ -15061,7 +15198,7 @@
             <w:pPr>
               <w:jc w:val="both"/>
               <w:rPr>
-                <w:rFonts w:ascii="標楷體" w:eastAsia="標楷體" w:hAnsi="標楷體" w:hint="eastAsia"/>
+                <w:rFonts w:ascii="標楷體" w:eastAsia="標楷體" w:hAnsi="標楷體"/>
                 <w:szCs w:val="24"/>
               </w:rPr>
             </w:pPr>
@@ -15100,14 +15237,7 @@
                 <w:rFonts w:ascii="標楷體" w:eastAsia="標楷體" w:hAnsi="標楷體"/>
                 <w:szCs w:val="24"/>
               </w:rPr>
-              <w:t>.</w:t>
-            </w:r>
-            <w:r>
-              <w:rPr>
-                <w:rFonts w:ascii="標楷體" w:eastAsia="標楷體" w:hAnsi="標楷體"/>
-                <w:szCs w:val="24"/>
-              </w:rPr>
-              <w:t>10</w:t>
+              <w:t>.10</w:t>
             </w:r>
           </w:p>
         </w:tc>
@@ -15229,7 +15359,7 @@
             <w:pPr>
               <w:jc w:val="both"/>
               <w:rPr>
-                <w:rFonts w:ascii="標楷體" w:eastAsia="標楷體" w:hAnsi="標楷體" w:hint="eastAsia"/>
+                <w:rFonts w:ascii="標楷體" w:eastAsia="標楷體" w:hAnsi="標楷體"/>
                 <w:szCs w:val="24"/>
               </w:rPr>
             </w:pPr>
@@ -15396,7 +15526,7 @@
             <w:pPr>
               <w:jc w:val="both"/>
               <w:rPr>
-                <w:rFonts w:ascii="標楷體" w:eastAsia="標楷體" w:hAnsi="標楷體" w:hint="eastAsia"/>
+                <w:rFonts w:ascii="標楷體" w:eastAsia="標楷體" w:hAnsi="標楷體"/>
                 <w:szCs w:val="24"/>
               </w:rPr>
             </w:pPr>
@@ -15435,14 +15565,7 @@
                 <w:rFonts w:ascii="標楷體" w:eastAsia="標楷體" w:hAnsi="標楷體"/>
                 <w:szCs w:val="24"/>
               </w:rPr>
-              <w:t>.</w:t>
-            </w:r>
-            <w:r>
-              <w:rPr>
-                <w:rFonts w:ascii="標楷體" w:eastAsia="標楷體" w:hAnsi="標楷體"/>
-                <w:szCs w:val="24"/>
-              </w:rPr>
-              <w:t>11</w:t>
+              <w:t>.11</w:t>
             </w:r>
           </w:p>
         </w:tc>
@@ -15564,7 +15687,7 @@
             <w:pPr>
               <w:jc w:val="both"/>
               <w:rPr>
-                <w:rFonts w:ascii="標楷體" w:eastAsia="標楷體" w:hAnsi="標楷體" w:hint="eastAsia"/>
+                <w:rFonts w:ascii="標楷體" w:eastAsia="標楷體" w:hAnsi="標楷體"/>
                 <w:szCs w:val="24"/>
               </w:rPr>
             </w:pPr>
@@ -15709,10 +15832,7 @@
         <w:t>表 6-2-</w:t>
       </w:r>
       <w:r>
-        <w:t>4</w:t>
-      </w:r>
-      <w:r>
-        <w:t>6</w:t>
+        <w:t>46</w:t>
       </w:r>
       <w:r>
         <w:t xml:space="preserve"> 說明</w:t>
@@ -15750,7 +15870,7 @@
             <w:pPr>
               <w:jc w:val="both"/>
               <w:rPr>
-                <w:rFonts w:ascii="標楷體" w:eastAsia="標楷體" w:hAnsi="標楷體" w:hint="eastAsia"/>
+                <w:rFonts w:ascii="標楷體" w:eastAsia="標楷體" w:hAnsi="標楷體"/>
                 <w:szCs w:val="24"/>
               </w:rPr>
             </w:pPr>
@@ -15789,14 +15909,7 @@
                 <w:rFonts w:ascii="標楷體" w:eastAsia="標楷體" w:hAnsi="標楷體"/>
                 <w:szCs w:val="24"/>
               </w:rPr>
-              <w:t>.</w:t>
-            </w:r>
-            <w:r>
-              <w:rPr>
-                <w:rFonts w:ascii="標楷體" w:eastAsia="標楷體" w:hAnsi="標楷體"/>
-                <w:szCs w:val="24"/>
-              </w:rPr>
-              <w:t>12</w:t>
+              <w:t>.12</w:t>
             </w:r>
           </w:p>
         </w:tc>
@@ -15864,6 +15977,7 @@
                 <w:rFonts w:ascii="標楷體" w:eastAsia="標楷體" w:hAnsi="標楷體" w:hint="eastAsia"/>
                 <w:szCs w:val="24"/>
               </w:rPr>
+              <w:lastRenderedPageBreak/>
               <w:t>操作說明</w:t>
             </w:r>
           </w:p>
@@ -15902,7 +16016,7 @@
             <w:pPr>
               <w:jc w:val="both"/>
               <w:rPr>
-                <w:rFonts w:ascii="標楷體" w:eastAsia="標楷體" w:hAnsi="標楷體" w:hint="eastAsia"/>
+                <w:rFonts w:ascii="標楷體" w:eastAsia="標楷體" w:hAnsi="標楷體"/>
                 <w:szCs w:val="24"/>
               </w:rPr>
             </w:pPr>
@@ -16047,10 +16161,7 @@
         <w:t>表 6-2-</w:t>
       </w:r>
       <w:r>
-        <w:t>4</w:t>
-      </w:r>
-      <w:r>
-        <w:t>7</w:t>
+        <w:t>47</w:t>
       </w:r>
       <w:r>
         <w:t xml:space="preserve"> 說明</w:t>
@@ -16088,7 +16199,7 @@
             <w:pPr>
               <w:jc w:val="both"/>
               <w:rPr>
-                <w:rFonts w:ascii="標楷體" w:eastAsia="標楷體" w:hAnsi="標楷體" w:hint="eastAsia"/>
+                <w:rFonts w:ascii="標楷體" w:eastAsia="標楷體" w:hAnsi="標楷體"/>
                 <w:szCs w:val="24"/>
               </w:rPr>
             </w:pPr>
@@ -16227,16 +16338,15 @@
             <w:pPr>
               <w:jc w:val="both"/>
               <w:rPr>
-                <w:rFonts w:ascii="標楷體" w:eastAsia="標楷體" w:hAnsi="標楷體" w:hint="eastAsia"/>
-                <w:szCs w:val="24"/>
-              </w:rPr>
-            </w:pPr>
-            <w:r>
-              <w:rPr>
-                <w:rFonts w:ascii="標楷體" w:eastAsia="標楷體" w:hAnsi="標楷體" w:hint="eastAsia"/>
-                <w:szCs w:val="24"/>
-              </w:rPr>
-              <w:lastRenderedPageBreak/>
+                <w:rFonts w:ascii="標楷體" w:eastAsia="標楷體" w:hAnsi="標楷體"/>
+                <w:szCs w:val="24"/>
+              </w:rPr>
+            </w:pPr>
+            <w:r>
+              <w:rPr>
+                <w:rFonts w:ascii="標楷體" w:eastAsia="標楷體" w:hAnsi="標楷體" w:hint="eastAsia"/>
+                <w:szCs w:val="24"/>
+              </w:rPr>
               <w:t>輸入值</w:t>
             </w:r>
           </w:p>
@@ -16298,7 +16408,7 @@
             <w:pPr>
               <w:jc w:val="both"/>
               <w:rPr>
-                <w:rFonts w:ascii="標楷體" w:eastAsia="標楷體" w:hAnsi="標楷體" w:hint="eastAsia"/>
+                <w:rFonts w:ascii="標楷體" w:eastAsia="標楷體" w:hAnsi="標楷體"/>
                 <w:szCs w:val="24"/>
               </w:rPr>
             </w:pPr>
@@ -16431,7 +16541,7 @@
             <w:pPr>
               <w:jc w:val="both"/>
               <w:rPr>
-                <w:rFonts w:ascii="標楷體" w:eastAsia="標楷體" w:hAnsi="標楷體" w:hint="eastAsia"/>
+                <w:rFonts w:ascii="標楷體" w:eastAsia="標楷體" w:hAnsi="標楷體"/>
                 <w:szCs w:val="24"/>
               </w:rPr>
             </w:pPr>
@@ -16544,7 +16654,7 @@
             <w:pPr>
               <w:jc w:val="both"/>
               <w:rPr>
-                <w:rFonts w:ascii="標楷體" w:eastAsia="標楷體" w:hAnsi="標楷體" w:hint="eastAsia"/>
+                <w:rFonts w:ascii="標楷體" w:eastAsia="標楷體" w:hAnsi="標楷體"/>
                 <w:szCs w:val="24"/>
               </w:rPr>
             </w:pPr>
@@ -16682,7 +16792,7 @@
             <w:pPr>
               <w:jc w:val="both"/>
               <w:rPr>
-                <w:rFonts w:ascii="標楷體" w:eastAsia="標楷體" w:hAnsi="標楷體" w:hint="eastAsia"/>
+                <w:rFonts w:ascii="標楷體" w:eastAsia="標楷體" w:hAnsi="標楷體"/>
                 <w:szCs w:val="24"/>
               </w:rPr>
             </w:pPr>
@@ -16805,10 +16915,7 @@
         <w:t>表 6-2-</w:t>
       </w:r>
       <w:r>
-        <w:t>4</w:t>
-      </w:r>
-      <w:r>
-        <w:t>9</w:t>
+        <w:t>49</w:t>
       </w:r>
       <w:r>
         <w:t xml:space="preserve"> 說明</w:t>
@@ -16846,7 +16953,7 @@
             <w:pPr>
               <w:jc w:val="both"/>
               <w:rPr>
-                <w:rFonts w:ascii="標楷體" w:eastAsia="標楷體" w:hAnsi="標楷體" w:hint="eastAsia"/>
+                <w:rFonts w:ascii="標楷體" w:eastAsia="標楷體" w:hAnsi="標楷體"/>
                 <w:szCs w:val="24"/>
               </w:rPr>
             </w:pPr>
@@ -16991,7 +17098,7 @@
             <w:pPr>
               <w:jc w:val="both"/>
               <w:rPr>
-                <w:rFonts w:ascii="標楷體" w:eastAsia="標楷體" w:hAnsi="標楷體" w:hint="eastAsia"/>
+                <w:rFonts w:ascii="標楷體" w:eastAsia="標楷體" w:hAnsi="標楷體"/>
                 <w:szCs w:val="24"/>
               </w:rPr>
             </w:pPr>
@@ -17182,7 +17289,7 @@
             <w:pPr>
               <w:jc w:val="both"/>
               <w:rPr>
-                <w:rFonts w:ascii="標楷體" w:eastAsia="標楷體" w:hAnsi="標楷體" w:hint="eastAsia"/>
+                <w:rFonts w:ascii="標楷體" w:eastAsia="標楷體" w:hAnsi="標楷體"/>
                 <w:szCs w:val="24"/>
               </w:rPr>
             </w:pPr>
@@ -17320,7 +17427,7 @@
             <w:pPr>
               <w:jc w:val="both"/>
               <w:rPr>
-                <w:rFonts w:ascii="標楷體" w:eastAsia="標楷體" w:hAnsi="標楷體" w:hint="eastAsia"/>
+                <w:rFonts w:ascii="標楷體" w:eastAsia="標楷體" w:hAnsi="標楷體"/>
                 <w:szCs w:val="24"/>
               </w:rPr>
             </w:pPr>
@@ -17505,7 +17612,7 @@
             <w:pPr>
               <w:jc w:val="both"/>
               <w:rPr>
-                <w:rFonts w:ascii="標楷體" w:eastAsia="標楷體" w:hAnsi="標楷體" w:hint="eastAsia"/>
+                <w:rFonts w:ascii="標楷體" w:eastAsia="標楷體" w:hAnsi="標楷體"/>
                 <w:szCs w:val="24"/>
               </w:rPr>
             </w:pPr>
@@ -17643,7 +17750,7 @@
             <w:pPr>
               <w:jc w:val="both"/>
               <w:rPr>
-                <w:rFonts w:ascii="標楷體" w:eastAsia="標楷體" w:hAnsi="標楷體" w:hint="eastAsia"/>
+                <w:rFonts w:ascii="標楷體" w:eastAsia="標楷體" w:hAnsi="標楷體"/>
                 <w:szCs w:val="24"/>
               </w:rPr>
             </w:pPr>
@@ -17787,7 +17894,6 @@
         <w:pStyle w:val="a3"/>
       </w:pPr>
       <w:r>
-        <w:lastRenderedPageBreak/>
         <w:t>表 6-2-</w:t>
       </w:r>
       <w:r>
@@ -17835,7 +17941,7 @@
             <w:pPr>
               <w:jc w:val="both"/>
               <w:rPr>
-                <w:rFonts w:ascii="標楷體" w:eastAsia="標楷體" w:hAnsi="標楷體" w:hint="eastAsia"/>
+                <w:rFonts w:ascii="標楷體" w:eastAsia="標楷體" w:hAnsi="標楷體"/>
                 <w:szCs w:val="24"/>
               </w:rPr>
             </w:pPr>
@@ -17867,14 +17973,7 @@
                 <w:rFonts w:ascii="標楷體" w:eastAsia="標楷體" w:hAnsi="標楷體"/>
                 <w:szCs w:val="24"/>
               </w:rPr>
-              <w:t>6.</w:t>
-            </w:r>
-            <w:r>
-              <w:rPr>
-                <w:rFonts w:ascii="標楷體" w:eastAsia="標楷體" w:hAnsi="標楷體"/>
-                <w:szCs w:val="24"/>
-              </w:rPr>
-              <w:t>5</w:t>
+              <w:t>6.5</w:t>
             </w:r>
           </w:p>
         </w:tc>
@@ -17980,7 +18079,7 @@
             <w:pPr>
               <w:jc w:val="both"/>
               <w:rPr>
-                <w:rFonts w:ascii="標楷體" w:eastAsia="標楷體" w:hAnsi="標楷體" w:hint="eastAsia"/>
+                <w:rFonts w:ascii="標楷體" w:eastAsia="標楷體" w:hAnsi="標楷體"/>
                 <w:szCs w:val="24"/>
               </w:rPr>
             </w:pPr>
@@ -18105,10 +18204,7 @@
         <w:t>表 6-2-</w:t>
       </w:r>
       <w:r>
-        <w:t>5</w:t>
-      </w:r>
-      <w:r>
-        <w:t>3</w:t>
+        <w:t>53</w:t>
       </w:r>
       <w:r>
         <w:t xml:space="preserve"> 說明</w:t>
@@ -18146,7 +18242,7 @@
             <w:pPr>
               <w:jc w:val="both"/>
               <w:rPr>
-                <w:rFonts w:ascii="標楷體" w:eastAsia="標楷體" w:hAnsi="標楷體" w:hint="eastAsia"/>
+                <w:rFonts w:ascii="標楷體" w:eastAsia="標楷體" w:hAnsi="標楷體"/>
                 <w:szCs w:val="24"/>
               </w:rPr>
             </w:pPr>
@@ -18178,14 +18274,7 @@
                 <w:rFonts w:ascii="標楷體" w:eastAsia="標楷體" w:hAnsi="標楷體"/>
                 <w:szCs w:val="24"/>
               </w:rPr>
-              <w:t>6.</w:t>
-            </w:r>
-            <w:r>
-              <w:rPr>
-                <w:rFonts w:ascii="標楷體" w:eastAsia="標楷體" w:hAnsi="標楷體"/>
-                <w:szCs w:val="24"/>
-              </w:rPr>
-              <w:t>6</w:t>
+              <w:t>6.6</w:t>
             </w:r>
           </w:p>
         </w:tc>
@@ -18307,7 +18396,7 @@
             <w:pPr>
               <w:jc w:val="both"/>
               <w:rPr>
-                <w:rFonts w:ascii="標楷體" w:eastAsia="標楷體" w:hAnsi="標楷體" w:hint="eastAsia"/>
+                <w:rFonts w:ascii="標楷體" w:eastAsia="標楷體" w:hAnsi="標楷體"/>
                 <w:szCs w:val="24"/>
               </w:rPr>
             </w:pPr>
@@ -18432,10 +18521,7 @@
         <w:t>表 6-2-</w:t>
       </w:r>
       <w:r>
-        <w:t>5</w:t>
-      </w:r>
-      <w:r>
-        <w:t>4</w:t>
+        <w:t>54</w:t>
       </w:r>
       <w:r>
         <w:t xml:space="preserve"> 說明</w:t>
@@ -18473,7 +18559,7 @@
             <w:pPr>
               <w:jc w:val="both"/>
               <w:rPr>
-                <w:rFonts w:ascii="標楷體" w:eastAsia="標楷體" w:hAnsi="標楷體" w:hint="eastAsia"/>
+                <w:rFonts w:ascii="標楷體" w:eastAsia="標楷體" w:hAnsi="標楷體"/>
                 <w:szCs w:val="24"/>
               </w:rPr>
             </w:pPr>
@@ -18505,14 +18591,7 @@
                 <w:rFonts w:ascii="標楷體" w:eastAsia="標楷體" w:hAnsi="標楷體"/>
                 <w:szCs w:val="24"/>
               </w:rPr>
-              <w:t>6.</w:t>
-            </w:r>
-            <w:r>
-              <w:rPr>
-                <w:rFonts w:ascii="標楷體" w:eastAsia="標楷體" w:hAnsi="標楷體"/>
-                <w:szCs w:val="24"/>
-              </w:rPr>
-              <w:t>7</w:t>
+              <w:t>6.7</w:t>
             </w:r>
           </w:p>
         </w:tc>
@@ -18634,7 +18713,7 @@
             <w:pPr>
               <w:jc w:val="both"/>
               <w:rPr>
-                <w:rFonts w:ascii="標楷體" w:eastAsia="標楷體" w:hAnsi="標楷體" w:hint="eastAsia"/>
+                <w:rFonts w:ascii="標楷體" w:eastAsia="標楷體" w:hAnsi="標楷體"/>
                 <w:szCs w:val="24"/>
               </w:rPr>
             </w:pPr>
@@ -18797,7 +18876,7 @@
             <w:pPr>
               <w:jc w:val="both"/>
               <w:rPr>
-                <w:rFonts w:ascii="標楷體" w:eastAsia="標楷體" w:hAnsi="標楷體" w:hint="eastAsia"/>
+                <w:rFonts w:ascii="標楷體" w:eastAsia="標楷體" w:hAnsi="標楷體"/>
                 <w:szCs w:val="24"/>
               </w:rPr>
             </w:pPr>
@@ -18904,6 +18983,7 @@
                 <w:rFonts w:ascii="標楷體" w:eastAsia="標楷體" w:hAnsi="標楷體" w:hint="eastAsia"/>
                 <w:szCs w:val="24"/>
               </w:rPr>
+              <w:lastRenderedPageBreak/>
               <w:t>操作說明</w:t>
             </w:r>
           </w:p>
@@ -18942,7 +19022,7 @@
             <w:pPr>
               <w:jc w:val="both"/>
               <w:rPr>
-                <w:rFonts w:ascii="標楷體" w:eastAsia="標楷體" w:hAnsi="標楷體" w:hint="eastAsia"/>
+                <w:rFonts w:ascii="標楷體" w:eastAsia="標楷體" w:hAnsi="標楷體"/>
                 <w:szCs w:val="24"/>
               </w:rPr>
             </w:pPr>
@@ -19054,7 +19134,6 @@
         <w:pStyle w:val="a3"/>
         <w:jc w:val="left"/>
         <w:rPr>
-          <w:rFonts w:hint="eastAsia"/>
           <w:sz w:val="24"/>
           <w:szCs w:val="24"/>
         </w:rPr>
@@ -19068,6 +19147,44 @@
     </w:sectPr>
   </w:body>
 </w:document>
+</file>
+
+<file path=word/endnotes.xml><?xml version="1.0" encoding="utf-8"?>
+<w:endnotes xmlns:wpc="http://schemas.microsoft.com/office/word/2010/wordprocessingCanvas" xmlns:cx="http://schemas.microsoft.com/office/drawing/2014/chartex" xmlns:cx1="http://schemas.microsoft.com/office/drawing/2015/9/8/chartex" xmlns:cx2="http://schemas.microsoft.com/office/drawing/2015/10/21/chartex" xmlns:cx3="http://schemas.microsoft.com/office/drawing/2016/5/9/chartex" xmlns:cx4="http://schemas.microsoft.com/office/drawing/2016/5/10/chartex" xmlns:cx5="http://schemas.microsoft.com/office/drawing/2016/5/11/chartex" xmlns:cx6="http://schemas.microsoft.com/office/drawing/2016/5/12/chartex" xmlns:cx7="http://schemas.microsoft.com/office/drawing/2016/5/13/chartex" xmlns:cx8="http://schemas.microsoft.com/office/drawing/2016/5/14/chartex" xmlns:mc="http://schemas.openxmlformats.org/markup-compatibility/2006" xmlns:aink="http://schemas.microsoft.com/office/drawing/2016/ink" xmlns:am3d="http://schemas.microsoft.com/office/drawing/2017/model3d" xmlns:o="urn:schemas-microsoft-com:office:office" xmlns:r="http://schemas.openxmlformats.org/officeDocument/2006/relationships" xmlns:m="http://schemas.openxmlformats.org/officeDocument/2006/math" xmlns:v="urn:schemas-microsoft-com:vml" xmlns:wp14="http://schemas.microsoft.com/office/word/2010/wordprocessingDrawing" xmlns:wp="http://schemas.openxmlformats.org/drawingml/2006/wordprocessingDrawing" xmlns:w10="urn:schemas-microsoft-com:office:word" xmlns:w="http://schemas.openxmlformats.org/wordprocessingml/2006/main" xmlns:w14="http://schemas.microsoft.com/office/word/2010/wordml" xmlns:w15="http://schemas.microsoft.com/office/word/2012/wordml" xmlns:w16cex="http://schemas.microsoft.com/office/word/2018/wordml/cex" xmlns:w16cid="http://schemas.microsoft.com/office/word/2016/wordml/cid" xmlns:w16="http://schemas.microsoft.com/office/word/2018/wordml" xmlns:w16sdtdh="http://schemas.microsoft.com/office/word/2020/wordml/sdtdatahash" xmlns:w16se="http://schemas.microsoft.com/office/word/2015/wordml/symex" xmlns:wpg="http://schemas.microsoft.com/office/word/2010/wordprocessingGroup" xmlns:wpi="http://schemas.microsoft.com/office/word/2010/wordprocessingInk" xmlns:wne="http://schemas.microsoft.com/office/word/2006/wordml" xmlns:wps="http://schemas.microsoft.com/office/word/2010/wordprocessingShape" mc:Ignorable="w14 w15 w16se w16cid w16 w16cex w16sdtdh wp14">
+  <w:endnote w:type="separator" w:id="-1">
+    <w:p>
+      <w:r>
+        <w:separator/>
+      </w:r>
+    </w:p>
+  </w:endnote>
+  <w:endnote w:type="continuationSeparator" w:id="0">
+    <w:p>
+      <w:r>
+        <w:continuationSeparator/>
+      </w:r>
+    </w:p>
+  </w:endnote>
+</w:endnotes>
+</file>
+
+<file path=word/footnotes.xml><?xml version="1.0" encoding="utf-8"?>
+<w:footnotes xmlns:wpc="http://schemas.microsoft.com/office/word/2010/wordprocessingCanvas" xmlns:cx="http://schemas.microsoft.com/office/drawing/2014/chartex" xmlns:cx1="http://schemas.microsoft.com/office/drawing/2015/9/8/chartex" xmlns:cx2="http://schemas.microsoft.com/office/drawing/2015/10/21/chartex" xmlns:cx3="http://schemas.microsoft.com/office/drawing/2016/5/9/chartex" xmlns:cx4="http://schemas.microsoft.com/office/drawing/2016/5/10/chartex" xmlns:cx5="http://schemas.microsoft.com/office/drawing/2016/5/11/chartex" xmlns:cx6="http://schemas.microsoft.com/office/drawing/2016/5/12/chartex" xmlns:cx7="http://schemas.microsoft.com/office/drawing/2016/5/13/chartex" xmlns:cx8="http://schemas.microsoft.com/office/drawing/2016/5/14/chartex" xmlns:mc="http://schemas.openxmlformats.org/markup-compatibility/2006" xmlns:aink="http://schemas.microsoft.com/office/drawing/2016/ink" xmlns:am3d="http://schemas.microsoft.com/office/drawing/2017/model3d" xmlns:o="urn:schemas-microsoft-com:office:office" xmlns:r="http://schemas.openxmlformats.org/officeDocument/2006/relationships" xmlns:m="http://schemas.openxmlformats.org/officeDocument/2006/math" xmlns:v="urn:schemas-microsoft-com:vml" xmlns:wp14="http://schemas.microsoft.com/office/word/2010/wordprocessingDrawing" xmlns:wp="http://schemas.openxmlformats.org/drawingml/2006/wordprocessingDrawing" xmlns:w10="urn:schemas-microsoft-com:office:word" xmlns:w="http://schemas.openxmlformats.org/wordprocessingml/2006/main" xmlns:w14="http://schemas.microsoft.com/office/word/2010/wordml" xmlns:w15="http://schemas.microsoft.com/office/word/2012/wordml" xmlns:w16cex="http://schemas.microsoft.com/office/word/2018/wordml/cex" xmlns:w16cid="http://schemas.microsoft.com/office/word/2016/wordml/cid" xmlns:w16="http://schemas.microsoft.com/office/word/2018/wordml" xmlns:w16sdtdh="http://schemas.microsoft.com/office/word/2020/wordml/sdtdatahash" xmlns:w16se="http://schemas.microsoft.com/office/word/2015/wordml/symex" xmlns:wpg="http://schemas.microsoft.com/office/word/2010/wordprocessingGroup" xmlns:wpi="http://schemas.microsoft.com/office/word/2010/wordprocessingInk" xmlns:wne="http://schemas.microsoft.com/office/word/2006/wordml" xmlns:wps="http://schemas.microsoft.com/office/word/2010/wordprocessingShape" mc:Ignorable="w14 w15 w16se w16cid w16 w16cex w16sdtdh wp14">
+  <w:footnote w:type="separator" w:id="-1">
+    <w:p>
+      <w:r>
+        <w:separator/>
+      </w:r>
+    </w:p>
+  </w:footnote>
+  <w:footnote w:type="continuationSeparator" w:id="0">
+    <w:p>
+      <w:r>
+        <w:continuationSeparator/>
+      </w:r>
+    </w:p>
+  </w:footnote>
+</w:footnotes>
 </file>
 
 <file path=word/styles.xml><?xml version="1.0" encoding="utf-8"?>
@@ -19718,6 +19835,66 @@
       </w:tblBorders>
     </w:tblPr>
   </w:style>
+  <w:style w:type="paragraph" w:styleId="ac">
+    <w:name w:val="header"/>
+    <w:basedOn w:val="a"/>
+    <w:link w:val="ad"/>
+    <w:uiPriority w:val="99"/>
+    <w:unhideWhenUsed/>
+    <w:rsid w:val="00BD0191"/>
+    <w:pPr>
+      <w:tabs>
+        <w:tab w:val="center" w:pos="4153"/>
+        <w:tab w:val="right" w:pos="8306"/>
+      </w:tabs>
+      <w:snapToGrid w:val="0"/>
+    </w:pPr>
+    <w:rPr>
+      <w:sz w:val="20"/>
+      <w:szCs w:val="20"/>
+    </w:rPr>
+  </w:style>
+  <w:style w:type="character" w:customStyle="1" w:styleId="ad">
+    <w:name w:val="頁首 字元"/>
+    <w:basedOn w:val="a0"/>
+    <w:link w:val="ac"/>
+    <w:uiPriority w:val="99"/>
+    <w:rsid w:val="00BD0191"/>
+    <w:rPr>
+      <w:sz w:val="20"/>
+      <w:szCs w:val="20"/>
+    </w:rPr>
+  </w:style>
+  <w:style w:type="paragraph" w:styleId="ae">
+    <w:name w:val="footer"/>
+    <w:basedOn w:val="a"/>
+    <w:link w:val="af"/>
+    <w:uiPriority w:val="99"/>
+    <w:unhideWhenUsed/>
+    <w:rsid w:val="00BD0191"/>
+    <w:pPr>
+      <w:tabs>
+        <w:tab w:val="center" w:pos="4153"/>
+        <w:tab w:val="right" w:pos="8306"/>
+      </w:tabs>
+      <w:snapToGrid w:val="0"/>
+    </w:pPr>
+    <w:rPr>
+      <w:sz w:val="20"/>
+      <w:szCs w:val="20"/>
+    </w:rPr>
+  </w:style>
+  <w:style w:type="character" w:customStyle="1" w:styleId="af">
+    <w:name w:val="頁尾 字元"/>
+    <w:basedOn w:val="a0"/>
+    <w:link w:val="ae"/>
+    <w:uiPriority w:val="99"/>
+    <w:rsid w:val="00BD0191"/>
+    <w:rPr>
+      <w:sz w:val="20"/>
+      <w:szCs w:val="20"/>
+    </w:rPr>
+  </w:style>
 </w:styles>
 </file>
 
@@ -20014,4 +20191,16 @@
     </a:ext>
   </a:extLst>
 </a:theme>
+</file>
+
+<file path=customXml/item1.xml><?xml version="1.0" encoding="utf-8"?>
+<b:Sources xmlns:b="http://schemas.openxmlformats.org/officeDocument/2006/bibliography" xmlns="http://schemas.openxmlformats.org/officeDocument/2006/bibliography" SelectedStyle="\APASixthEditionOfficeOnline.xsl" StyleName="APA" Version="6"/>
+</file>
+
+<file path=customXml/itemProps1.xml><?xml version="1.0" encoding="utf-8"?>
+<ds:datastoreItem xmlns:ds="http://schemas.openxmlformats.org/officeDocument/2006/customXml" ds:itemID="{D66F87CB-05CA-4A9A-A5FC-3ECC3966DB77}">
+  <ds:schemaRefs>
+    <ds:schemaRef ds:uri="http://schemas.openxmlformats.org/officeDocument/2006/bibliography"/>
+  </ds:schemaRefs>
+</ds:datastoreItem>
 </file>
--- a/系統文件/第6章/6-2.docx
+++ b/系統文件/第6章/6-2.docx
@@ -304,23 +304,13 @@
                 <w:highlight w:val="green"/>
               </w:rPr>
             </w:pPr>
-            <w:proofErr w:type="gramStart"/>
             <w:r>
               <w:rPr>
                 <w:rFonts w:ascii="標楷體" w:eastAsia="標楷體" w:hAnsi="標楷體" w:cs="新細明體" w:hint="eastAsia"/>
                 <w:szCs w:val="24"/>
                 <w:highlight w:val="green"/>
               </w:rPr>
-              <w:t>會員帳密紀錄</w:t>
-            </w:r>
-            <w:proofErr w:type="gramEnd"/>
-            <w:r>
-              <w:rPr>
-                <w:rFonts w:ascii="標楷體" w:eastAsia="標楷體" w:hAnsi="標楷體" w:cs="新細明體" w:hint="eastAsia"/>
-                <w:szCs w:val="24"/>
-                <w:highlight w:val="green"/>
-              </w:rPr>
-              <w:t xml:space="preserve"> (用於比對)</w:t>
+              <w:t>會員帳密紀錄 (用於比對)</w:t>
             </w:r>
           </w:p>
         </w:tc>
@@ -1562,6 +1552,7 @@
         <w:tc>
           <w:tcPr>
             <w:tcW w:w="1262" w:type="dxa"/>
+            <w:vMerge w:val="restart"/>
             <w:vAlign w:val="center"/>
           </w:tcPr>
           <w:p>
@@ -1623,6 +1614,73 @@
                 <w:szCs w:val="24"/>
               </w:rPr>
               <w:t>登入結果、個人基本資料</w:t>
+            </w:r>
+          </w:p>
+        </w:tc>
+      </w:tr>
+      <w:tr>
+        <w:tc>
+          <w:tcPr>
+            <w:tcW w:w="1262" w:type="dxa"/>
+            <w:vMerge/>
+            <w:vAlign w:val="center"/>
+          </w:tcPr>
+          <w:p>
+            <w:pPr>
+              <w:jc w:val="both"/>
+              <w:rPr>
+                <w:rFonts w:ascii="標楷體" w:eastAsia="標楷體" w:hAnsi="標楷體" w:hint="eastAsia"/>
+                <w:szCs w:val="24"/>
+              </w:rPr>
+            </w:pPr>
+          </w:p>
+        </w:tc>
+        <w:tc>
+          <w:tcPr>
+            <w:tcW w:w="1056" w:type="dxa"/>
+            <w:vAlign w:val="center"/>
+          </w:tcPr>
+          <w:p>
+            <w:pPr>
+              <w:jc w:val="both"/>
+              <w:rPr>
+                <w:rFonts w:ascii="標楷體" w:eastAsia="標楷體" w:hAnsi="標楷體" w:cs="新細明體"/>
+                <w:szCs w:val="24"/>
+                <w:highlight w:val="green"/>
+              </w:rPr>
+            </w:pPr>
+            <w:r>
+              <w:rPr>
+                <w:rFonts w:ascii="標楷體" w:eastAsia="標楷體" w:hAnsi="標楷體" w:cs="新細明體" w:hint="eastAsia"/>
+                <w:szCs w:val="24"/>
+                <w:highlight w:val="green"/>
+              </w:rPr>
+              <w:t>資料庫</w:t>
+            </w:r>
+          </w:p>
+        </w:tc>
+        <w:tc>
+          <w:tcPr>
+            <w:tcW w:w="5978" w:type="dxa"/>
+            <w:gridSpan w:val="3"/>
+            <w:vAlign w:val="center"/>
+          </w:tcPr>
+          <w:p>
+            <w:pPr>
+              <w:jc w:val="both"/>
+              <w:rPr>
+                <w:rFonts w:ascii="標楷體" w:eastAsia="標楷體" w:hAnsi="標楷體" w:cs="新細明體"/>
+                <w:szCs w:val="24"/>
+                <w:highlight w:val="green"/>
+              </w:rPr>
+            </w:pPr>
+            <w:r>
+              <w:rPr>
+                <w:rFonts w:ascii="標楷體" w:eastAsia="標楷體" w:hAnsi="標楷體" w:cs="新細明體" w:hint="eastAsia"/>
+                <w:szCs w:val="24"/>
+                <w:highlight w:val="green"/>
+              </w:rPr>
+              <w:t>新增會員資料 或 更新登入時間</w:t>
             </w:r>
           </w:p>
         </w:tc>
@@ -2678,6 +2736,7 @@
                 <w:rFonts w:ascii="標楷體" w:eastAsia="標楷體" w:hAnsi="標楷體" w:hint="eastAsia"/>
                 <w:szCs w:val="24"/>
               </w:rPr>
+              <w:lastRenderedPageBreak/>
               <w:t>編號</w:t>
             </w:r>
           </w:p>
@@ -2776,7 +2835,6 @@
                 <w:rFonts w:ascii="標楷體" w:eastAsia="標楷體" w:hAnsi="標楷體" w:hint="eastAsia"/>
                 <w:szCs w:val="24"/>
               </w:rPr>
-              <w:lastRenderedPageBreak/>
               <w:t>操作說明</w:t>
             </w:r>
           </w:p>
@@ -4134,6 +4192,7 @@
                 <w:rFonts w:ascii="標楷體" w:eastAsia="標楷體" w:hAnsi="標楷體" w:hint="eastAsia"/>
                 <w:szCs w:val="24"/>
               </w:rPr>
+              <w:lastRenderedPageBreak/>
               <w:t>輸入值</w:t>
             </w:r>
           </w:p>
@@ -5606,6 +5665,7 @@
                 <w:rFonts w:ascii="標楷體" w:eastAsia="標楷體" w:hAnsi="標楷體" w:hint="eastAsia"/>
                 <w:szCs w:val="24"/>
               </w:rPr>
+              <w:lastRenderedPageBreak/>
               <w:t>編號</w:t>
             </w:r>
           </w:p>
@@ -5720,39 +5780,30 @@
                 <w:rFonts w:ascii="標楷體" w:eastAsia="標楷體" w:hAnsi="標楷體" w:cs="新細明體"/>
                 <w:szCs w:val="24"/>
               </w:rPr>
-              <w:t>辨識完成後系統寫入照片事件紀錄（URL/名稱/時間）及照片辨識</w:t>
-            </w:r>
-            <w:r>
-              <w:rPr>
-                <w:rFonts w:ascii="標楷體" w:eastAsia="標楷體" w:hAnsi="標楷體" w:cs="新細明體"/>
-                <w:szCs w:val="24"/>
-              </w:rPr>
-              <w:lastRenderedPageBreak/>
-              <w:t>單字對應資料。</w:t>
-            </w:r>
-          </w:p>
-        </w:tc>
-      </w:tr>
-      <w:tr>
-        <w:tc>
-          <w:tcPr>
-            <w:tcW w:w="1271" w:type="dxa"/>
-            <w:vAlign w:val="center"/>
-          </w:tcPr>
-          <w:p>
-            <w:pPr>
-              <w:jc w:val="both"/>
-              <w:rPr>
-                <w:rFonts w:ascii="標楷體" w:eastAsia="標楷體" w:hAnsi="標楷體"/>
-                <w:szCs w:val="24"/>
-              </w:rPr>
-            </w:pPr>
-            <w:r>
-              <w:rPr>
-                <w:rFonts w:ascii="標楷體" w:eastAsia="標楷體" w:hAnsi="標楷體" w:hint="eastAsia"/>
-                <w:szCs w:val="24"/>
-              </w:rPr>
-              <w:lastRenderedPageBreak/>
+              <w:t>辨識完成後系統寫入照片事件紀錄（URL/名稱/時間）及照片辨識單字對應資料。</w:t>
+            </w:r>
+          </w:p>
+        </w:tc>
+      </w:tr>
+      <w:tr>
+        <w:tc>
+          <w:tcPr>
+            <w:tcW w:w="1271" w:type="dxa"/>
+            <w:vAlign w:val="center"/>
+          </w:tcPr>
+          <w:p>
+            <w:pPr>
+              <w:jc w:val="both"/>
+              <w:rPr>
+                <w:rFonts w:ascii="標楷體" w:eastAsia="標楷體" w:hAnsi="標楷體"/>
+                <w:szCs w:val="24"/>
+              </w:rPr>
+            </w:pPr>
+            <w:r>
+              <w:rPr>
+                <w:rFonts w:ascii="標楷體" w:eastAsia="標楷體" w:hAnsi="標楷體" w:hint="eastAsia"/>
+                <w:szCs w:val="24"/>
+              </w:rPr>
               <w:t>輸入值</w:t>
             </w:r>
           </w:p>
@@ -7075,6 +7126,7 @@
                 <w:rFonts w:ascii="標楷體" w:eastAsia="標楷體" w:hAnsi="標楷體" w:hint="eastAsia"/>
                 <w:szCs w:val="24"/>
               </w:rPr>
+              <w:lastRenderedPageBreak/>
               <w:t>輸入值</w:t>
             </w:r>
           </w:p>
@@ -7208,7 +7260,6 @@
         <w:pStyle w:val="a3"/>
       </w:pPr>
       <w:r>
-        <w:lastRenderedPageBreak/>
         <w:t>表 6-2-</w:t>
       </w:r>
       <w:r>
@@ -8577,7 +8628,6 @@
                 <w:rFonts w:ascii="標楷體" w:eastAsia="標楷體" w:hAnsi="標楷體" w:hint="eastAsia"/>
                 <w:szCs w:val="24"/>
               </w:rPr>
-              <w:lastRenderedPageBreak/>
               <w:t>編號</w:t>
             </w:r>
           </w:p>
@@ -9992,6 +10042,7 @@
                 <w:rFonts w:ascii="標楷體" w:eastAsia="標楷體" w:hAnsi="標楷體" w:hint="eastAsia"/>
                 <w:szCs w:val="24"/>
               </w:rPr>
+              <w:lastRenderedPageBreak/>
               <w:t>操作說明</w:t>
             </w:r>
           </w:p>
@@ -11547,6 +11598,7 @@
                 <w:rFonts w:ascii="標楷體" w:eastAsia="標楷體" w:hAnsi="標楷體" w:hint="eastAsia"/>
                 <w:szCs w:val="24"/>
               </w:rPr>
+              <w:lastRenderedPageBreak/>
               <w:t>編號</w:t>
             </w:r>
           </w:p>
@@ -11668,47 +11720,30 @@
                 <w:rFonts w:ascii="標楷體" w:eastAsia="標楷體" w:hAnsi="標楷體" w:cs="新細明體"/>
                 <w:szCs w:val="24"/>
               </w:rPr>
-              <w:t xml:space="preserve">系統偵測到小組已跨 ISO </w:t>
-            </w:r>
-            <w:proofErr w:type="gramStart"/>
-            <w:r>
-              <w:rPr>
-                <w:rFonts w:ascii="標楷體" w:eastAsia="標楷體" w:hAnsi="標楷體" w:cs="新細明體"/>
-                <w:szCs w:val="24"/>
-              </w:rPr>
-              <w:t>週</w:t>
-            </w:r>
-            <w:proofErr w:type="gramEnd"/>
-            <w:r>
-              <w:rPr>
-                <w:rFonts w:ascii="標楷體" w:eastAsia="標楷體" w:hAnsi="標楷體" w:cs="新細明體"/>
-                <w:szCs w:val="24"/>
-              </w:rPr>
-              <w:t>次，自動觸發結算：達標則發放獎勵、退還押金；未達標則沒收押金，並發送結算通知。</w:t>
-            </w:r>
-          </w:p>
-        </w:tc>
-      </w:tr>
-      <w:tr>
-        <w:tc>
-          <w:tcPr>
-            <w:tcW w:w="1271" w:type="dxa"/>
-            <w:vAlign w:val="center"/>
-          </w:tcPr>
-          <w:p>
-            <w:pPr>
-              <w:jc w:val="both"/>
-              <w:rPr>
-                <w:rFonts w:ascii="標楷體" w:eastAsia="標楷體" w:hAnsi="標楷體"/>
-                <w:szCs w:val="24"/>
-              </w:rPr>
-            </w:pPr>
-            <w:r>
-              <w:rPr>
-                <w:rFonts w:ascii="標楷體" w:eastAsia="標楷體" w:hAnsi="標楷體" w:hint="eastAsia"/>
-                <w:szCs w:val="24"/>
-              </w:rPr>
-              <w:lastRenderedPageBreak/>
+              <w:t>系統偵測到小組已跨 ISO 週次，自動觸發結算：達標則發放獎勵、退還押金；未達標則沒收押金，並發送結算通知。</w:t>
+            </w:r>
+          </w:p>
+        </w:tc>
+      </w:tr>
+      <w:tr>
+        <w:tc>
+          <w:tcPr>
+            <w:tcW w:w="1271" w:type="dxa"/>
+            <w:vAlign w:val="center"/>
+          </w:tcPr>
+          <w:p>
+            <w:pPr>
+              <w:jc w:val="both"/>
+              <w:rPr>
+                <w:rFonts w:ascii="標楷體" w:eastAsia="標楷體" w:hAnsi="標楷體"/>
+                <w:szCs w:val="24"/>
+              </w:rPr>
+            </w:pPr>
+            <w:r>
+              <w:rPr>
+                <w:rFonts w:ascii="標楷體" w:eastAsia="標楷體" w:hAnsi="標楷體" w:hint="eastAsia"/>
+                <w:szCs w:val="24"/>
+              </w:rPr>
               <w:t>輸入值</w:t>
             </w:r>
           </w:p>
@@ -12122,23 +12157,7 @@
                 <w:rFonts w:ascii="標楷體" w:eastAsia="標楷體" w:hAnsi="標楷體" w:cs="新細明體"/>
                 <w:szCs w:val="24"/>
               </w:rPr>
-              <w:t>點數餘額、購點方案清單（金額/點數）、付款結果（成功/失敗）、點數更新通知、交易紀錄清單、訂閱方案/到期日/自動續訂狀態、訂閱成功/到期日/</w:t>
-            </w:r>
-            <w:proofErr w:type="gramStart"/>
-            <w:r>
-              <w:rPr>
-                <w:rFonts w:ascii="標楷體" w:eastAsia="標楷體" w:hAnsi="標楷體" w:cs="新細明體"/>
-                <w:szCs w:val="24"/>
-              </w:rPr>
-              <w:t>贈點點數</w:t>
-            </w:r>
-            <w:proofErr w:type="gramEnd"/>
-            <w:r>
-              <w:rPr>
-                <w:rFonts w:ascii="標楷體" w:eastAsia="標楷體" w:hAnsi="標楷體" w:cs="新細明體"/>
-                <w:szCs w:val="24"/>
-              </w:rPr>
-              <w:t>、取消成功（當期仍可使用至到期日）、功能開放/次數不足/需升級提示</w:t>
+              <w:t>點數餘額、購點方案清單（金額/點數）、付款結果（成功/失敗）、點數更新通知、交易紀錄清單、訂閱方案/到期日/自動續訂狀態、訂閱成功/到期日/贈點點數、取消成功（當期仍可使用至到期日）、功能開放/次數不足/需升級提示</w:t>
             </w:r>
           </w:p>
         </w:tc>
@@ -12665,6 +12684,7 @@
         <w:tc>
           <w:tcPr>
             <w:tcW w:w="1271" w:type="dxa"/>
+            <w:vMerge w:val="restart"/>
             <w:vAlign w:val="center"/>
           </w:tcPr>
           <w:p>
@@ -12734,23 +12754,17 @@
         <w:tc>
           <w:tcPr>
             <w:tcW w:w="1271" w:type="dxa"/>
-            <w:vAlign w:val="center"/>
-          </w:tcPr>
-          <w:p>
-            <w:pPr>
-              <w:jc w:val="both"/>
-              <w:rPr>
-                <w:rFonts w:ascii="標楷體" w:eastAsia="標楷體" w:hAnsi="標楷體"/>
-                <w:szCs w:val="24"/>
-              </w:rPr>
-            </w:pPr>
-            <w:r>
-              <w:rPr>
-                <w:rFonts w:ascii="標楷體" w:eastAsia="標楷體" w:hAnsi="標楷體" w:hint="eastAsia"/>
-                <w:szCs w:val="24"/>
-              </w:rPr>
-              <w:t>輸出值</w:t>
-            </w:r>
+            <w:vMerge/>
+            <w:vAlign w:val="center"/>
+          </w:tcPr>
+          <w:p>
+            <w:pPr>
+              <w:jc w:val="both"/>
+              <w:rPr>
+                <w:rFonts w:ascii="標楷體" w:eastAsia="標楷體" w:hAnsi="標楷體" w:hint="eastAsia"/>
+                <w:szCs w:val="24"/>
+              </w:rPr>
+            </w:pPr>
           </w:p>
         </w:tc>
         <w:tc>
@@ -12764,14 +12778,25 @@
               <w:rPr>
                 <w:rFonts w:ascii="標楷體" w:eastAsia="標楷體" w:hAnsi="標楷體"/>
                 <w:szCs w:val="24"/>
-              </w:rPr>
-            </w:pPr>
-            <w:r>
-              <w:rPr>
-                <w:rFonts w:ascii="標楷體" w:eastAsia="標楷體" w:hAnsi="標楷體"/>
-                <w:szCs w:val="24"/>
-              </w:rPr>
-              <w:t>使用者</w:t>
+                <w:highlight w:val="green"/>
+              </w:rPr>
+            </w:pPr>
+            <w:r>
+              <w:rPr>
+                <w:rFonts w:ascii="標楷體" w:eastAsia="標楷體" w:hAnsi="標楷體" w:hint="eastAsia"/>
+                <w:szCs w:val="24"/>
+                <w:highlight w:val="green"/>
+              </w:rPr>
+              <w:t xml:space="preserve">訂閱與點數資料庫 </w:t>
+            </w:r>
+            <w:r>
+              <w:rPr>
+                <w:rFonts w:ascii="標楷體" w:eastAsia="標楷體" w:hAnsi="標楷體" w:hint="eastAsia"/>
+                <w:szCs w:val="24"/>
+                <w:highlight w:val="green"/>
+              </w:rPr>
+              <w:lastRenderedPageBreak/>
+              <w:t>(D3)</w:t>
             </w:r>
           </w:p>
         </w:tc>
@@ -12787,6 +12812,86 @@
               <w:rPr>
                 <w:rFonts w:ascii="標楷體" w:eastAsia="標楷體" w:hAnsi="標楷體"/>
                 <w:szCs w:val="24"/>
+                <w:highlight w:val="green"/>
+              </w:rPr>
+            </w:pPr>
+            <w:r>
+              <w:rPr>
+                <w:rFonts w:ascii="標楷體" w:eastAsia="標楷體" w:hAnsi="標楷體" w:hint="eastAsia"/>
+                <w:szCs w:val="24"/>
+                <w:highlight w:val="green"/>
+              </w:rPr>
+              <w:lastRenderedPageBreak/>
+              <w:t>訂</w:t>
+            </w:r>
+            <w:r>
+              <w:rPr>
+                <w:rFonts w:ascii="標楷體" w:eastAsia="標楷體" w:hAnsi="標楷體" w:hint="eastAsia"/>
+                <w:szCs w:val="24"/>
+                <w:highlight w:val="green"/>
+              </w:rPr>
+              <w:t>閱狀態、剩餘使用次數</w:t>
+            </w:r>
+          </w:p>
+        </w:tc>
+      </w:tr>
+      <w:tr>
+        <w:tc>
+          <w:tcPr>
+            <w:tcW w:w="1271" w:type="dxa"/>
+            <w:vAlign w:val="center"/>
+          </w:tcPr>
+          <w:p>
+            <w:pPr>
+              <w:jc w:val="both"/>
+              <w:rPr>
+                <w:rFonts w:ascii="標楷體" w:eastAsia="標楷體" w:hAnsi="標楷體"/>
+                <w:szCs w:val="24"/>
+              </w:rPr>
+            </w:pPr>
+            <w:r>
+              <w:rPr>
+                <w:rFonts w:ascii="標楷體" w:eastAsia="標楷體" w:hAnsi="標楷體" w:hint="eastAsia"/>
+                <w:szCs w:val="24"/>
+              </w:rPr>
+              <w:t>輸出值</w:t>
+            </w:r>
+          </w:p>
+        </w:tc>
+        <w:tc>
+          <w:tcPr>
+            <w:tcW w:w="992" w:type="dxa"/>
+            <w:vAlign w:val="center"/>
+          </w:tcPr>
+          <w:p>
+            <w:pPr>
+              <w:jc w:val="both"/>
+              <w:rPr>
+                <w:rFonts w:ascii="標楷體" w:eastAsia="標楷體" w:hAnsi="標楷體"/>
+                <w:szCs w:val="24"/>
+              </w:rPr>
+            </w:pPr>
+            <w:r>
+              <w:rPr>
+                <w:rFonts w:ascii="標楷體" w:eastAsia="標楷體" w:hAnsi="標楷體"/>
+                <w:szCs w:val="24"/>
+              </w:rPr>
+              <w:t>使用者</w:t>
+            </w:r>
+          </w:p>
+        </w:tc>
+        <w:tc>
+          <w:tcPr>
+            <w:tcW w:w="6033" w:type="dxa"/>
+            <w:gridSpan w:val="3"/>
+            <w:vAlign w:val="center"/>
+          </w:tcPr>
+          <w:p>
+            <w:pPr>
+              <w:jc w:val="both"/>
+              <w:rPr>
+                <w:rFonts w:ascii="標楷體" w:eastAsia="標楷體" w:hAnsi="標楷體"/>
+                <w:szCs w:val="24"/>
               </w:rPr>
             </w:pPr>
             <w:r>
@@ -12795,6 +12900,72 @@
                 <w:szCs w:val="24"/>
               </w:rPr>
               <w:t>購點方案清單（金額/點數）</w:t>
+            </w:r>
+          </w:p>
+        </w:tc>
+      </w:tr>
+      <w:tr>
+        <w:tc>
+          <w:tcPr>
+            <w:tcW w:w="1271" w:type="dxa"/>
+            <w:vAlign w:val="center"/>
+          </w:tcPr>
+          <w:p>
+            <w:pPr>
+              <w:jc w:val="both"/>
+              <w:rPr>
+                <w:rFonts w:ascii="標楷體" w:eastAsia="標楷體" w:hAnsi="標楷體" w:hint="eastAsia"/>
+                <w:szCs w:val="24"/>
+              </w:rPr>
+            </w:pPr>
+          </w:p>
+        </w:tc>
+        <w:tc>
+          <w:tcPr>
+            <w:tcW w:w="992" w:type="dxa"/>
+            <w:vAlign w:val="center"/>
+          </w:tcPr>
+          <w:p>
+            <w:pPr>
+              <w:jc w:val="both"/>
+              <w:rPr>
+                <w:rFonts w:ascii="標楷體" w:eastAsia="標楷體" w:hAnsi="標楷體"/>
+                <w:szCs w:val="24"/>
+                <w:highlight w:val="green"/>
+              </w:rPr>
+            </w:pPr>
+            <w:r>
+              <w:rPr>
+                <w:rFonts w:ascii="標楷體" w:eastAsia="標楷體" w:hAnsi="標楷體" w:hint="eastAsia"/>
+                <w:szCs w:val="24"/>
+                <w:highlight w:val="green"/>
+              </w:rPr>
+              <w:t>訂閱與點數資料庫 (D3)</w:t>
+            </w:r>
+          </w:p>
+        </w:tc>
+        <w:tc>
+          <w:tcPr>
+            <w:tcW w:w="6033" w:type="dxa"/>
+            <w:gridSpan w:val="3"/>
+            <w:vAlign w:val="center"/>
+          </w:tcPr>
+          <w:p>
+            <w:pPr>
+              <w:jc w:val="both"/>
+              <w:rPr>
+                <w:rFonts w:ascii="標楷體" w:eastAsia="標楷體" w:hAnsi="標楷體"/>
+                <w:szCs w:val="24"/>
+                <w:highlight w:val="green"/>
+              </w:rPr>
+            </w:pPr>
+            <w:r>
+              <w:rPr>
+                <w:rFonts w:ascii="標楷體" w:eastAsia="標楷體" w:hAnsi="標楷體" w:hint="eastAsia"/>
+                <w:szCs w:val="24"/>
+                <w:highlight w:val="green"/>
+              </w:rPr>
+              <w:t>扣除後之剩餘次數</w:t>
             </w:r>
           </w:p>
         </w:tc>
@@ -12984,39 +13155,30 @@
                 <w:rFonts w:ascii="標楷體" w:eastAsia="標楷體" w:hAnsi="標楷體" w:cs="新細明體"/>
                 <w:szCs w:val="24"/>
               </w:rPr>
-              <w:t>系統處理使用者的購點付款（Demo模式），付款成功後確認並觸發</w:t>
-            </w:r>
-            <w:r>
-              <w:rPr>
-                <w:rFonts w:ascii="標楷體" w:eastAsia="標楷體" w:hAnsi="標楷體" w:cs="新細明體"/>
-                <w:szCs w:val="24"/>
-              </w:rPr>
-              <w:lastRenderedPageBreak/>
-              <w:t>點數加值。</w:t>
-            </w:r>
-          </w:p>
-        </w:tc>
-      </w:tr>
-      <w:tr>
-        <w:tc>
-          <w:tcPr>
-            <w:tcW w:w="1271" w:type="dxa"/>
-            <w:vAlign w:val="center"/>
-          </w:tcPr>
-          <w:p>
-            <w:pPr>
-              <w:jc w:val="both"/>
-              <w:rPr>
-                <w:rFonts w:ascii="標楷體" w:eastAsia="標楷體" w:hAnsi="標楷體"/>
-                <w:szCs w:val="24"/>
-              </w:rPr>
-            </w:pPr>
-            <w:r>
-              <w:rPr>
-                <w:rFonts w:ascii="標楷體" w:eastAsia="標楷體" w:hAnsi="標楷體" w:hint="eastAsia"/>
-                <w:szCs w:val="24"/>
-              </w:rPr>
-              <w:lastRenderedPageBreak/>
+              <w:t>系統處理使用者的購點付款（Demo模式），付款成功後確認並觸發點數加值。</w:t>
+            </w:r>
+          </w:p>
+        </w:tc>
+      </w:tr>
+      <w:tr>
+        <w:tc>
+          <w:tcPr>
+            <w:tcW w:w="1271" w:type="dxa"/>
+            <w:vAlign w:val="center"/>
+          </w:tcPr>
+          <w:p>
+            <w:pPr>
+              <w:jc w:val="both"/>
+              <w:rPr>
+                <w:rFonts w:ascii="標楷體" w:eastAsia="標楷體" w:hAnsi="標楷體"/>
+                <w:szCs w:val="24"/>
+              </w:rPr>
+            </w:pPr>
+            <w:r>
+              <w:rPr>
+                <w:rFonts w:ascii="標楷體" w:eastAsia="標楷體" w:hAnsi="標楷體" w:hint="eastAsia"/>
+                <w:szCs w:val="24"/>
+              </w:rPr>
               <w:t>輸入值</w:t>
             </w:r>
           </w:p>
@@ -14076,6 +14238,7 @@
                 <w:rFonts w:ascii="標楷體" w:eastAsia="標楷體" w:hAnsi="標楷體" w:hint="eastAsia"/>
                 <w:szCs w:val="24"/>
               </w:rPr>
+              <w:lastRenderedPageBreak/>
               <w:t>輸出值</w:t>
             </w:r>
           </w:p>
@@ -14468,7 +14631,6 @@
         <w:pStyle w:val="a3"/>
       </w:pPr>
       <w:r>
-        <w:lastRenderedPageBreak/>
         <w:t>表 6-2-</w:t>
       </w:r>
       <w:r>
@@ -14975,23 +15137,7 @@
                 <w:rFonts w:ascii="標楷體" w:eastAsia="標楷體" w:hAnsi="標楷體" w:cs="新細明體"/>
                 <w:szCs w:val="24"/>
               </w:rPr>
-              <w:t>系統處理訂閱付款（Demo模式），付款成功後寫入訂閱紀錄（方案/到期日/贈點）、更新使用者訂閱狀態並寫入</w:t>
-            </w:r>
-            <w:proofErr w:type="gramStart"/>
-            <w:r>
-              <w:rPr>
-                <w:rFonts w:ascii="標楷體" w:eastAsia="標楷體" w:hAnsi="標楷體" w:cs="新細明體"/>
-                <w:szCs w:val="24"/>
-              </w:rPr>
-              <w:t>訂閱贈點紀錄</w:t>
-            </w:r>
-            <w:proofErr w:type="gramEnd"/>
-            <w:r>
-              <w:rPr>
-                <w:rFonts w:ascii="標楷體" w:eastAsia="標楷體" w:hAnsi="標楷體" w:cs="新細明體"/>
-                <w:szCs w:val="24"/>
-              </w:rPr>
-              <w:t>至點數交易紀錄。</w:t>
+              <w:t>系統處理訂閱付款（Demo模式），付款成功後寫入訂閱紀錄（方案/到期日/贈點）、更新使用者訂閱狀態並寫入訂閱贈點紀錄至點數交易紀錄。</w:t>
             </w:r>
           </w:p>
         </w:tc>
@@ -15129,17 +15275,8 @@
                 <w:rFonts w:ascii="標楷體" w:eastAsia="標楷體" w:hAnsi="標楷體" w:cs="新細明體"/>
                 <w:szCs w:val="24"/>
               </w:rPr>
-              <w:t>訂閱成功、到期日、</w:t>
-            </w:r>
-            <w:proofErr w:type="gramStart"/>
-            <w:r>
-              <w:rPr>
-                <w:rFonts w:ascii="標楷體" w:eastAsia="標楷體" w:hAnsi="標楷體" w:cs="新細明體"/>
-                <w:szCs w:val="24"/>
-              </w:rPr>
-              <w:t>贈點點數</w:t>
-            </w:r>
-            <w:proofErr w:type="gramEnd"/>
+              <w:t>訂閱成功、到期日、贈點點數</w:t>
+            </w:r>
           </w:p>
         </w:tc>
       </w:tr>
@@ -15328,23 +15465,7 @@
                 <w:rFonts w:ascii="標楷體" w:eastAsia="標楷體" w:hAnsi="標楷體" w:cs="新細明體"/>
                 <w:szCs w:val="24"/>
               </w:rPr>
-              <w:t>系統定期檢查到期訂閱，自動執行續訂付款，成功則更新到期日，失敗則標記</w:t>
-            </w:r>
-            <w:proofErr w:type="gramStart"/>
-            <w:r>
-              <w:rPr>
-                <w:rFonts w:ascii="標楷體" w:eastAsia="標楷體" w:hAnsi="標楷體" w:cs="新細明體"/>
-                <w:szCs w:val="24"/>
-              </w:rPr>
-              <w:t>記</w:t>
-            </w:r>
-            <w:proofErr w:type="gramEnd"/>
-            <w:r>
-              <w:rPr>
-                <w:rFonts w:ascii="標楷體" w:eastAsia="標楷體" w:hAnsi="標楷體" w:cs="新細明體"/>
-                <w:szCs w:val="24"/>
-              </w:rPr>
-              <w:t>失效，並觸發 P6 續訂成功/扣款失敗通知。</w:t>
+              <w:t>系統定期檢查到期訂閱，自動執行續訂付款，成功則更新到期日，失敗則標記記失效，並觸發 P6 續訂成功/扣款失敗通知。</w:t>
             </w:r>
           </w:p>
         </w:tc>
@@ -15535,6 +15656,7 @@
                 <w:rFonts w:ascii="標楷體" w:eastAsia="標楷體" w:hAnsi="標楷體" w:hint="eastAsia"/>
                 <w:szCs w:val="24"/>
               </w:rPr>
+              <w:lastRenderedPageBreak/>
               <w:t>編號</w:t>
             </w:r>
           </w:p>
@@ -15656,23 +15778,7 @@
                 <w:rFonts w:ascii="標楷體" w:eastAsia="標楷體" w:hAnsi="標楷體" w:cs="新細明體"/>
                 <w:szCs w:val="24"/>
               </w:rPr>
-              <w:t>使用者送出取消訂閱請求，系統標記</w:t>
-            </w:r>
-            <w:proofErr w:type="gramStart"/>
-            <w:r>
-              <w:rPr>
-                <w:rFonts w:ascii="標楷體" w:eastAsia="標楷體" w:hAnsi="標楷體" w:cs="新細明體"/>
-                <w:szCs w:val="24"/>
-              </w:rPr>
-              <w:t>不</w:t>
-            </w:r>
-            <w:proofErr w:type="gramEnd"/>
-            <w:r>
-              <w:rPr>
-                <w:rFonts w:ascii="標楷體" w:eastAsia="標楷體" w:hAnsi="標楷體" w:cs="新細明體"/>
-                <w:szCs w:val="24"/>
-              </w:rPr>
-              <w:t>自動續訂，當期訂閱仍可使用至到期日。</w:t>
+              <w:t>使用者送出取消訂閱請求，系統標記不自動續訂，當期訂閱仍可使用至到期日。</w:t>
             </w:r>
           </w:p>
         </w:tc>
@@ -15977,7 +16083,6 @@
                 <w:rFonts w:ascii="標楷體" w:eastAsia="標楷體" w:hAnsi="標楷體" w:hint="eastAsia"/>
                 <w:szCs w:val="24"/>
               </w:rPr>
-              <w:lastRenderedPageBreak/>
               <w:t>操作說明</w:t>
             </w:r>
           </w:p>
@@ -17107,6 +17212,7 @@
                 <w:rFonts w:ascii="標楷體" w:eastAsia="標楷體" w:hAnsi="標楷體" w:hint="eastAsia"/>
                 <w:szCs w:val="24"/>
               </w:rPr>
+              <w:lastRenderedPageBreak/>
               <w:t>輸入值</w:t>
             </w:r>
           </w:p>
@@ -18365,23 +18471,7 @@
                 <w:rFonts w:ascii="標楷體" w:eastAsia="標楷體" w:hAnsi="標楷體" w:cs="新細明體"/>
                 <w:szCs w:val="24"/>
               </w:rPr>
-              <w:t>每月自動續訂完成後，系統</w:t>
-            </w:r>
-            <w:proofErr w:type="gramStart"/>
-            <w:r>
-              <w:rPr>
-                <w:rFonts w:ascii="標楷體" w:eastAsia="標楷體" w:hAnsi="標楷體" w:cs="新細明體"/>
-                <w:szCs w:val="24"/>
-              </w:rPr>
-              <w:t>推送續訂</w:t>
-            </w:r>
-            <w:proofErr w:type="gramEnd"/>
-            <w:r>
-              <w:rPr>
-                <w:rFonts w:ascii="標楷體" w:eastAsia="標楷體" w:hAnsi="標楷體" w:cs="新細明體"/>
-                <w:szCs w:val="24"/>
-              </w:rPr>
-              <w:t>成功或扣款失敗通知。</w:t>
+              <w:t>每月自動續訂完成後，系統推送續訂成功或扣款失敗通知。</w:t>
             </w:r>
           </w:p>
         </w:tc>
@@ -18568,6 +18658,7 @@
                 <w:rFonts w:ascii="標楷體" w:eastAsia="標楷體" w:hAnsi="標楷體" w:hint="eastAsia"/>
                 <w:szCs w:val="24"/>
               </w:rPr>
+              <w:lastRenderedPageBreak/>
               <w:t>編號</w:t>
             </w:r>
           </w:p>
@@ -18682,23 +18773,7 @@
                 <w:rFonts w:ascii="標楷體" w:eastAsia="標楷體" w:hAnsi="標楷體" w:cs="新細明體"/>
                 <w:szCs w:val="24"/>
               </w:rPr>
-              <w:t>每月自動續訂完成後，系統</w:t>
-            </w:r>
-            <w:proofErr w:type="gramStart"/>
-            <w:r>
-              <w:rPr>
-                <w:rFonts w:ascii="標楷體" w:eastAsia="標楷體" w:hAnsi="標楷體" w:cs="新細明體"/>
-                <w:szCs w:val="24"/>
-              </w:rPr>
-              <w:t>推送續訂</w:t>
-            </w:r>
-            <w:proofErr w:type="gramEnd"/>
-            <w:r>
-              <w:rPr>
-                <w:rFonts w:ascii="標楷體" w:eastAsia="標楷體" w:hAnsi="標楷體" w:cs="新細明體"/>
-                <w:szCs w:val="24"/>
-              </w:rPr>
-              <w:t>成功或扣款失敗通知。</w:t>
+              <w:t>每月自動續訂完成後，系統推送續訂成功或扣款失敗通知。</w:t>
             </w:r>
           </w:p>
         </w:tc>
@@ -18983,7 +19058,6 @@
                 <w:rFonts w:ascii="標楷體" w:eastAsia="標楷體" w:hAnsi="標楷體" w:hint="eastAsia"/>
                 <w:szCs w:val="24"/>
               </w:rPr>
-              <w:lastRenderedPageBreak/>
               <w:t>操作說明</w:t>
             </w:r>
           </w:p>

--- a/系統文件/第6章/6-2.docx
+++ b/系統文件/第6章/6-2.docx
@@ -259,7 +259,7 @@
             <w:pPr>
               <w:jc w:val="both"/>
               <w:rPr>
-                <w:rFonts w:ascii="標楷體" w:eastAsia="標楷體" w:hAnsi="標楷體" w:hint="eastAsia"/>
+                <w:rFonts w:ascii="標楷體" w:eastAsia="標楷體" w:hAnsi="標楷體"/>
                 <w:szCs w:val="24"/>
               </w:rPr>
             </w:pPr>
@@ -304,13 +304,23 @@
                 <w:highlight w:val="green"/>
               </w:rPr>
             </w:pPr>
+            <w:proofErr w:type="gramStart"/>
             <w:r>
               <w:rPr>
                 <w:rFonts w:ascii="標楷體" w:eastAsia="標楷體" w:hAnsi="標楷體" w:cs="新細明體" w:hint="eastAsia"/>
                 <w:szCs w:val="24"/>
                 <w:highlight w:val="green"/>
               </w:rPr>
-              <w:t>會員帳密紀錄 (用於比對)</w:t>
+              <w:t>會員帳密紀錄</w:t>
+            </w:r>
+            <w:proofErr w:type="gramEnd"/>
+            <w:r>
+              <w:rPr>
+                <w:rFonts w:ascii="標楷體" w:eastAsia="標楷體" w:hAnsi="標楷體" w:cs="新細明體" w:hint="eastAsia"/>
+                <w:szCs w:val="24"/>
+                <w:highlight w:val="green"/>
+              </w:rPr>
+              <w:t xml:space="preserve"> (用於比對)</w:t>
             </w:r>
           </w:p>
         </w:tc>
@@ -396,7 +406,7 @@
             <w:pPr>
               <w:jc w:val="both"/>
               <w:rPr>
-                <w:rFonts w:ascii="標楷體" w:eastAsia="標楷體" w:hAnsi="標楷體" w:hint="eastAsia"/>
+                <w:rFonts w:ascii="標楷體" w:eastAsia="標楷體" w:hAnsi="標楷體"/>
                 <w:szCs w:val="24"/>
               </w:rPr>
             </w:pPr>
@@ -1272,10 +1282,28 @@
             <w:pPr>
               <w:jc w:val="both"/>
               <w:rPr>
+                <w:rFonts w:ascii="標楷體" w:eastAsia="標楷體" w:hAnsi="標楷體" w:cs="新細明體"/>
+                <w:szCs w:val="24"/>
+                <w:highlight w:val="green"/>
+              </w:rPr>
+            </w:pPr>
+            <w:r>
+              <w:rPr>
                 <w:rFonts w:ascii="標楷體" w:eastAsia="標楷體" w:hAnsi="標楷體" w:cs="新細明體" w:hint="eastAsia"/>
                 <w:szCs w:val="24"/>
                 <w:highlight w:val="green"/>
               </w:rPr>
+              <w:t>接收 Google OAuth API 回傳之第三方授權憑證與基本資料 (Email、UID)。</w:t>
+            </w:r>
+          </w:p>
+          <w:p>
+            <w:pPr>
+              <w:jc w:val="both"/>
+              <w:rPr>
+                <w:rFonts w:ascii="標楷體" w:eastAsia="標楷體" w:hAnsi="標楷體" w:cs="新細明體"/>
+                <w:szCs w:val="24"/>
+                <w:highlight w:val="green"/>
+              </w:rPr>
             </w:pPr>
             <w:r>
               <w:rPr>
@@ -1283,24 +1311,6 @@
                 <w:szCs w:val="24"/>
                 <w:highlight w:val="green"/>
               </w:rPr>
-              <w:t>接收 Google OAuth API 回傳之第三方授權憑證與基本資料 (Email、UID)。</w:t>
-            </w:r>
-          </w:p>
-          <w:p>
-            <w:pPr>
-              <w:jc w:val="both"/>
-              <w:rPr>
-                <w:rFonts w:ascii="標楷體" w:eastAsia="標楷體" w:hAnsi="標楷體" w:cs="新細明體" w:hint="eastAsia"/>
-                <w:szCs w:val="24"/>
-                <w:highlight w:val="green"/>
-              </w:rPr>
-            </w:pPr>
-            <w:r>
-              <w:rPr>
-                <w:rFonts w:ascii="標楷體" w:eastAsia="標楷體" w:hAnsi="標楷體" w:cs="新細明體" w:hint="eastAsia"/>
-                <w:szCs w:val="24"/>
-                <w:highlight w:val="green"/>
-              </w:rPr>
               <w:t>查詢「會員資料庫」確認該 Google UID 是否已經綁定過帳號。</w:t>
             </w:r>
           </w:p>
@@ -1308,7 +1318,7 @@
             <w:pPr>
               <w:jc w:val="both"/>
               <w:rPr>
-                <w:rFonts w:ascii="標楷體" w:eastAsia="標楷體" w:hAnsi="標楷體" w:cs="新細明體" w:hint="eastAsia"/>
+                <w:rFonts w:ascii="標楷體" w:eastAsia="標楷體" w:hAnsi="標楷體" w:cs="新細明體"/>
                 <w:szCs w:val="24"/>
                 <w:highlight w:val="green"/>
               </w:rPr>
@@ -1425,7 +1435,7 @@
             <w:pPr>
               <w:jc w:val="both"/>
               <w:rPr>
-                <w:rFonts w:ascii="標楷體" w:eastAsia="標楷體" w:hAnsi="標楷體" w:hint="eastAsia"/>
+                <w:rFonts w:ascii="標楷體" w:eastAsia="標楷體" w:hAnsi="標楷體"/>
                 <w:szCs w:val="24"/>
               </w:rPr>
             </w:pPr>
@@ -1492,7 +1502,7 @@
             <w:pPr>
               <w:jc w:val="both"/>
               <w:rPr>
-                <w:rFonts w:ascii="標楷體" w:eastAsia="標楷體" w:hAnsi="標楷體" w:hint="eastAsia"/>
+                <w:rFonts w:ascii="標楷體" w:eastAsia="標楷體" w:hAnsi="標楷體"/>
                 <w:szCs w:val="24"/>
               </w:rPr>
             </w:pPr>
@@ -1507,7 +1517,7 @@
             <w:pPr>
               <w:jc w:val="both"/>
               <w:rPr>
-                <w:rFonts w:ascii="標楷體" w:eastAsia="標楷體" w:hAnsi="標楷體" w:cs="新細明體" w:hint="eastAsia"/>
+                <w:rFonts w:ascii="標楷體" w:eastAsia="標楷體" w:hAnsi="標楷體" w:cs="新細明體"/>
                 <w:szCs w:val="24"/>
                 <w:highlight w:val="green"/>
               </w:rPr>
@@ -1532,7 +1542,7 @@
             <w:pPr>
               <w:jc w:val="both"/>
               <w:rPr>
-                <w:rFonts w:ascii="標楷體" w:eastAsia="標楷體" w:hAnsi="標楷體" w:cs="新細明體" w:hint="eastAsia"/>
+                <w:rFonts w:ascii="標楷體" w:eastAsia="標楷體" w:hAnsi="標楷體" w:cs="新細明體"/>
                 <w:szCs w:val="24"/>
                 <w:highlight w:val="green"/>
               </w:rPr>
@@ -1629,7 +1639,7 @@
             <w:pPr>
               <w:jc w:val="both"/>
               <w:rPr>
-                <w:rFonts w:ascii="標楷體" w:eastAsia="標楷體" w:hAnsi="標楷體" w:hint="eastAsia"/>
+                <w:rFonts w:ascii="標楷體" w:eastAsia="標楷體" w:hAnsi="標楷體"/>
                 <w:szCs w:val="24"/>
               </w:rPr>
             </w:pPr>
@@ -2683,13 +2693,22 @@
     </w:p>
     <w:p>
       <w:pPr>
+        <w:rPr>
+          <w:rFonts w:ascii="標楷體" w:eastAsia="標楷體" w:hAnsi="標楷體" w:hint="eastAsia"/>
+          <w:szCs w:val="24"/>
+        </w:rPr>
+      </w:pPr>
+    </w:p>
+    <w:p>
+      <w:pPr>
         <w:pStyle w:val="a3"/>
       </w:pPr>
       <w:r>
+        <w:lastRenderedPageBreak/>
         <w:t>表 6-2-</w:t>
       </w:r>
       <w:r>
-        <w:t>7</w:t>
+        <w:t>8</w:t>
       </w:r>
       <w:r>
         <w:t xml:space="preserve"> 說明</w:t>
@@ -2698,7 +2717,7 @@
         <w:rPr>
           <w:rFonts w:hint="eastAsia"/>
         </w:rPr>
-        <w:t>系統設定管理</w:t>
+        <w:t>日語程度測驗</w:t>
       </w:r>
     </w:p>
     <w:tbl>
@@ -2736,7 +2755,6 @@
                 <w:rFonts w:ascii="標楷體" w:eastAsia="標楷體" w:hAnsi="標楷體" w:hint="eastAsia"/>
                 <w:szCs w:val="24"/>
               </w:rPr>
-              <w:lastRenderedPageBreak/>
               <w:t>編號</w:t>
             </w:r>
           </w:p>
@@ -2767,7 +2785,7 @@
                 <w:rFonts w:ascii="標楷體" w:eastAsia="標楷體" w:hAnsi="標楷體"/>
                 <w:szCs w:val="24"/>
               </w:rPr>
-              <w:t>6</w:t>
+              <w:t>7</w:t>
             </w:r>
           </w:p>
         </w:tc>
@@ -2811,7 +2829,7 @@
                 <w:rFonts w:ascii="標楷體" w:eastAsia="標楷體" w:hAnsi="標楷體" w:cs="新細明體"/>
                 <w:szCs w:val="24"/>
               </w:rPr>
-              <w:t>系統設定管理</w:t>
+              <w:t>日語程度測驗</w:t>
             </w:r>
           </w:p>
         </w:tc>
@@ -2858,7 +2876,7 @@
                 <w:rFonts w:ascii="標楷體" w:eastAsia="標楷體" w:hAnsi="標楷體" w:cs="新細明體"/>
                 <w:szCs w:val="24"/>
               </w:rPr>
-              <w:t>使用者設定字體大小與通知偏好，系統讀取現有設定並儲存更新值。</w:t>
+              <w:t>使用者進行日語程度測驗，系統讀取題目並將結果寫入使用者日語等級欄位。</w:t>
             </w:r>
           </w:p>
         </w:tc>
@@ -2927,7 +2945,7 @@
                 <w:rFonts w:ascii="標楷體" w:eastAsia="標楷體" w:hAnsi="標楷體" w:cs="新細明體"/>
                 <w:szCs w:val="24"/>
               </w:rPr>
-              <w:t>字體大小設定、通知偏好設定</w:t>
+              <w:t>測驗作答</w:t>
             </w:r>
           </w:p>
         </w:tc>
@@ -2996,7 +3014,7 @@
                 <w:rFonts w:ascii="標楷體" w:eastAsia="標楷體" w:hAnsi="標楷體" w:cs="新細明體"/>
                 <w:szCs w:val="24"/>
               </w:rPr>
-              <w:t>設定儲存結果</w:t>
+              <w:t>日語等級結果</w:t>
             </w:r>
           </w:p>
         </w:tc>
@@ -3018,7 +3036,7 @@
         <w:t>表 6-2-</w:t>
       </w:r>
       <w:r>
-        <w:t>8</w:t>
+        <w:t>9</w:t>
       </w:r>
       <w:r>
         <w:t xml:space="preserve"> 說明</w:t>
@@ -3027,7 +3045,7 @@
         <w:rPr>
           <w:rFonts w:hint="eastAsia"/>
         </w:rPr>
-        <w:t>日語程度測驗</w:t>
+        <w:t>成就與個人檔案顯示</w:t>
       </w:r>
     </w:p>
     <w:tbl>
@@ -3095,7 +3113,7 @@
                 <w:rFonts w:ascii="標楷體" w:eastAsia="標楷體" w:hAnsi="標楷體"/>
                 <w:szCs w:val="24"/>
               </w:rPr>
-              <w:t>7</w:t>
+              <w:t>8</w:t>
             </w:r>
           </w:p>
         </w:tc>
@@ -3139,7 +3157,7 @@
                 <w:rFonts w:ascii="標楷體" w:eastAsia="標楷體" w:hAnsi="標楷體" w:cs="新細明體"/>
                 <w:szCs w:val="24"/>
               </w:rPr>
-              <w:t>日語程度測驗</w:t>
+              <w:t>成就與個人檔案顯示</w:t>
             </w:r>
           </w:p>
         </w:tc>
@@ -3183,10 +3201,10 @@
             </w:pPr>
             <w:r>
               <w:rPr>
-                <w:rFonts w:ascii="標楷體" w:eastAsia="標楷體" w:hAnsi="標楷體" w:cs="新細明體"/>
-                <w:szCs w:val="24"/>
-              </w:rPr>
-              <w:t>使用者進行日語程度測驗，系統讀取題目並將結果寫入使用者日語等級欄位。</w:t>
+                <w:rFonts w:ascii="標楷體" w:eastAsia="標楷體" w:hAnsi="標楷體" w:cs="新細明體" w:hint="eastAsia"/>
+                <w:szCs w:val="24"/>
+              </w:rPr>
+              <w:t>使用者查看個人檔案，系統讀取已解鎖的成就與徽章清單並顯示。</w:t>
             </w:r>
           </w:p>
         </w:tc>
@@ -3255,7 +3273,7 @@
                 <w:rFonts w:ascii="標楷體" w:eastAsia="標楷體" w:hAnsi="標楷體" w:cs="新細明體"/>
                 <w:szCs w:val="24"/>
               </w:rPr>
-              <w:t>測驗作答</w:t>
+              <w:t>查看個人檔案請求</w:t>
             </w:r>
           </w:p>
         </w:tc>
@@ -3324,7 +3342,7 @@
                 <w:rFonts w:ascii="標楷體" w:eastAsia="標楷體" w:hAnsi="標楷體" w:cs="新細明體"/>
                 <w:szCs w:val="24"/>
               </w:rPr>
-              <w:t>日語等級結果</w:t>
+              <w:t>個人檔案、成就徽章清單</w:t>
             </w:r>
           </w:p>
         </w:tc>
@@ -3346,16 +3364,22 @@
         <w:t>表 6-2-</w:t>
       </w:r>
       <w:r>
-        <w:t>9</w:t>
-      </w:r>
-      <w:r>
-        <w:t xml:space="preserve"> 說明</w:t>
-      </w:r>
-      <w:r>
         <w:rPr>
           <w:rFonts w:hint="eastAsia"/>
         </w:rPr>
-        <w:t>成就與個人檔案顯示</w:t>
+        <w:t>1</w:t>
+      </w:r>
+      <w:r>
+        <w:t>0</w:t>
+      </w:r>
+      <w:r>
+        <w:t xml:space="preserve"> 說明</w:t>
+      </w:r>
+      <w:r>
+        <w:rPr>
+          <w:rFonts w:hint="eastAsia"/>
+        </w:rPr>
+        <w:t>拍照學習處理</w:t>
       </w:r>
     </w:p>
     <w:tbl>
@@ -3413,17 +3437,10 @@
             </w:pPr>
             <w:r>
               <w:rPr>
-                <w:rFonts w:ascii="標楷體" w:eastAsia="標楷體" w:hAnsi="標楷體" w:hint="eastAsia"/>
-                <w:szCs w:val="24"/>
-              </w:rPr>
-              <w:t>1.</w:t>
-            </w:r>
-            <w:r>
-              <w:rPr>
-                <w:rFonts w:ascii="標楷體" w:eastAsia="標楷體" w:hAnsi="標楷體"/>
-                <w:szCs w:val="24"/>
-              </w:rPr>
-              <w:t>8</w:t>
+                <w:rFonts w:ascii="標楷體" w:eastAsia="標楷體" w:hAnsi="標楷體"/>
+                <w:szCs w:val="24"/>
+              </w:rPr>
+              <w:t>2</w:t>
             </w:r>
           </w:p>
         </w:tc>
@@ -3467,7 +3484,7 @@
                 <w:rFonts w:ascii="標楷體" w:eastAsia="標楷體" w:hAnsi="標楷體" w:cs="新細明體"/>
                 <w:szCs w:val="24"/>
               </w:rPr>
-              <w:t>成就與個人檔案顯示</w:t>
+              <w:t>拍照學習處理</w:t>
             </w:r>
           </w:p>
         </w:tc>
@@ -3514,7 +3531,7 @@
                 <w:rFonts w:ascii="標楷體" w:eastAsia="標楷體" w:hAnsi="標楷體" w:cs="新細明體"/>
                 <w:szCs w:val="24"/>
               </w:rPr>
-              <w:t>使用者進行日語程度測驗，系統讀取題目並將結果寫入使用者日語等級欄位。</w:t>
+              <w:t>使用者拍照或上傳照片，系統透過 Gemini API 辨識圖片中的日文單字，並提供單字詳細資訊、收藏及歷史紀錄查詢。</w:t>
             </w:r>
           </w:p>
         </w:tc>
@@ -3583,7 +3600,7 @@
                 <w:rFonts w:ascii="標楷體" w:eastAsia="標楷體" w:hAnsi="標楷體" w:cs="新細明體"/>
                 <w:szCs w:val="24"/>
               </w:rPr>
-              <w:t>查看個人檔案請求</w:t>
+              <w:t>拍照/選擇照片上傳、照片名稱（可跳過）、收藏單字操作、查看歷史照片請求</w:t>
             </w:r>
           </w:p>
         </w:tc>
@@ -3652,7 +3669,7 @@
                 <w:rFonts w:ascii="標楷體" w:eastAsia="標楷體" w:hAnsi="標楷體" w:cs="新細明體"/>
                 <w:szCs w:val="24"/>
               </w:rPr>
-              <w:t>個人檔案、成就徽章清單</w:t>
+              <w:t>辨識出的單字清單、單字詳細資訊（漢字/假名/中文/例句）、收藏成功/已收藏提示、歷史照片清單與單字列表</w:t>
             </w:r>
           </w:p>
         </w:tc>
@@ -3680,7 +3697,7 @@
         <w:t>1</w:t>
       </w:r>
       <w:r>
-        <w:t>0</w:t>
+        <w:t>1</w:t>
       </w:r>
       <w:r>
         <w:t xml:space="preserve"> 說明</w:t>
@@ -3689,7 +3706,7 @@
         <w:rPr>
           <w:rFonts w:hint="eastAsia"/>
         </w:rPr>
-        <w:t>拍照學習處理</w:t>
+        <w:t>拍照/上傳照片</w:t>
       </w:r>
     </w:p>
     <w:tbl>
@@ -3750,7 +3767,7 @@
                 <w:rFonts w:ascii="標楷體" w:eastAsia="標楷體" w:hAnsi="標楷體"/>
                 <w:szCs w:val="24"/>
               </w:rPr>
-              <w:t>2</w:t>
+              <w:t>2.1</w:t>
             </w:r>
           </w:p>
         </w:tc>
@@ -3794,7 +3811,7 @@
                 <w:rFonts w:ascii="標楷體" w:eastAsia="標楷體" w:hAnsi="標楷體" w:cs="新細明體"/>
                 <w:szCs w:val="24"/>
               </w:rPr>
-              <w:t>拍照學習處理</w:t>
+              <w:t>拍照/上傳照片</w:t>
             </w:r>
           </w:p>
         </w:tc>
@@ -3841,7 +3858,7 @@
                 <w:rFonts w:ascii="標楷體" w:eastAsia="標楷體" w:hAnsi="標楷體" w:cs="新細明體"/>
                 <w:szCs w:val="24"/>
               </w:rPr>
-              <w:t>使用者拍照或上傳照片，系統透過 Gemini API 辨識圖片中的日文單字，並提供單字詳細資訊、收藏及歷史紀錄查詢。</w:t>
+              <w:t>使用者拍照或選擇照片上傳，系統取得照片檔案後傳入命名步驟。</w:t>
             </w:r>
           </w:p>
         </w:tc>
@@ -3910,7 +3927,7 @@
                 <w:rFonts w:ascii="標楷體" w:eastAsia="標楷體" w:hAnsi="標楷體" w:cs="新細明體"/>
                 <w:szCs w:val="24"/>
               </w:rPr>
-              <w:t>拍照/選擇照片上傳、照片名稱（可跳過）、收藏單字操作、查看歷史照片請求</w:t>
+              <w:t>拍照或選擇照片上傳</w:t>
             </w:r>
           </w:p>
         </w:tc>
@@ -3940,46 +3957,24 @@
         </w:tc>
         <w:tc>
           <w:tcPr>
-            <w:tcW w:w="992" w:type="dxa"/>
-            <w:vAlign w:val="center"/>
-          </w:tcPr>
-          <w:p>
-            <w:pPr>
-              <w:jc w:val="both"/>
-              <w:rPr>
-                <w:rFonts w:ascii="標楷體" w:eastAsia="標楷體" w:hAnsi="標楷體"/>
-                <w:szCs w:val="24"/>
-              </w:rPr>
-            </w:pPr>
-            <w:r>
-              <w:rPr>
-                <w:rFonts w:ascii="標楷體" w:eastAsia="標楷體" w:hAnsi="標楷體" w:cs="新細明體"/>
-                <w:szCs w:val="24"/>
-              </w:rPr>
-              <w:t>使用者</w:t>
-            </w:r>
-          </w:p>
-        </w:tc>
-        <w:tc>
-          <w:tcPr>
-            <w:tcW w:w="6033" w:type="dxa"/>
-            <w:gridSpan w:val="3"/>
-            <w:vAlign w:val="center"/>
-          </w:tcPr>
-          <w:p>
-            <w:pPr>
-              <w:jc w:val="both"/>
-              <w:rPr>
-                <w:rFonts w:ascii="標楷體" w:eastAsia="標楷體" w:hAnsi="標楷體"/>
-                <w:szCs w:val="24"/>
-              </w:rPr>
-            </w:pPr>
-            <w:r>
-              <w:rPr>
-                <w:rFonts w:ascii="標楷體" w:eastAsia="標楷體" w:hAnsi="標楷體" w:cs="新細明體"/>
-                <w:szCs w:val="24"/>
-              </w:rPr>
-              <w:t>辨識出的單字清單、單字詳細資訊（漢字/假名/中文/例句）、收藏成功/已收藏提示、歷史照片清單與單字列表</w:t>
+            <w:tcW w:w="7025" w:type="dxa"/>
+            <w:gridSpan w:val="4"/>
+            <w:vAlign w:val="center"/>
+          </w:tcPr>
+          <w:p>
+            <w:pPr>
+              <w:jc w:val="both"/>
+              <w:rPr>
+                <w:rFonts w:ascii="標楷體" w:eastAsia="標楷體" w:hAnsi="標楷體"/>
+                <w:szCs w:val="24"/>
+              </w:rPr>
+            </w:pPr>
+            <w:r>
+              <w:rPr>
+                <w:rFonts w:ascii="標楷體" w:eastAsia="標楷體" w:hAnsi="標楷體" w:cs="新細明體"/>
+                <w:szCs w:val="24"/>
+              </w:rPr>
+              <w:t>照片檔案（傳入2.2）</w:t>
             </w:r>
           </w:p>
         </w:tc>
@@ -4007,7 +4002,7 @@
         <w:t>1</w:t>
       </w:r>
       <w:r>
-        <w:t>1</w:t>
+        <w:t>2</w:t>
       </w:r>
       <w:r>
         <w:t xml:space="preserve"> 說明</w:t>
@@ -4016,7 +4011,7 @@
         <w:rPr>
           <w:rFonts w:hint="eastAsia"/>
         </w:rPr>
-        <w:t>拍照/上傳照片</w:t>
+        <w:t>照片命名（可跳過）</w:t>
       </w:r>
     </w:p>
     <w:tbl>
@@ -4077,7 +4072,7 @@
                 <w:rFonts w:ascii="標楷體" w:eastAsia="標楷體" w:hAnsi="標楷體"/>
                 <w:szCs w:val="24"/>
               </w:rPr>
-              <w:t>2.1</w:t>
+              <w:t>2.2</w:t>
             </w:r>
           </w:p>
         </w:tc>
@@ -4121,7 +4116,7 @@
                 <w:rFonts w:ascii="標楷體" w:eastAsia="標楷體" w:hAnsi="標楷體" w:cs="新細明體"/>
                 <w:szCs w:val="24"/>
               </w:rPr>
-              <w:t>拍照/上傳照片</w:t>
+              <w:t>照片命名（可跳過）</w:t>
             </w:r>
           </w:p>
         </w:tc>
@@ -4168,7 +4163,7 @@
                 <w:rFonts w:ascii="標楷體" w:eastAsia="標楷體" w:hAnsi="標楷體" w:cs="新細明體"/>
                 <w:szCs w:val="24"/>
               </w:rPr>
-              <w:t>使用者拍照或選擇照片上傳，系統取得照片檔案後傳入命名步驟。</w:t>
+              <w:t>使用者可選擇輸入照片名稱或跳過，系統確認後進入辨識流程。</w:t>
             </w:r>
           </w:p>
         </w:tc>
@@ -4238,7 +4233,7 @@
                 <w:rFonts w:ascii="標楷體" w:eastAsia="標楷體" w:hAnsi="標楷體" w:cs="新細明體"/>
                 <w:szCs w:val="24"/>
               </w:rPr>
-              <w:t>拍照或選擇照片上傳</w:t>
+              <w:t>照片名稱（可跳過）</w:t>
             </w:r>
           </w:p>
         </w:tc>
@@ -4268,24 +4263,46 @@
         </w:tc>
         <w:tc>
           <w:tcPr>
-            <w:tcW w:w="7025" w:type="dxa"/>
-            <w:gridSpan w:val="4"/>
-            <w:vAlign w:val="center"/>
-          </w:tcPr>
-          <w:p>
-            <w:pPr>
-              <w:jc w:val="both"/>
-              <w:rPr>
-                <w:rFonts w:ascii="標楷體" w:eastAsia="標楷體" w:hAnsi="標楷體"/>
-                <w:szCs w:val="24"/>
-              </w:rPr>
-            </w:pPr>
-            <w:r>
-              <w:rPr>
-                <w:rFonts w:ascii="標楷體" w:eastAsia="標楷體" w:hAnsi="標楷體" w:cs="新細明體"/>
-                <w:szCs w:val="24"/>
-              </w:rPr>
-              <w:t>照片檔案（傳入2.2）</w:t>
+            <w:tcW w:w="992" w:type="dxa"/>
+            <w:vAlign w:val="center"/>
+          </w:tcPr>
+          <w:p>
+            <w:pPr>
+              <w:jc w:val="both"/>
+              <w:rPr>
+                <w:rFonts w:ascii="標楷體" w:eastAsia="標楷體" w:hAnsi="標楷體"/>
+                <w:szCs w:val="24"/>
+              </w:rPr>
+            </w:pPr>
+            <w:r>
+              <w:rPr>
+                <w:rFonts w:ascii="標楷體" w:eastAsia="標楷體" w:hAnsi="標楷體" w:cs="新細明體"/>
+                <w:szCs w:val="24"/>
+              </w:rPr>
+              <w:t>使用者</w:t>
+            </w:r>
+          </w:p>
+        </w:tc>
+        <w:tc>
+          <w:tcPr>
+            <w:tcW w:w="6033" w:type="dxa"/>
+            <w:gridSpan w:val="3"/>
+            <w:vAlign w:val="center"/>
+          </w:tcPr>
+          <w:p>
+            <w:pPr>
+              <w:jc w:val="both"/>
+              <w:rPr>
+                <w:rFonts w:ascii="標楷體" w:eastAsia="標楷體" w:hAnsi="標楷體"/>
+                <w:szCs w:val="24"/>
+              </w:rPr>
+            </w:pPr>
+            <w:r>
+              <w:rPr>
+                <w:rFonts w:ascii="標楷體" w:eastAsia="標楷體" w:hAnsi="標楷體" w:cs="新細明體"/>
+                <w:szCs w:val="24"/>
+              </w:rPr>
+              <w:t>命名確認/跳過提示</w:t>
             </w:r>
           </w:p>
         </w:tc>
@@ -4310,10 +4327,7 @@
         <w:rPr>
           <w:rFonts w:hint="eastAsia"/>
         </w:rPr>
-        <w:t>1</w:t>
-      </w:r>
-      <w:r>
-        <w:t>2</w:t>
+        <w:t>13</w:t>
       </w:r>
       <w:r>
         <w:t xml:space="preserve"> 說明</w:t>
@@ -4322,7 +4336,334 @@
         <w:rPr>
           <w:rFonts w:hint="eastAsia"/>
         </w:rPr>
-        <w:t>照片命名（可跳過）</w:t>
+        <w:t>Gemini 影像辨識</w:t>
+      </w:r>
+    </w:p>
+    <w:tbl>
+      <w:tblPr>
+        <w:tblStyle w:val="ab"/>
+        <w:tblW w:w="0" w:type="auto"/>
+        <w:tblLook w:val="04A0" w:firstRow="1" w:lastRow="0" w:firstColumn="1" w:lastColumn="0" w:noHBand="0" w:noVBand="1"/>
+      </w:tblPr>
+      <w:tblGrid>
+        <w:gridCol w:w="1271"/>
+        <w:gridCol w:w="1418"/>
+        <w:gridCol w:w="1459"/>
+        <w:gridCol w:w="1376"/>
+        <w:gridCol w:w="2772"/>
+      </w:tblGrid>
+      <w:tr>
+        <w:trPr>
+          <w:trHeight w:val="454"/>
+        </w:trPr>
+        <w:tc>
+          <w:tcPr>
+            <w:tcW w:w="1271" w:type="dxa"/>
+            <w:vAlign w:val="center"/>
+          </w:tcPr>
+          <w:p>
+            <w:pPr>
+              <w:jc w:val="both"/>
+              <w:rPr>
+                <w:rFonts w:ascii="標楷體" w:eastAsia="標楷體" w:hAnsi="標楷體"/>
+                <w:szCs w:val="24"/>
+              </w:rPr>
+            </w:pPr>
+            <w:r>
+              <w:rPr>
+                <w:rFonts w:ascii="標楷體" w:eastAsia="標楷體" w:hAnsi="標楷體" w:hint="eastAsia"/>
+                <w:szCs w:val="24"/>
+              </w:rPr>
+              <w:t>編號</w:t>
+            </w:r>
+          </w:p>
+        </w:tc>
+        <w:tc>
+          <w:tcPr>
+            <w:tcW w:w="2877" w:type="dxa"/>
+            <w:gridSpan w:val="2"/>
+            <w:vAlign w:val="center"/>
+          </w:tcPr>
+          <w:p>
+            <w:pPr>
+              <w:jc w:val="both"/>
+              <w:rPr>
+                <w:rFonts w:ascii="標楷體" w:eastAsia="標楷體" w:hAnsi="標楷體"/>
+                <w:szCs w:val="24"/>
+              </w:rPr>
+            </w:pPr>
+            <w:r>
+              <w:rPr>
+                <w:rFonts w:ascii="標楷體" w:eastAsia="標楷體" w:hAnsi="標楷體"/>
+                <w:szCs w:val="24"/>
+              </w:rPr>
+              <w:t>2.3</w:t>
+            </w:r>
+          </w:p>
+        </w:tc>
+        <w:tc>
+          <w:tcPr>
+            <w:tcW w:w="1376" w:type="dxa"/>
+            <w:vAlign w:val="center"/>
+          </w:tcPr>
+          <w:p>
+            <w:pPr>
+              <w:jc w:val="both"/>
+              <w:rPr>
+                <w:rFonts w:ascii="標楷體" w:eastAsia="標楷體" w:hAnsi="標楷體"/>
+                <w:szCs w:val="24"/>
+              </w:rPr>
+            </w:pPr>
+            <w:r>
+              <w:rPr>
+                <w:rFonts w:ascii="標楷體" w:eastAsia="標楷體" w:hAnsi="標楷體" w:hint="eastAsia"/>
+                <w:szCs w:val="24"/>
+              </w:rPr>
+              <w:t>功能名稱</w:t>
+            </w:r>
+          </w:p>
+        </w:tc>
+        <w:tc>
+          <w:tcPr>
+            <w:tcW w:w="2772" w:type="dxa"/>
+            <w:vAlign w:val="center"/>
+          </w:tcPr>
+          <w:p>
+            <w:pPr>
+              <w:jc w:val="both"/>
+              <w:rPr>
+                <w:rFonts w:ascii="標楷體" w:eastAsia="標楷體" w:hAnsi="標楷體"/>
+                <w:szCs w:val="24"/>
+              </w:rPr>
+            </w:pPr>
+            <w:r>
+              <w:rPr>
+                <w:rFonts w:ascii="標楷體" w:eastAsia="標楷體" w:hAnsi="標楷體" w:cs="新細明體"/>
+                <w:szCs w:val="24"/>
+              </w:rPr>
+              <w:t>Gemini 影像辨識</w:t>
+            </w:r>
+          </w:p>
+        </w:tc>
+      </w:tr>
+      <w:tr>
+        <w:tc>
+          <w:tcPr>
+            <w:tcW w:w="1271" w:type="dxa"/>
+            <w:vAlign w:val="center"/>
+          </w:tcPr>
+          <w:p>
+            <w:pPr>
+              <w:jc w:val="both"/>
+              <w:rPr>
+                <w:rFonts w:ascii="標楷體" w:eastAsia="標楷體" w:hAnsi="標楷體"/>
+                <w:szCs w:val="24"/>
+              </w:rPr>
+            </w:pPr>
+            <w:r>
+              <w:rPr>
+                <w:rFonts w:ascii="標楷體" w:eastAsia="標楷體" w:hAnsi="標楷體" w:hint="eastAsia"/>
+                <w:szCs w:val="24"/>
+              </w:rPr>
+              <w:t>操作說明</w:t>
+            </w:r>
+          </w:p>
+        </w:tc>
+        <w:tc>
+          <w:tcPr>
+            <w:tcW w:w="7025" w:type="dxa"/>
+            <w:gridSpan w:val="4"/>
+            <w:vAlign w:val="center"/>
+          </w:tcPr>
+          <w:p>
+            <w:pPr>
+              <w:jc w:val="both"/>
+              <w:rPr>
+                <w:rFonts w:ascii="標楷體" w:eastAsia="標楷體" w:hAnsi="標楷體"/>
+                <w:szCs w:val="24"/>
+              </w:rPr>
+            </w:pPr>
+            <w:r>
+              <w:rPr>
+                <w:rFonts w:ascii="標楷體" w:eastAsia="標楷體" w:hAnsi="標楷體" w:cs="新細明體"/>
+                <w:szCs w:val="24"/>
+              </w:rPr>
+              <w:t>系統將圖片檔案送至 Gemini API 進行影像辨識，取得日文單字清單與辨識結果。</w:t>
+            </w:r>
+          </w:p>
+        </w:tc>
+      </w:tr>
+      <w:tr>
+        <w:tc>
+          <w:tcPr>
+            <w:tcW w:w="1271" w:type="dxa"/>
+            <w:vAlign w:val="center"/>
+          </w:tcPr>
+          <w:p>
+            <w:pPr>
+              <w:jc w:val="both"/>
+              <w:rPr>
+                <w:rFonts w:ascii="標楷體" w:eastAsia="標楷體" w:hAnsi="標楷體"/>
+                <w:szCs w:val="24"/>
+              </w:rPr>
+            </w:pPr>
+            <w:r>
+              <w:rPr>
+                <w:rFonts w:ascii="標楷體" w:eastAsia="標楷體" w:hAnsi="標楷體" w:hint="eastAsia"/>
+                <w:szCs w:val="24"/>
+              </w:rPr>
+              <w:t>輸入值</w:t>
+            </w:r>
+          </w:p>
+        </w:tc>
+        <w:tc>
+          <w:tcPr>
+            <w:tcW w:w="1418" w:type="dxa"/>
+            <w:vAlign w:val="center"/>
+          </w:tcPr>
+          <w:p>
+            <w:pPr>
+              <w:jc w:val="both"/>
+              <w:rPr>
+                <w:rFonts w:ascii="標楷體" w:eastAsia="標楷體" w:hAnsi="標楷體"/>
+                <w:szCs w:val="24"/>
+              </w:rPr>
+            </w:pPr>
+            <w:r>
+              <w:rPr>
+                <w:rFonts w:ascii="標楷體" w:eastAsia="標楷體" w:hAnsi="標楷體" w:cs="新細明體"/>
+                <w:szCs w:val="24"/>
+              </w:rPr>
+              <w:t>Gemini API</w:t>
+            </w:r>
+          </w:p>
+        </w:tc>
+        <w:tc>
+          <w:tcPr>
+            <w:tcW w:w="5607" w:type="dxa"/>
+            <w:gridSpan w:val="3"/>
+            <w:vAlign w:val="center"/>
+          </w:tcPr>
+          <w:p>
+            <w:pPr>
+              <w:jc w:val="both"/>
+              <w:rPr>
+                <w:rFonts w:ascii="標楷體" w:eastAsia="標楷體" w:hAnsi="標楷體"/>
+                <w:szCs w:val="24"/>
+              </w:rPr>
+            </w:pPr>
+            <w:r>
+              <w:rPr>
+                <w:rFonts w:ascii="標楷體" w:eastAsia="標楷體" w:hAnsi="標楷體" w:cs="新細明體"/>
+                <w:szCs w:val="24"/>
+              </w:rPr>
+              <w:t>圖片辨識結果、單字清單</w:t>
+            </w:r>
+          </w:p>
+        </w:tc>
+      </w:tr>
+      <w:tr>
+        <w:tc>
+          <w:tcPr>
+            <w:tcW w:w="1271" w:type="dxa"/>
+            <w:vAlign w:val="center"/>
+          </w:tcPr>
+          <w:p>
+            <w:pPr>
+              <w:jc w:val="both"/>
+              <w:rPr>
+                <w:rFonts w:ascii="標楷體" w:eastAsia="標楷體" w:hAnsi="標楷體"/>
+                <w:szCs w:val="24"/>
+              </w:rPr>
+            </w:pPr>
+            <w:r>
+              <w:rPr>
+                <w:rFonts w:ascii="標楷體" w:eastAsia="標楷體" w:hAnsi="標楷體" w:hint="eastAsia"/>
+                <w:szCs w:val="24"/>
+              </w:rPr>
+              <w:t>輸出值</w:t>
+            </w:r>
+          </w:p>
+        </w:tc>
+        <w:tc>
+          <w:tcPr>
+            <w:tcW w:w="1418" w:type="dxa"/>
+            <w:vAlign w:val="center"/>
+          </w:tcPr>
+          <w:p>
+            <w:pPr>
+              <w:jc w:val="both"/>
+              <w:rPr>
+                <w:rFonts w:ascii="標楷體" w:eastAsia="標楷體" w:hAnsi="標楷體"/>
+                <w:szCs w:val="24"/>
+              </w:rPr>
+            </w:pPr>
+            <w:r>
+              <w:rPr>
+                <w:rFonts w:ascii="標楷體" w:eastAsia="標楷體" w:hAnsi="標楷體" w:cs="新細明體"/>
+                <w:szCs w:val="24"/>
+              </w:rPr>
+              <w:t>Gemini API</w:t>
+            </w:r>
+          </w:p>
+        </w:tc>
+        <w:tc>
+          <w:tcPr>
+            <w:tcW w:w="5607" w:type="dxa"/>
+            <w:gridSpan w:val="3"/>
+            <w:vAlign w:val="center"/>
+          </w:tcPr>
+          <w:p>
+            <w:pPr>
+              <w:jc w:val="both"/>
+              <w:rPr>
+                <w:rFonts w:ascii="標楷體" w:eastAsia="標楷體" w:hAnsi="標楷體"/>
+                <w:szCs w:val="24"/>
+              </w:rPr>
+            </w:pPr>
+            <w:r>
+              <w:rPr>
+                <w:rFonts w:ascii="標楷體" w:eastAsia="標楷體" w:hAnsi="標楷體" w:cs="新細明體"/>
+                <w:szCs w:val="24"/>
+              </w:rPr>
+              <w:t>圖片檔案</w:t>
+            </w:r>
+          </w:p>
+        </w:tc>
+      </w:tr>
+    </w:tbl>
+    <w:p>
+      <w:pPr>
+        <w:rPr>
+          <w:rFonts w:ascii="標楷體" w:eastAsia="標楷體" w:hAnsi="標楷體"/>
+          <w:szCs w:val="24"/>
+        </w:rPr>
+      </w:pPr>
+    </w:p>
+    <w:p>
+      <w:pPr>
+        <w:pStyle w:val="a3"/>
+      </w:pPr>
+      <w:r>
+        <w:t>表 6-2-</w:t>
+      </w:r>
+      <w:r>
+        <w:rPr>
+          <w:rFonts w:hint="eastAsia"/>
+        </w:rPr>
+        <w:t>1</w:t>
+      </w:r>
+      <w:r>
+        <w:t>4</w:t>
+      </w:r>
+      <w:r>
+        <w:t xml:space="preserve"> 說明</w:t>
+      </w:r>
+      <w:r>
+        <w:rPr>
+          <w:rFonts w:hint="eastAsia"/>
+        </w:rPr>
+        <w:t>顯示單字詳細資訊</w:t>
       </w:r>
     </w:p>
     <w:tbl>
@@ -4383,7 +4724,7 @@
                 <w:rFonts w:ascii="標楷體" w:eastAsia="標楷體" w:hAnsi="標楷體"/>
                 <w:szCs w:val="24"/>
               </w:rPr>
-              <w:t>2.2</w:t>
+              <w:t>2.4</w:t>
             </w:r>
           </w:p>
         </w:tc>
@@ -4427,7 +4768,7 @@
                 <w:rFonts w:ascii="標楷體" w:eastAsia="標楷體" w:hAnsi="標楷體" w:cs="新細明體"/>
                 <w:szCs w:val="24"/>
               </w:rPr>
-              <w:t>照片命名（可跳過）</w:t>
+              <w:t>顯示單字詳細資訊</w:t>
             </w:r>
           </w:p>
         </w:tc>
@@ -4474,7 +4815,7 @@
                 <w:rFonts w:ascii="標楷體" w:eastAsia="標楷體" w:hAnsi="標楷體" w:cs="新細明體"/>
                 <w:szCs w:val="24"/>
               </w:rPr>
-              <w:t>使用者可選擇輸入照片名稱或跳過，系統確認後進入辨識流程。</w:t>
+              <w:t>系統從單字字典讀取單字資料，回傳漢字、假名、中文解釋及分級例句給使用者。</w:t>
             </w:r>
           </w:p>
         </w:tc>
@@ -4543,7 +4884,7 @@
                 <w:rFonts w:ascii="標楷體" w:eastAsia="標楷體" w:hAnsi="標楷體" w:cs="新細明體"/>
                 <w:szCs w:val="24"/>
               </w:rPr>
-              <w:t>照片名稱（可跳過）</w:t>
+              <w:t>單字詳細資訊請求</w:t>
             </w:r>
           </w:p>
         </w:tc>
@@ -4612,7 +4953,7 @@
                 <w:rFonts w:ascii="標楷體" w:eastAsia="標楷體" w:hAnsi="標楷體" w:cs="新細明體"/>
                 <w:szCs w:val="24"/>
               </w:rPr>
-              <w:t>命名確認/跳過提示</w:t>
+              <w:t>單字詳細資訊清單（漢字/假名/中文/例句）</w:t>
             </w:r>
           </w:p>
         </w:tc>
@@ -4637,7 +4978,10 @@
         <w:rPr>
           <w:rFonts w:hint="eastAsia"/>
         </w:rPr>
-        <w:t>13</w:t>
+        <w:t>1</w:t>
+      </w:r>
+      <w:r>
+        <w:t>5</w:t>
       </w:r>
       <w:r>
         <w:t xml:space="preserve"> 說明</w:t>
@@ -4646,334 +4990,7 @@
         <w:rPr>
           <w:rFonts w:hint="eastAsia"/>
         </w:rPr>
-        <w:t>Gemini 影像辨識</w:t>
-      </w:r>
-    </w:p>
-    <w:tbl>
-      <w:tblPr>
-        <w:tblStyle w:val="ab"/>
-        <w:tblW w:w="0" w:type="auto"/>
-        <w:tblLook w:val="04A0" w:firstRow="1" w:lastRow="0" w:firstColumn="1" w:lastColumn="0" w:noHBand="0" w:noVBand="1"/>
-      </w:tblPr>
-      <w:tblGrid>
-        <w:gridCol w:w="1271"/>
-        <w:gridCol w:w="1418"/>
-        <w:gridCol w:w="1459"/>
-        <w:gridCol w:w="1376"/>
-        <w:gridCol w:w="2772"/>
-      </w:tblGrid>
-      <w:tr>
-        <w:trPr>
-          <w:trHeight w:val="454"/>
-        </w:trPr>
-        <w:tc>
-          <w:tcPr>
-            <w:tcW w:w="1271" w:type="dxa"/>
-            <w:vAlign w:val="center"/>
-          </w:tcPr>
-          <w:p>
-            <w:pPr>
-              <w:jc w:val="both"/>
-              <w:rPr>
-                <w:rFonts w:ascii="標楷體" w:eastAsia="標楷體" w:hAnsi="標楷體"/>
-                <w:szCs w:val="24"/>
-              </w:rPr>
-            </w:pPr>
-            <w:r>
-              <w:rPr>
-                <w:rFonts w:ascii="標楷體" w:eastAsia="標楷體" w:hAnsi="標楷體" w:hint="eastAsia"/>
-                <w:szCs w:val="24"/>
-              </w:rPr>
-              <w:t>編號</w:t>
-            </w:r>
-          </w:p>
-        </w:tc>
-        <w:tc>
-          <w:tcPr>
-            <w:tcW w:w="2877" w:type="dxa"/>
-            <w:gridSpan w:val="2"/>
-            <w:vAlign w:val="center"/>
-          </w:tcPr>
-          <w:p>
-            <w:pPr>
-              <w:jc w:val="both"/>
-              <w:rPr>
-                <w:rFonts w:ascii="標楷體" w:eastAsia="標楷體" w:hAnsi="標楷體"/>
-                <w:szCs w:val="24"/>
-              </w:rPr>
-            </w:pPr>
-            <w:r>
-              <w:rPr>
-                <w:rFonts w:ascii="標楷體" w:eastAsia="標楷體" w:hAnsi="標楷體"/>
-                <w:szCs w:val="24"/>
-              </w:rPr>
-              <w:t>2.3</w:t>
-            </w:r>
-          </w:p>
-        </w:tc>
-        <w:tc>
-          <w:tcPr>
-            <w:tcW w:w="1376" w:type="dxa"/>
-            <w:vAlign w:val="center"/>
-          </w:tcPr>
-          <w:p>
-            <w:pPr>
-              <w:jc w:val="both"/>
-              <w:rPr>
-                <w:rFonts w:ascii="標楷體" w:eastAsia="標楷體" w:hAnsi="標楷體"/>
-                <w:szCs w:val="24"/>
-              </w:rPr>
-            </w:pPr>
-            <w:r>
-              <w:rPr>
-                <w:rFonts w:ascii="標楷體" w:eastAsia="標楷體" w:hAnsi="標楷體" w:hint="eastAsia"/>
-                <w:szCs w:val="24"/>
-              </w:rPr>
-              <w:t>功能名稱</w:t>
-            </w:r>
-          </w:p>
-        </w:tc>
-        <w:tc>
-          <w:tcPr>
-            <w:tcW w:w="2772" w:type="dxa"/>
-            <w:vAlign w:val="center"/>
-          </w:tcPr>
-          <w:p>
-            <w:pPr>
-              <w:jc w:val="both"/>
-              <w:rPr>
-                <w:rFonts w:ascii="標楷體" w:eastAsia="標楷體" w:hAnsi="標楷體"/>
-                <w:szCs w:val="24"/>
-              </w:rPr>
-            </w:pPr>
-            <w:r>
-              <w:rPr>
-                <w:rFonts w:ascii="標楷體" w:eastAsia="標楷體" w:hAnsi="標楷體" w:cs="新細明體"/>
-                <w:szCs w:val="24"/>
-              </w:rPr>
-              <w:t>Gemini 影像辨識</w:t>
-            </w:r>
-          </w:p>
-        </w:tc>
-      </w:tr>
-      <w:tr>
-        <w:tc>
-          <w:tcPr>
-            <w:tcW w:w="1271" w:type="dxa"/>
-            <w:vAlign w:val="center"/>
-          </w:tcPr>
-          <w:p>
-            <w:pPr>
-              <w:jc w:val="both"/>
-              <w:rPr>
-                <w:rFonts w:ascii="標楷體" w:eastAsia="標楷體" w:hAnsi="標楷體"/>
-                <w:szCs w:val="24"/>
-              </w:rPr>
-            </w:pPr>
-            <w:r>
-              <w:rPr>
-                <w:rFonts w:ascii="標楷體" w:eastAsia="標楷體" w:hAnsi="標楷體" w:hint="eastAsia"/>
-                <w:szCs w:val="24"/>
-              </w:rPr>
-              <w:t>操作說明</w:t>
-            </w:r>
-          </w:p>
-        </w:tc>
-        <w:tc>
-          <w:tcPr>
-            <w:tcW w:w="7025" w:type="dxa"/>
-            <w:gridSpan w:val="4"/>
-            <w:vAlign w:val="center"/>
-          </w:tcPr>
-          <w:p>
-            <w:pPr>
-              <w:jc w:val="both"/>
-              <w:rPr>
-                <w:rFonts w:ascii="標楷體" w:eastAsia="標楷體" w:hAnsi="標楷體"/>
-                <w:szCs w:val="24"/>
-              </w:rPr>
-            </w:pPr>
-            <w:r>
-              <w:rPr>
-                <w:rFonts w:ascii="標楷體" w:eastAsia="標楷體" w:hAnsi="標楷體" w:cs="新細明體"/>
-                <w:szCs w:val="24"/>
-              </w:rPr>
-              <w:t>系統將圖片檔案送至 Gemini API 進行影像辨識，取得日文單字清單與辨識結果。</w:t>
-            </w:r>
-          </w:p>
-        </w:tc>
-      </w:tr>
-      <w:tr>
-        <w:tc>
-          <w:tcPr>
-            <w:tcW w:w="1271" w:type="dxa"/>
-            <w:vAlign w:val="center"/>
-          </w:tcPr>
-          <w:p>
-            <w:pPr>
-              <w:jc w:val="both"/>
-              <w:rPr>
-                <w:rFonts w:ascii="標楷體" w:eastAsia="標楷體" w:hAnsi="標楷體"/>
-                <w:szCs w:val="24"/>
-              </w:rPr>
-            </w:pPr>
-            <w:r>
-              <w:rPr>
-                <w:rFonts w:ascii="標楷體" w:eastAsia="標楷體" w:hAnsi="標楷體" w:hint="eastAsia"/>
-                <w:szCs w:val="24"/>
-              </w:rPr>
-              <w:t>輸入值</w:t>
-            </w:r>
-          </w:p>
-        </w:tc>
-        <w:tc>
-          <w:tcPr>
-            <w:tcW w:w="1418" w:type="dxa"/>
-            <w:vAlign w:val="center"/>
-          </w:tcPr>
-          <w:p>
-            <w:pPr>
-              <w:jc w:val="both"/>
-              <w:rPr>
-                <w:rFonts w:ascii="標楷體" w:eastAsia="標楷體" w:hAnsi="標楷體"/>
-                <w:szCs w:val="24"/>
-              </w:rPr>
-            </w:pPr>
-            <w:r>
-              <w:rPr>
-                <w:rFonts w:ascii="標楷體" w:eastAsia="標楷體" w:hAnsi="標楷體" w:cs="新細明體"/>
-                <w:szCs w:val="24"/>
-              </w:rPr>
-              <w:t>Gemini API</w:t>
-            </w:r>
-          </w:p>
-        </w:tc>
-        <w:tc>
-          <w:tcPr>
-            <w:tcW w:w="5607" w:type="dxa"/>
-            <w:gridSpan w:val="3"/>
-            <w:vAlign w:val="center"/>
-          </w:tcPr>
-          <w:p>
-            <w:pPr>
-              <w:jc w:val="both"/>
-              <w:rPr>
-                <w:rFonts w:ascii="標楷體" w:eastAsia="標楷體" w:hAnsi="標楷體"/>
-                <w:szCs w:val="24"/>
-              </w:rPr>
-            </w:pPr>
-            <w:r>
-              <w:rPr>
-                <w:rFonts w:ascii="標楷體" w:eastAsia="標楷體" w:hAnsi="標楷體" w:cs="新細明體"/>
-                <w:szCs w:val="24"/>
-              </w:rPr>
-              <w:t>圖片辨識結果、單字清單</w:t>
-            </w:r>
-          </w:p>
-        </w:tc>
-      </w:tr>
-      <w:tr>
-        <w:tc>
-          <w:tcPr>
-            <w:tcW w:w="1271" w:type="dxa"/>
-            <w:vAlign w:val="center"/>
-          </w:tcPr>
-          <w:p>
-            <w:pPr>
-              <w:jc w:val="both"/>
-              <w:rPr>
-                <w:rFonts w:ascii="標楷體" w:eastAsia="標楷體" w:hAnsi="標楷體"/>
-                <w:szCs w:val="24"/>
-              </w:rPr>
-            </w:pPr>
-            <w:r>
-              <w:rPr>
-                <w:rFonts w:ascii="標楷體" w:eastAsia="標楷體" w:hAnsi="標楷體" w:hint="eastAsia"/>
-                <w:szCs w:val="24"/>
-              </w:rPr>
-              <w:t>輸出值</w:t>
-            </w:r>
-          </w:p>
-        </w:tc>
-        <w:tc>
-          <w:tcPr>
-            <w:tcW w:w="1418" w:type="dxa"/>
-            <w:vAlign w:val="center"/>
-          </w:tcPr>
-          <w:p>
-            <w:pPr>
-              <w:jc w:val="both"/>
-              <w:rPr>
-                <w:rFonts w:ascii="標楷體" w:eastAsia="標楷體" w:hAnsi="標楷體"/>
-                <w:szCs w:val="24"/>
-              </w:rPr>
-            </w:pPr>
-            <w:r>
-              <w:rPr>
-                <w:rFonts w:ascii="標楷體" w:eastAsia="標楷體" w:hAnsi="標楷體" w:cs="新細明體"/>
-                <w:szCs w:val="24"/>
-              </w:rPr>
-              <w:t>Gemini API</w:t>
-            </w:r>
-          </w:p>
-        </w:tc>
-        <w:tc>
-          <w:tcPr>
-            <w:tcW w:w="5607" w:type="dxa"/>
-            <w:gridSpan w:val="3"/>
-            <w:vAlign w:val="center"/>
-          </w:tcPr>
-          <w:p>
-            <w:pPr>
-              <w:jc w:val="both"/>
-              <w:rPr>
-                <w:rFonts w:ascii="標楷體" w:eastAsia="標楷體" w:hAnsi="標楷體"/>
-                <w:szCs w:val="24"/>
-              </w:rPr>
-            </w:pPr>
-            <w:r>
-              <w:rPr>
-                <w:rFonts w:ascii="標楷體" w:eastAsia="標楷體" w:hAnsi="標楷體" w:cs="新細明體"/>
-                <w:szCs w:val="24"/>
-              </w:rPr>
-              <w:t>圖片檔案</w:t>
-            </w:r>
-          </w:p>
-        </w:tc>
-      </w:tr>
-    </w:tbl>
-    <w:p>
-      <w:pPr>
-        <w:rPr>
-          <w:rFonts w:ascii="標楷體" w:eastAsia="標楷體" w:hAnsi="標楷體"/>
-          <w:szCs w:val="24"/>
-        </w:rPr>
-      </w:pPr>
-    </w:p>
-    <w:p>
-      <w:pPr>
-        <w:pStyle w:val="a3"/>
-      </w:pPr>
-      <w:r>
-        <w:t>表 6-2-</w:t>
-      </w:r>
-      <w:r>
-        <w:rPr>
-          <w:rFonts w:hint="eastAsia"/>
-        </w:rPr>
-        <w:t>1</w:t>
-      </w:r>
-      <w:r>
-        <w:t>4</w:t>
-      </w:r>
-      <w:r>
-        <w:t xml:space="preserve"> 說明</w:t>
-      </w:r>
-      <w:r>
-        <w:rPr>
-          <w:rFonts w:hint="eastAsia"/>
-        </w:rPr>
-        <w:t>顯示單字詳細資訊</w:t>
+        <w:t>單字收藏</w:t>
       </w:r>
     </w:p>
     <w:tbl>
@@ -5034,7 +5051,7 @@
                 <w:rFonts w:ascii="標楷體" w:eastAsia="標楷體" w:hAnsi="標楷體"/>
                 <w:szCs w:val="24"/>
               </w:rPr>
-              <w:t>2.4</w:t>
+              <w:t>2.5</w:t>
             </w:r>
           </w:p>
         </w:tc>
@@ -5078,7 +5095,7 @@
                 <w:rFonts w:ascii="標楷體" w:eastAsia="標楷體" w:hAnsi="標楷體" w:cs="新細明體"/>
                 <w:szCs w:val="24"/>
               </w:rPr>
-              <w:t>顯示單字詳細資訊</w:t>
+              <w:t>單字收藏</w:t>
             </w:r>
           </w:p>
         </w:tc>
@@ -5125,7 +5142,7 @@
                 <w:rFonts w:ascii="標楷體" w:eastAsia="標楷體" w:hAnsi="標楷體" w:cs="新細明體"/>
                 <w:szCs w:val="24"/>
               </w:rPr>
-              <w:t>系統從單字字典讀取單字資料，回傳漢字、假名、中文解釋及分級例句給使用者。</w:t>
+              <w:t>使用者點擊收藏單字，系統確認是否已收藏後寫入使用者單字收藏資料表。</w:t>
             </w:r>
           </w:p>
         </w:tc>
@@ -5194,7 +5211,7 @@
                 <w:rFonts w:ascii="標楷體" w:eastAsia="標楷體" w:hAnsi="標楷體" w:cs="新細明體"/>
                 <w:szCs w:val="24"/>
               </w:rPr>
-              <w:t>單字詳細資訊請求</w:t>
+              <w:t>點擊收藏單字</w:t>
             </w:r>
           </w:p>
         </w:tc>
@@ -5263,7 +5280,7 @@
                 <w:rFonts w:ascii="標楷體" w:eastAsia="標楷體" w:hAnsi="標楷體" w:cs="新細明體"/>
                 <w:szCs w:val="24"/>
               </w:rPr>
-              <w:t>單字詳細資訊清單（漢字/假名/中文/例句）</w:t>
+              <w:t>收藏成功/已收藏提示</w:t>
             </w:r>
           </w:p>
         </w:tc>
@@ -5291,7 +5308,7 @@
         <w:t>1</w:t>
       </w:r>
       <w:r>
-        <w:t>5</w:t>
+        <w:t>6</w:t>
       </w:r>
       <w:r>
         <w:t xml:space="preserve"> 說明</w:t>
@@ -5300,7 +5317,7 @@
         <w:rPr>
           <w:rFonts w:hint="eastAsia"/>
         </w:rPr>
-        <w:t>單字收藏</w:t>
+        <w:t>照片紀錄儲存</w:t>
       </w:r>
     </w:p>
     <w:tbl>
@@ -5361,7 +5378,7 @@
                 <w:rFonts w:ascii="標楷體" w:eastAsia="標楷體" w:hAnsi="標楷體"/>
                 <w:szCs w:val="24"/>
               </w:rPr>
-              <w:t>2.5</w:t>
+              <w:t>2.6</w:t>
             </w:r>
           </w:p>
         </w:tc>
@@ -5405,7 +5422,7 @@
                 <w:rFonts w:ascii="標楷體" w:eastAsia="標楷體" w:hAnsi="標楷體" w:cs="新細明體"/>
                 <w:szCs w:val="24"/>
               </w:rPr>
-              <w:t>單字收藏</w:t>
+              <w:t>照片紀錄儲存</w:t>
             </w:r>
           </w:p>
         </w:tc>
@@ -5452,7 +5469,7 @@
                 <w:rFonts w:ascii="標楷體" w:eastAsia="標楷體" w:hAnsi="標楷體" w:cs="新細明體"/>
                 <w:szCs w:val="24"/>
               </w:rPr>
-              <w:t>使用者點擊收藏單字，系統確認是否已收藏後寫入使用者單字收藏資料表。</w:t>
+              <w:t>辨識完成後系統寫入照片事件紀錄（URL/名稱/時間）及照片辨識單字對應資料。</w:t>
             </w:r>
           </w:p>
         </w:tc>
@@ -5521,7 +5538,7 @@
                 <w:rFonts w:ascii="標楷體" w:eastAsia="標楷體" w:hAnsi="標楷體" w:cs="新細明體"/>
                 <w:szCs w:val="24"/>
               </w:rPr>
-              <w:t>點擊收藏單字</w:t>
+              <w:t>照片URL、照片名稱、辨識結果</w:t>
             </w:r>
           </w:p>
         </w:tc>
@@ -5590,7 +5607,7 @@
                 <w:rFonts w:ascii="標楷體" w:eastAsia="標楷體" w:hAnsi="標楷體" w:cs="新細明體"/>
                 <w:szCs w:val="24"/>
               </w:rPr>
-              <w:t>收藏成功/已收藏提示</w:t>
+              <w:t>寫入完成確認</w:t>
             </w:r>
           </w:p>
         </w:tc>
@@ -5618,7 +5635,7 @@
         <w:t>1</w:t>
       </w:r>
       <w:r>
-        <w:t>6</w:t>
+        <w:t>7</w:t>
       </w:r>
       <w:r>
         <w:t xml:space="preserve"> 說明</w:t>
@@ -5627,7 +5644,7 @@
         <w:rPr>
           <w:rFonts w:hint="eastAsia"/>
         </w:rPr>
-        <w:t>照片紀錄儲存</w:t>
+        <w:t>單字探險紀錄管理</w:t>
       </w:r>
     </w:p>
     <w:tbl>
@@ -5689,7 +5706,7 @@
                 <w:rFonts w:ascii="標楷體" w:eastAsia="標楷體" w:hAnsi="標楷體"/>
                 <w:szCs w:val="24"/>
               </w:rPr>
-              <w:t>2.6</w:t>
+              <w:t>2.7</w:t>
             </w:r>
           </w:p>
         </w:tc>
@@ -5733,7 +5750,7 @@
                 <w:rFonts w:ascii="標楷體" w:eastAsia="標楷體" w:hAnsi="標楷體" w:cs="新細明體"/>
                 <w:szCs w:val="24"/>
               </w:rPr>
-              <w:t>照片紀錄儲存</w:t>
+              <w:t>單字探險紀錄管理</w:t>
             </w:r>
           </w:p>
         </w:tc>
@@ -5780,7 +5797,7 @@
                 <w:rFonts w:ascii="標楷體" w:eastAsia="標楷體" w:hAnsi="標楷體" w:cs="新細明體"/>
                 <w:szCs w:val="24"/>
               </w:rPr>
-              <w:t>辨識完成後系統寫入照片事件紀錄（URL/名稱/時間）及照片辨識單字對應資料。</w:t>
+              <w:t>使用者查看歷史照片紀錄，系統讀取照片紀錄清單及該照片辨識的單字。</w:t>
             </w:r>
           </w:p>
         </w:tc>
@@ -5849,7 +5866,7 @@
                 <w:rFonts w:ascii="標楷體" w:eastAsia="標楷體" w:hAnsi="標楷體" w:cs="新細明體"/>
                 <w:szCs w:val="24"/>
               </w:rPr>
-              <w:t>照片URL、照片名稱、辨識結果</w:t>
+              <w:t>查看歷史照片紀錄請求</w:t>
             </w:r>
           </w:p>
         </w:tc>
@@ -5918,7 +5935,7 @@
                 <w:rFonts w:ascii="標楷體" w:eastAsia="標楷體" w:hAnsi="標楷體" w:cs="新細明體"/>
                 <w:szCs w:val="24"/>
               </w:rPr>
-              <w:t>寫入完成確認</w:t>
+              <w:t>歷史照片清單、單字列表</w:t>
             </w:r>
           </w:p>
         </w:tc>
@@ -5946,16 +5963,19 @@
         <w:t>1</w:t>
       </w:r>
       <w:r>
-        <w:t>7</w:t>
-      </w:r>
-      <w:r>
-        <w:t xml:space="preserve"> 說明</w:t>
-      </w:r>
-      <w:r>
         <w:rPr>
           <w:rFonts w:hint="eastAsia"/>
         </w:rPr>
-        <w:t>單字探險紀錄管理</w:t>
+        <w:t>8</w:t>
+      </w:r>
+      <w:r>
+        <w:t xml:space="preserve"> 說明</w:t>
+      </w:r>
+      <w:r>
+        <w:rPr>
+          <w:rFonts w:hint="eastAsia"/>
+        </w:rPr>
+        <w:t>AI 對話練習</w:t>
       </w:r>
     </w:p>
     <w:tbl>
@@ -6013,10 +6033,10 @@
             </w:pPr>
             <w:r>
               <w:rPr>
-                <w:rFonts w:ascii="標楷體" w:eastAsia="標楷體" w:hAnsi="標楷體"/>
-                <w:szCs w:val="24"/>
-              </w:rPr>
-              <w:t>2.7</w:t>
+                <w:rFonts w:ascii="標楷體" w:eastAsia="標楷體" w:hAnsi="標楷體" w:hint="eastAsia"/>
+                <w:szCs w:val="24"/>
+              </w:rPr>
+              <w:t>3</w:t>
             </w:r>
           </w:p>
         </w:tc>
@@ -6060,7 +6080,7 @@
                 <w:rFonts w:ascii="標楷體" w:eastAsia="標楷體" w:hAnsi="標楷體" w:cs="新細明體"/>
                 <w:szCs w:val="24"/>
               </w:rPr>
-              <w:t>單字探險紀錄管理</w:t>
+              <w:t>AI 對話練習</w:t>
             </w:r>
           </w:p>
         </w:tc>
@@ -6107,7 +6127,7 @@
                 <w:rFonts w:ascii="標楷體" w:eastAsia="標楷體" w:hAnsi="標楷體" w:cs="新細明體"/>
                 <w:szCs w:val="24"/>
               </w:rPr>
-              <w:t>使用者查看歷史照片紀錄，系統讀取照片紀錄清單及該照片辨識的單字。</w:t>
+              <w:t>使用者選擇場景後與 AI 家教進行日文對話練習，系統生成對話 Prompt 並呼叫 Gemini API，回傳 AI 回覆及文法糾正。</w:t>
             </w:r>
           </w:p>
         </w:tc>
@@ -6176,7 +6196,7 @@
                 <w:rFonts w:ascii="標楷體" w:eastAsia="標楷體" w:hAnsi="標楷體" w:cs="新細明體"/>
                 <w:szCs w:val="24"/>
               </w:rPr>
-              <w:t>查看歷史照片紀錄請求</w:t>
+              <w:t>選擇預設場景或自行輸入文字描述、輸入對話文字</w:t>
             </w:r>
           </w:p>
         </w:tc>
@@ -6245,7 +6265,7 @@
                 <w:rFonts w:ascii="標楷體" w:eastAsia="標楷體" w:hAnsi="標楷體" w:cs="新細明體"/>
                 <w:szCs w:val="24"/>
               </w:rPr>
-              <w:t>歷史照片清單、單字列表</w:t>
+              <w:t>場景清單（預設）/自訂輸入框、AI 回覆內容（日文）、文法糾正提示、翻譯說明、對話建議</w:t>
             </w:r>
           </w:p>
         </w:tc>
@@ -6273,334 +6293,7 @@
         <w:t>1</w:t>
       </w:r>
       <w:r>
-        <w:t>7</w:t>
-      </w:r>
-      <w:r>
-        <w:t xml:space="preserve"> 說明</w:t>
-      </w:r>
-      <w:r>
-        <w:rPr>
-          <w:rFonts w:hint="eastAsia"/>
-        </w:rPr>
-        <w:t>AI 對話練習</w:t>
-      </w:r>
-    </w:p>
-    <w:tbl>
-      <w:tblPr>
-        <w:tblStyle w:val="ab"/>
-        <w:tblW w:w="0" w:type="auto"/>
-        <w:tblLook w:val="04A0" w:firstRow="1" w:lastRow="0" w:firstColumn="1" w:lastColumn="0" w:noHBand="0" w:noVBand="1"/>
-      </w:tblPr>
-      <w:tblGrid>
-        <w:gridCol w:w="1271"/>
-        <w:gridCol w:w="992"/>
-        <w:gridCol w:w="1885"/>
-        <w:gridCol w:w="1376"/>
-        <w:gridCol w:w="2772"/>
-      </w:tblGrid>
-      <w:tr>
-        <w:trPr>
-          <w:trHeight w:val="454"/>
-        </w:trPr>
-        <w:tc>
-          <w:tcPr>
-            <w:tcW w:w="1271" w:type="dxa"/>
-            <w:vAlign w:val="center"/>
-          </w:tcPr>
-          <w:p>
-            <w:pPr>
-              <w:jc w:val="both"/>
-              <w:rPr>
-                <w:rFonts w:ascii="標楷體" w:eastAsia="標楷體" w:hAnsi="標楷體"/>
-                <w:szCs w:val="24"/>
-              </w:rPr>
-            </w:pPr>
-            <w:r>
-              <w:rPr>
-                <w:rFonts w:ascii="標楷體" w:eastAsia="標楷體" w:hAnsi="標楷體" w:hint="eastAsia"/>
-                <w:szCs w:val="24"/>
-              </w:rPr>
-              <w:t>編號</w:t>
-            </w:r>
-          </w:p>
-        </w:tc>
-        <w:tc>
-          <w:tcPr>
-            <w:tcW w:w="2877" w:type="dxa"/>
-            <w:gridSpan w:val="2"/>
-            <w:vAlign w:val="center"/>
-          </w:tcPr>
-          <w:p>
-            <w:pPr>
-              <w:jc w:val="both"/>
-              <w:rPr>
-                <w:rFonts w:ascii="標楷體" w:eastAsia="標楷體" w:hAnsi="標楷體"/>
-                <w:szCs w:val="24"/>
-              </w:rPr>
-            </w:pPr>
-            <w:r>
-              <w:rPr>
-                <w:rFonts w:ascii="標楷體" w:eastAsia="標楷體" w:hAnsi="標楷體" w:hint="eastAsia"/>
-                <w:szCs w:val="24"/>
-              </w:rPr>
-              <w:t>3</w:t>
-            </w:r>
-          </w:p>
-        </w:tc>
-        <w:tc>
-          <w:tcPr>
-            <w:tcW w:w="1376" w:type="dxa"/>
-            <w:vAlign w:val="center"/>
-          </w:tcPr>
-          <w:p>
-            <w:pPr>
-              <w:jc w:val="both"/>
-              <w:rPr>
-                <w:rFonts w:ascii="標楷體" w:eastAsia="標楷體" w:hAnsi="標楷體"/>
-                <w:szCs w:val="24"/>
-              </w:rPr>
-            </w:pPr>
-            <w:r>
-              <w:rPr>
-                <w:rFonts w:ascii="標楷體" w:eastAsia="標楷體" w:hAnsi="標楷體" w:hint="eastAsia"/>
-                <w:szCs w:val="24"/>
-              </w:rPr>
-              <w:t>功能名稱</w:t>
-            </w:r>
-          </w:p>
-        </w:tc>
-        <w:tc>
-          <w:tcPr>
-            <w:tcW w:w="2772" w:type="dxa"/>
-            <w:vAlign w:val="center"/>
-          </w:tcPr>
-          <w:p>
-            <w:pPr>
-              <w:jc w:val="both"/>
-              <w:rPr>
-                <w:rFonts w:ascii="標楷體" w:eastAsia="標楷體" w:hAnsi="標楷體"/>
-                <w:szCs w:val="24"/>
-              </w:rPr>
-            </w:pPr>
-            <w:r>
-              <w:rPr>
-                <w:rFonts w:ascii="標楷體" w:eastAsia="標楷體" w:hAnsi="標楷體" w:cs="新細明體"/>
-                <w:szCs w:val="24"/>
-              </w:rPr>
-              <w:t>AI 對話練習</w:t>
-            </w:r>
-          </w:p>
-        </w:tc>
-      </w:tr>
-      <w:tr>
-        <w:tc>
-          <w:tcPr>
-            <w:tcW w:w="1271" w:type="dxa"/>
-            <w:vAlign w:val="center"/>
-          </w:tcPr>
-          <w:p>
-            <w:pPr>
-              <w:jc w:val="both"/>
-              <w:rPr>
-                <w:rFonts w:ascii="標楷體" w:eastAsia="標楷體" w:hAnsi="標楷體"/>
-                <w:szCs w:val="24"/>
-              </w:rPr>
-            </w:pPr>
-            <w:r>
-              <w:rPr>
-                <w:rFonts w:ascii="標楷體" w:eastAsia="標楷體" w:hAnsi="標楷體" w:hint="eastAsia"/>
-                <w:szCs w:val="24"/>
-              </w:rPr>
-              <w:t>操作說明</w:t>
-            </w:r>
-          </w:p>
-        </w:tc>
-        <w:tc>
-          <w:tcPr>
-            <w:tcW w:w="7025" w:type="dxa"/>
-            <w:gridSpan w:val="4"/>
-            <w:vAlign w:val="center"/>
-          </w:tcPr>
-          <w:p>
-            <w:pPr>
-              <w:jc w:val="both"/>
-              <w:rPr>
-                <w:rFonts w:ascii="標楷體" w:eastAsia="標楷體" w:hAnsi="標楷體"/>
-                <w:szCs w:val="24"/>
-              </w:rPr>
-            </w:pPr>
-            <w:r>
-              <w:rPr>
-                <w:rFonts w:ascii="標楷體" w:eastAsia="標楷體" w:hAnsi="標楷體" w:cs="新細明體"/>
-                <w:szCs w:val="24"/>
-              </w:rPr>
-              <w:t>使用者選擇場景後與 AI 家教進行日文對話練習，系統生成對話 Prompt 並呼叫 Gemini API，回傳 AI 回覆及文法糾正。</w:t>
-            </w:r>
-          </w:p>
-        </w:tc>
-      </w:tr>
-      <w:tr>
-        <w:tc>
-          <w:tcPr>
-            <w:tcW w:w="1271" w:type="dxa"/>
-            <w:vAlign w:val="center"/>
-          </w:tcPr>
-          <w:p>
-            <w:pPr>
-              <w:jc w:val="both"/>
-              <w:rPr>
-                <w:rFonts w:ascii="標楷體" w:eastAsia="標楷體" w:hAnsi="標楷體"/>
-                <w:szCs w:val="24"/>
-              </w:rPr>
-            </w:pPr>
-            <w:r>
-              <w:rPr>
-                <w:rFonts w:ascii="標楷體" w:eastAsia="標楷體" w:hAnsi="標楷體" w:hint="eastAsia"/>
-                <w:szCs w:val="24"/>
-              </w:rPr>
-              <w:t>輸入值</w:t>
-            </w:r>
-          </w:p>
-        </w:tc>
-        <w:tc>
-          <w:tcPr>
-            <w:tcW w:w="992" w:type="dxa"/>
-            <w:vAlign w:val="center"/>
-          </w:tcPr>
-          <w:p>
-            <w:pPr>
-              <w:jc w:val="both"/>
-              <w:rPr>
-                <w:rFonts w:ascii="標楷體" w:eastAsia="標楷體" w:hAnsi="標楷體"/>
-                <w:szCs w:val="24"/>
-              </w:rPr>
-            </w:pPr>
-            <w:r>
-              <w:rPr>
-                <w:rFonts w:ascii="標楷體" w:eastAsia="標楷體" w:hAnsi="標楷體" w:cs="新細明體"/>
-                <w:szCs w:val="24"/>
-              </w:rPr>
-              <w:t>使用者</w:t>
-            </w:r>
-          </w:p>
-        </w:tc>
-        <w:tc>
-          <w:tcPr>
-            <w:tcW w:w="6033" w:type="dxa"/>
-            <w:gridSpan w:val="3"/>
-            <w:vAlign w:val="center"/>
-          </w:tcPr>
-          <w:p>
-            <w:pPr>
-              <w:jc w:val="both"/>
-              <w:rPr>
-                <w:rFonts w:ascii="標楷體" w:eastAsia="標楷體" w:hAnsi="標楷體"/>
-                <w:szCs w:val="24"/>
-              </w:rPr>
-            </w:pPr>
-            <w:r>
-              <w:rPr>
-                <w:rFonts w:ascii="標楷體" w:eastAsia="標楷體" w:hAnsi="標楷體" w:cs="新細明體"/>
-                <w:szCs w:val="24"/>
-              </w:rPr>
-              <w:t>選擇預設場景或自行輸入文字描述、輸入對話文字</w:t>
-            </w:r>
-          </w:p>
-        </w:tc>
-      </w:tr>
-      <w:tr>
-        <w:tc>
-          <w:tcPr>
-            <w:tcW w:w="1271" w:type="dxa"/>
-            <w:vAlign w:val="center"/>
-          </w:tcPr>
-          <w:p>
-            <w:pPr>
-              <w:jc w:val="both"/>
-              <w:rPr>
-                <w:rFonts w:ascii="標楷體" w:eastAsia="標楷體" w:hAnsi="標楷體"/>
-                <w:szCs w:val="24"/>
-              </w:rPr>
-            </w:pPr>
-            <w:r>
-              <w:rPr>
-                <w:rFonts w:ascii="標楷體" w:eastAsia="標楷體" w:hAnsi="標楷體" w:hint="eastAsia"/>
-                <w:szCs w:val="24"/>
-              </w:rPr>
-              <w:t>輸出值</w:t>
-            </w:r>
-          </w:p>
-        </w:tc>
-        <w:tc>
-          <w:tcPr>
-            <w:tcW w:w="992" w:type="dxa"/>
-            <w:vAlign w:val="center"/>
-          </w:tcPr>
-          <w:p>
-            <w:pPr>
-              <w:jc w:val="both"/>
-              <w:rPr>
-                <w:rFonts w:ascii="標楷體" w:eastAsia="標楷體" w:hAnsi="標楷體"/>
-                <w:szCs w:val="24"/>
-              </w:rPr>
-            </w:pPr>
-            <w:r>
-              <w:rPr>
-                <w:rFonts w:ascii="標楷體" w:eastAsia="標楷體" w:hAnsi="標楷體" w:cs="新細明體"/>
-                <w:szCs w:val="24"/>
-              </w:rPr>
-              <w:t>使用者</w:t>
-            </w:r>
-          </w:p>
-        </w:tc>
-        <w:tc>
-          <w:tcPr>
-            <w:tcW w:w="6033" w:type="dxa"/>
-            <w:gridSpan w:val="3"/>
-            <w:vAlign w:val="center"/>
-          </w:tcPr>
-          <w:p>
-            <w:pPr>
-              <w:jc w:val="both"/>
-              <w:rPr>
-                <w:rFonts w:ascii="標楷體" w:eastAsia="標楷體" w:hAnsi="標楷體"/>
-                <w:szCs w:val="24"/>
-              </w:rPr>
-            </w:pPr>
-            <w:r>
-              <w:rPr>
-                <w:rFonts w:ascii="標楷體" w:eastAsia="標楷體" w:hAnsi="標楷體" w:cs="新細明體"/>
-                <w:szCs w:val="24"/>
-              </w:rPr>
-              <w:t>場景清單（預設）/自訂輸入框、AI 回覆內容（日文）、文法糾正提示、翻譯說明、對話建議</w:t>
-            </w:r>
-          </w:p>
-        </w:tc>
-      </w:tr>
-    </w:tbl>
-    <w:p>
-      <w:pPr>
-        <w:rPr>
-          <w:rFonts w:ascii="標楷體" w:eastAsia="標楷體" w:hAnsi="標楷體"/>
-          <w:szCs w:val="24"/>
-        </w:rPr>
-      </w:pPr>
-    </w:p>
-    <w:p>
-      <w:pPr>
-        <w:pStyle w:val="a3"/>
-      </w:pPr>
-      <w:r>
-        <w:t>表 6-2-</w:t>
-      </w:r>
-      <w:r>
-        <w:rPr>
-          <w:rFonts w:hint="eastAsia"/>
-        </w:rPr>
-        <w:t>1</w:t>
-      </w:r>
-      <w:r>
-        <w:t>8</w:t>
+        <w:t>9</w:t>
       </w:r>
       <w:r>
         <w:t xml:space="preserve"> 說明</w:t>
@@ -6928,13 +6621,7 @@
         <w:t>表 6-2-</w:t>
       </w:r>
       <w:r>
-        <w:rPr>
-          <w:rFonts w:hint="eastAsia"/>
-        </w:rPr>
-        <w:t>1</w:t>
-      </w:r>
-      <w:r>
-        <w:t>9</w:t>
+        <w:t>20</w:t>
       </w:r>
       <w:r>
         <w:t xml:space="preserve"> 說明</w:t>
@@ -7126,7 +6813,6 @@
                 <w:rFonts w:ascii="標楷體" w:eastAsia="標楷體" w:hAnsi="標楷體" w:hint="eastAsia"/>
                 <w:szCs w:val="24"/>
               </w:rPr>
-              <w:lastRenderedPageBreak/>
               <w:t>輸入值</w:t>
             </w:r>
           </w:p>
@@ -7263,7 +6949,10 @@
         <w:t>表 6-2-</w:t>
       </w:r>
       <w:r>
-        <w:t>20</w:t>
+        <w:t>2</w:t>
+      </w:r>
+      <w:r>
+        <w:t>1</w:t>
       </w:r>
       <w:r>
         <w:t xml:space="preserve"> 說明</w:t>
@@ -7455,6 +7144,7 @@
                 <w:rFonts w:ascii="標楷體" w:eastAsia="標楷體" w:hAnsi="標楷體" w:hint="eastAsia"/>
                 <w:szCs w:val="24"/>
               </w:rPr>
+              <w:lastRenderedPageBreak/>
               <w:t>輸入值</w:t>
             </w:r>
           </w:p>
@@ -7597,7 +7287,7 @@
         <w:t>2</w:t>
       </w:r>
       <w:r>
-        <w:t>1</w:t>
+        <w:t>2</w:t>
       </w:r>
       <w:r>
         <w:t xml:space="preserve"> 說明</w:t>
@@ -7932,7 +7622,10 @@
         <w:t>表 6-2-</w:t>
       </w:r>
       <w:r>
-        <w:t>22</w:t>
+        <w:t>2</w:t>
+      </w:r>
+      <w:r>
+        <w:t>3</w:t>
       </w:r>
       <w:r>
         <w:t xml:space="preserve"> 說明</w:t>
@@ -8260,7 +7953,10 @@
         <w:t>表 6-2-</w:t>
       </w:r>
       <w:r>
-        <w:t>23</w:t>
+        <w:t>2</w:t>
+      </w:r>
+      <w:r>
+        <w:t>4</w:t>
       </w:r>
       <w:r>
         <w:t xml:space="preserve"> 說明</w:t>
@@ -8581,7 +8277,10 @@
         <w:t>表 6-2-</w:t>
       </w:r>
       <w:r>
-        <w:t>24</w:t>
+        <w:t>2</w:t>
+      </w:r>
+      <w:r>
+        <w:t>5</w:t>
       </w:r>
       <w:r>
         <w:t xml:space="preserve"> 說明</w:t>
@@ -8894,6 +8593,7 @@
         <w:rPr>
           <w:szCs w:val="24"/>
         </w:rPr>
+        <w:lastRenderedPageBreak/>
         <w:br/>
       </w:r>
       <w:r>
@@ -8903,10 +8603,7 @@
         <w:t>2</w:t>
       </w:r>
       <w:r>
-        <w:rPr>
-          <w:rFonts w:hint="eastAsia"/>
-        </w:rPr>
-        <w:t>5</w:t>
+        <w:t>6</w:t>
       </w:r>
       <w:r>
         <w:t xml:space="preserve"> 說明</w:t>
@@ -9234,7 +8931,10 @@
         <w:t>表 6-2-</w:t>
       </w:r>
       <w:r>
-        <w:t>26</w:t>
+        <w:t>2</w:t>
+      </w:r>
+      <w:r>
+        <w:t>7</w:t>
       </w:r>
       <w:r>
         <w:t xml:space="preserve"> 說明</w:t>
@@ -9562,7 +9262,10 @@
         <w:t>表 6-2-</w:t>
       </w:r>
       <w:r>
-        <w:t>27</w:t>
+        <w:t>2</w:t>
+      </w:r>
+      <w:r>
+        <w:t>8</w:t>
       </w:r>
       <w:r>
         <w:t xml:space="preserve"> 說明</w:t>
@@ -9890,7 +9593,10 @@
         <w:t>表 6-2-</w:t>
       </w:r>
       <w:r>
-        <w:t>28</w:t>
+        <w:t>2</w:t>
+      </w:r>
+      <w:r>
+        <w:t>9</w:t>
       </w:r>
       <w:r>
         <w:t xml:space="preserve"> 說明</w:t>
@@ -10042,7 +9748,6 @@
                 <w:rFonts w:ascii="標楷體" w:eastAsia="標楷體" w:hAnsi="標楷體" w:hint="eastAsia"/>
                 <w:szCs w:val="24"/>
               </w:rPr>
-              <w:lastRenderedPageBreak/>
               <w:t>操作說明</w:t>
             </w:r>
           </w:p>
@@ -10226,13 +9931,7 @@
         <w:t>表 6-2-</w:t>
       </w:r>
       <w:r>
-        <w:t>2</w:t>
-      </w:r>
-      <w:r>
-        <w:rPr>
-          <w:rFonts w:hint="eastAsia"/>
-        </w:rPr>
-        <w:t>9</w:t>
+        <w:t>30</w:t>
       </w:r>
       <w:r>
         <w:t xml:space="preserve"> 說明</w:t>
@@ -10400,30 +10099,39 @@
                 <w:rFonts w:ascii="標楷體" w:eastAsia="標楷體" w:hAnsi="標楷體" w:cs="新細明體"/>
                 <w:szCs w:val="24"/>
               </w:rPr>
-              <w:t>使用者建立學習小組，系統寫入小組資料並將建立者設為第一位成員，同時發送邀請給選擇的好友。</w:t>
-            </w:r>
-          </w:p>
-        </w:tc>
-      </w:tr>
-      <w:tr>
-        <w:tc>
-          <w:tcPr>
-            <w:tcW w:w="1271" w:type="dxa"/>
-            <w:vAlign w:val="center"/>
-          </w:tcPr>
-          <w:p>
-            <w:pPr>
-              <w:jc w:val="both"/>
-              <w:rPr>
-                <w:rFonts w:ascii="標楷體" w:eastAsia="標楷體" w:hAnsi="標楷體"/>
-                <w:szCs w:val="24"/>
-              </w:rPr>
-            </w:pPr>
-            <w:r>
-              <w:rPr>
-                <w:rFonts w:ascii="標楷體" w:eastAsia="標楷體" w:hAnsi="標楷體" w:hint="eastAsia"/>
-                <w:szCs w:val="24"/>
-              </w:rPr>
+              <w:t>使用者建立學習小組，系統寫入小組資料並將建立者設為第一位</w:t>
+            </w:r>
+            <w:r>
+              <w:rPr>
+                <w:rFonts w:ascii="標楷體" w:eastAsia="標楷體" w:hAnsi="標楷體" w:cs="新細明體"/>
+                <w:szCs w:val="24"/>
+              </w:rPr>
+              <w:lastRenderedPageBreak/>
+              <w:t>成員，同時發送邀請給選擇的好友。</w:t>
+            </w:r>
+          </w:p>
+        </w:tc>
+      </w:tr>
+      <w:tr>
+        <w:tc>
+          <w:tcPr>
+            <w:tcW w:w="1271" w:type="dxa"/>
+            <w:vAlign w:val="center"/>
+          </w:tcPr>
+          <w:p>
+            <w:pPr>
+              <w:jc w:val="both"/>
+              <w:rPr>
+                <w:rFonts w:ascii="標楷體" w:eastAsia="標楷體" w:hAnsi="標楷體"/>
+                <w:szCs w:val="24"/>
+              </w:rPr>
+            </w:pPr>
+            <w:r>
+              <w:rPr>
+                <w:rFonts w:ascii="標楷體" w:eastAsia="標楷體" w:hAnsi="標楷體" w:hint="eastAsia"/>
+                <w:szCs w:val="24"/>
+              </w:rPr>
+              <w:lastRenderedPageBreak/>
               <w:t>輸入值</w:t>
             </w:r>
           </w:p>
@@ -10561,7 +10269,10 @@
         <w:t>表 6-2-</w:t>
       </w:r>
       <w:r>
-        <w:t>30</w:t>
+        <w:t>3</w:t>
+      </w:r>
+      <w:r>
+        <w:t>1</w:t>
       </w:r>
       <w:r>
         <w:t xml:space="preserve"> 說明</w:t>
@@ -10889,7 +10600,10 @@
         <w:t>表 6-2-</w:t>
       </w:r>
       <w:r>
-        <w:t>31</w:t>
+        <w:t>3</w:t>
+      </w:r>
+      <w:r>
+        <w:t>2</w:t>
       </w:r>
       <w:r>
         <w:t xml:space="preserve"> 說明</w:t>
@@ -11220,10 +10934,7 @@
         <w:t>3</w:t>
       </w:r>
       <w:r>
-        <w:rPr>
-          <w:rFonts w:hint="eastAsia"/>
-        </w:rPr>
-        <w:t>2</w:t>
+        <w:t>3</w:t>
       </w:r>
       <w:r>
         <w:t xml:space="preserve"> 說明</w:t>
@@ -11551,7 +11262,10 @@
         <w:t>表 6-2-</w:t>
       </w:r>
       <w:r>
-        <w:t>33</w:t>
+        <w:t>3</w:t>
+      </w:r>
+      <w:r>
+        <w:t>4</w:t>
       </w:r>
       <w:r>
         <w:t xml:space="preserve"> 說明</w:t>
@@ -11598,7 +11312,6 @@
                 <w:rFonts w:ascii="標楷體" w:eastAsia="標楷體" w:hAnsi="標楷體" w:hint="eastAsia"/>
                 <w:szCs w:val="24"/>
               </w:rPr>
-              <w:lastRenderedPageBreak/>
               <w:t>編號</w:t>
             </w:r>
           </w:p>
@@ -11720,7 +11433,23 @@
                 <w:rFonts w:ascii="標楷體" w:eastAsia="標楷體" w:hAnsi="標楷體" w:cs="新細明體"/>
                 <w:szCs w:val="24"/>
               </w:rPr>
-              <w:t>系統偵測到小組已跨 ISO 週次，自動觸發結算：達標則發放獎勵、退還押金；未達標則沒收押金，並發送結算通知。</w:t>
+              <w:t xml:space="preserve">系統偵測到小組已跨 ISO </w:t>
+            </w:r>
+            <w:proofErr w:type="gramStart"/>
+            <w:r>
+              <w:rPr>
+                <w:rFonts w:ascii="標楷體" w:eastAsia="標楷體" w:hAnsi="標楷體" w:cs="新細明體"/>
+                <w:szCs w:val="24"/>
+              </w:rPr>
+              <w:t>週</w:t>
+            </w:r>
+            <w:proofErr w:type="gramEnd"/>
+            <w:r>
+              <w:rPr>
+                <w:rFonts w:ascii="標楷體" w:eastAsia="標楷體" w:hAnsi="標楷體" w:cs="新細明體"/>
+                <w:szCs w:val="24"/>
+              </w:rPr>
+              <w:t>次，自動觸發結算：達標則發放獎勵、退還押金；未達標則沒收押金，並發送結算通知。</w:t>
             </w:r>
           </w:p>
         </w:tc>
@@ -11858,7 +11587,10 @@
         <w:t>表 6-2-</w:t>
       </w:r>
       <w:r>
-        <w:t>34</w:t>
+        <w:t>3</w:t>
+      </w:r>
+      <w:r>
+        <w:t>5</w:t>
       </w:r>
       <w:r>
         <w:t xml:space="preserve"> 說明</w:t>
@@ -11905,6 +11637,7 @@
                 <w:rFonts w:ascii="標楷體" w:eastAsia="標楷體" w:hAnsi="標楷體" w:hint="eastAsia"/>
                 <w:szCs w:val="24"/>
               </w:rPr>
+              <w:lastRenderedPageBreak/>
               <w:t>編號</w:t>
             </w:r>
           </w:p>
@@ -12016,10 +11749,24 @@
             </w:pPr>
             <w:r>
               <w:rPr>
-                <w:rFonts w:ascii="標楷體" w:eastAsia="標楷體" w:hAnsi="標楷體" w:cs="新細明體"/>
-                <w:szCs w:val="24"/>
-              </w:rPr>
-              <w:t>查看點數請求、選擇購點方案、購買操作、使用點數購買功能請求、查看交易紀錄請求、查看訂閱狀態請求、選擇訂閱方案、訂閱付款、取消訂閱請求</w:t>
+                <w:rFonts w:ascii="標楷體" w:eastAsia="標楷體" w:hAnsi="標楷體" w:cs="新細明體" w:hint="eastAsia"/>
+                <w:szCs w:val="24"/>
+              </w:rPr>
+              <w:t>使用者</w:t>
+            </w:r>
+            <w:r>
+              <w:rPr>
+                <w:rFonts w:ascii="標楷體" w:eastAsia="標楷體" w:hAnsi="標楷體" w:cs="新細明體" w:hint="eastAsia"/>
+                <w:szCs w:val="24"/>
+              </w:rPr>
+              <w:t>查看</w:t>
+            </w:r>
+            <w:r>
+              <w:rPr>
+                <w:rFonts w:ascii="標楷體" w:eastAsia="標楷體" w:hAnsi="標楷體" w:cs="新細明體" w:hint="eastAsia"/>
+                <w:szCs w:val="24"/>
+              </w:rPr>
+              <w:t>點數餘額、購點、使用點數購買功能、查看交易紀錄，以及訂閱方案的選擇、付款、取消與功能使用權限驗證。</w:t>
             </w:r>
           </w:p>
         </w:tc>
@@ -12157,7 +11904,23 @@
                 <w:rFonts w:ascii="標楷體" w:eastAsia="標楷體" w:hAnsi="標楷體" w:cs="新細明體"/>
                 <w:szCs w:val="24"/>
               </w:rPr>
-              <w:t>點數餘額、購點方案清單（金額/點數）、付款結果（成功/失敗）、點數更新通知、交易紀錄清單、訂閱方案/到期日/自動續訂狀態、訂閱成功/到期日/贈點點數、取消成功（當期仍可使用至到期日）、功能開放/次數不足/需升級提示</w:t>
+              <w:t>點數餘額、購點方案清單（金額/點數）、付款結果（成功/失敗）、點數更新通知、交易紀錄清單、訂閱方案/到期日/自動續訂狀態、訂閱成功/到期日/</w:t>
+            </w:r>
+            <w:proofErr w:type="gramStart"/>
+            <w:r>
+              <w:rPr>
+                <w:rFonts w:ascii="標楷體" w:eastAsia="標楷體" w:hAnsi="標楷體" w:cs="新細明體"/>
+                <w:szCs w:val="24"/>
+              </w:rPr>
+              <w:t>贈點點數</w:t>
+            </w:r>
+            <w:proofErr w:type="gramEnd"/>
+            <w:r>
+              <w:rPr>
+                <w:rFonts w:ascii="標楷體" w:eastAsia="標楷體" w:hAnsi="標楷體" w:cs="新細明體"/>
+                <w:szCs w:val="24"/>
+              </w:rPr>
+              <w:t>、取消成功（當期仍可使用至到期日）、功能開放/次數不足/需升級提示</w:t>
             </w:r>
           </w:p>
         </w:tc>
@@ -12179,7 +11942,10 @@
         <w:t>表 6-2-</w:t>
       </w:r>
       <w:r>
-        <w:t>35</w:t>
+        <w:t>3</w:t>
+      </w:r>
+      <w:r>
+        <w:t>6</w:t>
       </w:r>
       <w:r>
         <w:t xml:space="preserve"> 說明</w:t>
@@ -12507,7 +12273,10 @@
         <w:t>表 6-2-</w:t>
       </w:r>
       <w:r>
-        <w:t>36</w:t>
+        <w:t>3</w:t>
+      </w:r>
+      <w:r>
+        <w:t>7</w:t>
       </w:r>
       <w:r>
         <w:t xml:space="preserve"> 說明</w:t>
@@ -12517,6 +12286,492 @@
           <w:rFonts w:hint="eastAsia"/>
         </w:rPr>
         <w:t>選擇購點方案</w:t>
+      </w:r>
+    </w:p>
+    <w:tbl>
+      <w:tblPr>
+        <w:tblStyle w:val="ab"/>
+        <w:tblW w:w="0" w:type="auto"/>
+        <w:tblLook w:val="04A0" w:firstRow="1" w:lastRow="0" w:firstColumn="1" w:lastColumn="0" w:noHBand="0" w:noVBand="1"/>
+      </w:tblPr>
+      <w:tblGrid>
+        <w:gridCol w:w="1271"/>
+        <w:gridCol w:w="2268"/>
+        <w:gridCol w:w="609"/>
+        <w:gridCol w:w="1234"/>
+        <w:gridCol w:w="2914"/>
+      </w:tblGrid>
+      <w:tr>
+        <w:trPr>
+          <w:trHeight w:val="454"/>
+        </w:trPr>
+        <w:tc>
+          <w:tcPr>
+            <w:tcW w:w="1271" w:type="dxa"/>
+            <w:vAlign w:val="center"/>
+          </w:tcPr>
+          <w:p>
+            <w:pPr>
+              <w:jc w:val="both"/>
+              <w:rPr>
+                <w:rFonts w:ascii="標楷體" w:eastAsia="標楷體" w:hAnsi="標楷體"/>
+                <w:szCs w:val="24"/>
+              </w:rPr>
+            </w:pPr>
+            <w:r>
+              <w:rPr>
+                <w:rFonts w:ascii="標楷體" w:eastAsia="標楷體" w:hAnsi="標楷體" w:hint="eastAsia"/>
+                <w:szCs w:val="24"/>
+              </w:rPr>
+              <w:t>編號</w:t>
+            </w:r>
+          </w:p>
+        </w:tc>
+        <w:tc>
+          <w:tcPr>
+            <w:tcW w:w="2877" w:type="dxa"/>
+            <w:gridSpan w:val="2"/>
+            <w:vAlign w:val="center"/>
+          </w:tcPr>
+          <w:p>
+            <w:pPr>
+              <w:jc w:val="both"/>
+              <w:rPr>
+                <w:rFonts w:ascii="標楷體" w:eastAsia="標楷體" w:hAnsi="標楷體"/>
+                <w:szCs w:val="24"/>
+              </w:rPr>
+            </w:pPr>
+            <w:r>
+              <w:rPr>
+                <w:rFonts w:ascii="標楷體" w:eastAsia="標楷體" w:hAnsi="標楷體" w:hint="eastAsia"/>
+                <w:szCs w:val="24"/>
+              </w:rPr>
+              <w:t>5</w:t>
+            </w:r>
+            <w:r>
+              <w:rPr>
+                <w:rFonts w:ascii="標楷體" w:eastAsia="標楷體" w:hAnsi="標楷體"/>
+                <w:szCs w:val="24"/>
+              </w:rPr>
+              <w:t>.2</w:t>
+            </w:r>
+          </w:p>
+        </w:tc>
+        <w:tc>
+          <w:tcPr>
+            <w:tcW w:w="1234" w:type="dxa"/>
+            <w:vAlign w:val="center"/>
+          </w:tcPr>
+          <w:p>
+            <w:pPr>
+              <w:jc w:val="both"/>
+              <w:rPr>
+                <w:rFonts w:ascii="標楷體" w:eastAsia="標楷體" w:hAnsi="標楷體"/>
+                <w:szCs w:val="24"/>
+              </w:rPr>
+            </w:pPr>
+            <w:r>
+              <w:rPr>
+                <w:rFonts w:ascii="標楷體" w:eastAsia="標楷體" w:hAnsi="標楷體" w:hint="eastAsia"/>
+                <w:szCs w:val="24"/>
+              </w:rPr>
+              <w:t>功能名稱</w:t>
+            </w:r>
+          </w:p>
+        </w:tc>
+        <w:tc>
+          <w:tcPr>
+            <w:tcW w:w="2914" w:type="dxa"/>
+            <w:vAlign w:val="center"/>
+          </w:tcPr>
+          <w:p>
+            <w:pPr>
+              <w:jc w:val="both"/>
+              <w:rPr>
+                <w:rFonts w:ascii="標楷體" w:eastAsia="標楷體" w:hAnsi="標楷體"/>
+                <w:szCs w:val="24"/>
+              </w:rPr>
+            </w:pPr>
+            <w:r>
+              <w:rPr>
+                <w:rFonts w:ascii="標楷體" w:eastAsia="標楷體" w:hAnsi="標楷體" w:cs="新細明體"/>
+                <w:szCs w:val="24"/>
+              </w:rPr>
+              <w:t>選擇購點方案</w:t>
+            </w:r>
+          </w:p>
+        </w:tc>
+      </w:tr>
+      <w:tr>
+        <w:tc>
+          <w:tcPr>
+            <w:tcW w:w="1271" w:type="dxa"/>
+            <w:vAlign w:val="center"/>
+          </w:tcPr>
+          <w:p>
+            <w:pPr>
+              <w:jc w:val="both"/>
+              <w:rPr>
+                <w:rFonts w:ascii="標楷體" w:eastAsia="標楷體" w:hAnsi="標楷體"/>
+                <w:szCs w:val="24"/>
+              </w:rPr>
+            </w:pPr>
+            <w:r>
+              <w:rPr>
+                <w:rFonts w:ascii="標楷體" w:eastAsia="標楷體" w:hAnsi="標楷體" w:hint="eastAsia"/>
+                <w:szCs w:val="24"/>
+              </w:rPr>
+              <w:t>操作說明</w:t>
+            </w:r>
+          </w:p>
+        </w:tc>
+        <w:tc>
+          <w:tcPr>
+            <w:tcW w:w="7025" w:type="dxa"/>
+            <w:gridSpan w:val="4"/>
+            <w:vAlign w:val="center"/>
+          </w:tcPr>
+          <w:p>
+            <w:pPr>
+              <w:jc w:val="both"/>
+              <w:rPr>
+                <w:rFonts w:ascii="標楷體" w:eastAsia="標楷體" w:hAnsi="標楷體"/>
+                <w:szCs w:val="24"/>
+              </w:rPr>
+            </w:pPr>
+            <w:r>
+              <w:rPr>
+                <w:rFonts w:ascii="標楷體" w:eastAsia="標楷體" w:hAnsi="標楷體"/>
+                <w:szCs w:val="24"/>
+              </w:rPr>
+              <w:t>系統從購點方案資料表讀取可用方案清單，使用者選擇方案後送入付款處理。</w:t>
+            </w:r>
+          </w:p>
+        </w:tc>
+      </w:tr>
+      <w:tr>
+        <w:tc>
+          <w:tcPr>
+            <w:tcW w:w="1271" w:type="dxa"/>
+            <w:vMerge w:val="restart"/>
+            <w:vAlign w:val="center"/>
+          </w:tcPr>
+          <w:p>
+            <w:pPr>
+              <w:jc w:val="both"/>
+              <w:rPr>
+                <w:rFonts w:ascii="標楷體" w:eastAsia="標楷體" w:hAnsi="標楷體"/>
+                <w:szCs w:val="24"/>
+              </w:rPr>
+            </w:pPr>
+            <w:r>
+              <w:rPr>
+                <w:rFonts w:ascii="標楷體" w:eastAsia="標楷體" w:hAnsi="標楷體" w:hint="eastAsia"/>
+                <w:szCs w:val="24"/>
+              </w:rPr>
+              <w:t>輸入值</w:t>
+            </w:r>
+          </w:p>
+        </w:tc>
+        <w:tc>
+          <w:tcPr>
+            <w:tcW w:w="2268" w:type="dxa"/>
+            <w:vAlign w:val="center"/>
+          </w:tcPr>
+          <w:p>
+            <w:pPr>
+              <w:jc w:val="both"/>
+              <w:rPr>
+                <w:rFonts w:ascii="標楷體" w:eastAsia="標楷體" w:hAnsi="標楷體"/>
+                <w:szCs w:val="24"/>
+              </w:rPr>
+            </w:pPr>
+            <w:r>
+              <w:rPr>
+                <w:rFonts w:ascii="標楷體" w:eastAsia="標楷體" w:hAnsi="標楷體"/>
+                <w:szCs w:val="24"/>
+              </w:rPr>
+              <w:t>使用者</w:t>
+            </w:r>
+          </w:p>
+        </w:tc>
+        <w:tc>
+          <w:tcPr>
+            <w:tcW w:w="4757" w:type="dxa"/>
+            <w:gridSpan w:val="3"/>
+            <w:vAlign w:val="center"/>
+          </w:tcPr>
+          <w:p>
+            <w:pPr>
+              <w:jc w:val="both"/>
+              <w:rPr>
+                <w:rFonts w:ascii="標楷體" w:eastAsia="標楷體" w:hAnsi="標楷體"/>
+                <w:szCs w:val="24"/>
+              </w:rPr>
+            </w:pPr>
+            <w:r>
+              <w:rPr>
+                <w:rFonts w:ascii="標楷體" w:eastAsia="標楷體" w:hAnsi="標楷體"/>
+                <w:szCs w:val="24"/>
+              </w:rPr>
+              <w:t>選擇購點方案</w:t>
+            </w:r>
+          </w:p>
+        </w:tc>
+      </w:tr>
+      <w:tr>
+        <w:tc>
+          <w:tcPr>
+            <w:tcW w:w="1271" w:type="dxa"/>
+            <w:vMerge/>
+            <w:vAlign w:val="center"/>
+          </w:tcPr>
+          <w:p>
+            <w:pPr>
+              <w:jc w:val="both"/>
+              <w:rPr>
+                <w:rFonts w:ascii="標楷體" w:eastAsia="標楷體" w:hAnsi="標楷體"/>
+                <w:szCs w:val="24"/>
+              </w:rPr>
+            </w:pPr>
+          </w:p>
+        </w:tc>
+        <w:tc>
+          <w:tcPr>
+            <w:tcW w:w="2268" w:type="dxa"/>
+            <w:vAlign w:val="center"/>
+          </w:tcPr>
+          <w:p>
+            <w:pPr>
+              <w:jc w:val="both"/>
+              <w:rPr>
+                <w:rFonts w:ascii="標楷體" w:eastAsia="標楷體" w:hAnsi="標楷體"/>
+                <w:szCs w:val="24"/>
+                <w:highlight w:val="green"/>
+              </w:rPr>
+            </w:pPr>
+            <w:r>
+              <w:rPr>
+                <w:rFonts w:ascii="標楷體" w:eastAsia="標楷體" w:hAnsi="標楷體" w:hint="eastAsia"/>
+                <w:szCs w:val="24"/>
+                <w:highlight w:val="green"/>
+              </w:rPr>
+              <w:t>訂閱與點數資料庫</w:t>
+            </w:r>
+          </w:p>
+        </w:tc>
+        <w:tc>
+          <w:tcPr>
+            <w:tcW w:w="4757" w:type="dxa"/>
+            <w:gridSpan w:val="3"/>
+            <w:vAlign w:val="center"/>
+          </w:tcPr>
+          <w:p>
+            <w:pPr>
+              <w:jc w:val="both"/>
+              <w:rPr>
+                <w:rFonts w:ascii="標楷體" w:eastAsia="標楷體" w:hAnsi="標楷體"/>
+                <w:szCs w:val="24"/>
+                <w:highlight w:val="green"/>
+              </w:rPr>
+            </w:pPr>
+            <w:r>
+              <w:rPr>
+                <w:rFonts w:ascii="標楷體" w:eastAsia="標楷體" w:hAnsi="標楷體" w:hint="eastAsia"/>
+                <w:szCs w:val="24"/>
+                <w:highlight w:val="green"/>
+              </w:rPr>
+              <w:t>訂</w:t>
+            </w:r>
+            <w:r>
+              <w:rPr>
+                <w:rFonts w:ascii="標楷體" w:eastAsia="標楷體" w:hAnsi="標楷體" w:hint="eastAsia"/>
+                <w:szCs w:val="24"/>
+                <w:highlight w:val="green"/>
+              </w:rPr>
+              <w:t>閱狀態、剩餘使用次數</w:t>
+            </w:r>
+          </w:p>
+        </w:tc>
+      </w:tr>
+      <w:tr>
+        <w:tc>
+          <w:tcPr>
+            <w:tcW w:w="1271" w:type="dxa"/>
+            <w:vMerge w:val="restart"/>
+            <w:vAlign w:val="center"/>
+          </w:tcPr>
+          <w:p>
+            <w:pPr>
+              <w:jc w:val="both"/>
+              <w:rPr>
+                <w:rFonts w:ascii="標楷體" w:eastAsia="標楷體" w:hAnsi="標楷體"/>
+                <w:szCs w:val="24"/>
+              </w:rPr>
+            </w:pPr>
+            <w:r>
+              <w:rPr>
+                <w:rFonts w:ascii="標楷體" w:eastAsia="標楷體" w:hAnsi="標楷體" w:hint="eastAsia"/>
+                <w:szCs w:val="24"/>
+              </w:rPr>
+              <w:t>輸出值</w:t>
+            </w:r>
+          </w:p>
+        </w:tc>
+        <w:tc>
+          <w:tcPr>
+            <w:tcW w:w="2268" w:type="dxa"/>
+            <w:vAlign w:val="center"/>
+          </w:tcPr>
+          <w:p>
+            <w:pPr>
+              <w:jc w:val="both"/>
+              <w:rPr>
+                <w:rFonts w:ascii="標楷體" w:eastAsia="標楷體" w:hAnsi="標楷體"/>
+                <w:szCs w:val="24"/>
+              </w:rPr>
+            </w:pPr>
+            <w:r>
+              <w:rPr>
+                <w:rFonts w:ascii="標楷體" w:eastAsia="標楷體" w:hAnsi="標楷體"/>
+                <w:szCs w:val="24"/>
+              </w:rPr>
+              <w:t>使用者</w:t>
+            </w:r>
+          </w:p>
+        </w:tc>
+        <w:tc>
+          <w:tcPr>
+            <w:tcW w:w="4757" w:type="dxa"/>
+            <w:gridSpan w:val="3"/>
+            <w:vAlign w:val="center"/>
+          </w:tcPr>
+          <w:p>
+            <w:pPr>
+              <w:jc w:val="both"/>
+              <w:rPr>
+                <w:rFonts w:ascii="標楷體" w:eastAsia="標楷體" w:hAnsi="標楷體"/>
+                <w:szCs w:val="24"/>
+              </w:rPr>
+            </w:pPr>
+            <w:r>
+              <w:rPr>
+                <w:rFonts w:ascii="標楷體" w:eastAsia="標楷體" w:hAnsi="標楷體"/>
+                <w:szCs w:val="24"/>
+              </w:rPr>
+              <w:t>購點方案清單（金額/點數）</w:t>
+            </w:r>
+          </w:p>
+        </w:tc>
+      </w:tr>
+      <w:tr>
+        <w:tc>
+          <w:tcPr>
+            <w:tcW w:w="1271" w:type="dxa"/>
+            <w:vMerge/>
+            <w:vAlign w:val="center"/>
+          </w:tcPr>
+          <w:p>
+            <w:pPr>
+              <w:jc w:val="both"/>
+              <w:rPr>
+                <w:rFonts w:ascii="標楷體" w:eastAsia="標楷體" w:hAnsi="標楷體"/>
+                <w:szCs w:val="24"/>
+              </w:rPr>
+            </w:pPr>
+          </w:p>
+        </w:tc>
+        <w:tc>
+          <w:tcPr>
+            <w:tcW w:w="2268" w:type="dxa"/>
+            <w:vAlign w:val="center"/>
+          </w:tcPr>
+          <w:p>
+            <w:pPr>
+              <w:jc w:val="both"/>
+              <w:rPr>
+                <w:rFonts w:ascii="標楷體" w:eastAsia="標楷體" w:hAnsi="標楷體"/>
+                <w:szCs w:val="24"/>
+                <w:highlight w:val="green"/>
+              </w:rPr>
+            </w:pPr>
+            <w:r>
+              <w:rPr>
+                <w:rFonts w:ascii="標楷體" w:eastAsia="標楷體" w:hAnsi="標楷體" w:hint="eastAsia"/>
+                <w:szCs w:val="24"/>
+                <w:highlight w:val="green"/>
+              </w:rPr>
+              <w:t>訂閱與點數資料庫</w:t>
+            </w:r>
+          </w:p>
+        </w:tc>
+        <w:tc>
+          <w:tcPr>
+            <w:tcW w:w="4757" w:type="dxa"/>
+            <w:gridSpan w:val="3"/>
+            <w:vAlign w:val="center"/>
+          </w:tcPr>
+          <w:p>
+            <w:pPr>
+              <w:jc w:val="both"/>
+              <w:rPr>
+                <w:rFonts w:ascii="標楷體" w:eastAsia="標楷體" w:hAnsi="標楷體"/>
+                <w:szCs w:val="24"/>
+                <w:highlight w:val="green"/>
+              </w:rPr>
+            </w:pPr>
+            <w:r>
+              <w:rPr>
+                <w:rFonts w:ascii="標楷體" w:eastAsia="標楷體" w:hAnsi="標楷體" w:hint="eastAsia"/>
+                <w:szCs w:val="24"/>
+                <w:highlight w:val="green"/>
+              </w:rPr>
+              <w:t>扣除後之剩餘次數</w:t>
+            </w:r>
+          </w:p>
+        </w:tc>
+      </w:tr>
+    </w:tbl>
+    <w:p>
+      <w:pPr>
+        <w:rPr>
+          <w:rFonts w:ascii="標楷體" w:eastAsia="標楷體" w:hAnsi="標楷體"/>
+          <w:szCs w:val="24"/>
+        </w:rPr>
+      </w:pPr>
+    </w:p>
+    <w:p>
+      <w:pPr>
+        <w:pStyle w:val="a3"/>
+        <w:tabs>
+          <w:tab w:val="center" w:pos="4153"/>
+          <w:tab w:val="left" w:pos="6801"/>
+        </w:tabs>
+        <w:jc w:val="left"/>
+      </w:pPr>
+      <w:r>
+        <w:tab/>
+      </w:r>
+      <w:r>
+        <w:t>表 6-2-</w:t>
+      </w:r>
+      <w:r>
+        <w:t>3</w:t>
+      </w:r>
+      <w:r>
+        <w:t>8</w:t>
+      </w:r>
+      <w:r>
+        <w:t xml:space="preserve"> 說明</w:t>
+      </w:r>
+      <w:r>
+        <w:rPr>
+          <w:rFonts w:hint="eastAsia"/>
+        </w:rPr>
+        <w:t>購點付款處理</w:t>
+      </w:r>
+      <w:r>
+        <w:tab/>
       </w:r>
     </w:p>
     <w:tbl>
@@ -12584,7 +12839,7 @@
                 <w:rFonts w:ascii="標楷體" w:eastAsia="標楷體" w:hAnsi="標楷體"/>
                 <w:szCs w:val="24"/>
               </w:rPr>
-              <w:t>.2</w:t>
+              <w:t>.3</w:t>
             </w:r>
           </w:p>
         </w:tc>
@@ -12628,7 +12883,7 @@
                 <w:rFonts w:ascii="標楷體" w:eastAsia="標楷體" w:hAnsi="標楷體" w:cs="新細明體"/>
                 <w:szCs w:val="24"/>
               </w:rPr>
-              <w:t>選擇購點方案</w:t>
+              <w:t>購點付款處理</w:t>
             </w:r>
           </w:p>
         </w:tc>
@@ -12672,19 +12927,18 @@
             </w:pPr>
             <w:r>
               <w:rPr>
-                <w:rFonts w:ascii="標楷體" w:eastAsia="標楷體" w:hAnsi="標楷體"/>
-                <w:szCs w:val="24"/>
-              </w:rPr>
-              <w:t>系統從購點方案資料表讀取可用方案清單，使用者選擇方案後送入付款處理。</w:t>
-            </w:r>
-          </w:p>
-        </w:tc>
-      </w:tr>
-      <w:tr>
-        <w:tc>
-          <w:tcPr>
-            <w:tcW w:w="1271" w:type="dxa"/>
-            <w:vMerge w:val="restart"/>
+                <w:rFonts w:ascii="標楷體" w:eastAsia="標楷體" w:hAnsi="標楷體" w:cs="新細明體"/>
+                <w:szCs w:val="24"/>
+              </w:rPr>
+              <w:t>系統處理使用者的購點付款（Demo模式），付款成功後確認並觸發點數加值。</w:t>
+            </w:r>
+          </w:p>
+        </w:tc>
+      </w:tr>
+      <w:tr>
+        <w:tc>
+          <w:tcPr>
+            <w:tcW w:w="1271" w:type="dxa"/>
             <w:vAlign w:val="center"/>
           </w:tcPr>
           <w:p>
@@ -12742,29 +12996,35 @@
             </w:pPr>
             <w:r>
               <w:rPr>
-                <w:rFonts w:ascii="標楷體" w:eastAsia="標楷體" w:hAnsi="標楷體"/>
-                <w:szCs w:val="24"/>
-              </w:rPr>
-              <w:t>選擇購點方案</w:t>
-            </w:r>
-          </w:p>
-        </w:tc>
-      </w:tr>
-      <w:tr>
-        <w:tc>
-          <w:tcPr>
-            <w:tcW w:w="1271" w:type="dxa"/>
-            <w:vMerge/>
-            <w:vAlign w:val="center"/>
-          </w:tcPr>
-          <w:p>
-            <w:pPr>
-              <w:jc w:val="both"/>
-              <w:rPr>
-                <w:rFonts w:ascii="標楷體" w:eastAsia="標楷體" w:hAnsi="標楷體" w:hint="eastAsia"/>
-                <w:szCs w:val="24"/>
-              </w:rPr>
-            </w:pPr>
+                <w:rFonts w:ascii="標楷體" w:eastAsia="標楷體" w:hAnsi="標楷體" w:cs="新細明體"/>
+                <w:szCs w:val="24"/>
+              </w:rPr>
+              <w:t>選定購點方案、付款操作</w:t>
+            </w:r>
+          </w:p>
+        </w:tc>
+      </w:tr>
+      <w:tr>
+        <w:tc>
+          <w:tcPr>
+            <w:tcW w:w="1271" w:type="dxa"/>
+            <w:vAlign w:val="center"/>
+          </w:tcPr>
+          <w:p>
+            <w:pPr>
+              <w:jc w:val="both"/>
+              <w:rPr>
+                <w:rFonts w:ascii="標楷體" w:eastAsia="標楷體" w:hAnsi="標楷體"/>
+                <w:szCs w:val="24"/>
+              </w:rPr>
+            </w:pPr>
+            <w:r>
+              <w:rPr>
+                <w:rFonts w:ascii="標楷體" w:eastAsia="標楷體" w:hAnsi="標楷體" w:hint="eastAsia"/>
+                <w:szCs w:val="24"/>
+              </w:rPr>
+              <w:t>輸出值</w:t>
+            </w:r>
           </w:p>
         </w:tc>
         <w:tc>
@@ -12778,25 +13038,14 @@
               <w:rPr>
                 <w:rFonts w:ascii="標楷體" w:eastAsia="標楷體" w:hAnsi="標楷體"/>
                 <w:szCs w:val="24"/>
-                <w:highlight w:val="green"/>
-              </w:rPr>
-            </w:pPr>
-            <w:r>
-              <w:rPr>
-                <w:rFonts w:ascii="標楷體" w:eastAsia="標楷體" w:hAnsi="標楷體" w:hint="eastAsia"/>
-                <w:szCs w:val="24"/>
-                <w:highlight w:val="green"/>
-              </w:rPr>
-              <w:t xml:space="preserve">訂閱與點數資料庫 </w:t>
-            </w:r>
-            <w:r>
-              <w:rPr>
-                <w:rFonts w:ascii="標楷體" w:eastAsia="標楷體" w:hAnsi="標楷體" w:hint="eastAsia"/>
-                <w:szCs w:val="24"/>
-                <w:highlight w:val="green"/>
-              </w:rPr>
-              <w:lastRenderedPageBreak/>
-              <w:t>(D3)</w:t>
+              </w:rPr>
+            </w:pPr>
+            <w:r>
+              <w:rPr>
+                <w:rFonts w:ascii="標楷體" w:eastAsia="標楷體" w:hAnsi="標楷體"/>
+                <w:szCs w:val="24"/>
+              </w:rPr>
+              <w:t>使用者</w:t>
             </w:r>
           </w:p>
         </w:tc>
@@ -12812,160 +13061,14 @@
               <w:rPr>
                 <w:rFonts w:ascii="標楷體" w:eastAsia="標楷體" w:hAnsi="標楷體"/>
                 <w:szCs w:val="24"/>
-                <w:highlight w:val="green"/>
-              </w:rPr>
-            </w:pPr>
-            <w:r>
-              <w:rPr>
-                <w:rFonts w:ascii="標楷體" w:eastAsia="標楷體" w:hAnsi="標楷體" w:hint="eastAsia"/>
-                <w:szCs w:val="24"/>
-                <w:highlight w:val="green"/>
-              </w:rPr>
-              <w:lastRenderedPageBreak/>
-              <w:t>訂</w:t>
-            </w:r>
-            <w:r>
-              <w:rPr>
-                <w:rFonts w:ascii="標楷體" w:eastAsia="標楷體" w:hAnsi="標楷體" w:hint="eastAsia"/>
-                <w:szCs w:val="24"/>
-                <w:highlight w:val="green"/>
-              </w:rPr>
-              <w:t>閱狀態、剩餘使用次數</w:t>
-            </w:r>
-          </w:p>
-        </w:tc>
-      </w:tr>
-      <w:tr>
-        <w:tc>
-          <w:tcPr>
-            <w:tcW w:w="1271" w:type="dxa"/>
-            <w:vAlign w:val="center"/>
-          </w:tcPr>
-          <w:p>
-            <w:pPr>
-              <w:jc w:val="both"/>
-              <w:rPr>
-                <w:rFonts w:ascii="標楷體" w:eastAsia="標楷體" w:hAnsi="標楷體"/>
-                <w:szCs w:val="24"/>
-              </w:rPr>
-            </w:pPr>
-            <w:r>
-              <w:rPr>
-                <w:rFonts w:ascii="標楷體" w:eastAsia="標楷體" w:hAnsi="標楷體" w:hint="eastAsia"/>
-                <w:szCs w:val="24"/>
-              </w:rPr>
-              <w:t>輸出值</w:t>
-            </w:r>
-          </w:p>
-        </w:tc>
-        <w:tc>
-          <w:tcPr>
-            <w:tcW w:w="992" w:type="dxa"/>
-            <w:vAlign w:val="center"/>
-          </w:tcPr>
-          <w:p>
-            <w:pPr>
-              <w:jc w:val="both"/>
-              <w:rPr>
-                <w:rFonts w:ascii="標楷體" w:eastAsia="標楷體" w:hAnsi="標楷體"/>
-                <w:szCs w:val="24"/>
-              </w:rPr>
-            </w:pPr>
-            <w:r>
-              <w:rPr>
-                <w:rFonts w:ascii="標楷體" w:eastAsia="標楷體" w:hAnsi="標楷體"/>
-                <w:szCs w:val="24"/>
-              </w:rPr>
-              <w:t>使用者</w:t>
-            </w:r>
-          </w:p>
-        </w:tc>
-        <w:tc>
-          <w:tcPr>
-            <w:tcW w:w="6033" w:type="dxa"/>
-            <w:gridSpan w:val="3"/>
-            <w:vAlign w:val="center"/>
-          </w:tcPr>
-          <w:p>
-            <w:pPr>
-              <w:jc w:val="both"/>
-              <w:rPr>
-                <w:rFonts w:ascii="標楷體" w:eastAsia="標楷體" w:hAnsi="標楷體"/>
-                <w:szCs w:val="24"/>
-              </w:rPr>
-            </w:pPr>
-            <w:r>
-              <w:rPr>
-                <w:rFonts w:ascii="標楷體" w:eastAsia="標楷體" w:hAnsi="標楷體"/>
-                <w:szCs w:val="24"/>
-              </w:rPr>
-              <w:t>購點方案清單（金額/點數）</w:t>
-            </w:r>
-          </w:p>
-        </w:tc>
-      </w:tr>
-      <w:tr>
-        <w:tc>
-          <w:tcPr>
-            <w:tcW w:w="1271" w:type="dxa"/>
-            <w:vAlign w:val="center"/>
-          </w:tcPr>
-          <w:p>
-            <w:pPr>
-              <w:jc w:val="both"/>
-              <w:rPr>
-                <w:rFonts w:ascii="標楷體" w:eastAsia="標楷體" w:hAnsi="標楷體" w:hint="eastAsia"/>
-                <w:szCs w:val="24"/>
-              </w:rPr>
-            </w:pPr>
-          </w:p>
-        </w:tc>
-        <w:tc>
-          <w:tcPr>
-            <w:tcW w:w="992" w:type="dxa"/>
-            <w:vAlign w:val="center"/>
-          </w:tcPr>
-          <w:p>
-            <w:pPr>
-              <w:jc w:val="both"/>
-              <w:rPr>
-                <w:rFonts w:ascii="標楷體" w:eastAsia="標楷體" w:hAnsi="標楷體"/>
-                <w:szCs w:val="24"/>
-                <w:highlight w:val="green"/>
-              </w:rPr>
-            </w:pPr>
-            <w:r>
-              <w:rPr>
-                <w:rFonts w:ascii="標楷體" w:eastAsia="標楷體" w:hAnsi="標楷體" w:hint="eastAsia"/>
-                <w:szCs w:val="24"/>
-                <w:highlight w:val="green"/>
-              </w:rPr>
-              <w:t>訂閱與點數資料庫 (D3)</w:t>
-            </w:r>
-          </w:p>
-        </w:tc>
-        <w:tc>
-          <w:tcPr>
-            <w:tcW w:w="6033" w:type="dxa"/>
-            <w:gridSpan w:val="3"/>
-            <w:vAlign w:val="center"/>
-          </w:tcPr>
-          <w:p>
-            <w:pPr>
-              <w:jc w:val="both"/>
-              <w:rPr>
-                <w:rFonts w:ascii="標楷體" w:eastAsia="標楷體" w:hAnsi="標楷體"/>
-                <w:szCs w:val="24"/>
-                <w:highlight w:val="green"/>
-              </w:rPr>
-            </w:pPr>
-            <w:r>
-              <w:rPr>
-                <w:rFonts w:ascii="標楷體" w:eastAsia="標楷體" w:hAnsi="標楷體" w:hint="eastAsia"/>
-                <w:szCs w:val="24"/>
-                <w:highlight w:val="green"/>
-              </w:rPr>
-              <w:t>扣除後之剩餘次數</w:t>
+              </w:rPr>
+            </w:pPr>
+            <w:r>
+              <w:rPr>
+                <w:rFonts w:ascii="標楷體" w:eastAsia="標楷體" w:hAnsi="標楷體" w:cs="新細明體"/>
+                <w:szCs w:val="24"/>
+              </w:rPr>
+              <w:t>付款結果（成功/失敗）</w:t>
             </w:r>
           </w:p>
         </w:tc>
@@ -12984,10 +13087,14 @@
         <w:pStyle w:val="a3"/>
       </w:pPr>
       <w:r>
+        <w:lastRenderedPageBreak/>
         <w:t>表 6-2-</w:t>
       </w:r>
       <w:r>
-        <w:t>37</w:t>
+        <w:t>3</w:t>
+      </w:r>
+      <w:r>
+        <w:t>9</w:t>
       </w:r>
       <w:r>
         <w:t xml:space="preserve"> 說明</w:t>
@@ -12996,7 +13103,7 @@
         <w:rPr>
           <w:rFonts w:hint="eastAsia"/>
         </w:rPr>
-        <w:t>購點付款處理</w:t>
+        <w:t>點數加值</w:t>
       </w:r>
     </w:p>
     <w:tbl>
@@ -13064,7 +13171,7 @@
                 <w:rFonts w:ascii="標楷體" w:eastAsia="標楷體" w:hAnsi="標楷體"/>
                 <w:szCs w:val="24"/>
               </w:rPr>
-              <w:t>.3</w:t>
+              <w:t>.4</w:t>
             </w:r>
           </w:p>
         </w:tc>
@@ -13108,7 +13215,7 @@
                 <w:rFonts w:ascii="標楷體" w:eastAsia="標楷體" w:hAnsi="標楷體" w:cs="新細明體"/>
                 <w:szCs w:val="24"/>
               </w:rPr>
-              <w:t>購點付款處理</w:t>
+              <w:t>點數加值</w:t>
             </w:r>
           </w:p>
         </w:tc>
@@ -13155,7 +13262,7 @@
                 <w:rFonts w:ascii="標楷體" w:eastAsia="標楷體" w:hAnsi="標楷體" w:cs="新細明體"/>
                 <w:szCs w:val="24"/>
               </w:rPr>
-              <w:t>系統處理使用者的購點付款（Demo模式），付款成功後確認並觸發點數加值。</w:t>
+              <w:t>付款成功後系統更新使用者點數餘額、寫入購點加值紀錄至點數交易紀錄，並觸發點數加值完成通知。</w:t>
             </w:r>
           </w:p>
         </w:tc>
@@ -13224,7 +13331,7 @@
                 <w:rFonts w:ascii="標楷體" w:eastAsia="標楷體" w:hAnsi="標楷體" w:cs="新細明體"/>
                 <w:szCs w:val="24"/>
               </w:rPr>
-              <w:t>選定購點方案、付款操作</w:t>
+              <w:t>付款成功確認</w:t>
             </w:r>
           </w:p>
         </w:tc>
@@ -13293,7 +13400,7 @@
                 <w:rFonts w:ascii="標楷體" w:eastAsia="標楷體" w:hAnsi="標楷體" w:cs="新細明體"/>
                 <w:szCs w:val="24"/>
               </w:rPr>
-              <w:t>付款結果（成功/失敗）</w:t>
+              <w:t>更新點數餘額（加值）、點數加值完成通知</w:t>
             </w:r>
           </w:p>
         </w:tc>
@@ -13315,10 +13422,7 @@
         <w:t>表 6-2-</w:t>
       </w:r>
       <w:r>
-        <w:t>3</w:t>
-      </w:r>
-      <w:r>
-        <w:t>8</w:t>
+        <w:t>40</w:t>
       </w:r>
       <w:r>
         <w:t xml:space="preserve"> 說明</w:t>
@@ -13327,7 +13431,7 @@
         <w:rPr>
           <w:rFonts w:hint="eastAsia"/>
         </w:rPr>
-        <w:t>點數加值</w:t>
+        <w:t>使用點數購買功能</w:t>
       </w:r>
     </w:p>
     <w:tbl>
@@ -13395,7 +13499,7 @@
                 <w:rFonts w:ascii="標楷體" w:eastAsia="標楷體" w:hAnsi="標楷體"/>
                 <w:szCs w:val="24"/>
               </w:rPr>
-              <w:t>.4</w:t>
+              <w:t>.5</w:t>
             </w:r>
           </w:p>
         </w:tc>
@@ -13439,7 +13543,7 @@
                 <w:rFonts w:ascii="標楷體" w:eastAsia="標楷體" w:hAnsi="標楷體" w:cs="新細明體"/>
                 <w:szCs w:val="24"/>
               </w:rPr>
-              <w:t>點數加值</w:t>
+              <w:t>使用點數購買功能</w:t>
             </w:r>
           </w:p>
         </w:tc>
@@ -13486,7 +13590,7 @@
                 <w:rFonts w:ascii="標楷體" w:eastAsia="標楷體" w:hAnsi="標楷體" w:cs="新細明體"/>
                 <w:szCs w:val="24"/>
               </w:rPr>
-              <w:t>付款成功後系統更新使用者點數餘額、寫入購點加值紀錄至點數交易紀錄，並觸發點數加值完成通知。</w:t>
+              <w:t>使用者使用點數購買加購功能（如拍照次數、AI次數、單字收藏擴充），系統更新點數餘額並寫入使用紀錄。</w:t>
             </w:r>
           </w:p>
         </w:tc>
@@ -13555,7 +13659,7 @@
                 <w:rFonts w:ascii="標楷體" w:eastAsia="標楷體" w:hAnsi="標楷體" w:cs="新細明體"/>
                 <w:szCs w:val="24"/>
               </w:rPr>
-              <w:t>付款成功確認</w:t>
+              <w:t>購買功能請求（功能類型）</w:t>
             </w:r>
           </w:p>
         </w:tc>
@@ -13624,7 +13728,7 @@
                 <w:rFonts w:ascii="標楷體" w:eastAsia="標楷體" w:hAnsi="標楷體" w:cs="新細明體"/>
                 <w:szCs w:val="24"/>
               </w:rPr>
-              <w:t>更新點數餘額（加值）、點數加值完成通知</w:t>
+              <w:t>更新點數餘額、購買成功確認</w:t>
             </w:r>
           </w:p>
         </w:tc>
@@ -13646,10 +13750,10 @@
         <w:t>表 6-2-</w:t>
       </w:r>
       <w:r>
-        <w:t>3</w:t>
-      </w:r>
-      <w:r>
-        <w:t>9</w:t>
+        <w:t>4</w:t>
+      </w:r>
+      <w:r>
+        <w:t>1</w:t>
       </w:r>
       <w:r>
         <w:t xml:space="preserve"> 說明</w:t>
@@ -13658,7 +13762,7 @@
         <w:rPr>
           <w:rFonts w:hint="eastAsia"/>
         </w:rPr>
-        <w:t>使用點數購買功能</w:t>
+        <w:t>查看交易紀錄</w:t>
       </w:r>
     </w:p>
     <w:tbl>
@@ -13726,7 +13830,7 @@
                 <w:rFonts w:ascii="標楷體" w:eastAsia="標楷體" w:hAnsi="標楷體"/>
                 <w:szCs w:val="24"/>
               </w:rPr>
-              <w:t>.5</w:t>
+              <w:t>.6</w:t>
             </w:r>
           </w:p>
         </w:tc>
@@ -13770,7 +13874,7 @@
                 <w:rFonts w:ascii="標楷體" w:eastAsia="標楷體" w:hAnsi="標楷體" w:cs="新細明體"/>
                 <w:szCs w:val="24"/>
               </w:rPr>
-              <w:t>使用點數購買功能</w:t>
+              <w:t>查看交易紀錄</w:t>
             </w:r>
           </w:p>
         </w:tc>
@@ -13817,7 +13921,7 @@
                 <w:rFonts w:ascii="標楷體" w:eastAsia="標楷體" w:hAnsi="標楷體" w:cs="新細明體"/>
                 <w:szCs w:val="24"/>
               </w:rPr>
-              <w:t>使用者使用點數購買加購功能（如拍照次數、AI次數、單字收藏擴充），系統更新點數餘額並寫入使用紀錄。</w:t>
+              <w:t>使用者查看點數交易紀錄，系統讀取點數交易紀錄資料表並回傳清單。</w:t>
             </w:r>
           </w:p>
         </w:tc>
@@ -13886,7 +13990,7 @@
                 <w:rFonts w:ascii="標楷體" w:eastAsia="標楷體" w:hAnsi="標楷體" w:cs="新細明體"/>
                 <w:szCs w:val="24"/>
               </w:rPr>
-              <w:t>購買功能請求（功能類型）</w:t>
+              <w:t>查看交易紀錄請求</w:t>
             </w:r>
           </w:p>
         </w:tc>
@@ -13955,7 +14059,7 @@
                 <w:rFonts w:ascii="標楷體" w:eastAsia="標楷體" w:hAnsi="標楷體" w:cs="新細明體"/>
                 <w:szCs w:val="24"/>
               </w:rPr>
-              <w:t>更新點數餘額、購買成功確認</w:t>
+              <w:t>交易紀錄清單</w:t>
             </w:r>
           </w:p>
         </w:tc>
@@ -13977,7 +14081,10 @@
         <w:t>表 6-2-</w:t>
       </w:r>
       <w:r>
-        <w:t>40</w:t>
+        <w:t>4</w:t>
+      </w:r>
+      <w:r>
+        <w:t>2</w:t>
       </w:r>
       <w:r>
         <w:t xml:space="preserve"> 說明</w:t>
@@ -13986,7 +14093,7 @@
         <w:rPr>
           <w:rFonts w:hint="eastAsia"/>
         </w:rPr>
-        <w:t>查看交易紀錄</w:t>
+        <w:t>查看訂閱狀態</w:t>
       </w:r>
     </w:p>
     <w:tbl>
@@ -14054,7 +14161,7 @@
                 <w:rFonts w:ascii="標楷體" w:eastAsia="標楷體" w:hAnsi="標楷體"/>
                 <w:szCs w:val="24"/>
               </w:rPr>
-              <w:t>.6</w:t>
+              <w:t>.7</w:t>
             </w:r>
           </w:p>
         </w:tc>
@@ -14098,7 +14205,7 @@
                 <w:rFonts w:ascii="標楷體" w:eastAsia="標楷體" w:hAnsi="標楷體" w:cs="新細明體"/>
                 <w:szCs w:val="24"/>
               </w:rPr>
-              <w:t>查看交易紀錄</w:t>
+              <w:t>查看訂閱狀態</w:t>
             </w:r>
           </w:p>
         </w:tc>
@@ -14145,7 +14252,7 @@
                 <w:rFonts w:ascii="標楷體" w:eastAsia="標楷體" w:hAnsi="標楷體" w:cs="新細明體"/>
                 <w:szCs w:val="24"/>
               </w:rPr>
-              <w:t>使用者查看點數交易紀錄，系統讀取點數交易紀錄資料表並回傳清單。</w:t>
+              <w:t>使用者查看目前訂閱狀態，系統讀取使用者訂閱紀錄回傳方案、到期日與自動續訂狀態。</w:t>
             </w:r>
           </w:p>
         </w:tc>
@@ -14214,31 +14321,30 @@
                 <w:rFonts w:ascii="標楷體" w:eastAsia="標楷體" w:hAnsi="標楷體" w:cs="新細明體"/>
                 <w:szCs w:val="24"/>
               </w:rPr>
-              <w:t>查看交易紀錄請求</w:t>
-            </w:r>
-          </w:p>
-        </w:tc>
-      </w:tr>
-      <w:tr>
-        <w:tc>
-          <w:tcPr>
-            <w:tcW w:w="1271" w:type="dxa"/>
-            <w:vAlign w:val="center"/>
-          </w:tcPr>
-          <w:p>
-            <w:pPr>
-              <w:jc w:val="both"/>
-              <w:rPr>
-                <w:rFonts w:ascii="標楷體" w:eastAsia="標楷體" w:hAnsi="標楷體"/>
-                <w:szCs w:val="24"/>
-              </w:rPr>
-            </w:pPr>
-            <w:r>
-              <w:rPr>
-                <w:rFonts w:ascii="標楷體" w:eastAsia="標楷體" w:hAnsi="標楷體" w:hint="eastAsia"/>
-                <w:szCs w:val="24"/>
-              </w:rPr>
-              <w:lastRenderedPageBreak/>
+              <w:t>查看訂閱狀態請求</w:t>
+            </w:r>
+          </w:p>
+        </w:tc>
+      </w:tr>
+      <w:tr>
+        <w:tc>
+          <w:tcPr>
+            <w:tcW w:w="1271" w:type="dxa"/>
+            <w:vAlign w:val="center"/>
+          </w:tcPr>
+          <w:p>
+            <w:pPr>
+              <w:jc w:val="both"/>
+              <w:rPr>
+                <w:rFonts w:ascii="標楷體" w:eastAsia="標楷體" w:hAnsi="標楷體"/>
+                <w:szCs w:val="24"/>
+              </w:rPr>
+            </w:pPr>
+            <w:r>
+              <w:rPr>
+                <w:rFonts w:ascii="標楷體" w:eastAsia="標楷體" w:hAnsi="標楷體" w:hint="eastAsia"/>
+                <w:szCs w:val="24"/>
+              </w:rPr>
               <w:t>輸出值</w:t>
             </w:r>
           </w:p>
@@ -14284,7 +14390,7 @@
                 <w:rFonts w:ascii="標楷體" w:eastAsia="標楷體" w:hAnsi="標楷體" w:cs="新細明體"/>
                 <w:szCs w:val="24"/>
               </w:rPr>
-              <w:t>交易紀錄清單</w:t>
+              <w:t>訂閱方案/到期日/自動續訂狀態</w:t>
             </w:r>
           </w:p>
         </w:tc>
@@ -14306,7 +14412,10 @@
         <w:t>表 6-2-</w:t>
       </w:r>
       <w:r>
-        <w:t>41</w:t>
+        <w:t>4</w:t>
+      </w:r>
+      <w:r>
+        <w:t>3</w:t>
       </w:r>
       <w:r>
         <w:t xml:space="preserve"> 說明</w:t>
@@ -14315,7 +14424,7 @@
         <w:rPr>
           <w:rFonts w:hint="eastAsia"/>
         </w:rPr>
-        <w:t>查看訂閱狀態</w:t>
+        <w:t>選擇訂閱方案</w:t>
       </w:r>
     </w:p>
     <w:tbl>
@@ -14383,7 +14492,14 @@
                 <w:rFonts w:ascii="標楷體" w:eastAsia="標楷體" w:hAnsi="標楷體"/>
                 <w:szCs w:val="24"/>
               </w:rPr>
-              <w:t>.7</w:t>
+              <w:t>.</w:t>
+            </w:r>
+            <w:r>
+              <w:rPr>
+                <w:rFonts w:ascii="標楷體" w:eastAsia="標楷體" w:hAnsi="標楷體" w:hint="eastAsia"/>
+                <w:szCs w:val="24"/>
+              </w:rPr>
+              <w:t>8</w:t>
             </w:r>
           </w:p>
         </w:tc>
@@ -14427,7 +14543,7 @@
                 <w:rFonts w:ascii="標楷體" w:eastAsia="標楷體" w:hAnsi="標楷體" w:cs="新細明體"/>
                 <w:szCs w:val="24"/>
               </w:rPr>
-              <w:t>查看訂閱狀態</w:t>
+              <w:t>選擇訂閱方案</w:t>
             </w:r>
           </w:p>
         </w:tc>
@@ -14474,30 +14590,39 @@
                 <w:rFonts w:ascii="標楷體" w:eastAsia="標楷體" w:hAnsi="標楷體" w:cs="新細明體"/>
                 <w:szCs w:val="24"/>
               </w:rPr>
-              <w:t>使用者查看目前訂閱狀態，系統讀取使用者訂閱紀錄回傳方案、到期日與自動續訂狀態。</w:t>
-            </w:r>
-          </w:p>
-        </w:tc>
-      </w:tr>
-      <w:tr>
-        <w:tc>
-          <w:tcPr>
-            <w:tcW w:w="1271" w:type="dxa"/>
-            <w:vAlign w:val="center"/>
-          </w:tcPr>
-          <w:p>
-            <w:pPr>
-              <w:jc w:val="both"/>
-              <w:rPr>
-                <w:rFonts w:ascii="標楷體" w:eastAsia="標楷體" w:hAnsi="標楷體"/>
-                <w:szCs w:val="24"/>
-              </w:rPr>
-            </w:pPr>
-            <w:r>
-              <w:rPr>
-                <w:rFonts w:ascii="標楷體" w:eastAsia="標楷體" w:hAnsi="標楷體" w:hint="eastAsia"/>
-                <w:szCs w:val="24"/>
-              </w:rPr>
+              <w:t>系統讀取訂閱方案清單（週期/費用/贈點），使用者選擇後進入付</w:t>
+            </w:r>
+            <w:r>
+              <w:rPr>
+                <w:rFonts w:ascii="標楷體" w:eastAsia="標楷體" w:hAnsi="標楷體" w:cs="新細明體"/>
+                <w:szCs w:val="24"/>
+              </w:rPr>
+              <w:lastRenderedPageBreak/>
+              <w:t>款流程。</w:t>
+            </w:r>
+          </w:p>
+        </w:tc>
+      </w:tr>
+      <w:tr>
+        <w:tc>
+          <w:tcPr>
+            <w:tcW w:w="1271" w:type="dxa"/>
+            <w:vAlign w:val="center"/>
+          </w:tcPr>
+          <w:p>
+            <w:pPr>
+              <w:jc w:val="both"/>
+              <w:rPr>
+                <w:rFonts w:ascii="標楷體" w:eastAsia="標楷體" w:hAnsi="標楷體"/>
+                <w:szCs w:val="24"/>
+              </w:rPr>
+            </w:pPr>
+            <w:r>
+              <w:rPr>
+                <w:rFonts w:ascii="標楷體" w:eastAsia="標楷體" w:hAnsi="標楷體" w:hint="eastAsia"/>
+                <w:szCs w:val="24"/>
+              </w:rPr>
+              <w:lastRenderedPageBreak/>
               <w:t>輸入值</w:t>
             </w:r>
           </w:p>
@@ -14543,7 +14668,7 @@
                 <w:rFonts w:ascii="標楷體" w:eastAsia="標楷體" w:hAnsi="標楷體" w:cs="新細明體"/>
                 <w:szCs w:val="24"/>
               </w:rPr>
-              <w:t>查看訂閱狀態請求</w:t>
+              <w:t>選擇訂閱方案</w:t>
             </w:r>
           </w:p>
         </w:tc>
@@ -14612,7 +14737,7 @@
                 <w:rFonts w:ascii="標楷體" w:eastAsia="標楷體" w:hAnsi="標楷體" w:cs="新細明體"/>
                 <w:szCs w:val="24"/>
               </w:rPr>
-              <w:t>訂閱方案/到期日/自動續訂狀態</w:t>
+              <w:t>訂閱方案清單（週期/費用/贈點）</w:t>
             </w:r>
           </w:p>
         </w:tc>
@@ -14634,7 +14759,10 @@
         <w:t>表 6-2-</w:t>
       </w:r>
       <w:r>
-        <w:t>42</w:t>
+        <w:t>4</w:t>
+      </w:r>
+      <w:r>
+        <w:t>4</w:t>
       </w:r>
       <w:r>
         <w:t xml:space="preserve"> 說明</w:t>
@@ -14643,7 +14771,7 @@
         <w:rPr>
           <w:rFonts w:hint="eastAsia"/>
         </w:rPr>
-        <w:t>選擇訂閱方案</w:t>
+        <w:t>訂閱付款</w:t>
       </w:r>
     </w:p>
     <w:tbl>
@@ -14711,14 +14839,7 @@
                 <w:rFonts w:ascii="標楷體" w:eastAsia="標楷體" w:hAnsi="標楷體"/>
                 <w:szCs w:val="24"/>
               </w:rPr>
-              <w:t>.</w:t>
-            </w:r>
-            <w:r>
-              <w:rPr>
-                <w:rFonts w:ascii="標楷體" w:eastAsia="標楷體" w:hAnsi="標楷體" w:hint="eastAsia"/>
-                <w:szCs w:val="24"/>
-              </w:rPr>
-              <w:t>8</w:t>
+              <w:t>.9</w:t>
             </w:r>
           </w:p>
         </w:tc>
@@ -14762,7 +14883,7 @@
                 <w:rFonts w:ascii="標楷體" w:eastAsia="標楷體" w:hAnsi="標楷體" w:cs="新細明體"/>
                 <w:szCs w:val="24"/>
               </w:rPr>
-              <w:t>選擇訂閱方案</w:t>
+              <w:t>訂閱付款</w:t>
             </w:r>
           </w:p>
         </w:tc>
@@ -14809,7 +14930,23 @@
                 <w:rFonts w:ascii="標楷體" w:eastAsia="標楷體" w:hAnsi="標楷體" w:cs="新細明體"/>
                 <w:szCs w:val="24"/>
               </w:rPr>
-              <w:t>系統讀取訂閱方案清單（週期/費用/贈點），使用者選擇後進入付款流程。</w:t>
+              <w:t>系統處理訂閱付款（Demo模式），付款成功後寫入訂閱紀錄（方案/到期日/贈點）、更新使用者訂閱狀態並寫入</w:t>
+            </w:r>
+            <w:proofErr w:type="gramStart"/>
+            <w:r>
+              <w:rPr>
+                <w:rFonts w:ascii="標楷體" w:eastAsia="標楷體" w:hAnsi="標楷體" w:cs="新細明體"/>
+                <w:szCs w:val="24"/>
+              </w:rPr>
+              <w:t>訂閱贈點紀錄</w:t>
+            </w:r>
+            <w:proofErr w:type="gramEnd"/>
+            <w:r>
+              <w:rPr>
+                <w:rFonts w:ascii="標楷體" w:eastAsia="標楷體" w:hAnsi="標楷體" w:cs="新細明體"/>
+                <w:szCs w:val="24"/>
+              </w:rPr>
+              <w:t>至點數交易紀錄。</w:t>
             </w:r>
           </w:p>
         </w:tc>
@@ -14878,7 +15015,7 @@
                 <w:rFonts w:ascii="標楷體" w:eastAsia="標楷體" w:hAnsi="標楷體" w:cs="新細明體"/>
                 <w:szCs w:val="24"/>
               </w:rPr>
-              <w:t>選擇訂閱方案</w:t>
+              <w:t>選定訂閱方案、付款操作</w:t>
             </w:r>
           </w:p>
         </w:tc>
@@ -14947,8 +15084,17 @@
                 <w:rFonts w:ascii="標楷體" w:eastAsia="標楷體" w:hAnsi="標楷體" w:cs="新細明體"/>
                 <w:szCs w:val="24"/>
               </w:rPr>
-              <w:t>訂閱方案清單（週期/費用/贈點）</w:t>
-            </w:r>
+              <w:t>訂閱成功、到期日、</w:t>
+            </w:r>
+            <w:proofErr w:type="gramStart"/>
+            <w:r>
+              <w:rPr>
+                <w:rFonts w:ascii="標楷體" w:eastAsia="標楷體" w:hAnsi="標楷體" w:cs="新細明體"/>
+                <w:szCs w:val="24"/>
+              </w:rPr>
+              <w:t>贈點點數</w:t>
+            </w:r>
+            <w:proofErr w:type="gramEnd"/>
           </w:p>
         </w:tc>
       </w:tr>
@@ -14969,7 +15115,10 @@
         <w:t>表 6-2-</w:t>
       </w:r>
       <w:r>
-        <w:t>43</w:t>
+        <w:t>4</w:t>
+      </w:r>
+      <w:r>
+        <w:t>5</w:t>
       </w:r>
       <w:r>
         <w:t xml:space="preserve"> 說明</w:t>
@@ -14978,7 +15127,7 @@
         <w:rPr>
           <w:rFonts w:hint="eastAsia"/>
         </w:rPr>
-        <w:t>訂閱付款</w:t>
+        <w:t>每月自動續訂</w:t>
       </w:r>
     </w:p>
     <w:tbl>
@@ -15046,7 +15195,7 @@
                 <w:rFonts w:ascii="標楷體" w:eastAsia="標楷體" w:hAnsi="標楷體"/>
                 <w:szCs w:val="24"/>
               </w:rPr>
-              <w:t>.9</w:t>
+              <w:t>.10</w:t>
             </w:r>
           </w:p>
         </w:tc>
@@ -15090,7 +15239,7 @@
                 <w:rFonts w:ascii="標楷體" w:eastAsia="標楷體" w:hAnsi="標楷體" w:cs="新細明體"/>
                 <w:szCs w:val="24"/>
               </w:rPr>
-              <w:t>訂閱付款</w:t>
+              <w:t>每月自動續訂</w:t>
             </w:r>
           </w:p>
         </w:tc>
@@ -15137,7 +15286,23 @@
                 <w:rFonts w:ascii="標楷體" w:eastAsia="標楷體" w:hAnsi="標楷體" w:cs="新細明體"/>
                 <w:szCs w:val="24"/>
               </w:rPr>
-              <w:t>系統處理訂閱付款（Demo模式），付款成功後寫入訂閱紀錄（方案/到期日/贈點）、更新使用者訂閱狀態並寫入訂閱贈點紀錄至點數交易紀錄。</w:t>
+              <w:t>系統定期檢查到期訂閱，自動執行續訂付款，成功則更新到期日，失敗則標記</w:t>
+            </w:r>
+            <w:proofErr w:type="gramStart"/>
+            <w:r>
+              <w:rPr>
+                <w:rFonts w:ascii="標楷體" w:eastAsia="標楷體" w:hAnsi="標楷體" w:cs="新細明體"/>
+                <w:szCs w:val="24"/>
+              </w:rPr>
+              <w:t>記</w:t>
+            </w:r>
+            <w:proofErr w:type="gramEnd"/>
+            <w:r>
+              <w:rPr>
+                <w:rFonts w:ascii="標楷體" w:eastAsia="標楷體" w:hAnsi="標楷體" w:cs="新細明體"/>
+                <w:szCs w:val="24"/>
+              </w:rPr>
+              <w:t>失效，並觸發 P6 續訂成功/扣款失敗通知。</w:t>
             </w:r>
           </w:p>
         </w:tc>
@@ -15162,6 +15327,53 @@
                 <w:szCs w:val="24"/>
               </w:rPr>
               <w:t>輸入值</w:t>
+            </w:r>
+          </w:p>
+        </w:tc>
+        <w:tc>
+          <w:tcPr>
+            <w:tcW w:w="7025" w:type="dxa"/>
+            <w:gridSpan w:val="4"/>
+            <w:vAlign w:val="center"/>
+          </w:tcPr>
+          <w:p>
+            <w:pPr>
+              <w:jc w:val="both"/>
+              <w:rPr>
+                <w:rFonts w:ascii="標楷體" w:eastAsia="標楷體" w:hAnsi="標楷體"/>
+                <w:szCs w:val="24"/>
+              </w:rPr>
+            </w:pPr>
+            <w:r>
+              <w:rPr>
+                <w:rFonts w:ascii="標楷體" w:eastAsia="標楷體" w:hAnsi="標楷體" w:cs="新細明體"/>
+                <w:szCs w:val="24"/>
+              </w:rPr>
+              <w:t>（系統自動觸發）</w:t>
+            </w:r>
+          </w:p>
+        </w:tc>
+      </w:tr>
+      <w:tr>
+        <w:tc>
+          <w:tcPr>
+            <w:tcW w:w="1271" w:type="dxa"/>
+            <w:vAlign w:val="center"/>
+          </w:tcPr>
+          <w:p>
+            <w:pPr>
+              <w:jc w:val="both"/>
+              <w:rPr>
+                <w:rFonts w:ascii="標楷體" w:eastAsia="標楷體" w:hAnsi="標楷體"/>
+                <w:szCs w:val="24"/>
+              </w:rPr>
+            </w:pPr>
+            <w:r>
+              <w:rPr>
+                <w:rFonts w:ascii="標楷體" w:eastAsia="標楷體" w:hAnsi="標楷體" w:hint="eastAsia"/>
+                <w:szCs w:val="24"/>
+              </w:rPr>
+              <w:t>輸出值</w:t>
             </w:r>
           </w:p>
         </w:tc>
@@ -15206,76 +15418,7 @@
                 <w:rFonts w:ascii="標楷體" w:eastAsia="標楷體" w:hAnsi="標楷體" w:cs="新細明體"/>
                 <w:szCs w:val="24"/>
               </w:rPr>
-              <w:t>選定訂閱方案、付款操作</w:t>
-            </w:r>
-          </w:p>
-        </w:tc>
-      </w:tr>
-      <w:tr>
-        <w:tc>
-          <w:tcPr>
-            <w:tcW w:w="1271" w:type="dxa"/>
-            <w:vAlign w:val="center"/>
-          </w:tcPr>
-          <w:p>
-            <w:pPr>
-              <w:jc w:val="both"/>
-              <w:rPr>
-                <w:rFonts w:ascii="標楷體" w:eastAsia="標楷體" w:hAnsi="標楷體"/>
-                <w:szCs w:val="24"/>
-              </w:rPr>
-            </w:pPr>
-            <w:r>
-              <w:rPr>
-                <w:rFonts w:ascii="標楷體" w:eastAsia="標楷體" w:hAnsi="標楷體" w:hint="eastAsia"/>
-                <w:szCs w:val="24"/>
-              </w:rPr>
-              <w:t>輸出值</w:t>
-            </w:r>
-          </w:p>
-        </w:tc>
-        <w:tc>
-          <w:tcPr>
-            <w:tcW w:w="992" w:type="dxa"/>
-            <w:vAlign w:val="center"/>
-          </w:tcPr>
-          <w:p>
-            <w:pPr>
-              <w:jc w:val="both"/>
-              <w:rPr>
-                <w:rFonts w:ascii="標楷體" w:eastAsia="標楷體" w:hAnsi="標楷體"/>
-                <w:szCs w:val="24"/>
-              </w:rPr>
-            </w:pPr>
-            <w:r>
-              <w:rPr>
-                <w:rFonts w:ascii="標楷體" w:eastAsia="標楷體" w:hAnsi="標楷體"/>
-                <w:szCs w:val="24"/>
-              </w:rPr>
-              <w:t>使用者</w:t>
-            </w:r>
-          </w:p>
-        </w:tc>
-        <w:tc>
-          <w:tcPr>
-            <w:tcW w:w="6033" w:type="dxa"/>
-            <w:gridSpan w:val="3"/>
-            <w:vAlign w:val="center"/>
-          </w:tcPr>
-          <w:p>
-            <w:pPr>
-              <w:jc w:val="both"/>
-              <w:rPr>
-                <w:rFonts w:ascii="標楷體" w:eastAsia="標楷體" w:hAnsi="標楷體"/>
-                <w:szCs w:val="24"/>
-              </w:rPr>
-            </w:pPr>
-            <w:r>
-              <w:rPr>
-                <w:rFonts w:ascii="標楷體" w:eastAsia="標楷體" w:hAnsi="標楷體" w:cs="新細明體"/>
-                <w:szCs w:val="24"/>
-              </w:rPr>
-              <w:t>訂閱成功、到期日、贈點點數</w:t>
+              <w:t>觸發續訂成功/扣款失敗通知</w:t>
             </w:r>
           </w:p>
         </w:tc>
@@ -15297,7 +15440,10 @@
         <w:t>表 6-2-</w:t>
       </w:r>
       <w:r>
-        <w:t>44</w:t>
+        <w:t>4</w:t>
+      </w:r>
+      <w:r>
+        <w:t>6</w:t>
       </w:r>
       <w:r>
         <w:t xml:space="preserve"> 說明</w:t>
@@ -15306,7 +15452,7 @@
         <w:rPr>
           <w:rFonts w:hint="eastAsia"/>
         </w:rPr>
-        <w:t>每月自動續訂</w:t>
+        <w:t>取消訂閱</w:t>
       </w:r>
     </w:p>
     <w:tbl>
@@ -15374,7 +15520,7 @@
                 <w:rFonts w:ascii="標楷體" w:eastAsia="標楷體" w:hAnsi="標楷體"/>
                 <w:szCs w:val="24"/>
               </w:rPr>
-              <w:t>.10</w:t>
+              <w:t>.11</w:t>
             </w:r>
           </w:p>
         </w:tc>
@@ -15418,7 +15564,7 @@
                 <w:rFonts w:ascii="標楷體" w:eastAsia="標楷體" w:hAnsi="標楷體" w:cs="新細明體"/>
                 <w:szCs w:val="24"/>
               </w:rPr>
-              <w:t>每月自動續訂</w:t>
+              <w:t>取消訂閱</w:t>
             </w:r>
           </w:p>
         </w:tc>
@@ -15465,7 +15611,23 @@
                 <w:rFonts w:ascii="標楷體" w:eastAsia="標楷體" w:hAnsi="標楷體" w:cs="新細明體"/>
                 <w:szCs w:val="24"/>
               </w:rPr>
-              <w:t>系統定期檢查到期訂閱，自動執行續訂付款，成功則更新到期日，失敗則標記記失效，並觸發 P6 續訂成功/扣款失敗通知。</w:t>
+              <w:t>使用者送出取消訂閱請求，系統標記</w:t>
+            </w:r>
+            <w:proofErr w:type="gramStart"/>
+            <w:r>
+              <w:rPr>
+                <w:rFonts w:ascii="標楷體" w:eastAsia="標楷體" w:hAnsi="標楷體" w:cs="新細明體"/>
+                <w:szCs w:val="24"/>
+              </w:rPr>
+              <w:t>不</w:t>
+            </w:r>
+            <w:proofErr w:type="gramEnd"/>
+            <w:r>
+              <w:rPr>
+                <w:rFonts w:ascii="標楷體" w:eastAsia="標楷體" w:hAnsi="標楷體" w:cs="新細明體"/>
+                <w:szCs w:val="24"/>
+              </w:rPr>
+              <w:t>自動續訂，當期訂閱仍可使用至到期日。</w:t>
             </w:r>
           </w:p>
         </w:tc>
@@ -15490,53 +15652,6 @@
                 <w:szCs w:val="24"/>
               </w:rPr>
               <w:t>輸入值</w:t>
-            </w:r>
-          </w:p>
-        </w:tc>
-        <w:tc>
-          <w:tcPr>
-            <w:tcW w:w="7025" w:type="dxa"/>
-            <w:gridSpan w:val="4"/>
-            <w:vAlign w:val="center"/>
-          </w:tcPr>
-          <w:p>
-            <w:pPr>
-              <w:jc w:val="both"/>
-              <w:rPr>
-                <w:rFonts w:ascii="標楷體" w:eastAsia="標楷體" w:hAnsi="標楷體"/>
-                <w:szCs w:val="24"/>
-              </w:rPr>
-            </w:pPr>
-            <w:r>
-              <w:rPr>
-                <w:rFonts w:ascii="標楷體" w:eastAsia="標楷體" w:hAnsi="標楷體" w:cs="新細明體"/>
-                <w:szCs w:val="24"/>
-              </w:rPr>
-              <w:t>（系統自動觸發）</w:t>
-            </w:r>
-          </w:p>
-        </w:tc>
-      </w:tr>
-      <w:tr>
-        <w:tc>
-          <w:tcPr>
-            <w:tcW w:w="1271" w:type="dxa"/>
-            <w:vAlign w:val="center"/>
-          </w:tcPr>
-          <w:p>
-            <w:pPr>
-              <w:jc w:val="both"/>
-              <w:rPr>
-                <w:rFonts w:ascii="標楷體" w:eastAsia="標楷體" w:hAnsi="標楷體"/>
-                <w:szCs w:val="24"/>
-              </w:rPr>
-            </w:pPr>
-            <w:r>
-              <w:rPr>
-                <w:rFonts w:ascii="標楷體" w:eastAsia="標楷體" w:hAnsi="標楷體" w:hint="eastAsia"/>
-                <w:szCs w:val="24"/>
-              </w:rPr>
-              <w:t>輸出值</w:t>
             </w:r>
           </w:p>
         </w:tc>
@@ -15581,7 +15696,76 @@
                 <w:rFonts w:ascii="標楷體" w:eastAsia="標楷體" w:hAnsi="標楷體" w:cs="新細明體"/>
                 <w:szCs w:val="24"/>
               </w:rPr>
-              <w:t>觸發續訂成功/扣款失敗通知</w:t>
+              <w:t>取消訂閱請求</w:t>
+            </w:r>
+          </w:p>
+        </w:tc>
+      </w:tr>
+      <w:tr>
+        <w:tc>
+          <w:tcPr>
+            <w:tcW w:w="1271" w:type="dxa"/>
+            <w:vAlign w:val="center"/>
+          </w:tcPr>
+          <w:p>
+            <w:pPr>
+              <w:jc w:val="both"/>
+              <w:rPr>
+                <w:rFonts w:ascii="標楷體" w:eastAsia="標楷體" w:hAnsi="標楷體"/>
+                <w:szCs w:val="24"/>
+              </w:rPr>
+            </w:pPr>
+            <w:r>
+              <w:rPr>
+                <w:rFonts w:ascii="標楷體" w:eastAsia="標楷體" w:hAnsi="標楷體" w:hint="eastAsia"/>
+                <w:szCs w:val="24"/>
+              </w:rPr>
+              <w:t>輸出值</w:t>
+            </w:r>
+          </w:p>
+        </w:tc>
+        <w:tc>
+          <w:tcPr>
+            <w:tcW w:w="992" w:type="dxa"/>
+            <w:vAlign w:val="center"/>
+          </w:tcPr>
+          <w:p>
+            <w:pPr>
+              <w:jc w:val="both"/>
+              <w:rPr>
+                <w:rFonts w:ascii="標楷體" w:eastAsia="標楷體" w:hAnsi="標楷體"/>
+                <w:szCs w:val="24"/>
+              </w:rPr>
+            </w:pPr>
+            <w:r>
+              <w:rPr>
+                <w:rFonts w:ascii="標楷體" w:eastAsia="標楷體" w:hAnsi="標楷體"/>
+                <w:szCs w:val="24"/>
+              </w:rPr>
+              <w:t>使用者</w:t>
+            </w:r>
+          </w:p>
+        </w:tc>
+        <w:tc>
+          <w:tcPr>
+            <w:tcW w:w="6033" w:type="dxa"/>
+            <w:gridSpan w:val="3"/>
+            <w:vAlign w:val="center"/>
+          </w:tcPr>
+          <w:p>
+            <w:pPr>
+              <w:jc w:val="both"/>
+              <w:rPr>
+                <w:rFonts w:ascii="標楷體" w:eastAsia="標楷體" w:hAnsi="標楷體"/>
+                <w:szCs w:val="24"/>
+              </w:rPr>
+            </w:pPr>
+            <w:r>
+              <w:rPr>
+                <w:rFonts w:ascii="標楷體" w:eastAsia="標楷體" w:hAnsi="標楷體" w:cs="新細明體"/>
+                <w:szCs w:val="24"/>
+              </w:rPr>
+              <w:t>取消成功（當期仍可使用至到期日）</w:t>
             </w:r>
           </w:p>
         </w:tc>
@@ -15606,19 +15790,16 @@
         <w:t>4</w:t>
       </w:r>
       <w:r>
+        <w:t>7</w:t>
+      </w:r>
+      <w:r>
+        <w:t xml:space="preserve"> 說明</w:t>
+      </w:r>
+      <w:r>
         <w:rPr>
           <w:rFonts w:hint="eastAsia"/>
         </w:rPr>
-        <w:t>5</w:t>
-      </w:r>
-      <w:r>
-        <w:t xml:space="preserve"> 說明</w:t>
-      </w:r>
-      <w:r>
-        <w:rPr>
-          <w:rFonts w:hint="eastAsia"/>
-        </w:rPr>
-        <w:t>取消訂閱</w:t>
+        <w:t>功能使用權限驗證</w:t>
       </w:r>
     </w:p>
     <w:tbl>
@@ -15656,7 +15837,6 @@
                 <w:rFonts w:ascii="標楷體" w:eastAsia="標楷體" w:hAnsi="標楷體" w:hint="eastAsia"/>
                 <w:szCs w:val="24"/>
               </w:rPr>
-              <w:lastRenderedPageBreak/>
               <w:t>編號</w:t>
             </w:r>
           </w:p>
@@ -15687,7 +15867,7 @@
                 <w:rFonts w:ascii="標楷體" w:eastAsia="標楷體" w:hAnsi="標楷體"/>
                 <w:szCs w:val="24"/>
               </w:rPr>
-              <w:t>.11</w:t>
+              <w:t>.12</w:t>
             </w:r>
           </w:p>
         </w:tc>
@@ -15731,7 +15911,7 @@
                 <w:rFonts w:ascii="標楷體" w:eastAsia="標楷體" w:hAnsi="標楷體" w:cs="新細明體"/>
                 <w:szCs w:val="24"/>
               </w:rPr>
-              <w:t>取消訂閱</w:t>
+              <w:t>功能使用權限驗證</w:t>
             </w:r>
           </w:p>
         </w:tc>
@@ -15778,7 +15958,7 @@
                 <w:rFonts w:ascii="標楷體" w:eastAsia="標楷體" w:hAnsi="標楷體" w:cs="新細明體"/>
                 <w:szCs w:val="24"/>
               </w:rPr>
-              <w:t>使用者送出取消訂閱請求，系統標記不自動續訂，當期訂閱仍可使用至到期日。</w:t>
+              <w:t>使用者使用功能前系統讀取訂閱狀態與使用次數，驗證是否有權限使用，並回傳功能開放、次數不足或需升級提示。</w:t>
             </w:r>
           </w:p>
         </w:tc>
@@ -15847,7 +16027,7 @@
                 <w:rFonts w:ascii="標楷體" w:eastAsia="標楷體" w:hAnsi="標楷體" w:cs="新細明體"/>
                 <w:szCs w:val="24"/>
               </w:rPr>
-              <w:t>取消訂閱請求</w:t>
+              <w:t>功能使用請求</w:t>
             </w:r>
           </w:p>
         </w:tc>
@@ -15916,7 +16096,7 @@
                 <w:rFonts w:ascii="標楷體" w:eastAsia="標楷體" w:hAnsi="標楷體" w:cs="新細明體"/>
                 <w:szCs w:val="24"/>
               </w:rPr>
-              <w:t>取消成功（當期仍可使用至到期日）</w:t>
+              <w:t>功能開放/次數不足/需升級提示</w:t>
             </w:r>
           </w:p>
         </w:tc>
@@ -15935,10 +16115,14 @@
         <w:pStyle w:val="a3"/>
       </w:pPr>
       <w:r>
+        <w:lastRenderedPageBreak/>
         <w:t>表 6-2-</w:t>
       </w:r>
       <w:r>
-        <w:t>46</w:t>
+        <w:t>4</w:t>
+      </w:r>
+      <w:r>
+        <w:t>8</w:t>
       </w:r>
       <w:r>
         <w:t xml:space="preserve"> 說明</w:t>
@@ -15947,7 +16131,7 @@
         <w:rPr>
           <w:rFonts w:hint="eastAsia"/>
         </w:rPr>
-        <w:t>功能使用權限驗證</w:t>
+        <w:t>通知與系統回饋</w:t>
       </w:r>
     </w:p>
     <w:tbl>
@@ -16005,17 +16189,10 @@
             </w:pPr>
             <w:r>
               <w:rPr>
-                <w:rFonts w:ascii="標楷體" w:eastAsia="標楷體" w:hAnsi="標楷體" w:hint="eastAsia"/>
-                <w:szCs w:val="24"/>
-              </w:rPr>
-              <w:t>5</w:t>
-            </w:r>
-            <w:r>
-              <w:rPr>
-                <w:rFonts w:ascii="標楷體" w:eastAsia="標楷體" w:hAnsi="標楷體"/>
-                <w:szCs w:val="24"/>
-              </w:rPr>
-              <w:t>.12</w:t>
+                <w:rFonts w:ascii="標楷體" w:eastAsia="標楷體" w:hAnsi="標楷體"/>
+                <w:szCs w:val="24"/>
+              </w:rPr>
+              <w:t>6</w:t>
             </w:r>
           </w:p>
         </w:tc>
@@ -16059,7 +16236,7 @@
                 <w:rFonts w:ascii="標楷體" w:eastAsia="標楷體" w:hAnsi="標楷體" w:cs="新細明體"/>
                 <w:szCs w:val="24"/>
               </w:rPr>
-              <w:t>功能使用權限驗證</w:t>
+              <w:t>通知與系統回饋</w:t>
             </w:r>
           </w:p>
         </w:tc>
@@ -16106,15 +16283,16 @@
                 <w:rFonts w:ascii="標楷體" w:eastAsia="標楷體" w:hAnsi="標楷體" w:cs="新細明體"/>
                 <w:szCs w:val="24"/>
               </w:rPr>
-              <w:t>使用者使用功能前系統讀取訂閱狀態與使用次數，驗證是否有權限使用，並回傳功能開放、次數不足或需升級提示。</w:t>
-            </w:r>
-          </w:p>
-        </w:tc>
-      </w:tr>
-      <w:tr>
-        <w:tc>
-          <w:tcPr>
-            <w:tcW w:w="1271" w:type="dxa"/>
+              <w:t>系統觸發各類通知（試用到期、訂閱續訂、購點完成、小組結算等）並推送給使用者；使用者填寫意見回饋，系統管理者查看並回覆。</w:t>
+            </w:r>
+          </w:p>
+        </w:tc>
+      </w:tr>
+      <w:tr>
+        <w:tc>
+          <w:tcPr>
+            <w:tcW w:w="1271" w:type="dxa"/>
+            <w:vMerge w:val="restart"/>
             <w:vAlign w:val="center"/>
           </w:tcPr>
           <w:p>
@@ -16175,32 +16353,26 @@
                 <w:rFonts w:ascii="標楷體" w:eastAsia="標楷體" w:hAnsi="標楷體" w:cs="新細明體"/>
                 <w:szCs w:val="24"/>
               </w:rPr>
-              <w:t>功能使用請求</w:t>
-            </w:r>
-          </w:p>
-        </w:tc>
-      </w:tr>
-      <w:tr>
-        <w:tc>
-          <w:tcPr>
-            <w:tcW w:w="1271" w:type="dxa"/>
-            <w:vAlign w:val="center"/>
-          </w:tcPr>
-          <w:p>
-            <w:pPr>
-              <w:jc w:val="both"/>
-              <w:rPr>
-                <w:rFonts w:ascii="標楷體" w:eastAsia="標楷體" w:hAnsi="標楷體"/>
-                <w:szCs w:val="24"/>
-              </w:rPr>
-            </w:pPr>
-            <w:r>
-              <w:rPr>
-                <w:rFonts w:ascii="標楷體" w:eastAsia="標楷體" w:hAnsi="標楷體" w:hint="eastAsia"/>
-                <w:szCs w:val="24"/>
-              </w:rPr>
-              <w:t>輸出值</w:t>
-            </w:r>
+              <w:t>填寫意見回饋、設定通知偏好</w:t>
+            </w:r>
+          </w:p>
+        </w:tc>
+      </w:tr>
+      <w:tr>
+        <w:tc>
+          <w:tcPr>
+            <w:tcW w:w="1271" w:type="dxa"/>
+            <w:vMerge/>
+            <w:vAlign w:val="center"/>
+          </w:tcPr>
+          <w:p>
+            <w:pPr>
+              <w:jc w:val="both"/>
+              <w:rPr>
+                <w:rFonts w:ascii="標楷體" w:eastAsia="標楷體" w:hAnsi="標楷體"/>
+                <w:szCs w:val="24"/>
+              </w:rPr>
+            </w:pPr>
           </w:p>
         </w:tc>
         <w:tc>
@@ -16218,10 +16390,10 @@
             </w:pPr>
             <w:r>
               <w:rPr>
-                <w:rFonts w:ascii="標楷體" w:eastAsia="標楷體" w:hAnsi="標楷體"/>
-                <w:szCs w:val="24"/>
-              </w:rPr>
-              <w:t>使用者</w:t>
+                <w:rFonts w:ascii="標楷體" w:eastAsia="標楷體" w:hAnsi="標楷體" w:cs="新細明體"/>
+                <w:szCs w:val="24"/>
+              </w:rPr>
+              <w:t>管理者</w:t>
             </w:r>
           </w:p>
         </w:tc>
@@ -16235,16 +16407,149 @@
             <w:pPr>
               <w:jc w:val="both"/>
               <w:rPr>
-                <w:rFonts w:ascii="標楷體" w:eastAsia="標楷體" w:hAnsi="標楷體"/>
-                <w:szCs w:val="24"/>
-              </w:rPr>
-            </w:pPr>
-            <w:r>
-              <w:rPr>
-                <w:rFonts w:ascii="標楷體" w:eastAsia="標楷體" w:hAnsi="標楷體" w:cs="新細明體"/>
-                <w:szCs w:val="24"/>
-              </w:rPr>
-              <w:t>功能開放/次數不足/需升級提示</w:t>
+                <w:rFonts w:ascii="標楷體" w:eastAsia="標楷體" w:hAnsi="標楷體" w:cs="新細明體"/>
+                <w:szCs w:val="24"/>
+              </w:rPr>
+            </w:pPr>
+            <w:r>
+              <w:rPr>
+                <w:rFonts w:ascii="標楷體" w:eastAsia="標楷體" w:hAnsi="標楷體" w:cs="新細明體"/>
+                <w:szCs w:val="24"/>
+              </w:rPr>
+              <w:t>回覆意見回饋</w:t>
+            </w:r>
+          </w:p>
+        </w:tc>
+      </w:tr>
+      <w:tr>
+        <w:tc>
+          <w:tcPr>
+            <w:tcW w:w="1271" w:type="dxa"/>
+            <w:vMerge w:val="restart"/>
+            <w:vAlign w:val="center"/>
+          </w:tcPr>
+          <w:p>
+            <w:pPr>
+              <w:jc w:val="both"/>
+              <w:rPr>
+                <w:rFonts w:ascii="標楷體" w:eastAsia="標楷體" w:hAnsi="標楷體"/>
+                <w:szCs w:val="24"/>
+              </w:rPr>
+            </w:pPr>
+            <w:r>
+              <w:rPr>
+                <w:rFonts w:ascii="標楷體" w:eastAsia="標楷體" w:hAnsi="標楷體" w:hint="eastAsia"/>
+                <w:szCs w:val="24"/>
+              </w:rPr>
+              <w:t>輸出值</w:t>
+            </w:r>
+          </w:p>
+        </w:tc>
+        <w:tc>
+          <w:tcPr>
+            <w:tcW w:w="992" w:type="dxa"/>
+            <w:vAlign w:val="center"/>
+          </w:tcPr>
+          <w:p>
+            <w:pPr>
+              <w:jc w:val="both"/>
+              <w:rPr>
+                <w:rFonts w:ascii="標楷體" w:eastAsia="標楷體" w:hAnsi="標楷體"/>
+                <w:szCs w:val="24"/>
+              </w:rPr>
+            </w:pPr>
+            <w:r>
+              <w:rPr>
+                <w:rFonts w:ascii="標楷體" w:eastAsia="標楷體" w:hAnsi="標楷體"/>
+                <w:szCs w:val="24"/>
+              </w:rPr>
+              <w:t>使用者</w:t>
+            </w:r>
+          </w:p>
+        </w:tc>
+        <w:tc>
+          <w:tcPr>
+            <w:tcW w:w="6033" w:type="dxa"/>
+            <w:gridSpan w:val="3"/>
+            <w:vAlign w:val="center"/>
+          </w:tcPr>
+          <w:p>
+            <w:pPr>
+              <w:jc w:val="both"/>
+              <w:rPr>
+                <w:rFonts w:ascii="標楷體" w:eastAsia="標楷體" w:hAnsi="標楷體"/>
+                <w:szCs w:val="24"/>
+              </w:rPr>
+            </w:pPr>
+            <w:r>
+              <w:rPr>
+                <w:rFonts w:ascii="標楷體" w:eastAsia="標楷體" w:hAnsi="標楷體" w:cs="新細明體"/>
+                <w:szCs w:val="24"/>
+              </w:rPr>
+              <w:t>系統通知（各類）、意見回饋送出結果</w:t>
+            </w:r>
+          </w:p>
+        </w:tc>
+      </w:tr>
+      <w:tr>
+        <w:tc>
+          <w:tcPr>
+            <w:tcW w:w="1271" w:type="dxa"/>
+            <w:vMerge/>
+            <w:vAlign w:val="center"/>
+          </w:tcPr>
+          <w:p>
+            <w:pPr>
+              <w:jc w:val="both"/>
+              <w:rPr>
+                <w:rFonts w:ascii="標楷體" w:eastAsia="標楷體" w:hAnsi="標楷體"/>
+                <w:szCs w:val="24"/>
+              </w:rPr>
+            </w:pPr>
+          </w:p>
+        </w:tc>
+        <w:tc>
+          <w:tcPr>
+            <w:tcW w:w="992" w:type="dxa"/>
+            <w:vAlign w:val="center"/>
+          </w:tcPr>
+          <w:p>
+            <w:pPr>
+              <w:jc w:val="both"/>
+              <w:rPr>
+                <w:rFonts w:ascii="標楷體" w:eastAsia="標楷體" w:hAnsi="標楷體"/>
+                <w:szCs w:val="24"/>
+              </w:rPr>
+            </w:pPr>
+            <w:r>
+              <w:rPr>
+                <w:rFonts w:ascii="標楷體" w:eastAsia="標楷體" w:hAnsi="標楷體" w:cs="新細明體"/>
+                <w:szCs w:val="24"/>
+              </w:rPr>
+              <w:t>管理者</w:t>
+            </w:r>
+          </w:p>
+        </w:tc>
+        <w:tc>
+          <w:tcPr>
+            <w:tcW w:w="6033" w:type="dxa"/>
+            <w:gridSpan w:val="3"/>
+            <w:vAlign w:val="center"/>
+          </w:tcPr>
+          <w:p>
+            <w:pPr>
+              <w:jc w:val="both"/>
+              <w:rPr>
+                <w:rFonts w:ascii="標楷體" w:eastAsia="標楷體" w:hAnsi="標楷體" w:cs="新細明體"/>
+                <w:szCs w:val="24"/>
+              </w:rPr>
+            </w:pPr>
+            <w:r>
+              <w:rPr>
+                <w:rFonts w:ascii="標楷體" w:eastAsia="標楷體" w:hAnsi="標楷體" w:cs="新細明體"/>
+                <w:szCs w:val="24"/>
+              </w:rPr>
+              <w:t>意見回饋列表</w:t>
             </w:r>
           </w:p>
         </w:tc>
@@ -16266,7 +16571,10 @@
         <w:t>表 6-2-</w:t>
       </w:r>
       <w:r>
-        <w:t>47</w:t>
+        <w:t>4</w:t>
+      </w:r>
+      <w:r>
+        <w:t>9</w:t>
       </w:r>
       <w:r>
         <w:t xml:space="preserve"> 說明</w:t>
@@ -16275,7 +16583,7 @@
         <w:rPr>
           <w:rFonts w:hint="eastAsia"/>
         </w:rPr>
-        <w:t>通知與系統回饋</w:t>
+        <w:t>試用到期前通知</w:t>
       </w:r>
     </w:p>
     <w:tbl>
@@ -16336,7 +16644,7 @@
                 <w:rFonts w:ascii="標楷體" w:eastAsia="標楷體" w:hAnsi="標楷體"/>
                 <w:szCs w:val="24"/>
               </w:rPr>
-              <w:t>6</w:t>
+              <w:t>6.1</w:t>
             </w:r>
           </w:p>
         </w:tc>
@@ -16377,10 +16685,10 @@
             </w:pPr>
             <w:r>
               <w:rPr>
-                <w:rFonts w:ascii="標楷體" w:eastAsia="標楷體" w:hAnsi="標楷體" w:cs="新細明體"/>
-                <w:szCs w:val="24"/>
-              </w:rPr>
-              <w:t>通知與系統回饋</w:t>
+                <w:rFonts w:ascii="標楷體" w:eastAsia="標楷體" w:hAnsi="標楷體" w:cs="新細明體" w:hint="eastAsia"/>
+                <w:szCs w:val="24"/>
+              </w:rPr>
+              <w:t>試用到期前通知</w:t>
             </w:r>
           </w:p>
         </w:tc>
@@ -16427,16 +16735,15 @@
                 <w:rFonts w:ascii="標楷體" w:eastAsia="標楷體" w:hAnsi="標楷體" w:cs="新細明體"/>
                 <w:szCs w:val="24"/>
               </w:rPr>
-              <w:t>系統觸發各類通知（試用到期、訂閱續訂、購點完成、小組結算等）並推送給使用者；使用者填寫意見回饋，系統管理者查看並回覆。</w:t>
-            </w:r>
-          </w:p>
-        </w:tc>
-      </w:tr>
-      <w:tr>
-        <w:tc>
-          <w:tcPr>
-            <w:tcW w:w="1271" w:type="dxa"/>
-            <w:vMerge w:val="restart"/>
+              <w:t>系統偵測試用期第6天，自動建立並推送「明天將自動開始收費」通知。</w:t>
+            </w:r>
+          </w:p>
+        </w:tc>
+      </w:tr>
+      <w:tr>
+        <w:tc>
+          <w:tcPr>
+            <w:tcW w:w="1271" w:type="dxa"/>
             <w:vAlign w:val="center"/>
           </w:tcPr>
           <w:p>
@@ -16453,6 +16760,53 @@
                 <w:szCs w:val="24"/>
               </w:rPr>
               <w:t>輸入值</w:t>
+            </w:r>
+          </w:p>
+        </w:tc>
+        <w:tc>
+          <w:tcPr>
+            <w:tcW w:w="7025" w:type="dxa"/>
+            <w:gridSpan w:val="4"/>
+            <w:vAlign w:val="center"/>
+          </w:tcPr>
+          <w:p>
+            <w:pPr>
+              <w:jc w:val="both"/>
+              <w:rPr>
+                <w:rFonts w:ascii="標楷體" w:eastAsia="標楷體" w:hAnsi="標楷體"/>
+                <w:szCs w:val="24"/>
+              </w:rPr>
+            </w:pPr>
+            <w:r>
+              <w:rPr>
+                <w:rFonts w:ascii="標楷體" w:eastAsia="標楷體" w:hAnsi="標楷體" w:cs="新細明體"/>
+                <w:szCs w:val="24"/>
+              </w:rPr>
+              <w:t>（系統自動觸發）</w:t>
+            </w:r>
+          </w:p>
+        </w:tc>
+      </w:tr>
+      <w:tr>
+        <w:tc>
+          <w:tcPr>
+            <w:tcW w:w="1271" w:type="dxa"/>
+            <w:vAlign w:val="center"/>
+          </w:tcPr>
+          <w:p>
+            <w:pPr>
+              <w:jc w:val="both"/>
+              <w:rPr>
+                <w:rFonts w:ascii="標楷體" w:eastAsia="標楷體" w:hAnsi="標楷體"/>
+                <w:szCs w:val="24"/>
+              </w:rPr>
+            </w:pPr>
+            <w:r>
+              <w:rPr>
+                <w:rFonts w:ascii="標楷體" w:eastAsia="標楷體" w:hAnsi="標楷體" w:hint="eastAsia"/>
+                <w:szCs w:val="24"/>
+              </w:rPr>
+              <w:t>輸出值</w:t>
             </w:r>
           </w:p>
         </w:tc>
@@ -16497,203 +16851,7 @@
                 <w:rFonts w:ascii="標楷體" w:eastAsia="標楷體" w:hAnsi="標楷體" w:cs="新細明體"/>
                 <w:szCs w:val="24"/>
               </w:rPr>
-              <w:t>填寫意見回饋、設定通知偏好</w:t>
-            </w:r>
-          </w:p>
-        </w:tc>
-      </w:tr>
-      <w:tr>
-        <w:tc>
-          <w:tcPr>
-            <w:tcW w:w="1271" w:type="dxa"/>
-            <w:vMerge/>
-            <w:vAlign w:val="center"/>
-          </w:tcPr>
-          <w:p>
-            <w:pPr>
-              <w:jc w:val="both"/>
-              <w:rPr>
-                <w:rFonts w:ascii="標楷體" w:eastAsia="標楷體" w:hAnsi="標楷體"/>
-                <w:szCs w:val="24"/>
-              </w:rPr>
-            </w:pPr>
-          </w:p>
-        </w:tc>
-        <w:tc>
-          <w:tcPr>
-            <w:tcW w:w="992" w:type="dxa"/>
-            <w:vAlign w:val="center"/>
-          </w:tcPr>
-          <w:p>
-            <w:pPr>
-              <w:jc w:val="both"/>
-              <w:rPr>
-                <w:rFonts w:ascii="標楷體" w:eastAsia="標楷體" w:hAnsi="標楷體"/>
-                <w:szCs w:val="24"/>
-              </w:rPr>
-            </w:pPr>
-            <w:r>
-              <w:rPr>
-                <w:rFonts w:ascii="標楷體" w:eastAsia="標楷體" w:hAnsi="標楷體" w:cs="新細明體"/>
-                <w:szCs w:val="24"/>
-              </w:rPr>
-              <w:t>管理者</w:t>
-            </w:r>
-          </w:p>
-        </w:tc>
-        <w:tc>
-          <w:tcPr>
-            <w:tcW w:w="6033" w:type="dxa"/>
-            <w:gridSpan w:val="3"/>
-            <w:vAlign w:val="center"/>
-          </w:tcPr>
-          <w:p>
-            <w:pPr>
-              <w:jc w:val="both"/>
-              <w:rPr>
-                <w:rFonts w:ascii="標楷體" w:eastAsia="標楷體" w:hAnsi="標楷體" w:cs="新細明體"/>
-                <w:szCs w:val="24"/>
-              </w:rPr>
-            </w:pPr>
-            <w:r>
-              <w:rPr>
-                <w:rFonts w:ascii="標楷體" w:eastAsia="標楷體" w:hAnsi="標楷體" w:cs="新細明體"/>
-                <w:szCs w:val="24"/>
-              </w:rPr>
-              <w:t>回覆意見回饋</w:t>
-            </w:r>
-          </w:p>
-        </w:tc>
-      </w:tr>
-      <w:tr>
-        <w:tc>
-          <w:tcPr>
-            <w:tcW w:w="1271" w:type="dxa"/>
-            <w:vMerge w:val="restart"/>
-            <w:vAlign w:val="center"/>
-          </w:tcPr>
-          <w:p>
-            <w:pPr>
-              <w:jc w:val="both"/>
-              <w:rPr>
-                <w:rFonts w:ascii="標楷體" w:eastAsia="標楷體" w:hAnsi="標楷體"/>
-                <w:szCs w:val="24"/>
-              </w:rPr>
-            </w:pPr>
-            <w:r>
-              <w:rPr>
-                <w:rFonts w:ascii="標楷體" w:eastAsia="標楷體" w:hAnsi="標楷體" w:hint="eastAsia"/>
-                <w:szCs w:val="24"/>
-              </w:rPr>
-              <w:t>輸出值</w:t>
-            </w:r>
-          </w:p>
-        </w:tc>
-        <w:tc>
-          <w:tcPr>
-            <w:tcW w:w="992" w:type="dxa"/>
-            <w:vAlign w:val="center"/>
-          </w:tcPr>
-          <w:p>
-            <w:pPr>
-              <w:jc w:val="both"/>
-              <w:rPr>
-                <w:rFonts w:ascii="標楷體" w:eastAsia="標楷體" w:hAnsi="標楷體"/>
-                <w:szCs w:val="24"/>
-              </w:rPr>
-            </w:pPr>
-            <w:r>
-              <w:rPr>
-                <w:rFonts w:ascii="標楷體" w:eastAsia="標楷體" w:hAnsi="標楷體"/>
-                <w:szCs w:val="24"/>
-              </w:rPr>
-              <w:t>使用者</w:t>
-            </w:r>
-          </w:p>
-        </w:tc>
-        <w:tc>
-          <w:tcPr>
-            <w:tcW w:w="6033" w:type="dxa"/>
-            <w:gridSpan w:val="3"/>
-            <w:vAlign w:val="center"/>
-          </w:tcPr>
-          <w:p>
-            <w:pPr>
-              <w:jc w:val="both"/>
-              <w:rPr>
-                <w:rFonts w:ascii="標楷體" w:eastAsia="標楷體" w:hAnsi="標楷體"/>
-                <w:szCs w:val="24"/>
-              </w:rPr>
-            </w:pPr>
-            <w:r>
-              <w:rPr>
-                <w:rFonts w:ascii="標楷體" w:eastAsia="標楷體" w:hAnsi="標楷體" w:cs="新細明體"/>
-                <w:szCs w:val="24"/>
-              </w:rPr>
-              <w:t>系統通知（各類）、意見回饋送出結果</w:t>
-            </w:r>
-          </w:p>
-        </w:tc>
-      </w:tr>
-      <w:tr>
-        <w:tc>
-          <w:tcPr>
-            <w:tcW w:w="1271" w:type="dxa"/>
-            <w:vMerge/>
-            <w:vAlign w:val="center"/>
-          </w:tcPr>
-          <w:p>
-            <w:pPr>
-              <w:jc w:val="both"/>
-              <w:rPr>
-                <w:rFonts w:ascii="標楷體" w:eastAsia="標楷體" w:hAnsi="標楷體"/>
-                <w:szCs w:val="24"/>
-              </w:rPr>
-            </w:pPr>
-          </w:p>
-        </w:tc>
-        <w:tc>
-          <w:tcPr>
-            <w:tcW w:w="992" w:type="dxa"/>
-            <w:vAlign w:val="center"/>
-          </w:tcPr>
-          <w:p>
-            <w:pPr>
-              <w:jc w:val="both"/>
-              <w:rPr>
-                <w:rFonts w:ascii="標楷體" w:eastAsia="標楷體" w:hAnsi="標楷體"/>
-                <w:szCs w:val="24"/>
-              </w:rPr>
-            </w:pPr>
-            <w:r>
-              <w:rPr>
-                <w:rFonts w:ascii="標楷體" w:eastAsia="標楷體" w:hAnsi="標楷體" w:cs="新細明體"/>
-                <w:szCs w:val="24"/>
-              </w:rPr>
-              <w:t>管理者</w:t>
-            </w:r>
-          </w:p>
-        </w:tc>
-        <w:tc>
-          <w:tcPr>
-            <w:tcW w:w="6033" w:type="dxa"/>
-            <w:gridSpan w:val="3"/>
-            <w:vAlign w:val="center"/>
-          </w:tcPr>
-          <w:p>
-            <w:pPr>
-              <w:jc w:val="both"/>
-              <w:rPr>
-                <w:rFonts w:ascii="標楷體" w:eastAsia="標楷體" w:hAnsi="標楷體" w:cs="新細明體"/>
-                <w:szCs w:val="24"/>
-              </w:rPr>
-            </w:pPr>
-            <w:r>
-              <w:rPr>
-                <w:rFonts w:ascii="標楷體" w:eastAsia="標楷體" w:hAnsi="標楷體" w:cs="新細明體"/>
-                <w:szCs w:val="24"/>
-              </w:rPr>
-              <w:t>意見回饋列表</w:t>
+              <w:t>試用到期前通知</w:t>
             </w:r>
           </w:p>
         </w:tc>
@@ -16715,22 +16873,16 @@
         <w:t>表 6-2-</w:t>
       </w:r>
       <w:r>
-        <w:t>4</w:t>
+        <w:t>50</w:t>
+      </w:r>
+      <w:r>
+        <w:t xml:space="preserve"> 說明</w:t>
       </w:r>
       <w:r>
         <w:rPr>
           <w:rFonts w:hint="eastAsia"/>
         </w:rPr>
-        <w:t>8</w:t>
-      </w:r>
-      <w:r>
-        <w:t xml:space="preserve"> 說明</w:t>
-      </w:r>
-      <w:r>
-        <w:rPr>
-          <w:rFonts w:hint="eastAsia"/>
-        </w:rPr>
-        <w:t>試用到期前通知</w:t>
+        <w:t>查看與管理通知</w:t>
       </w:r>
     </w:p>
     <w:tbl>
@@ -16788,10 +16940,17 @@
             </w:pPr>
             <w:r>
               <w:rPr>
-                <w:rFonts w:ascii="標楷體" w:eastAsia="標楷體" w:hAnsi="標楷體"/>
-                <w:szCs w:val="24"/>
-              </w:rPr>
-              <w:t>6.1</w:t>
+                <w:rFonts w:ascii="標楷體" w:eastAsia="標楷體" w:hAnsi="標楷體" w:hint="eastAsia"/>
+                <w:szCs w:val="24"/>
+              </w:rPr>
+              <w:t>6</w:t>
+            </w:r>
+            <w:r>
+              <w:rPr>
+                <w:rFonts w:ascii="標楷體" w:eastAsia="標楷體" w:hAnsi="標楷體"/>
+                <w:szCs w:val="24"/>
+              </w:rPr>
+              <w:t>.2</w:t>
             </w:r>
           </w:p>
         </w:tc>
@@ -16832,10 +16991,10 @@
             </w:pPr>
             <w:r>
               <w:rPr>
-                <w:rFonts w:ascii="標楷體" w:eastAsia="標楷體" w:hAnsi="標楷體" w:cs="新細明體" w:hint="eastAsia"/>
-                <w:szCs w:val="24"/>
-              </w:rPr>
-              <w:t>試用到期前通知</w:t>
+                <w:rFonts w:ascii="標楷體" w:eastAsia="標楷體" w:hAnsi="標楷體" w:cs="新細明體"/>
+                <w:szCs w:val="24"/>
+              </w:rPr>
+              <w:t>查看與管理通知</w:t>
             </w:r>
           </w:p>
         </w:tc>
@@ -16882,312 +17041,6 @@
                 <w:rFonts w:ascii="標楷體" w:eastAsia="標楷體" w:hAnsi="標楷體" w:cs="新細明體"/>
                 <w:szCs w:val="24"/>
               </w:rPr>
-              <w:t>系統偵測試用期第6天，自動建立並推送「明天將自動開始收費」通知。</w:t>
-            </w:r>
-          </w:p>
-        </w:tc>
-      </w:tr>
-      <w:tr>
-        <w:tc>
-          <w:tcPr>
-            <w:tcW w:w="1271" w:type="dxa"/>
-            <w:vAlign w:val="center"/>
-          </w:tcPr>
-          <w:p>
-            <w:pPr>
-              <w:jc w:val="both"/>
-              <w:rPr>
-                <w:rFonts w:ascii="標楷體" w:eastAsia="標楷體" w:hAnsi="標楷體"/>
-                <w:szCs w:val="24"/>
-              </w:rPr>
-            </w:pPr>
-            <w:r>
-              <w:rPr>
-                <w:rFonts w:ascii="標楷體" w:eastAsia="標楷體" w:hAnsi="標楷體" w:hint="eastAsia"/>
-                <w:szCs w:val="24"/>
-              </w:rPr>
-              <w:t>輸入值</w:t>
-            </w:r>
-          </w:p>
-        </w:tc>
-        <w:tc>
-          <w:tcPr>
-            <w:tcW w:w="7025" w:type="dxa"/>
-            <w:gridSpan w:val="4"/>
-            <w:vAlign w:val="center"/>
-          </w:tcPr>
-          <w:p>
-            <w:pPr>
-              <w:jc w:val="both"/>
-              <w:rPr>
-                <w:rFonts w:ascii="標楷體" w:eastAsia="標楷體" w:hAnsi="標楷體"/>
-                <w:szCs w:val="24"/>
-              </w:rPr>
-            </w:pPr>
-            <w:r>
-              <w:rPr>
-                <w:rFonts w:ascii="標楷體" w:eastAsia="標楷體" w:hAnsi="標楷體" w:cs="新細明體"/>
-                <w:szCs w:val="24"/>
-              </w:rPr>
-              <w:t>（系統自動觸發）</w:t>
-            </w:r>
-          </w:p>
-        </w:tc>
-      </w:tr>
-      <w:tr>
-        <w:tc>
-          <w:tcPr>
-            <w:tcW w:w="1271" w:type="dxa"/>
-            <w:vAlign w:val="center"/>
-          </w:tcPr>
-          <w:p>
-            <w:pPr>
-              <w:jc w:val="both"/>
-              <w:rPr>
-                <w:rFonts w:ascii="標楷體" w:eastAsia="標楷體" w:hAnsi="標楷體"/>
-                <w:szCs w:val="24"/>
-              </w:rPr>
-            </w:pPr>
-            <w:r>
-              <w:rPr>
-                <w:rFonts w:ascii="標楷體" w:eastAsia="標楷體" w:hAnsi="標楷體" w:hint="eastAsia"/>
-                <w:szCs w:val="24"/>
-              </w:rPr>
-              <w:t>輸出值</w:t>
-            </w:r>
-          </w:p>
-        </w:tc>
-        <w:tc>
-          <w:tcPr>
-            <w:tcW w:w="992" w:type="dxa"/>
-            <w:vAlign w:val="center"/>
-          </w:tcPr>
-          <w:p>
-            <w:pPr>
-              <w:jc w:val="both"/>
-              <w:rPr>
-                <w:rFonts w:ascii="標楷體" w:eastAsia="標楷體" w:hAnsi="標楷體"/>
-                <w:szCs w:val="24"/>
-              </w:rPr>
-            </w:pPr>
-            <w:r>
-              <w:rPr>
-                <w:rFonts w:ascii="標楷體" w:eastAsia="標楷體" w:hAnsi="標楷體"/>
-                <w:szCs w:val="24"/>
-              </w:rPr>
-              <w:t>使用者</w:t>
-            </w:r>
-          </w:p>
-        </w:tc>
-        <w:tc>
-          <w:tcPr>
-            <w:tcW w:w="6033" w:type="dxa"/>
-            <w:gridSpan w:val="3"/>
-            <w:vAlign w:val="center"/>
-          </w:tcPr>
-          <w:p>
-            <w:pPr>
-              <w:jc w:val="both"/>
-              <w:rPr>
-                <w:rFonts w:ascii="標楷體" w:eastAsia="標楷體" w:hAnsi="標楷體"/>
-                <w:szCs w:val="24"/>
-              </w:rPr>
-            </w:pPr>
-            <w:r>
-              <w:rPr>
-                <w:rFonts w:ascii="標楷體" w:eastAsia="標楷體" w:hAnsi="標楷體" w:cs="新細明體"/>
-                <w:szCs w:val="24"/>
-              </w:rPr>
-              <w:t>試用到期前通知</w:t>
-            </w:r>
-          </w:p>
-        </w:tc>
-      </w:tr>
-    </w:tbl>
-    <w:p>
-      <w:pPr>
-        <w:rPr>
-          <w:rFonts w:ascii="標楷體" w:eastAsia="標楷體" w:hAnsi="標楷體"/>
-          <w:szCs w:val="24"/>
-        </w:rPr>
-      </w:pPr>
-    </w:p>
-    <w:p>
-      <w:pPr>
-        <w:pStyle w:val="a3"/>
-      </w:pPr>
-      <w:r>
-        <w:t>表 6-2-</w:t>
-      </w:r>
-      <w:r>
-        <w:t>49</w:t>
-      </w:r>
-      <w:r>
-        <w:t xml:space="preserve"> 說明</w:t>
-      </w:r>
-      <w:r>
-        <w:rPr>
-          <w:rFonts w:hint="eastAsia"/>
-        </w:rPr>
-        <w:t>查看與管理通知</w:t>
-      </w:r>
-    </w:p>
-    <w:tbl>
-      <w:tblPr>
-        <w:tblStyle w:val="ab"/>
-        <w:tblW w:w="0" w:type="auto"/>
-        <w:tblLook w:val="04A0" w:firstRow="1" w:lastRow="0" w:firstColumn="1" w:lastColumn="0" w:noHBand="0" w:noVBand="1"/>
-      </w:tblPr>
-      <w:tblGrid>
-        <w:gridCol w:w="1271"/>
-        <w:gridCol w:w="992"/>
-        <w:gridCol w:w="1885"/>
-        <w:gridCol w:w="1234"/>
-        <w:gridCol w:w="2914"/>
-      </w:tblGrid>
-      <w:tr>
-        <w:trPr>
-          <w:trHeight w:val="454"/>
-        </w:trPr>
-        <w:tc>
-          <w:tcPr>
-            <w:tcW w:w="1271" w:type="dxa"/>
-            <w:vAlign w:val="center"/>
-          </w:tcPr>
-          <w:p>
-            <w:pPr>
-              <w:jc w:val="both"/>
-              <w:rPr>
-                <w:rFonts w:ascii="標楷體" w:eastAsia="標楷體" w:hAnsi="標楷體"/>
-                <w:szCs w:val="24"/>
-              </w:rPr>
-            </w:pPr>
-            <w:r>
-              <w:rPr>
-                <w:rFonts w:ascii="標楷體" w:eastAsia="標楷體" w:hAnsi="標楷體" w:hint="eastAsia"/>
-                <w:szCs w:val="24"/>
-              </w:rPr>
-              <w:t>編號</w:t>
-            </w:r>
-          </w:p>
-        </w:tc>
-        <w:tc>
-          <w:tcPr>
-            <w:tcW w:w="2877" w:type="dxa"/>
-            <w:gridSpan w:val="2"/>
-            <w:vAlign w:val="center"/>
-          </w:tcPr>
-          <w:p>
-            <w:pPr>
-              <w:jc w:val="both"/>
-              <w:rPr>
-                <w:rFonts w:ascii="標楷體" w:eastAsia="標楷體" w:hAnsi="標楷體"/>
-                <w:szCs w:val="24"/>
-              </w:rPr>
-            </w:pPr>
-            <w:r>
-              <w:rPr>
-                <w:rFonts w:ascii="標楷體" w:eastAsia="標楷體" w:hAnsi="標楷體" w:hint="eastAsia"/>
-                <w:szCs w:val="24"/>
-              </w:rPr>
-              <w:t>6</w:t>
-            </w:r>
-            <w:r>
-              <w:rPr>
-                <w:rFonts w:ascii="標楷體" w:eastAsia="標楷體" w:hAnsi="標楷體"/>
-                <w:szCs w:val="24"/>
-              </w:rPr>
-              <w:t>.2</w:t>
-            </w:r>
-          </w:p>
-        </w:tc>
-        <w:tc>
-          <w:tcPr>
-            <w:tcW w:w="1234" w:type="dxa"/>
-            <w:vAlign w:val="center"/>
-          </w:tcPr>
-          <w:p>
-            <w:pPr>
-              <w:jc w:val="both"/>
-              <w:rPr>
-                <w:rFonts w:ascii="標楷體" w:eastAsia="標楷體" w:hAnsi="標楷體"/>
-                <w:szCs w:val="24"/>
-              </w:rPr>
-            </w:pPr>
-            <w:r>
-              <w:rPr>
-                <w:rFonts w:ascii="標楷體" w:eastAsia="標楷體" w:hAnsi="標楷體" w:hint="eastAsia"/>
-                <w:szCs w:val="24"/>
-              </w:rPr>
-              <w:t>功能名稱</w:t>
-            </w:r>
-          </w:p>
-        </w:tc>
-        <w:tc>
-          <w:tcPr>
-            <w:tcW w:w="2914" w:type="dxa"/>
-            <w:vAlign w:val="center"/>
-          </w:tcPr>
-          <w:p>
-            <w:pPr>
-              <w:jc w:val="both"/>
-              <w:rPr>
-                <w:rFonts w:ascii="標楷體" w:eastAsia="標楷體" w:hAnsi="標楷體"/>
-                <w:szCs w:val="24"/>
-              </w:rPr>
-            </w:pPr>
-            <w:r>
-              <w:rPr>
-                <w:rFonts w:ascii="標楷體" w:eastAsia="標楷體" w:hAnsi="標楷體" w:cs="新細明體"/>
-                <w:szCs w:val="24"/>
-              </w:rPr>
-              <w:t>查看與管理通知</w:t>
-            </w:r>
-          </w:p>
-        </w:tc>
-      </w:tr>
-      <w:tr>
-        <w:tc>
-          <w:tcPr>
-            <w:tcW w:w="1271" w:type="dxa"/>
-            <w:vAlign w:val="center"/>
-          </w:tcPr>
-          <w:p>
-            <w:pPr>
-              <w:jc w:val="both"/>
-              <w:rPr>
-                <w:rFonts w:ascii="標楷體" w:eastAsia="標楷體" w:hAnsi="標楷體"/>
-                <w:szCs w:val="24"/>
-              </w:rPr>
-            </w:pPr>
-            <w:r>
-              <w:rPr>
-                <w:rFonts w:ascii="標楷體" w:eastAsia="標楷體" w:hAnsi="標楷體" w:hint="eastAsia"/>
-                <w:szCs w:val="24"/>
-              </w:rPr>
-              <w:t>操作說明</w:t>
-            </w:r>
-          </w:p>
-        </w:tc>
-        <w:tc>
-          <w:tcPr>
-            <w:tcW w:w="7025" w:type="dxa"/>
-            <w:gridSpan w:val="4"/>
-            <w:vAlign w:val="center"/>
-          </w:tcPr>
-          <w:p>
-            <w:pPr>
-              <w:jc w:val="both"/>
-              <w:rPr>
-                <w:rFonts w:ascii="標楷體" w:eastAsia="標楷體" w:hAnsi="標楷體"/>
-                <w:szCs w:val="24"/>
-              </w:rPr>
-            </w:pPr>
-            <w:r>
-              <w:rPr>
-                <w:rFonts w:ascii="標楷體" w:eastAsia="標楷體" w:hAnsi="標楷體" w:cs="新細明體"/>
-                <w:szCs w:val="24"/>
-              </w:rPr>
               <w:t>使用者查看通知清單，系統讀取通知紀錄並支援標記已讀。</w:t>
             </w:r>
           </w:p>
@@ -17212,7 +17065,6 @@
                 <w:rFonts w:ascii="標楷體" w:eastAsia="標楷體" w:hAnsi="標楷體" w:hint="eastAsia"/>
                 <w:szCs w:val="24"/>
               </w:rPr>
-              <w:lastRenderedPageBreak/>
               <w:t>輸入值</w:t>
             </w:r>
           </w:p>
@@ -17357,7 +17209,7 @@
         <w:t>5</w:t>
       </w:r>
       <w:r>
-        <w:t>0</w:t>
+        <w:t>1</w:t>
       </w:r>
       <w:r>
         <w:t xml:space="preserve"> 說明</w:t>
@@ -17680,7 +17532,10 @@
         <w:t>表 6-2-</w:t>
       </w:r>
       <w:r>
-        <w:t>51</w:t>
+        <w:t>5</w:t>
+      </w:r>
+      <w:r>
+        <w:t>2</w:t>
       </w:r>
       <w:r>
         <w:t xml:space="preserve"> 說明</w:t>
@@ -17818,6 +17673,7 @@
                 <w:rFonts w:ascii="標楷體" w:eastAsia="標楷體" w:hAnsi="標楷體" w:hint="eastAsia"/>
                 <w:szCs w:val="24"/>
               </w:rPr>
+              <w:lastRenderedPageBreak/>
               <w:t>操作說明</w:t>
             </w:r>
           </w:p>
@@ -18006,10 +17862,7 @@
         <w:t>5</w:t>
       </w:r>
       <w:r>
-        <w:rPr>
-          <w:rFonts w:hint="eastAsia"/>
-        </w:rPr>
-        <w:t>2</w:t>
+        <w:t>3</w:t>
       </w:r>
       <w:r>
         <w:t xml:space="preserve"> 說明</w:t>
@@ -18310,7 +18163,10 @@
         <w:t>表 6-2-</w:t>
       </w:r>
       <w:r>
-        <w:t>53</w:t>
+        <w:t>5</w:t>
+      </w:r>
+      <w:r>
+        <w:t>4</w:t>
       </w:r>
       <w:r>
         <w:t xml:space="preserve"> 說明</w:t>
@@ -18471,7 +18327,23 @@
                 <w:rFonts w:ascii="標楷體" w:eastAsia="標楷體" w:hAnsi="標楷體" w:cs="新細明體"/>
                 <w:szCs w:val="24"/>
               </w:rPr>
-              <w:t>每月自動續訂完成後，系統推送續訂成功或扣款失敗通知。</w:t>
+              <w:t>每月自動續訂完成後，系統</w:t>
+            </w:r>
+            <w:proofErr w:type="gramStart"/>
+            <w:r>
+              <w:rPr>
+                <w:rFonts w:ascii="標楷體" w:eastAsia="標楷體" w:hAnsi="標楷體" w:cs="新細明體"/>
+                <w:szCs w:val="24"/>
+              </w:rPr>
+              <w:t>推送續訂</w:t>
+            </w:r>
+            <w:proofErr w:type="gramEnd"/>
+            <w:r>
+              <w:rPr>
+                <w:rFonts w:ascii="標楷體" w:eastAsia="標楷體" w:hAnsi="標楷體" w:cs="新細明體"/>
+                <w:szCs w:val="24"/>
+              </w:rPr>
+              <w:t>成功或扣款失敗通知。</w:t>
             </w:r>
           </w:p>
         </w:tc>
@@ -18611,7 +18483,10 @@
         <w:t>表 6-2-</w:t>
       </w:r>
       <w:r>
-        <w:t>54</w:t>
+        <w:t>5</w:t>
+      </w:r>
+      <w:r>
+        <w:t>5</w:t>
       </w:r>
       <w:r>
         <w:t xml:space="preserve"> 說明</w:t>
@@ -18658,7 +18533,6 @@
                 <w:rFonts w:ascii="標楷體" w:eastAsia="標楷體" w:hAnsi="標楷體" w:hint="eastAsia"/>
                 <w:szCs w:val="24"/>
               </w:rPr>
-              <w:lastRenderedPageBreak/>
               <w:t>編號</w:t>
             </w:r>
           </w:p>
@@ -18770,10 +18644,10 @@
             </w:pPr>
             <w:r>
               <w:rPr>
-                <w:rFonts w:ascii="標楷體" w:eastAsia="標楷體" w:hAnsi="標楷體" w:cs="新細明體"/>
-                <w:szCs w:val="24"/>
-              </w:rPr>
-              <w:t>每月自動續訂完成後，系統推送續訂成功或扣款失敗通知。</w:t>
+                <w:rFonts w:ascii="標楷體" w:eastAsia="標楷體" w:hAnsi="標楷體" w:cs="新細明體" w:hint="eastAsia"/>
+                <w:szCs w:val="24"/>
+              </w:rPr>
+              <w:t>管理者回覆使用者意見後，系統通知使用者有新回覆。</w:t>
             </w:r>
           </w:p>
         </w:tc>
@@ -18913,7 +18787,10 @@
         <w:t>表 6-2-</w:t>
       </w:r>
       <w:r>
-        <w:t>53</w:t>
+        <w:t>5</w:t>
+      </w:r>
+      <w:r>
+        <w:t>6</w:t>
       </w:r>
       <w:r>
         <w:t xml:space="preserve"> 說明</w:t>
